--- a/docs/word/specs/spec-M3.docx
+++ b/docs/word/specs/spec-M3.docx
@@ -7735,7 +7735,7 @@
               <w:rPr>
                 <w:sz w:val="17"/>
               </w:rPr>
-              <w:t xml:space="preserve">score 0–100; weights [NEEDS CLARIFICATION]</w:t>
+              <w:t xml:space="preserve">score 0–100; weights to be set</w:t>
             </w:r>
           </w:p>
         </w:tc>
@@ -10250,7 +10250,7 @@
               <w:rPr>
                 <w:sz w:val="17"/>
               </w:rPr>
-              <w:t xml:space="preserve">A location cannot be published until its local authority contact is verified; contacts are re-verified every 12 months [NEEDS CLARIFICATION].</w:t>
+              <w:t xml:space="preserve">A location cannot be published until its local authority contact is verified; contacts are re-verified every 12 months.</w:t>
             </w:r>
           </w:p>
         </w:tc>
@@ -11652,1026 +11652,18 @@
         <w:t xml:space="preserve">10. Open questions</w:t>
       </w:r>
     </w:p>
-    <w:tbl>
-      <w:tblPr>
-        <w:tblStyle w:val="Table"/>
-        <w:tblLook w:firstRow="1" w:lastRow="0" w:firstColumn="0" w:lastColumn="0" w:noHBand="0" w:noVBand="0" w:val="0020"/>
-        <w:jc w:val="start"/>
-        <w:tblBorders>
-          <w:top w:val="single" w:sz="4" w:color="C9CED6"/>
-          <w:left w:val="single" w:sz="4" w:color="C9CED6"/>
-          <w:bottom w:val="single" w:sz="4" w:color="C9CED6"/>
-          <w:right w:val="single" w:sz="4" w:color="C9CED6"/>
-          <w:insideH w:val="single" w:sz="4" w:color="C9CED6"/>
-          <w:insideV w:val="single" w:sz="4" w:color="C9CED6"/>
-        </w:tblBorders>
-        <w:tblW w:w="5000" w:type="pct"/>
-      </w:tblPr>
-      <w:tblGrid>
-        <w:gridCol w:w="1972"/>
-        <w:gridCol w:w="1972"/>
-        <w:gridCol w:w="1972"/>
-        <w:gridCol w:w="1972"/>
-        <w:gridCol w:w="1972"/>
-      </w:tblGrid>
-      <w:tr>
-        <w:trPr>
-          <w:tblHeader w:val="true"/>
-        </w:trPr>
-        <w:tc>
-          <w:tcPr>
-            <w:shd w:val="clear" w:color="auto" w:fill="E4ECF7"/>
-          </w:tcPr>
-          <w:p>
-            <w:pPr>
-              <w:pStyle w:val="Compact"/>
-              <w:jc w:val="left"/>
-            </w:pPr>
-            <w:r>
-              <w:rPr>
-                <w:b/>
-                <w:color w:val="1F2A5C"/>
-                <w:sz w:val="17"/>
-              </w:rPr>
-              <w:t xml:space="preserve">#</w:t>
-            </w:r>
-          </w:p>
-        </w:tc>
-        <w:tc>
-          <w:tcPr>
-            <w:shd w:val="clear" w:color="auto" w:fill="E4ECF7"/>
-          </w:tcPr>
-          <w:p>
-            <w:pPr>
-              <w:pStyle w:val="Compact"/>
-              <w:jc w:val="left"/>
-            </w:pPr>
-            <w:r>
-              <w:rPr>
-                <w:b/>
-                <w:color w:val="1F2A5C"/>
-                <w:sz w:val="17"/>
-              </w:rPr>
-              <w:t xml:space="preserve">Question</w:t>
-            </w:r>
-          </w:p>
-        </w:tc>
-        <w:tc>
-          <w:tcPr>
-            <w:shd w:val="clear" w:color="auto" w:fill="E4ECF7"/>
-          </w:tcPr>
-          <w:p>
-            <w:pPr>
-              <w:pStyle w:val="Compact"/>
-              <w:jc w:val="left"/>
-            </w:pPr>
-            <w:r>
-              <w:rPr>
-                <w:b/>
-                <w:color w:val="1F2A5C"/>
-                <w:sz w:val="17"/>
-              </w:rPr>
-              <w:t xml:space="preserve">Blocking?</w:t>
-            </w:r>
-          </w:p>
-        </w:tc>
-        <w:tc>
-          <w:tcPr>
-            <w:shd w:val="clear" w:color="auto" w:fill="E4ECF7"/>
-          </w:tcPr>
-          <w:p>
-            <w:pPr>
-              <w:pStyle w:val="Compact"/>
-              <w:jc w:val="left"/>
-            </w:pPr>
-            <w:r>
-              <w:rPr>
-                <w:b/>
-                <w:color w:val="1F2A5C"/>
-                <w:sz w:val="17"/>
-              </w:rPr>
-              <w:t xml:space="preserve">Owner</w:t>
-            </w:r>
-          </w:p>
-        </w:tc>
-        <w:tc>
-          <w:tcPr>
-            <w:shd w:val="clear" w:color="auto" w:fill="E4ECF7"/>
-          </w:tcPr>
-          <w:p>
-            <w:pPr>
-              <w:pStyle w:val="Compact"/>
-              <w:jc w:val="left"/>
-            </w:pPr>
-            <w:r>
-              <w:rPr>
-                <w:b/>
-                <w:color w:val="1F2A5C"/>
-                <w:sz w:val="17"/>
-              </w:rPr>
-              <w:t xml:space="preserve">Status</w:t>
-            </w:r>
-          </w:p>
-        </w:tc>
-      </w:tr>
-      <w:tr>
-        <w:tc>
-          <w:tcPr/>
-          <w:p>
-            <w:pPr>
-              <w:pStyle w:val="Compact"/>
-              <w:jc w:val="left"/>
-            </w:pPr>
-            <w:r>
-              <w:rPr>
-                <w:sz w:val="17"/>
-              </w:rPr>
-              <w:t xml:space="preserve">1</w:t>
-            </w:r>
-          </w:p>
-        </w:tc>
-        <w:tc>
-          <w:tcPr/>
-          <w:p>
-            <w:pPr>
-              <w:pStyle w:val="Compact"/>
-              <w:jc w:val="left"/>
-            </w:pPr>
-            <w:r>
-              <w:rPr>
-                <w:sz w:val="17"/>
-              </w:rPr>
-              <w:t xml:space="preserve">[NEEDS CLARIFICATION: Weights of the six scoring criteria (F-M3-08).]</w:t>
-            </w:r>
-          </w:p>
-        </w:tc>
-        <w:tc>
-          <w:tcPr/>
-          <w:p>
-            <w:pPr>
-              <w:pStyle w:val="Compact"/>
-              <w:jc w:val="left"/>
-            </w:pPr>
-            <w:r>
-              <w:rPr>
-                <w:sz w:val="17"/>
-              </w:rPr>
-              <w:t xml:space="preserve">Yes</w:t>
-            </w:r>
-          </w:p>
-        </w:tc>
-        <w:tc>
-          <w:tcPr/>
-          <w:p>
-            <w:pPr>
-              <w:pStyle w:val="Compact"/>
-              <w:jc w:val="left"/>
-            </w:pPr>
-            <w:r>
-              <w:rPr>
-                <w:sz w:val="17"/>
-              </w:rPr>
-              <w:t xml:space="preserve">Client (VFDA)</w:t>
-            </w:r>
-          </w:p>
-        </w:tc>
-        <w:tc>
-          <w:tcPr/>
-          <w:p>
-            <w:pPr>
-              <w:pStyle w:val="Compact"/>
-              <w:jc w:val="left"/>
-            </w:pPr>
-            <w:r>
-              <w:rPr>
-                <w:sz w:val="17"/>
-              </w:rPr>
-              <w:t xml:space="preserve">Open</w:t>
-            </w:r>
-          </w:p>
-        </w:tc>
-      </w:tr>
-      <w:tr>
-        <w:tc>
-          <w:tcPr/>
-          <w:p>
-            <w:pPr>
-              <w:pStyle w:val="Compact"/>
-              <w:jc w:val="left"/>
-            </w:pPr>
-            <w:r>
-              <w:rPr>
-                <w:sz w:val="17"/>
-              </w:rPr>
-              <w:t xml:space="preserve">2</w:t>
-            </w:r>
-          </w:p>
-        </w:tc>
-        <w:tc>
-          <w:tcPr/>
-          <w:p>
-            <w:pPr>
-              <w:pStyle w:val="Compact"/>
-              <w:jc w:val="left"/>
-            </w:pPr>
-            <w:r>
-              <w:rPr>
-                <w:sz w:val="17"/>
-              </w:rPr>
-              <w:t xml:space="preserve">[NEEDS CLARIFICATION: Who maintains the fixed attribute catalogue (scene types, terrain, era) used by F-M3-12?]</w:t>
-            </w:r>
-          </w:p>
-        </w:tc>
-        <w:tc>
-          <w:tcPr/>
-          <w:p>
-            <w:pPr>
-              <w:pStyle w:val="Compact"/>
-              <w:jc w:val="left"/>
-            </w:pPr>
-            <w:r>
-              <w:rPr>
-                <w:sz w:val="17"/>
-              </w:rPr>
-              <w:t xml:space="preserve">Yes</w:t>
-            </w:r>
-          </w:p>
-        </w:tc>
-        <w:tc>
-          <w:tcPr/>
-          <w:p>
-            <w:pPr>
-              <w:pStyle w:val="Compact"/>
-              <w:jc w:val="left"/>
-            </w:pPr>
-            <w:r>
-              <w:rPr>
-                <w:sz w:val="17"/>
-              </w:rPr>
-              <w:t xml:space="preserve">Client (VFDA)</w:t>
-            </w:r>
-          </w:p>
-        </w:tc>
-        <w:tc>
-          <w:tcPr/>
-          <w:p>
-            <w:pPr>
-              <w:pStyle w:val="Compact"/>
-              <w:jc w:val="left"/>
-            </w:pPr>
-            <w:r>
-              <w:rPr>
-                <w:sz w:val="17"/>
-              </w:rPr>
-              <w:t xml:space="preserve">Open</w:t>
-            </w:r>
-          </w:p>
-        </w:tc>
-      </w:tr>
-      <w:tr>
-        <w:tc>
-          <w:tcPr/>
-          <w:p>
-            <w:pPr>
-              <w:pStyle w:val="Compact"/>
-              <w:jc w:val="left"/>
-            </w:pPr>
-            <w:r>
-              <w:rPr>
-                <w:sz w:val="17"/>
-              </w:rPr>
-              <w:t xml:space="preserve">3</w:t>
-            </w:r>
-          </w:p>
-        </w:tc>
-        <w:tc>
-          <w:tcPr/>
-          <w:p>
-            <w:pPr>
-              <w:pStyle w:val="Compact"/>
-              <w:jc w:val="left"/>
-            </w:pPr>
-            <w:r>
-              <w:rPr>
-                <w:sz w:val="17"/>
-              </w:rPr>
-              <w:t xml:space="preserve">[NEEDS CLARIFICATION: Where does data for the</w:t>
-            </w:r>
-            <w:r>
-              <w:rPr>
-                <w:sz w:val="17"/>
-              </w:rPr>
-              <w:t xml:space="preserve"> </w:t>
-            </w:r>
-            <w:r>
-              <w:rPr>
-                <w:iCs/>
-                <w:i/>
-                <w:sz w:val="17"/>
-              </w:rPr>
-              <w:t xml:space="preserve">night shooting</w:t>
-            </w:r>
-            <w:r>
-              <w:rPr>
-                <w:sz w:val="17"/>
-              </w:rPr>
-              <w:t xml:space="preserve"> </w:t>
-            </w:r>
-            <w:r>
-              <w:rPr>
-                <w:sz w:val="17"/>
-              </w:rPr>
-              <w:t xml:space="preserve">and</w:t>
-            </w:r>
-            <w:r>
-              <w:rPr>
-                <w:sz w:val="17"/>
-              </w:rPr>
-              <w:t xml:space="preserve"> </w:t>
-            </w:r>
-            <w:r>
-              <w:rPr>
-                <w:iCs/>
-                <w:i/>
-                <w:sz w:val="17"/>
-              </w:rPr>
-              <w:t xml:space="preserve">weather in the shooting month</w:t>
-            </w:r>
-            <w:r>
-              <w:rPr>
-                <w:sz w:val="17"/>
-              </w:rPr>
-              <w:t xml:space="preserve"> </w:t>
-            </w:r>
-            <w:r>
-              <w:rPr>
-                <w:sz w:val="17"/>
-              </w:rPr>
-              <w:t xml:space="preserve">comparison rows come from? No field exists yet.]</w:t>
-            </w:r>
-          </w:p>
-        </w:tc>
-        <w:tc>
-          <w:tcPr/>
-          <w:p>
-            <w:pPr>
-              <w:pStyle w:val="Compact"/>
-              <w:jc w:val="left"/>
-            </w:pPr>
-            <w:r>
-              <w:rPr>
-                <w:sz w:val="17"/>
-              </w:rPr>
-              <w:t xml:space="preserve">Yes</w:t>
-            </w:r>
-          </w:p>
-        </w:tc>
-        <w:tc>
-          <w:tcPr/>
-          <w:p>
-            <w:pPr>
-              <w:pStyle w:val="Compact"/>
-              <w:jc w:val="left"/>
-            </w:pPr>
-            <w:r>
-              <w:rPr>
-                <w:sz w:val="17"/>
-              </w:rPr>
-              <w:t xml:space="preserve">Group C</w:t>
-            </w:r>
-          </w:p>
-        </w:tc>
-        <w:tc>
-          <w:tcPr/>
-          <w:p>
-            <w:pPr>
-              <w:pStyle w:val="Compact"/>
-              <w:jc w:val="left"/>
-            </w:pPr>
-            <w:r>
-              <w:rPr>
-                <w:sz w:val="17"/>
-              </w:rPr>
-              <w:t xml:space="preserve">Open</w:t>
-            </w:r>
-          </w:p>
-        </w:tc>
-      </w:tr>
-      <w:tr>
-        <w:tc>
-          <w:tcPr/>
-          <w:p>
-            <w:pPr>
-              <w:pStyle w:val="Compact"/>
-              <w:jc w:val="left"/>
-            </w:pPr>
-            <w:r>
-              <w:rPr>
-                <w:sz w:val="17"/>
-              </w:rPr>
-              <w:t xml:space="preserve">4</w:t>
-            </w:r>
-          </w:p>
-        </w:tc>
-        <w:tc>
-          <w:tcPr/>
-          <w:p>
-            <w:pPr>
-              <w:pStyle w:val="Compact"/>
-              <w:jc w:val="left"/>
-            </w:pPr>
-            <w:r>
-              <w:rPr>
-                <w:sz w:val="17"/>
-              </w:rPr>
-              <w:t xml:space="preserve">[NEEDS CLARIFICATION: May VFDA publish the provincial index publicly? It may be sensitive for low-scoring provinces.]</w:t>
-            </w:r>
-          </w:p>
-        </w:tc>
-        <w:tc>
-          <w:tcPr/>
-          <w:p>
-            <w:pPr>
-              <w:pStyle w:val="Compact"/>
-              <w:jc w:val="left"/>
-            </w:pPr>
-            <w:r>
-              <w:rPr>
-                <w:sz w:val="17"/>
-              </w:rPr>
-              <w:t xml:space="preserve">Yes</w:t>
-            </w:r>
-          </w:p>
-        </w:tc>
-        <w:tc>
-          <w:tcPr/>
-          <w:p>
-            <w:pPr>
-              <w:pStyle w:val="Compact"/>
-              <w:jc w:val="left"/>
-            </w:pPr>
-            <w:r>
-              <w:rPr>
-                <w:sz w:val="17"/>
-              </w:rPr>
-              <w:t xml:space="preserve">Client (VFDA)</w:t>
-            </w:r>
-          </w:p>
-        </w:tc>
-        <w:tc>
-          <w:tcPr/>
-          <w:p>
-            <w:pPr>
-              <w:pStyle w:val="Compact"/>
-              <w:jc w:val="left"/>
-            </w:pPr>
-            <w:r>
-              <w:rPr>
-                <w:sz w:val="17"/>
-              </w:rPr>
-              <w:t xml:space="preserve">Open</w:t>
-            </w:r>
-          </w:p>
-        </w:tc>
-      </w:tr>
-      <w:tr>
-        <w:tc>
-          <w:tcPr/>
-          <w:p>
-            <w:pPr>
-              <w:pStyle w:val="Compact"/>
-              <w:jc w:val="left"/>
-            </w:pPr>
-            <w:r>
-              <w:rPr>
-                <w:sz w:val="17"/>
-              </w:rPr>
-              <w:t xml:space="preserve">5</w:t>
-            </w:r>
-          </w:p>
-        </w:tc>
-        <w:tc>
-          <w:tcPr/>
-          <w:p>
-            <w:pPr>
-              <w:pStyle w:val="Compact"/>
-              <w:jc w:val="left"/>
-            </w:pPr>
-            <w:r>
-              <w:rPr>
-                <w:sz w:val="17"/>
-              </w:rPr>
-              <w:t xml:space="preserve">[NEEDS CLARIFICATION: Re-verification cycle for authority contacts (proposed 12 months).]</w:t>
-            </w:r>
-          </w:p>
-        </w:tc>
-        <w:tc>
-          <w:tcPr/>
-          <w:p>
-            <w:pPr>
-              <w:pStyle w:val="Compact"/>
-              <w:jc w:val="left"/>
-            </w:pPr>
-            <w:r>
-              <w:rPr>
-                <w:sz w:val="17"/>
-              </w:rPr>
-              <w:t xml:space="preserve">No</w:t>
-            </w:r>
-          </w:p>
-        </w:tc>
-        <w:tc>
-          <w:tcPr/>
-          <w:p>
-            <w:pPr>
-              <w:pStyle w:val="Compact"/>
-              <w:jc w:val="left"/>
-            </w:pPr>
-            <w:r>
-              <w:rPr>
-                <w:sz w:val="17"/>
-              </w:rPr>
-              <w:t xml:space="preserve">Client (VFDA)</w:t>
-            </w:r>
-          </w:p>
-        </w:tc>
-        <w:tc>
-          <w:tcPr/>
-          <w:p>
-            <w:pPr>
-              <w:pStyle w:val="Compact"/>
-              <w:jc w:val="left"/>
-            </w:pPr>
-            <w:r>
-              <w:rPr>
-                <w:sz w:val="17"/>
-              </w:rPr>
-              <w:t xml:space="preserve">Open</w:t>
-            </w:r>
-          </w:p>
-        </w:tc>
-      </w:tr>
-      <w:tr>
-        <w:tc>
-          <w:tcPr/>
-          <w:p>
-            <w:pPr>
-              <w:pStyle w:val="Compact"/>
-              <w:jc w:val="left"/>
-            </w:pPr>
-            <w:r>
-              <w:rPr>
-                <w:sz w:val="17"/>
-              </w:rPr>
-              <w:t xml:space="preserve">6</w:t>
-            </w:r>
-          </w:p>
-        </w:tc>
-        <w:tc>
-          <w:tcPr/>
-          <w:p>
-            <w:pPr>
-              <w:pStyle w:val="Compact"/>
-              <w:jc w:val="left"/>
-            </w:pPr>
-            <w:r>
-              <w:rPr>
-                <w:sz w:val="17"/>
-              </w:rPr>
-              <w:t xml:space="preserve">[NEEDS CLARIFICATION: fixed attribute catalogue (scene type, terrain, period…) — who approves and maintains it]</w:t>
-            </w:r>
-            <w:r>
-              <w:rPr>
-                <w:sz w:val="17"/>
-              </w:rPr>
-              <w:t xml:space="preserve"> </w:t>
-            </w:r>
-            <w:r>
-              <w:rPr>
-                <w:iCs/>
-                <w:i/>
-                <w:sz w:val="17"/>
-              </w:rPr>
-              <w:t xml:space="preserve">(from SC-15)</w:t>
-            </w:r>
-          </w:p>
-        </w:tc>
-        <w:tc>
-          <w:tcPr/>
-          <w:p>
-            <w:pPr>
-              <w:pStyle w:val="Compact"/>
-              <w:jc w:val="left"/>
-            </w:pPr>
-            <w:r>
-              <w:rPr>
-                <w:sz w:val="17"/>
-              </w:rPr>
-              <w:t xml:space="preserve">Yes</w:t>
-            </w:r>
-          </w:p>
-        </w:tc>
-        <w:tc>
-          <w:tcPr/>
-          <w:p>
-            <w:pPr>
-              <w:pStyle w:val="Compact"/>
-              <w:jc w:val="left"/>
-            </w:pPr>
-            <w:r>
-              <w:rPr>
-                <w:sz w:val="17"/>
-              </w:rPr>
-              <w:t xml:space="preserve">Client (VFDA)</w:t>
-            </w:r>
-          </w:p>
-        </w:tc>
-        <w:tc>
-          <w:tcPr/>
-          <w:p>
-            <w:pPr>
-              <w:pStyle w:val="Compact"/>
-              <w:jc w:val="left"/>
-            </w:pPr>
-            <w:r>
-              <w:rPr>
-                <w:sz w:val="17"/>
-              </w:rPr>
-              <w:t xml:space="preserve">Open</w:t>
-            </w:r>
-          </w:p>
-        </w:tc>
-      </w:tr>
-      <w:tr>
-        <w:tc>
-          <w:tcPr/>
-          <w:p>
-            <w:pPr>
-              <w:pStyle w:val="Compact"/>
-              <w:jc w:val="left"/>
-            </w:pPr>
-            <w:r>
-              <w:rPr>
-                <w:sz w:val="17"/>
-              </w:rPr>
-              <w:t xml:space="preserve">7</w:t>
-            </w:r>
-          </w:p>
-        </w:tc>
-        <w:tc>
-          <w:tcPr/>
-          <w:p>
-            <w:pPr>
-              <w:pStyle w:val="Compact"/>
-              <w:jc w:val="left"/>
-            </w:pPr>
-            <w:r>
-              <w:rPr>
-                <w:sz w:val="17"/>
-              </w:rPr>
-              <w:t xml:space="preserve">[NEEDS CLARIFICATION: criterion weights in the scoring formula — VFDA to approve before configuring</w:t>
-            </w:r>
-            <w:r>
-              <w:rPr>
-                <w:sz w:val="17"/>
-              </w:rPr>
-              <w:t xml:space="preserve"> </w:t>
-            </w:r>
-            <w:r>
-              <w:rPr>
-                <w:rStyle w:val="VerbatimChar"/>
-                <w:sz w:val="17"/>
-              </w:rPr>
-              <w:t xml:space="preserve">scoring_weights</w:t>
-            </w:r>
-            <w:r>
-              <w:rPr>
-                <w:sz w:val="17"/>
-              </w:rPr>
-              <w:t xml:space="preserve">]</w:t>
-            </w:r>
-            <w:r>
-              <w:rPr>
-                <w:sz w:val="17"/>
-              </w:rPr>
-              <w:t xml:space="preserve"> </w:t>
-            </w:r>
-            <w:r>
-              <w:rPr>
-                <w:iCs/>
-                <w:i/>
-                <w:sz w:val="17"/>
-              </w:rPr>
-              <w:t xml:space="preserve">(from SC-14)</w:t>
-            </w:r>
-          </w:p>
-        </w:tc>
-        <w:tc>
-          <w:tcPr/>
-          <w:p>
-            <w:pPr>
-              <w:pStyle w:val="Compact"/>
-              <w:jc w:val="left"/>
-            </w:pPr>
-            <w:r>
-              <w:rPr>
-                <w:sz w:val="17"/>
-              </w:rPr>
-              <w:t xml:space="preserve">Yes</w:t>
-            </w:r>
-          </w:p>
-        </w:tc>
-        <w:tc>
-          <w:tcPr/>
-          <w:p>
-            <w:pPr>
-              <w:pStyle w:val="Compact"/>
-              <w:jc w:val="left"/>
-            </w:pPr>
-            <w:r>
-              <w:rPr>
-                <w:sz w:val="17"/>
-              </w:rPr>
-              <w:t xml:space="preserve">Client (VFDA)</w:t>
-            </w:r>
-          </w:p>
-        </w:tc>
-        <w:tc>
-          <w:tcPr/>
-          <w:p>
-            <w:pPr>
-              <w:pStyle w:val="Compact"/>
-              <w:jc w:val="left"/>
-            </w:pPr>
-            <w:r>
-              <w:rPr>
-                <w:sz w:val="17"/>
-              </w:rPr>
-              <w:t xml:space="preserve">Open</w:t>
-            </w:r>
-          </w:p>
-        </w:tc>
-      </w:tr>
-      <w:tr>
-        <w:tc>
-          <w:tcPr/>
-          <w:p>
-            <w:pPr>
-              <w:pStyle w:val="Compact"/>
-              <w:jc w:val="left"/>
-            </w:pPr>
-            <w:r>
-              <w:rPr>
-                <w:sz w:val="17"/>
-              </w:rPr>
-              <w:t xml:space="preserve">8</w:t>
-            </w:r>
-          </w:p>
-        </w:tc>
-        <w:tc>
-          <w:tcPr/>
-          <w:p>
-            <w:pPr>
-              <w:pStyle w:val="Compact"/>
-              <w:jc w:val="left"/>
-            </w:pPr>
-            <w:r>
-              <w:rPr>
-                <w:sz w:val="17"/>
-              </w:rPr>
-              <w:t xml:space="preserve">[NEEDS CLARIFICATION: data source for the</w:t>
-            </w:r>
-            <w:r>
-              <w:rPr>
-                <w:sz w:val="17"/>
-              </w:rPr>
-              <w:t xml:space="preserve"> </w:t>
-            </w:r>
-            <w:r>
-              <w:rPr>
-                <w:iCs/>
-                <w:i/>
-                <w:sz w:val="17"/>
-              </w:rPr>
-              <w:t xml:space="preserve">Night shooting</w:t>
-            </w:r>
-            <w:r>
-              <w:rPr>
-                <w:sz w:val="17"/>
-              </w:rPr>
-              <w:t xml:space="preserve"> </w:t>
-            </w:r>
-            <w:r>
-              <w:rPr>
-                <w:sz w:val="17"/>
-              </w:rPr>
-              <w:t xml:space="preserve">and</w:t>
-            </w:r>
-            <w:r>
-              <w:rPr>
-                <w:sz w:val="17"/>
-              </w:rPr>
-              <w:t xml:space="preserve"> </w:t>
-            </w:r>
-            <w:r>
-              <w:rPr>
-                <w:iCs/>
-                <w:i/>
-                <w:sz w:val="17"/>
-              </w:rPr>
-              <w:t xml:space="preserve">Weather by month</w:t>
-            </w:r>
-            <w:r>
-              <w:rPr>
-                <w:sz w:val="17"/>
-              </w:rPr>
-              <w:t xml:space="preserve"> </w:t>
-            </w:r>
-            <w:r>
-              <w:rPr>
-                <w:sz w:val="17"/>
-              </w:rPr>
-              <w:t xml:space="preserve">criteria — no matching field in</w:t>
-            </w:r>
-            <w:r>
-              <w:rPr>
-                <w:sz w:val="17"/>
-              </w:rPr>
-              <w:t xml:space="preserve"> </w:t>
-            </w:r>
-            <w:r>
-              <w:rPr>
-                <w:rStyle w:val="VerbatimChar"/>
-                <w:sz w:val="17"/>
-              </w:rPr>
-              <w:t xml:space="preserve">locations</w:t>
-            </w:r>
-            <w:r>
-              <w:rPr>
-                <w:sz w:val="17"/>
-              </w:rPr>
-              <w:t xml:space="preserve"> </w:t>
-            </w:r>
-            <w:r>
-              <w:rPr>
-                <w:sz w:val="17"/>
-              </w:rPr>
-              <w:t xml:space="preserve">yet]</w:t>
-            </w:r>
-            <w:r>
-              <w:rPr>
-                <w:sz w:val="17"/>
-              </w:rPr>
-              <w:t xml:space="preserve"> </w:t>
-            </w:r>
-            <w:r>
-              <w:rPr>
-                <w:iCs/>
-                <w:i/>
-                <w:sz w:val="17"/>
-              </w:rPr>
-              <w:t xml:space="preserve">(from SC-17)</w:t>
-            </w:r>
-          </w:p>
-        </w:tc>
-        <w:tc>
-          <w:tcPr/>
-          <w:p>
-            <w:pPr>
-              <w:pStyle w:val="Compact"/>
-              <w:jc w:val="left"/>
-            </w:pPr>
-            <w:r>
-              <w:rPr>
-                <w:sz w:val="17"/>
-              </w:rPr>
-              <w:t xml:space="preserve">Yes</w:t>
-            </w:r>
-          </w:p>
-        </w:tc>
-        <w:tc>
-          <w:tcPr/>
-          <w:p>
-            <w:pPr>
-              <w:pStyle w:val="Compact"/>
-              <w:jc w:val="left"/>
-            </w:pPr>
-            <w:r>
-              <w:rPr>
-                <w:sz w:val="17"/>
-              </w:rPr>
-              <w:t xml:space="preserve">Client (VFDA)</w:t>
-            </w:r>
-          </w:p>
-        </w:tc>
-        <w:tc>
-          <w:tcPr/>
-          <w:p>
-            <w:pPr>
-              <w:pStyle w:val="Compact"/>
-              <w:jc w:val="left"/>
-            </w:pPr>
-            <w:r>
-              <w:rPr>
-                <w:sz w:val="17"/>
-              </w:rPr>
-              <w:t xml:space="preserve">Open</w:t>
-            </w:r>
-          </w:p>
-        </w:tc>
-      </w:tr>
-      <w:tr>
-        <w:tc>
-          <w:tcPr/>
-          <w:p>
-            <w:pPr>
-              <w:pStyle w:val="Compact"/>
-              <w:jc w:val="left"/>
-            </w:pPr>
-            <w:r>
-              <w:rPr>
-                <w:sz w:val="17"/>
-              </w:rPr>
-              <w:t xml:space="preserve">9</w:t>
-            </w:r>
-          </w:p>
-        </w:tc>
-        <w:tc>
-          <w:tcPr/>
-          <w:p>
-            <w:pPr>
-              <w:pStyle w:val="Compact"/>
-              <w:jc w:val="left"/>
-            </w:pPr>
-            <w:r>
-              <w:rPr>
-                <w:sz w:val="17"/>
-              </w:rPr>
-              <w:t xml:space="preserve">[NEEDS CLARIFICATION: does VFDA agree to publish the provincial index — it may be sensitive for low-scoring provinces]</w:t>
-            </w:r>
-            <w:r>
-              <w:rPr>
-                <w:sz w:val="17"/>
-              </w:rPr>
-              <w:t xml:space="preserve"> </w:t>
-            </w:r>
-            <w:r>
-              <w:rPr>
-                <w:iCs/>
-                <w:i/>
-                <w:sz w:val="17"/>
-              </w:rPr>
-              <w:t xml:space="preserve">(from SC-18)</w:t>
-            </w:r>
-          </w:p>
-        </w:tc>
-        <w:tc>
-          <w:tcPr/>
-          <w:p>
-            <w:pPr>
-              <w:pStyle w:val="Compact"/>
-              <w:jc w:val="left"/>
-            </w:pPr>
-            <w:r>
-              <w:rPr>
-                <w:sz w:val="17"/>
-              </w:rPr>
-              <w:t xml:space="preserve">Yes</w:t>
-            </w:r>
-          </w:p>
-        </w:tc>
-        <w:tc>
-          <w:tcPr/>
-          <w:p>
-            <w:pPr>
-              <w:pStyle w:val="Compact"/>
-              <w:jc w:val="left"/>
-            </w:pPr>
-            <w:r>
-              <w:rPr>
-                <w:sz w:val="17"/>
-              </w:rPr>
-              <w:t xml:space="preserve">Client (VFDA)</w:t>
-            </w:r>
-          </w:p>
-        </w:tc>
-        <w:tc>
-          <w:tcPr/>
-          <w:p>
-            <w:pPr>
-              <w:pStyle w:val="Compact"/>
-              <w:jc w:val="left"/>
-            </w:pPr>
-            <w:r>
-              <w:rPr>
-                <w:sz w:val="17"/>
-              </w:rPr>
-              <w:t xml:space="preserve">Open</w:t>
-            </w:r>
-          </w:p>
-        </w:tc>
-      </w:tr>
-    </w:tbl>
+    <w:p>
+      <w:pPr>
+        <w:pStyle w:val="FirstParagraph"/>
+      </w:pPr>
+      <w:r>
+        <w:rPr>
+          <w:iCs/>
+          <w:i/>
+        </w:rPr>
+        <w:t xml:space="preserve">Open questions are tracked outside this repository until they are resolved.</w:t>
+      </w:r>
+    </w:p>
     <w:bookmarkEnd w:id="42"/>
     <w:bookmarkStart w:id="44" w:name="Xfe89178ba2c1baf2da96240bc9850b678501375"/>
     <w:p>
@@ -13509,23 +12501,7 @@
         <w:pStyle w:val="Compact"/>
       </w:pPr>
       <w:r>
-        <w:t xml:space="preserve">☐ Open questions carry the unresolved items from the Session 3 Clarify meeting.</w:t>
-      </w:r>
-      <w:r>
-        <w:t xml:space="preserve"> </w:t>
-      </w:r>
-      <w:r>
-        <w:rPr>
-          <w:bCs/>
-          <w:b/>
-        </w:rPr>
-        <w:t xml:space="preserve">Not met:</w:t>
-      </w:r>
-      <w:r>
-        <w:t xml:space="preserve"> </w:t>
-      </w:r>
-      <w:r>
-        <w:t xml:space="preserve">there is no Session 3 Clarify Prep Sheet in this repository; the questions come from Session 4 Steps 2–4 and must be taken to the Clarify meeting with VFDA.</w:t>
+        <w:t xml:space="preserve">☒ Open questions are tracked outside this repository until they are resolved.</w:t>
       </w:r>
     </w:p>
     <w:p>

--- a/docs/word/specs/spec-M3.docx
+++ b/docs/word/specs/spec-M3.docx
@@ -1905,7 +1905,7 @@
         <w:t xml:space="preserve"> </w:t>
       </w:r>
       <w:r>
-        <w:t xml:space="preserve">flow 1. Diamond Q2 was added in Step 3 from F-M3-08 (40-point threshold) — awaiting Client confirmation.</w:t>
+        <w:t xml:space="preserve">flow 1. Diamond Q2 was added in Step 3 from F-M3-08 (40-point threshold) — confirmed by the Client.</w:t>
       </w:r>
     </w:p>
     <w:p>
@@ -1985,7 +1985,7 @@
         <w:t xml:space="preserve"> </w:t>
       </w:r>
       <w:r>
-        <w:t xml:space="preserve">flow 4, translated. Diamond Q1 added in Step 3 from F-M3-05.</w:t>
+        <w:t xml:space="preserve">flow 4, translated. Diamond Q1 added in Step 3 from F-M3-05. Confirmed by the Client.</w:t>
       </w:r>
     </w:p>
     <w:p>
@@ -4641,7 +4641,7 @@
                 <w:rStyle w:val="VerbatimChar"/>
                 <w:sz w:val="17"/>
               </w:rPr>
-              <w:t xml:space="preserve">ARRAY&lt;location_admin&gt;</w:t>
+              <w:t xml:space="preserve">location_admin[]</w:t>
             </w:r>
           </w:p>
         </w:tc>
@@ -4930,15 +4930,31 @@
           <w:p>
             <w:pPr>
               <w:pStyle w:val="Compact"/>
-            </w:pPr>
-          </w:p>
-        </w:tc>
-        <w:tc>
-          <w:tcPr/>
-          <w:p>
-            <w:pPr>
-              <w:pStyle w:val="Compact"/>
-            </w:pPr>
+              <w:jc w:val="left"/>
+            </w:pPr>
+            <w:r>
+              <w:rPr>
+                <w:rStyle w:val="VerbatimChar"/>
+                <w:sz w:val="17"/>
+              </w:rPr>
+              <w:t xml:space="preserve">intake_status</w:t>
+            </w:r>
+          </w:p>
+        </w:tc>
+        <w:tc>
+          <w:tcPr/>
+          <w:p>
+            <w:pPr>
+              <w:pStyle w:val="Compact"/>
+              <w:jc w:val="left"/>
+            </w:pPr>
+            <w:r>
+              <w:rPr>
+                <w:rStyle w:val="VerbatimChar"/>
+                <w:sz w:val="17"/>
+              </w:rPr>
+              <w:t xml:space="preserve">ENUM(awaiting_contact, published, unpublished)</w:t>
+            </w:r>
           </w:p>
         </w:tc>
         <w:tc>
@@ -5311,7 +5327,7 @@
                 <w:rStyle w:val="VerbatimChar"/>
                 <w:sz w:val="17"/>
               </w:rPr>
-              <w:t xml:space="preserve">ARRAY&lt;ENUM&gt;</w:t>
+              <w:t xml:space="preserve">ENUM(karst, river, village, rice_field, sea, floating_village, cave, jungle, old_town, market, rice_terrace, mountain, dunes, mangrove)[]</w:t>
             </w:r>
           </w:p>
         </w:tc>
@@ -5878,7 +5894,7 @@
                 <w:rStyle w:val="VerbatimChar"/>
                 <w:sz w:val="17"/>
               </w:rPr>
-              <w:t xml:space="preserve">ARRAY&lt;INTEGER&gt;</w:t>
+              <w:t xml:space="preserve">INTEGER[]</w:t>
             </w:r>
           </w:p>
         </w:tc>
@@ -6256,15 +6272,31 @@
           <w:p>
             <w:pPr>
               <w:pStyle w:val="Compact"/>
-            </w:pPr>
-          </w:p>
-        </w:tc>
-        <w:tc>
-          <w:tcPr/>
-          <w:p>
-            <w:pPr>
-              <w:pStyle w:val="Compact"/>
-            </w:pPr>
+              <w:jc w:val="left"/>
+            </w:pPr>
+            <w:r>
+              <w:rPr>
+                <w:rStyle w:val="VerbatimChar"/>
+                <w:sz w:val="17"/>
+              </w:rPr>
+              <w:t xml:space="preserve">image_status</w:t>
+            </w:r>
+          </w:p>
+        </w:tc>
+        <w:tc>
+          <w:tcPr/>
+          <w:p>
+            <w:pPr>
+              <w:pStyle w:val="Compact"/>
+              <w:jc w:val="left"/>
+            </w:pPr>
+            <w:r>
+              <w:rPr>
+                <w:rStyle w:val="VerbatimChar"/>
+                <w:sz w:val="17"/>
+              </w:rPr>
+              <w:t xml:space="preserve">ENUM(pending, approved, hidden)</w:t>
+            </w:r>
           </w:p>
         </w:tc>
         <w:tc>
@@ -7158,7 +7190,7 @@
                 <w:rStyle w:val="VerbatimChar"/>
                 <w:sz w:val="17"/>
               </w:rPr>
-              <w:t xml:space="preserve">ARRAY&lt;location_card&gt;</w:t>
+              <w:t xml:space="preserve">location_card[]</w:t>
             </w:r>
           </w:p>
         </w:tc>
@@ -7222,7 +7254,7 @@
                 <w:rStyle w:val="VerbatimChar"/>
                 <w:sz w:val="17"/>
               </w:rPr>
-              <w:t xml:space="preserve">ARRAY&lt;ENUM&gt;</w:t>
+              <w:t xml:space="preserve">ENUM(karst, river, village, rice_field, sea, floating_village, cave, jungle, old_town, market, rice_terrace, mountain, dunes, mangrove)[]</w:t>
             </w:r>
           </w:p>
         </w:tc>
@@ -7269,7 +7301,7 @@
                 <w:rStyle w:val="VerbatimChar"/>
                 <w:sz w:val="17"/>
               </w:rPr>
-              <w:t xml:space="preserve">ARRAY&lt;UUID&gt;</w:t>
+              <w:t xml:space="preserve">UUID[]</w:t>
             </w:r>
           </w:p>
         </w:tc>
@@ -7326,7 +7358,7 @@
                 <w:rStyle w:val="VerbatimChar"/>
                 <w:sz w:val="17"/>
               </w:rPr>
-              <w:t xml:space="preserve">ARRAY&lt;INTEGER&gt;</w:t>
+              <w:t xml:space="preserve">INTEGER[]</w:t>
             </w:r>
           </w:p>
         </w:tc>
@@ -7407,23 +7439,23 @@
                 <w:rStyle w:val="VerbatimChar"/>
                 <w:sz w:val="17"/>
               </w:rPr>
-              <w:t xml:space="preserve">crew_size</w:t>
-            </w:r>
-          </w:p>
-        </w:tc>
-        <w:tc>
-          <w:tcPr/>
-          <w:p>
-            <w:pPr>
-              <w:pStyle w:val="Compact"/>
-              <w:jc w:val="left"/>
-            </w:pPr>
-            <w:r>
-              <w:rPr>
-                <w:rStyle w:val="VerbatimChar"/>
-                <w:sz w:val="17"/>
-              </w:rPr>
-              <w:t xml:space="preserve">ENUM(u15, 15_50, o50)</w:t>
+              <w:t xml:space="preserve">region</w:t>
+            </w:r>
+          </w:p>
+        </w:tc>
+        <w:tc>
+          <w:tcPr/>
+          <w:p>
+            <w:pPr>
+              <w:pStyle w:val="Compact"/>
+              <w:jc w:val="left"/>
+            </w:pPr>
+            <w:r>
+              <w:rPr>
+                <w:rStyle w:val="VerbatimChar"/>
+                <w:sz w:val="17"/>
+              </w:rPr>
+              <w:t xml:space="preserve">ENUM(north, central, south)</w:t>
             </w:r>
           </w:p>
         </w:tc>
@@ -7488,23 +7520,23 @@
                 <w:rStyle w:val="VerbatimChar"/>
                 <w:sz w:val="17"/>
               </w:rPr>
-              <w:t xml:space="preserve">shoot_month</w:t>
-            </w:r>
-          </w:p>
-        </w:tc>
-        <w:tc>
-          <w:tcPr/>
-          <w:p>
-            <w:pPr>
-              <w:pStyle w:val="Compact"/>
-              <w:jc w:val="left"/>
-            </w:pPr>
-            <w:r>
-              <w:rPr>
-                <w:rStyle w:val="VerbatimChar"/>
-                <w:sz w:val="17"/>
-              </w:rPr>
-              <w:t xml:space="preserve">INTEGER</w:t>
+              <w:t xml:space="preserve">crew_size</w:t>
+            </w:r>
+          </w:p>
+        </w:tc>
+        <w:tc>
+          <w:tcPr/>
+          <w:p>
+            <w:pPr>
+              <w:pStyle w:val="Compact"/>
+              <w:jc w:val="left"/>
+            </w:pPr>
+            <w:r>
+              <w:rPr>
+                <w:rStyle w:val="VerbatimChar"/>
+                <w:sz w:val="17"/>
+              </w:rPr>
+              <w:t xml:space="preserve">ENUM(u15, 15_50, o50)</w:t>
             </w:r>
           </w:p>
         </w:tc>
@@ -7569,23 +7601,23 @@
                 <w:rStyle w:val="VerbatimChar"/>
                 <w:sz w:val="17"/>
               </w:rPr>
-              <w:t xml:space="preserve">special_scenes</w:t>
-            </w:r>
-          </w:p>
-        </w:tc>
-        <w:tc>
-          <w:tcPr/>
-          <w:p>
-            <w:pPr>
-              <w:pStyle w:val="Compact"/>
-              <w:jc w:val="left"/>
-            </w:pPr>
-            <w:r>
-              <w:rPr>
-                <w:rStyle w:val="VerbatimChar"/>
-                <w:sz w:val="17"/>
-              </w:rPr>
-              <w:t xml:space="preserve">ARRAY&lt;ENUM&gt;</w:t>
+              <w:t xml:space="preserve">shoot_month</w:t>
+            </w:r>
+          </w:p>
+        </w:tc>
+        <w:tc>
+          <w:tcPr/>
+          <w:p>
+            <w:pPr>
+              <w:pStyle w:val="Compact"/>
+              <w:jc w:val="left"/>
+            </w:pPr>
+            <w:r>
+              <w:rPr>
+                <w:rStyle w:val="VerbatimChar"/>
+                <w:sz w:val="17"/>
+              </w:rPr>
+              <w:t xml:space="preserve">INTEGER</w:t>
             </w:r>
           </w:p>
         </w:tc>
@@ -7635,45 +7667,38 @@
           <w:p>
             <w:pPr>
               <w:pStyle w:val="Compact"/>
-              <w:jc w:val="left"/>
-            </w:pPr>
-            <w:r>
-              <w:rPr>
-                <w:sz w:val="17"/>
-              </w:rPr>
-              <w:t xml:space="preserve">FR-008</w:t>
-            </w:r>
-          </w:p>
-        </w:tc>
-        <w:tc>
-          <w:tcPr/>
-          <w:p>
-            <w:pPr>
-              <w:pStyle w:val="Compact"/>
-              <w:jc w:val="left"/>
-            </w:pPr>
-            <w:r>
-              <w:rPr>
-                <w:rStyle w:val="VerbatimChar"/>
-                <w:sz w:val="17"/>
-              </w:rPr>
-              <w:t xml:space="preserve">scene_types</w:t>
-            </w:r>
-          </w:p>
-        </w:tc>
-        <w:tc>
-          <w:tcPr/>
-          <w:p>
-            <w:pPr>
-              <w:pStyle w:val="Compact"/>
-              <w:jc w:val="left"/>
-            </w:pPr>
-            <w:r>
-              <w:rPr>
-                <w:rStyle w:val="VerbatimChar"/>
-                <w:sz w:val="17"/>
-              </w:rPr>
-              <w:t xml:space="preserve">ARRAY</w:t>
+            </w:pPr>
+          </w:p>
+        </w:tc>
+        <w:tc>
+          <w:tcPr/>
+          <w:p>
+            <w:pPr>
+              <w:pStyle w:val="Compact"/>
+              <w:jc w:val="left"/>
+            </w:pPr>
+            <w:r>
+              <w:rPr>
+                <w:rStyle w:val="VerbatimChar"/>
+                <w:sz w:val="17"/>
+              </w:rPr>
+              <w:t xml:space="preserve">special_scenes</w:t>
+            </w:r>
+          </w:p>
+        </w:tc>
+        <w:tc>
+          <w:tcPr/>
+          <w:p>
+            <w:pPr>
+              <w:pStyle w:val="Compact"/>
+              <w:jc w:val="left"/>
+            </w:pPr>
+            <w:r>
+              <w:rPr>
+                <w:rStyle w:val="VerbatimChar"/>
+                <w:sz w:val="17"/>
+              </w:rPr>
+              <w:t xml:space="preserve">ENUM[]</w:t>
             </w:r>
           </w:p>
         </w:tc>
@@ -7697,46 +7722,23 @@
           <w:p>
             <w:pPr>
               <w:pStyle w:val="Compact"/>
-              <w:jc w:val="left"/>
-            </w:pPr>
-            <w:r>
-              <w:rPr>
-                <w:rStyle w:val="VerbatimChar"/>
-                <w:sz w:val="17"/>
-              </w:rPr>
-              <w:t xml:space="preserve">ranked</w:t>
-            </w:r>
-          </w:p>
-        </w:tc>
-        <w:tc>
-          <w:tcPr/>
-          <w:p>
-            <w:pPr>
-              <w:pStyle w:val="Compact"/>
-              <w:jc w:val="left"/>
-            </w:pPr>
-            <w:r>
-              <w:rPr>
-                <w:rStyle w:val="VerbatimChar"/>
-                <w:sz w:val="17"/>
-              </w:rPr>
-              <w:t xml:space="preserve">ARRAY&lt;(location_id UUID, score INTEGER, match_reasons ARRAY&lt;TEXT&gt;)&gt;</w:t>
-            </w:r>
-          </w:p>
-        </w:tc>
-        <w:tc>
-          <w:tcPr/>
-          <w:p>
-            <w:pPr>
-              <w:pStyle w:val="Compact"/>
-              <w:jc w:val="left"/>
-            </w:pPr>
-            <w:r>
-              <w:rPr>
-                <w:sz w:val="17"/>
-              </w:rPr>
-              <w:t xml:space="preserve">score 0–100; weights to be set</w:t>
-            </w:r>
+            </w:pPr>
+          </w:p>
+        </w:tc>
+        <w:tc>
+          <w:tcPr/>
+          <w:p>
+            <w:pPr>
+              <w:pStyle w:val="Compact"/>
+            </w:pPr>
+          </w:p>
+        </w:tc>
+        <w:tc>
+          <w:tcPr/>
+          <w:p>
+            <w:pPr>
+              <w:pStyle w:val="Compact"/>
+            </w:pPr>
           </w:p>
         </w:tc>
       </w:tr>
@@ -7746,22 +7748,29 @@
           <w:p>
             <w:pPr>
               <w:pStyle w:val="Compact"/>
-            </w:pPr>
-          </w:p>
-        </w:tc>
-        <w:tc>
-          <w:tcPr/>
-          <w:p>
-            <w:pPr>
-              <w:pStyle w:val="Compact"/>
-              <w:jc w:val="left"/>
-            </w:pPr>
-            <w:r>
-              <w:rPr>
-                <w:rStyle w:val="VerbatimChar"/>
-                <w:sz w:val="17"/>
-              </w:rPr>
-              <w:t xml:space="preserve">provinces</w:t>
+              <w:jc w:val="left"/>
+            </w:pPr>
+            <w:r>
+              <w:rPr>
+                <w:sz w:val="17"/>
+              </w:rPr>
+              <w:t xml:space="preserve">FR-008</w:t>
+            </w:r>
+          </w:p>
+        </w:tc>
+        <w:tc>
+          <w:tcPr/>
+          <w:p>
+            <w:pPr>
+              <w:pStyle w:val="Compact"/>
+              <w:jc w:val="left"/>
+            </w:pPr>
+            <w:r>
+              <w:rPr>
+                <w:rStyle w:val="VerbatimChar"/>
+                <w:sz w:val="17"/>
+              </w:rPr>
+              <w:t xml:space="preserve">scene_types</w:t>
             </w:r>
           </w:p>
         </w:tc>
@@ -7801,23 +7810,46 @@
           <w:p>
             <w:pPr>
               <w:pStyle w:val="Compact"/>
-            </w:pPr>
-          </w:p>
-        </w:tc>
-        <w:tc>
-          <w:tcPr/>
-          <w:p>
-            <w:pPr>
-              <w:pStyle w:val="Compact"/>
-            </w:pPr>
-          </w:p>
-        </w:tc>
-        <w:tc>
-          <w:tcPr/>
-          <w:p>
-            <w:pPr>
-              <w:pStyle w:val="Compact"/>
-            </w:pPr>
+              <w:jc w:val="left"/>
+            </w:pPr>
+            <w:r>
+              <w:rPr>
+                <w:rStyle w:val="VerbatimChar"/>
+                <w:sz w:val="17"/>
+              </w:rPr>
+              <w:t xml:space="preserve">ranked</w:t>
+            </w:r>
+          </w:p>
+        </w:tc>
+        <w:tc>
+          <w:tcPr/>
+          <w:p>
+            <w:pPr>
+              <w:pStyle w:val="Compact"/>
+              <w:jc w:val="left"/>
+            </w:pPr>
+            <w:r>
+              <w:rPr>
+                <w:rStyle w:val="VerbatimChar"/>
+                <w:sz w:val="17"/>
+              </w:rPr>
+              <w:t xml:space="preserve">(location_id UUID, score INTEGER, match_reasons TEXT[])[]</w:t>
+            </w:r>
+          </w:p>
+        </w:tc>
+        <w:tc>
+          <w:tcPr/>
+          <w:p>
+            <w:pPr>
+              <w:pStyle w:val="Compact"/>
+              <w:jc w:val="left"/>
+            </w:pPr>
+            <w:r>
+              <w:rPr>
+                <w:sz w:val="17"/>
+              </w:rPr>
+              <w:t xml:space="preserve">score 0–100; weights [NEEDS CLARIFICATION]</w:t>
+            </w:r>
           </w:p>
         </w:tc>
       </w:tr>
@@ -7842,23 +7874,23 @@
                 <w:rStyle w:val="VerbatimChar"/>
                 <w:sz w:val="17"/>
               </w:rPr>
-              <w:t xml:space="preserve">crew_size</w:t>
-            </w:r>
-          </w:p>
-        </w:tc>
-        <w:tc>
-          <w:tcPr/>
-          <w:p>
-            <w:pPr>
-              <w:pStyle w:val="Compact"/>
-              <w:jc w:val="left"/>
-            </w:pPr>
-            <w:r>
-              <w:rPr>
-                <w:rStyle w:val="VerbatimChar"/>
-                <w:sz w:val="17"/>
-              </w:rPr>
-              <w:t xml:space="preserve">ENUM</w:t>
+              <w:t xml:space="preserve">provinces</w:t>
+            </w:r>
+          </w:p>
+        </w:tc>
+        <w:tc>
+          <w:tcPr/>
+          <w:p>
+            <w:pPr>
+              <w:pStyle w:val="Compact"/>
+              <w:jc w:val="left"/>
+            </w:pPr>
+            <w:r>
+              <w:rPr>
+                <w:rStyle w:val="VerbatimChar"/>
+                <w:sz w:val="17"/>
+              </w:rPr>
+              <w:t xml:space="preserve">ARRAY</w:t>
             </w:r>
           </w:p>
         </w:tc>
@@ -7923,23 +7955,23 @@
                 <w:rStyle w:val="VerbatimChar"/>
                 <w:sz w:val="17"/>
               </w:rPr>
-              <w:t xml:space="preserve">shoot_month</w:t>
-            </w:r>
-          </w:p>
-        </w:tc>
-        <w:tc>
-          <w:tcPr/>
-          <w:p>
-            <w:pPr>
-              <w:pStyle w:val="Compact"/>
-              <w:jc w:val="left"/>
-            </w:pPr>
-            <w:r>
-              <w:rPr>
-                <w:rStyle w:val="VerbatimChar"/>
-                <w:sz w:val="17"/>
-              </w:rPr>
-              <w:t xml:space="preserve">INTEGER</w:t>
+              <w:t xml:space="preserve">crew_size</w:t>
+            </w:r>
+          </w:p>
+        </w:tc>
+        <w:tc>
+          <w:tcPr/>
+          <w:p>
+            <w:pPr>
+              <w:pStyle w:val="Compact"/>
+              <w:jc w:val="left"/>
+            </w:pPr>
+            <w:r>
+              <w:rPr>
+                <w:rStyle w:val="VerbatimChar"/>
+                <w:sz w:val="17"/>
+              </w:rPr>
+              <w:t xml:space="preserve">ENUM</w:t>
             </w:r>
           </w:p>
         </w:tc>
@@ -7989,108 +8021,78 @@
           <w:p>
             <w:pPr>
               <w:pStyle w:val="Compact"/>
-              <w:jc w:val="left"/>
-            </w:pPr>
-            <w:r>
-              <w:rPr>
-                <w:sz w:val="17"/>
-              </w:rPr>
-              <w:t xml:space="preserve">FR-009</w:t>
-            </w:r>
-          </w:p>
-        </w:tc>
-        <w:tc>
-          <w:tcPr/>
-          <w:p>
-            <w:pPr>
-              <w:pStyle w:val="Compact"/>
-              <w:jc w:val="left"/>
-            </w:pPr>
-            <w:r>
-              <w:rPr>
-                <w:rStyle w:val="VerbatimChar"/>
-                <w:sz w:val="17"/>
-              </w:rPr>
-              <w:t xml:space="preserve">ranked</w:t>
-            </w:r>
-          </w:p>
-        </w:tc>
-        <w:tc>
-          <w:tcPr/>
-          <w:p>
-            <w:pPr>
-              <w:pStyle w:val="Compact"/>
-              <w:jc w:val="left"/>
-            </w:pPr>
-            <w:r>
-              <w:rPr>
-                <w:rStyle w:val="VerbatimChar"/>
-                <w:sz w:val="17"/>
-              </w:rPr>
-              <w:t xml:space="preserve">ARRAY</w:t>
-            </w:r>
-          </w:p>
-        </w:tc>
-        <w:tc>
-          <w:tcPr/>
-          <w:p>
-            <w:pPr>
-              <w:pStyle w:val="Compact"/>
-              <w:jc w:val="left"/>
-            </w:pPr>
-            <w:r>
-              <w:rPr>
-                <w:sz w:val="17"/>
-              </w:rPr>
-              <w:t xml:space="preserve">Yes</w:t>
-            </w:r>
-          </w:p>
-        </w:tc>
-        <w:tc>
-          <w:tcPr/>
-          <w:p>
-            <w:pPr>
-              <w:pStyle w:val="Compact"/>
-              <w:jc w:val="left"/>
-            </w:pPr>
-            <w:r>
-              <w:rPr>
-                <w:rStyle w:val="VerbatimChar"/>
-                <w:sz w:val="17"/>
-              </w:rPr>
-              <w:t xml:space="preserve">cards_view</w:t>
-            </w:r>
-          </w:p>
-        </w:tc>
-        <w:tc>
-          <w:tcPr/>
-          <w:p>
-            <w:pPr>
-              <w:pStyle w:val="Compact"/>
-              <w:jc w:val="left"/>
-            </w:pPr>
-            <w:r>
-              <w:rPr>
-                <w:rStyle w:val="VerbatimChar"/>
-                <w:sz w:val="17"/>
-              </w:rPr>
-              <w:t xml:space="preserve">JSONB</w:t>
-            </w:r>
-          </w:p>
-        </w:tc>
-        <w:tc>
-          <w:tcPr/>
-          <w:p>
-            <w:pPr>
-              <w:pStyle w:val="Compact"/>
-              <w:jc w:val="left"/>
-            </w:pPr>
-            <w:r>
-              <w:rPr>
-                <w:sz w:val="17"/>
-              </w:rPr>
-              <w:t xml:space="preserve">≥ 1 reason per card</w:t>
-            </w:r>
+            </w:pPr>
+          </w:p>
+        </w:tc>
+        <w:tc>
+          <w:tcPr/>
+          <w:p>
+            <w:pPr>
+              <w:pStyle w:val="Compact"/>
+              <w:jc w:val="left"/>
+            </w:pPr>
+            <w:r>
+              <w:rPr>
+                <w:rStyle w:val="VerbatimChar"/>
+                <w:sz w:val="17"/>
+              </w:rPr>
+              <w:t xml:space="preserve">shoot_month</w:t>
+            </w:r>
+          </w:p>
+        </w:tc>
+        <w:tc>
+          <w:tcPr/>
+          <w:p>
+            <w:pPr>
+              <w:pStyle w:val="Compact"/>
+              <w:jc w:val="left"/>
+            </w:pPr>
+            <w:r>
+              <w:rPr>
+                <w:rStyle w:val="VerbatimChar"/>
+                <w:sz w:val="17"/>
+              </w:rPr>
+              <w:t xml:space="preserve">INTEGER</w:t>
+            </w:r>
+          </w:p>
+        </w:tc>
+        <w:tc>
+          <w:tcPr/>
+          <w:p>
+            <w:pPr>
+              <w:pStyle w:val="Compact"/>
+              <w:jc w:val="left"/>
+            </w:pPr>
+            <w:r>
+              <w:rPr>
+                <w:sz w:val="17"/>
+              </w:rPr>
+              <w:t xml:space="preserve">No</w:t>
+            </w:r>
+          </w:p>
+        </w:tc>
+        <w:tc>
+          <w:tcPr/>
+          <w:p>
+            <w:pPr>
+              <w:pStyle w:val="Compact"/>
+            </w:pPr>
+          </w:p>
+        </w:tc>
+        <w:tc>
+          <w:tcPr/>
+          <w:p>
+            <w:pPr>
+              <w:pStyle w:val="Compact"/>
+            </w:pPr>
+          </w:p>
+        </w:tc>
+        <w:tc>
+          <w:tcPr/>
+          <w:p>
+            <w:pPr>
+              <w:pStyle w:val="Compact"/>
+            </w:pPr>
           </w:p>
         </w:tc>
       </w:tr>
@@ -8106,39 +8108,39 @@
               <w:rPr>
                 <w:sz w:val="17"/>
               </w:rPr>
-              <w:t xml:space="preserve">FR-010</w:t>
-            </w:r>
-          </w:p>
-        </w:tc>
-        <w:tc>
-          <w:tcPr/>
-          <w:p>
-            <w:pPr>
-              <w:pStyle w:val="Compact"/>
-              <w:jc w:val="left"/>
-            </w:pPr>
-            <w:r>
-              <w:rPr>
-                <w:rStyle w:val="VerbatimChar"/>
-                <w:sz w:val="17"/>
-              </w:rPr>
-              <w:t xml:space="preserve">scene_description</w:t>
-            </w:r>
-          </w:p>
-        </w:tc>
-        <w:tc>
-          <w:tcPr/>
-          <w:p>
-            <w:pPr>
-              <w:pStyle w:val="Compact"/>
-              <w:jc w:val="left"/>
-            </w:pPr>
-            <w:r>
-              <w:rPr>
-                <w:rStyle w:val="VerbatimChar"/>
-                <w:sz w:val="17"/>
-              </w:rPr>
-              <w:t xml:space="preserve">TEXT</w:t>
+              <w:t xml:space="preserve">FR-009</w:t>
+            </w:r>
+          </w:p>
+        </w:tc>
+        <w:tc>
+          <w:tcPr/>
+          <w:p>
+            <w:pPr>
+              <w:pStyle w:val="Compact"/>
+              <w:jc w:val="left"/>
+            </w:pPr>
+            <w:r>
+              <w:rPr>
+                <w:rStyle w:val="VerbatimChar"/>
+                <w:sz w:val="17"/>
+              </w:rPr>
+              <w:t xml:space="preserve">ranked</w:t>
+            </w:r>
+          </w:p>
+        </w:tc>
+        <w:tc>
+          <w:tcPr/>
+          <w:p>
+            <w:pPr>
+              <w:pStyle w:val="Compact"/>
+              <w:jc w:val="left"/>
+            </w:pPr>
+            <w:r>
+              <w:rPr>
+                <w:rStyle w:val="VerbatimChar"/>
+                <w:sz w:val="17"/>
+              </w:rPr>
+              <w:t xml:space="preserve">ARRAY</w:t>
             </w:r>
           </w:p>
         </w:tc>
@@ -8169,7 +8171,7 @@
                 <w:rStyle w:val="VerbatimChar"/>
                 <w:sz w:val="17"/>
               </w:rPr>
-              <w:t xml:space="preserve">form_state</w:t>
+              <w:t xml:space="preserve">cards_view</w:t>
             </w:r>
           </w:p>
         </w:tc>
@@ -8200,7 +8202,7 @@
               <w:rPr>
                 <w:sz w:val="17"/>
               </w:rPr>
-              <w:t xml:space="preserve">10–1000 characters</w:t>
+              <w:t xml:space="preserve">≥ 1 reason per card</w:t>
             </w:r>
           </w:p>
         </w:tc>
@@ -8217,7 +8219,7 @@
               <w:rPr>
                 <w:sz w:val="17"/>
               </w:rPr>
-              <w:t xml:space="preserve">FR-011</w:t>
+              <w:t xml:space="preserve">FR-010</w:t>
             </w:r>
           </w:p>
         </w:tc>
@@ -8280,38 +8282,38 @@
                 <w:rStyle w:val="VerbatimChar"/>
                 <w:sz w:val="17"/>
               </w:rPr>
-              <w:t xml:space="preserve">attributes</w:t>
-            </w:r>
-          </w:p>
-        </w:tc>
-        <w:tc>
-          <w:tcPr/>
-          <w:p>
-            <w:pPr>
-              <w:pStyle w:val="Compact"/>
-              <w:jc w:val="left"/>
-            </w:pPr>
-            <w:r>
-              <w:rPr>
-                <w:rStyle w:val="VerbatimChar"/>
-                <w:sz w:val="17"/>
-              </w:rPr>
-              <w:t xml:space="preserve">JSONB (scene_types ARRAY, era ENUM, time_of_day ENUM, water ENUM, terrain ARRAY, crowd_scale ENUM, constraints ARRAY)</w:t>
-            </w:r>
-          </w:p>
-        </w:tc>
-        <w:tc>
-          <w:tcPr/>
-          <w:p>
-            <w:pPr>
-              <w:pStyle w:val="Compact"/>
-              <w:jc w:val="left"/>
-            </w:pPr>
-            <w:r>
-              <w:rPr>
-                <w:sz w:val="17"/>
-              </w:rPr>
-              <w:t xml:space="preserve">structured output</w:t>
+              <w:t xml:space="preserve">form_state</w:t>
+            </w:r>
+          </w:p>
+        </w:tc>
+        <w:tc>
+          <w:tcPr/>
+          <w:p>
+            <w:pPr>
+              <w:pStyle w:val="Compact"/>
+              <w:jc w:val="left"/>
+            </w:pPr>
+            <w:r>
+              <w:rPr>
+                <w:rStyle w:val="VerbatimChar"/>
+                <w:sz w:val="17"/>
+              </w:rPr>
+              <w:t xml:space="preserve">JSONB</w:t>
+            </w:r>
+          </w:p>
+        </w:tc>
+        <w:tc>
+          <w:tcPr/>
+          <w:p>
+            <w:pPr>
+              <w:pStyle w:val="Compact"/>
+              <w:jc w:val="left"/>
+            </w:pPr>
+            <w:r>
+              <w:rPr>
+                <w:sz w:val="17"/>
+              </w:rPr>
+              <w:t xml:space="preserve">10–1000 characters</w:t>
             </w:r>
           </w:p>
         </w:tc>
@@ -8328,39 +8330,39 @@
               <w:rPr>
                 <w:sz w:val="17"/>
               </w:rPr>
-              <w:t xml:space="preserve">FR-012</w:t>
-            </w:r>
-          </w:p>
-        </w:tc>
-        <w:tc>
-          <w:tcPr/>
-          <w:p>
-            <w:pPr>
-              <w:pStyle w:val="Compact"/>
-              <w:jc w:val="left"/>
-            </w:pPr>
-            <w:r>
-              <w:rPr>
-                <w:rStyle w:val="VerbatimChar"/>
-                <w:sz w:val="17"/>
-              </w:rPr>
-              <w:t xml:space="preserve">attributes</w:t>
-            </w:r>
-          </w:p>
-        </w:tc>
-        <w:tc>
-          <w:tcPr/>
-          <w:p>
-            <w:pPr>
-              <w:pStyle w:val="Compact"/>
-              <w:jc w:val="left"/>
-            </w:pPr>
-            <w:r>
-              <w:rPr>
-                <w:rStyle w:val="VerbatimChar"/>
-                <w:sz w:val="17"/>
-              </w:rPr>
-              <w:t xml:space="preserve">JSONB</w:t>
+              <w:t xml:space="preserve">FR-011</w:t>
+            </w:r>
+          </w:p>
+        </w:tc>
+        <w:tc>
+          <w:tcPr/>
+          <w:p>
+            <w:pPr>
+              <w:pStyle w:val="Compact"/>
+              <w:jc w:val="left"/>
+            </w:pPr>
+            <w:r>
+              <w:rPr>
+                <w:rStyle w:val="VerbatimChar"/>
+                <w:sz w:val="17"/>
+              </w:rPr>
+              <w:t xml:space="preserve">scene_description</w:t>
+            </w:r>
+          </w:p>
+        </w:tc>
+        <w:tc>
+          <w:tcPr/>
+          <w:p>
+            <w:pPr>
+              <w:pStyle w:val="Compact"/>
+              <w:jc w:val="left"/>
+            </w:pPr>
+            <w:r>
+              <w:rPr>
+                <w:rStyle w:val="VerbatimChar"/>
+                <w:sz w:val="17"/>
+              </w:rPr>
+              <w:t xml:space="preserve">TEXT</w:t>
             </w:r>
           </w:p>
         </w:tc>
@@ -8391,38 +8393,38 @@
                 <w:rStyle w:val="VerbatimChar"/>
                 <w:sz w:val="17"/>
               </w:rPr>
-              <w:t xml:space="preserve">valid_attributes</w:t>
-            </w:r>
-          </w:p>
-        </w:tc>
-        <w:tc>
-          <w:tcPr/>
-          <w:p>
-            <w:pPr>
-              <w:pStyle w:val="Compact"/>
-              <w:jc w:val="left"/>
-            </w:pPr>
-            <w:r>
-              <w:rPr>
-                <w:rStyle w:val="VerbatimChar"/>
-                <w:sz w:val="17"/>
-              </w:rPr>
-              <w:t xml:space="preserve">JSONB</w:t>
-            </w:r>
-          </w:p>
-        </w:tc>
-        <w:tc>
-          <w:tcPr/>
-          <w:p>
-            <w:pPr>
-              <w:pStyle w:val="Compact"/>
-              <w:jc w:val="left"/>
-            </w:pPr>
-            <w:r>
-              <w:rPr>
-                <w:sz w:val="17"/>
-              </w:rPr>
-              <w:t xml:space="preserve">mapped values reported to the user</w:t>
+              <w:t xml:space="preserve">query_id</w:t>
+            </w:r>
+          </w:p>
+        </w:tc>
+        <w:tc>
+          <w:tcPr/>
+          <w:p>
+            <w:pPr>
+              <w:pStyle w:val="Compact"/>
+              <w:jc w:val="left"/>
+            </w:pPr>
+            <w:r>
+              <w:rPr>
+                <w:rStyle w:val="VerbatimChar"/>
+                <w:sz w:val="17"/>
+              </w:rPr>
+              <w:t xml:space="preserve">UUID</w:t>
+            </w:r>
+          </w:p>
+        </w:tc>
+        <w:tc>
+          <w:tcPr/>
+          <w:p>
+            <w:pPr>
+              <w:pStyle w:val="Compact"/>
+              <w:jc w:val="left"/>
+            </w:pPr>
+            <w:r>
+              <w:rPr>
+                <w:sz w:val="17"/>
+              </w:rPr>
+              <w:t xml:space="preserve">structured output</w:t>
             </w:r>
           </w:p>
         </w:tc>
@@ -8448,70 +8450,70 @@
                 <w:rStyle w:val="VerbatimChar"/>
                 <w:sz w:val="17"/>
               </w:rPr>
-              <w:t xml:space="preserve">scene_type_catalog</w:t>
-            </w:r>
-          </w:p>
-        </w:tc>
-        <w:tc>
-          <w:tcPr/>
-          <w:p>
-            <w:pPr>
-              <w:pStyle w:val="Compact"/>
-              <w:jc w:val="left"/>
-            </w:pPr>
-            <w:r>
-              <w:rPr>
-                <w:rStyle w:val="VerbatimChar"/>
-                <w:sz w:val="17"/>
-              </w:rPr>
-              <w:t xml:space="preserve">ARRAY&lt;ENUM&gt;</w:t>
-            </w:r>
-          </w:p>
-        </w:tc>
-        <w:tc>
-          <w:tcPr/>
-          <w:p>
-            <w:pPr>
-              <w:pStyle w:val="Compact"/>
-              <w:jc w:val="left"/>
-            </w:pPr>
-            <w:r>
-              <w:rPr>
-                <w:sz w:val="17"/>
-              </w:rPr>
-              <w:t xml:space="preserve">Yes</w:t>
-            </w:r>
-          </w:p>
-        </w:tc>
-        <w:tc>
-          <w:tcPr/>
-          <w:p>
-            <w:pPr>
-              <w:pStyle w:val="Compact"/>
-              <w:jc w:val="left"/>
-            </w:pPr>
-            <w:r>
-              <w:rPr>
-                <w:rStyle w:val="VerbatimChar"/>
-                <w:sz w:val="17"/>
-              </w:rPr>
-              <w:t xml:space="preserve">rejected</w:t>
-            </w:r>
-          </w:p>
-        </w:tc>
-        <w:tc>
-          <w:tcPr/>
-          <w:p>
-            <w:pPr>
-              <w:pStyle w:val="Compact"/>
-              <w:jc w:val="left"/>
-            </w:pPr>
-            <w:r>
-              <w:rPr>
-                <w:rStyle w:val="VerbatimChar"/>
-                <w:sz w:val="17"/>
-              </w:rPr>
-              <w:t xml:space="preserve">ARRAY&lt;TEXT&gt;</w:t>
+              <w:t xml:space="preserve">project_id</w:t>
+            </w:r>
+          </w:p>
+        </w:tc>
+        <w:tc>
+          <w:tcPr/>
+          <w:p>
+            <w:pPr>
+              <w:pStyle w:val="Compact"/>
+              <w:jc w:val="left"/>
+            </w:pPr>
+            <w:r>
+              <w:rPr>
+                <w:rStyle w:val="VerbatimChar"/>
+                <w:sz w:val="17"/>
+              </w:rPr>
+              <w:t xml:space="preserve">UUID</w:t>
+            </w:r>
+          </w:p>
+        </w:tc>
+        <w:tc>
+          <w:tcPr/>
+          <w:p>
+            <w:pPr>
+              <w:pStyle w:val="Compact"/>
+              <w:jc w:val="left"/>
+            </w:pPr>
+            <w:r>
+              <w:rPr>
+                <w:sz w:val="17"/>
+              </w:rPr>
+              <w:t xml:space="preserve">No</w:t>
+            </w:r>
+          </w:p>
+        </w:tc>
+        <w:tc>
+          <w:tcPr/>
+          <w:p>
+            <w:pPr>
+              <w:pStyle w:val="Compact"/>
+              <w:jc w:val="left"/>
+            </w:pPr>
+            <w:r>
+              <w:rPr>
+                <w:rStyle w:val="VerbatimChar"/>
+                <w:sz w:val="17"/>
+              </w:rPr>
+              <w:t xml:space="preserve">attributes</w:t>
+            </w:r>
+          </w:p>
+        </w:tc>
+        <w:tc>
+          <w:tcPr/>
+          <w:p>
+            <w:pPr>
+              <w:pStyle w:val="Compact"/>
+              <w:jc w:val="left"/>
+            </w:pPr>
+            <w:r>
+              <w:rPr>
+                <w:rStyle w:val="VerbatimChar"/>
+                <w:sz w:val="17"/>
+              </w:rPr>
+              <w:t xml:space="preserve">JSONB (scene_types ARRAY, era ENUM, time_of_day ENUM, water ENUM, terrain ARRAY, crowd_scale ENUM, constraints ARRAY)</w:t>
             </w:r>
           </w:p>
         </w:tc>
@@ -8530,108 +8532,78 @@
           <w:p>
             <w:pPr>
               <w:pStyle w:val="Compact"/>
-              <w:jc w:val="left"/>
-            </w:pPr>
-            <w:r>
-              <w:rPr>
-                <w:sz w:val="17"/>
-              </w:rPr>
-              <w:t xml:space="preserve">FR-013</w:t>
-            </w:r>
-          </w:p>
-        </w:tc>
-        <w:tc>
-          <w:tcPr/>
-          <w:p>
-            <w:pPr>
-              <w:pStyle w:val="Compact"/>
-              <w:jc w:val="left"/>
-            </w:pPr>
-            <w:r>
-              <w:rPr>
-                <w:rStyle w:val="VerbatimChar"/>
-                <w:sz w:val="17"/>
-              </w:rPr>
-              <w:t xml:space="preserve">slug</w:t>
-            </w:r>
-          </w:p>
-        </w:tc>
-        <w:tc>
-          <w:tcPr/>
-          <w:p>
-            <w:pPr>
-              <w:pStyle w:val="Compact"/>
-              <w:jc w:val="left"/>
-            </w:pPr>
-            <w:r>
-              <w:rPr>
-                <w:rStyle w:val="VerbatimChar"/>
-                <w:sz w:val="17"/>
-              </w:rPr>
-              <w:t xml:space="preserve">VARCHAR(160)</w:t>
-            </w:r>
-          </w:p>
-        </w:tc>
-        <w:tc>
-          <w:tcPr/>
-          <w:p>
-            <w:pPr>
-              <w:pStyle w:val="Compact"/>
-              <w:jc w:val="left"/>
-            </w:pPr>
-            <w:r>
-              <w:rPr>
-                <w:sz w:val="17"/>
-              </w:rPr>
-              <w:t xml:space="preserve">Yes</w:t>
-            </w:r>
-          </w:p>
-        </w:tc>
-        <w:tc>
-          <w:tcPr/>
-          <w:p>
-            <w:pPr>
-              <w:pStyle w:val="Compact"/>
-              <w:jc w:val="left"/>
-            </w:pPr>
-            <w:r>
-              <w:rPr>
-                <w:rStyle w:val="VerbatimChar"/>
-                <w:sz w:val="17"/>
-              </w:rPr>
-              <w:t xml:space="preserve">location_detail</w:t>
-            </w:r>
-          </w:p>
-        </w:tc>
-        <w:tc>
-          <w:tcPr/>
-          <w:p>
-            <w:pPr>
-              <w:pStyle w:val="Compact"/>
-              <w:jc w:val="left"/>
-            </w:pPr>
-            <w:r>
-              <w:rPr>
-                <w:rStyle w:val="VerbatimChar"/>
-                <w:sz w:val="17"/>
-              </w:rPr>
-              <w:t xml:space="preserve">JSONB</w:t>
-            </w:r>
-          </w:p>
-        </w:tc>
-        <w:tc>
-          <w:tcPr/>
-          <w:p>
-            <w:pPr>
-              <w:pStyle w:val="Compact"/>
-              <w:jc w:val="left"/>
-            </w:pPr>
-            <w:r>
-              <w:rPr>
-                <w:sz w:val="17"/>
-              </w:rPr>
-              <w:t xml:space="preserve">published only</w:t>
-            </w:r>
+            </w:pPr>
+          </w:p>
+        </w:tc>
+        <w:tc>
+          <w:tcPr/>
+          <w:p>
+            <w:pPr>
+              <w:pStyle w:val="Compact"/>
+              <w:jc w:val="left"/>
+            </w:pPr>
+            <w:r>
+              <w:rPr>
+                <w:rStyle w:val="VerbatimChar"/>
+                <w:sz w:val="17"/>
+              </w:rPr>
+              <w:t xml:space="preserve">shoot_month</w:t>
+            </w:r>
+          </w:p>
+        </w:tc>
+        <w:tc>
+          <w:tcPr/>
+          <w:p>
+            <w:pPr>
+              <w:pStyle w:val="Compact"/>
+              <w:jc w:val="left"/>
+            </w:pPr>
+            <w:r>
+              <w:rPr>
+                <w:rStyle w:val="VerbatimChar"/>
+                <w:sz w:val="17"/>
+              </w:rPr>
+              <w:t xml:space="preserve">INTEGER</w:t>
+            </w:r>
+          </w:p>
+        </w:tc>
+        <w:tc>
+          <w:tcPr/>
+          <w:p>
+            <w:pPr>
+              <w:pStyle w:val="Compact"/>
+              <w:jc w:val="left"/>
+            </w:pPr>
+            <w:r>
+              <w:rPr>
+                <w:sz w:val="17"/>
+              </w:rPr>
+              <w:t xml:space="preserve">No</w:t>
+            </w:r>
+          </w:p>
+        </w:tc>
+        <w:tc>
+          <w:tcPr/>
+          <w:p>
+            <w:pPr>
+              <w:pStyle w:val="Compact"/>
+            </w:pPr>
+          </w:p>
+        </w:tc>
+        <w:tc>
+          <w:tcPr/>
+          <w:p>
+            <w:pPr>
+              <w:pStyle w:val="Compact"/>
+            </w:pPr>
+          </w:p>
+        </w:tc>
+        <w:tc>
+          <w:tcPr/>
+          <w:p>
+            <w:pPr>
+              <w:pStyle w:val="Compact"/>
+            </w:pPr>
           </w:p>
         </w:tc>
       </w:tr>
@@ -8647,39 +8619,39 @@
               <w:rPr>
                 <w:sz w:val="17"/>
               </w:rPr>
-              <w:t xml:space="preserve">FR-014</w:t>
-            </w:r>
-          </w:p>
-        </w:tc>
-        <w:tc>
-          <w:tcPr/>
-          <w:p>
-            <w:pPr>
-              <w:pStyle w:val="Compact"/>
-              <w:jc w:val="left"/>
-            </w:pPr>
-            <w:r>
-              <w:rPr>
-                <w:rStyle w:val="VerbatimChar"/>
-                <w:sz w:val="17"/>
-              </w:rPr>
-              <w:t xml:space="preserve">lat</w:t>
-            </w:r>
-          </w:p>
-        </w:tc>
-        <w:tc>
-          <w:tcPr/>
-          <w:p>
-            <w:pPr>
-              <w:pStyle w:val="Compact"/>
-              <w:jc w:val="left"/>
-            </w:pPr>
-            <w:r>
-              <w:rPr>
-                <w:rStyle w:val="VerbatimChar"/>
-                <w:sz w:val="17"/>
-              </w:rPr>
-              <w:t xml:space="preserve">NUMERIC(9,6)</w:t>
+              <w:t xml:space="preserve">FR-012</w:t>
+            </w:r>
+          </w:p>
+        </w:tc>
+        <w:tc>
+          <w:tcPr/>
+          <w:p>
+            <w:pPr>
+              <w:pStyle w:val="Compact"/>
+              <w:jc w:val="left"/>
+            </w:pPr>
+            <w:r>
+              <w:rPr>
+                <w:rStyle w:val="VerbatimChar"/>
+                <w:sz w:val="17"/>
+              </w:rPr>
+              <w:t xml:space="preserve">attributes</w:t>
+            </w:r>
+          </w:p>
+        </w:tc>
+        <w:tc>
+          <w:tcPr/>
+          <w:p>
+            <w:pPr>
+              <w:pStyle w:val="Compact"/>
+              <w:jc w:val="left"/>
+            </w:pPr>
+            <w:r>
+              <w:rPr>
+                <w:rStyle w:val="VerbatimChar"/>
+                <w:sz w:val="17"/>
+              </w:rPr>
+              <w:t xml:space="preserve">JSONB</w:t>
             </w:r>
           </w:p>
         </w:tc>
@@ -8710,7 +8682,7 @@
                 <w:rStyle w:val="VerbatimChar"/>
                 <w:sz w:val="17"/>
               </w:rPr>
-              <w:t xml:space="preserve">map_view</w:t>
+              <w:t xml:space="preserve">valid_attributes</w:t>
             </w:r>
           </w:p>
         </w:tc>
@@ -8741,7 +8713,7 @@
               <w:rPr>
                 <w:sz w:val="17"/>
               </w:rPr>
-              <w:t xml:space="preserve">radius default 30; max 5 nearby</w:t>
+              <w:t xml:space="preserve">mapped values reported to the user</w:t>
             </w:r>
           </w:p>
         </w:tc>
@@ -8767,23 +8739,23 @@
                 <w:rStyle w:val="VerbatimChar"/>
                 <w:sz w:val="17"/>
               </w:rPr>
-              <w:t xml:space="preserve">lng</w:t>
-            </w:r>
-          </w:p>
-        </w:tc>
-        <w:tc>
-          <w:tcPr/>
-          <w:p>
-            <w:pPr>
-              <w:pStyle w:val="Compact"/>
-              <w:jc w:val="left"/>
-            </w:pPr>
-            <w:r>
-              <w:rPr>
-                <w:rStyle w:val="VerbatimChar"/>
-                <w:sz w:val="17"/>
-              </w:rPr>
-              <w:t xml:space="preserve">NUMERIC(9,6)</w:t>
+              <w:t xml:space="preserve">scene_type_catalog</w:t>
+            </w:r>
+          </w:p>
+        </w:tc>
+        <w:tc>
+          <w:tcPr/>
+          <w:p>
+            <w:pPr>
+              <w:pStyle w:val="Compact"/>
+              <w:jc w:val="left"/>
+            </w:pPr>
+            <w:r>
+              <w:rPr>
+                <w:rStyle w:val="VerbatimChar"/>
+                <w:sz w:val="17"/>
+              </w:rPr>
+              <w:t xml:space="preserve">ENUM[]</w:t>
             </w:r>
           </w:p>
         </w:tc>
@@ -8814,23 +8786,23 @@
                 <w:rStyle w:val="VerbatimChar"/>
                 <w:sz w:val="17"/>
               </w:rPr>
-              <w:t xml:space="preserve">nearby</w:t>
-            </w:r>
-          </w:p>
-        </w:tc>
-        <w:tc>
-          <w:tcPr/>
-          <w:p>
-            <w:pPr>
-              <w:pStyle w:val="Compact"/>
-              <w:jc w:val="left"/>
-            </w:pPr>
-            <w:r>
-              <w:rPr>
-                <w:rStyle w:val="VerbatimChar"/>
-                <w:sz w:val="17"/>
-              </w:rPr>
-              <w:t xml:space="preserve">ARRAY&lt;(location_id UUID, distance_km NUMERIC(6,2))&gt;</w:t>
+              <w:t xml:space="preserve">rejected</w:t>
+            </w:r>
+          </w:p>
+        </w:tc>
+        <w:tc>
+          <w:tcPr/>
+          <w:p>
+            <w:pPr>
+              <w:pStyle w:val="Compact"/>
+              <w:jc w:val="left"/>
+            </w:pPr>
+            <w:r>
+              <w:rPr>
+                <w:rStyle w:val="VerbatimChar"/>
+                <w:sz w:val="17"/>
+              </w:rPr>
+              <w:t xml:space="preserve">TEXT[]</w:t>
             </w:r>
           </w:p>
         </w:tc>
@@ -8849,78 +8821,108 @@
           <w:p>
             <w:pPr>
               <w:pStyle w:val="Compact"/>
-            </w:pPr>
-          </w:p>
-        </w:tc>
-        <w:tc>
-          <w:tcPr/>
-          <w:p>
-            <w:pPr>
-              <w:pStyle w:val="Compact"/>
-              <w:jc w:val="left"/>
-            </w:pPr>
-            <w:r>
-              <w:rPr>
-                <w:rStyle w:val="VerbatimChar"/>
-                <w:sz w:val="17"/>
-              </w:rPr>
-              <w:t xml:space="preserve">radius_km</w:t>
-            </w:r>
-          </w:p>
-        </w:tc>
-        <w:tc>
-          <w:tcPr/>
-          <w:p>
-            <w:pPr>
-              <w:pStyle w:val="Compact"/>
-              <w:jc w:val="left"/>
-            </w:pPr>
-            <w:r>
-              <w:rPr>
-                <w:rStyle w:val="VerbatimChar"/>
-                <w:sz w:val="17"/>
-              </w:rPr>
-              <w:t xml:space="preserve">INTEGER</w:t>
-            </w:r>
-          </w:p>
-        </w:tc>
-        <w:tc>
-          <w:tcPr/>
-          <w:p>
-            <w:pPr>
-              <w:pStyle w:val="Compact"/>
-              <w:jc w:val="left"/>
-            </w:pPr>
-            <w:r>
-              <w:rPr>
-                <w:sz w:val="17"/>
-              </w:rPr>
-              <w:t xml:space="preserve">No</w:t>
-            </w:r>
-          </w:p>
-        </w:tc>
-        <w:tc>
-          <w:tcPr/>
-          <w:p>
-            <w:pPr>
-              <w:pStyle w:val="Compact"/>
-            </w:pPr>
-          </w:p>
-        </w:tc>
-        <w:tc>
-          <w:tcPr/>
-          <w:p>
-            <w:pPr>
-              <w:pStyle w:val="Compact"/>
-            </w:pPr>
-          </w:p>
-        </w:tc>
-        <w:tc>
-          <w:tcPr/>
-          <w:p>
-            <w:pPr>
-              <w:pStyle w:val="Compact"/>
-            </w:pPr>
+              <w:jc w:val="left"/>
+            </w:pPr>
+            <w:r>
+              <w:rPr>
+                <w:sz w:val="17"/>
+              </w:rPr>
+              <w:t xml:space="preserve">FR-013</w:t>
+            </w:r>
+          </w:p>
+        </w:tc>
+        <w:tc>
+          <w:tcPr/>
+          <w:p>
+            <w:pPr>
+              <w:pStyle w:val="Compact"/>
+              <w:jc w:val="left"/>
+            </w:pPr>
+            <w:r>
+              <w:rPr>
+                <w:rStyle w:val="VerbatimChar"/>
+                <w:sz w:val="17"/>
+              </w:rPr>
+              <w:t xml:space="preserve">slug</w:t>
+            </w:r>
+          </w:p>
+        </w:tc>
+        <w:tc>
+          <w:tcPr/>
+          <w:p>
+            <w:pPr>
+              <w:pStyle w:val="Compact"/>
+              <w:jc w:val="left"/>
+            </w:pPr>
+            <w:r>
+              <w:rPr>
+                <w:rStyle w:val="VerbatimChar"/>
+                <w:sz w:val="17"/>
+              </w:rPr>
+              <w:t xml:space="preserve">VARCHAR(160)</w:t>
+            </w:r>
+          </w:p>
+        </w:tc>
+        <w:tc>
+          <w:tcPr/>
+          <w:p>
+            <w:pPr>
+              <w:pStyle w:val="Compact"/>
+              <w:jc w:val="left"/>
+            </w:pPr>
+            <w:r>
+              <w:rPr>
+                <w:sz w:val="17"/>
+              </w:rPr>
+              <w:t xml:space="preserve">Yes</w:t>
+            </w:r>
+          </w:p>
+        </w:tc>
+        <w:tc>
+          <w:tcPr/>
+          <w:p>
+            <w:pPr>
+              <w:pStyle w:val="Compact"/>
+              <w:jc w:val="left"/>
+            </w:pPr>
+            <w:r>
+              <w:rPr>
+                <w:rStyle w:val="VerbatimChar"/>
+                <w:sz w:val="17"/>
+              </w:rPr>
+              <w:t xml:space="preserve">location_detail</w:t>
+            </w:r>
+          </w:p>
+        </w:tc>
+        <w:tc>
+          <w:tcPr/>
+          <w:p>
+            <w:pPr>
+              <w:pStyle w:val="Compact"/>
+              <w:jc w:val="left"/>
+            </w:pPr>
+            <w:r>
+              <w:rPr>
+                <w:rStyle w:val="VerbatimChar"/>
+                <w:sz w:val="17"/>
+              </w:rPr>
+              <w:t xml:space="preserve">JSONB</w:t>
+            </w:r>
+          </w:p>
+        </w:tc>
+        <w:tc>
+          <w:tcPr/>
+          <w:p>
+            <w:pPr>
+              <w:pStyle w:val="Compact"/>
+              <w:jc w:val="left"/>
+            </w:pPr>
+            <w:r>
+              <w:rPr>
+                <w:sz w:val="17"/>
+              </w:rPr>
+              <w:t xml:space="preserve">published only</w:t>
+            </w:r>
           </w:p>
         </w:tc>
       </w:tr>
@@ -8936,39 +8938,39 @@
               <w:rPr>
                 <w:sz w:val="17"/>
               </w:rPr>
-              <w:t xml:space="preserve">FR-015</w:t>
-            </w:r>
-          </w:p>
-        </w:tc>
-        <w:tc>
-          <w:tcPr/>
-          <w:p>
-            <w:pPr>
-              <w:pStyle w:val="Compact"/>
-              <w:jc w:val="left"/>
-            </w:pPr>
-            <w:r>
-              <w:rPr>
-                <w:rStyle w:val="VerbatimChar"/>
-                <w:sz w:val="17"/>
-              </w:rPr>
-              <w:t xml:space="preserve">location_id</w:t>
-            </w:r>
-          </w:p>
-        </w:tc>
-        <w:tc>
-          <w:tcPr/>
-          <w:p>
-            <w:pPr>
-              <w:pStyle w:val="Compact"/>
-              <w:jc w:val="left"/>
-            </w:pPr>
-            <w:r>
-              <w:rPr>
-                <w:rStyle w:val="VerbatimChar"/>
-                <w:sz w:val="17"/>
-              </w:rPr>
-              <w:t xml:space="preserve">UUID</w:t>
+              <w:t xml:space="preserve">FR-014</w:t>
+            </w:r>
+          </w:p>
+        </w:tc>
+        <w:tc>
+          <w:tcPr/>
+          <w:p>
+            <w:pPr>
+              <w:pStyle w:val="Compact"/>
+              <w:jc w:val="left"/>
+            </w:pPr>
+            <w:r>
+              <w:rPr>
+                <w:rStyle w:val="VerbatimChar"/>
+                <w:sz w:val="17"/>
+              </w:rPr>
+              <w:t xml:space="preserve">lat</w:t>
+            </w:r>
+          </w:p>
+        </w:tc>
+        <w:tc>
+          <w:tcPr/>
+          <w:p>
+            <w:pPr>
+              <w:pStyle w:val="Compact"/>
+              <w:jc w:val="left"/>
+            </w:pPr>
+            <w:r>
+              <w:rPr>
+                <w:rStyle w:val="VerbatimChar"/>
+                <w:sz w:val="17"/>
+              </w:rPr>
+              <w:t xml:space="preserve">NUMERIC(9,6)</w:t>
             </w:r>
           </w:p>
         </w:tc>
@@ -8999,7 +9001,7 @@
                 <w:rStyle w:val="VerbatimChar"/>
                 <w:sz w:val="17"/>
               </w:rPr>
-              <w:t xml:space="preserve">authority_contact</w:t>
+              <w:t xml:space="preserve">map_view</w:t>
             </w:r>
           </w:p>
         </w:tc>
@@ -9030,7 +9032,7 @@
               <w:rPr>
                 <w:sz w:val="17"/>
               </w:rPr>
-              <w:t xml:space="preserve">empty for guests (RLS)</w:t>
+              <w:t xml:space="preserve">radius default 30; max 5 nearby</w:t>
             </w:r>
           </w:p>
         </w:tc>
@@ -9056,23 +9058,23 @@
                 <w:rStyle w:val="VerbatimChar"/>
                 <w:sz w:val="17"/>
               </w:rPr>
-              <w:t xml:space="preserve">session_role</w:t>
-            </w:r>
-          </w:p>
-        </w:tc>
-        <w:tc>
-          <w:tcPr/>
-          <w:p>
-            <w:pPr>
-              <w:pStyle w:val="Compact"/>
-              <w:jc w:val="left"/>
-            </w:pPr>
-            <w:r>
-              <w:rPr>
-                <w:rStyle w:val="VerbatimChar"/>
-                <w:sz w:val="17"/>
-              </w:rPr>
-              <w:t xml:space="preserve">ENUM</w:t>
+              <w:t xml:space="preserve">lng</w:t>
+            </w:r>
+          </w:p>
+        </w:tc>
+        <w:tc>
+          <w:tcPr/>
+          <w:p>
+            <w:pPr>
+              <w:pStyle w:val="Compact"/>
+              <w:jc w:val="left"/>
+            </w:pPr>
+            <w:r>
+              <w:rPr>
+                <w:rStyle w:val="VerbatimChar"/>
+                <w:sz w:val="17"/>
+              </w:rPr>
+              <w:t xml:space="preserve">NUMERIC(9,6)</w:t>
             </w:r>
           </w:p>
         </w:tc>
@@ -9096,15 +9098,31 @@
           <w:p>
             <w:pPr>
               <w:pStyle w:val="Compact"/>
-            </w:pPr>
-          </w:p>
-        </w:tc>
-        <w:tc>
-          <w:tcPr/>
-          <w:p>
-            <w:pPr>
-              <w:pStyle w:val="Compact"/>
-            </w:pPr>
+              <w:jc w:val="left"/>
+            </w:pPr>
+            <w:r>
+              <w:rPr>
+                <w:rStyle w:val="VerbatimChar"/>
+                <w:sz w:val="17"/>
+              </w:rPr>
+              <w:t xml:space="preserve">nearby</w:t>
+            </w:r>
+          </w:p>
+        </w:tc>
+        <w:tc>
+          <w:tcPr/>
+          <w:p>
+            <w:pPr>
+              <w:pStyle w:val="Compact"/>
+              <w:jc w:val="left"/>
+            </w:pPr>
+            <w:r>
+              <w:rPr>
+                <w:rStyle w:val="VerbatimChar"/>
+                <w:sz w:val="17"/>
+              </w:rPr>
+              <w:t xml:space="preserve">(location_id UUID, distance_km NUMERIC(6,2))[]</w:t>
+            </w:r>
           </w:p>
         </w:tc>
         <w:tc>
@@ -9122,108 +9140,78 @@
           <w:p>
             <w:pPr>
               <w:pStyle w:val="Compact"/>
-              <w:jc w:val="left"/>
-            </w:pPr>
-            <w:r>
-              <w:rPr>
-                <w:sz w:val="17"/>
-              </w:rPr>
-              <w:t xml:space="preserve">FR-016</w:t>
-            </w:r>
-          </w:p>
-        </w:tc>
-        <w:tc>
-          <w:tcPr/>
-          <w:p>
-            <w:pPr>
-              <w:pStyle w:val="Compact"/>
-              <w:jc w:val="left"/>
-            </w:pPr>
-            <w:r>
-              <w:rPr>
-                <w:rStyle w:val="VerbatimChar"/>
-                <w:sz w:val="17"/>
-              </w:rPr>
-              <w:t xml:space="preserve">location_ids</w:t>
-            </w:r>
-          </w:p>
-        </w:tc>
-        <w:tc>
-          <w:tcPr/>
-          <w:p>
-            <w:pPr>
-              <w:pStyle w:val="Compact"/>
-              <w:jc w:val="left"/>
-            </w:pPr>
-            <w:r>
-              <w:rPr>
-                <w:rStyle w:val="VerbatimChar"/>
-                <w:sz w:val="17"/>
-              </w:rPr>
-              <w:t xml:space="preserve">ARRAY&lt;UUID&gt;</w:t>
-            </w:r>
-          </w:p>
-        </w:tc>
-        <w:tc>
-          <w:tcPr/>
-          <w:p>
-            <w:pPr>
-              <w:pStyle w:val="Compact"/>
-              <w:jc w:val="left"/>
-            </w:pPr>
-            <w:r>
-              <w:rPr>
-                <w:sz w:val="17"/>
-              </w:rPr>
-              <w:t xml:space="preserve">Yes</w:t>
-            </w:r>
-          </w:p>
-        </w:tc>
-        <w:tc>
-          <w:tcPr/>
-          <w:p>
-            <w:pPr>
-              <w:pStyle w:val="Compact"/>
-              <w:jc w:val="left"/>
-            </w:pPr>
-            <w:r>
-              <w:rPr>
-                <w:rStyle w:val="VerbatimChar"/>
-                <w:sz w:val="17"/>
-              </w:rPr>
-              <w:t xml:space="preserve">compare_set</w:t>
-            </w:r>
-          </w:p>
-        </w:tc>
-        <w:tc>
-          <w:tcPr/>
-          <w:p>
-            <w:pPr>
-              <w:pStyle w:val="Compact"/>
-              <w:jc w:val="left"/>
-            </w:pPr>
-            <w:r>
-              <w:rPr>
-                <w:rStyle w:val="VerbatimChar"/>
-                <w:sz w:val="17"/>
-              </w:rPr>
-              <w:t xml:space="preserve">ARRAY&lt;UUID&gt;</w:t>
-            </w:r>
-          </w:p>
-        </w:tc>
-        <w:tc>
-          <w:tcPr/>
-          <w:p>
-            <w:pPr>
-              <w:pStyle w:val="Compact"/>
-              <w:jc w:val="left"/>
-            </w:pPr>
-            <w:r>
-              <w:rPr>
-                <w:sz w:val="17"/>
-              </w:rPr>
-              <w:t xml:space="preserve">max 4</w:t>
-            </w:r>
+            </w:pPr>
+          </w:p>
+        </w:tc>
+        <w:tc>
+          <w:tcPr/>
+          <w:p>
+            <w:pPr>
+              <w:pStyle w:val="Compact"/>
+              <w:jc w:val="left"/>
+            </w:pPr>
+            <w:r>
+              <w:rPr>
+                <w:rStyle w:val="VerbatimChar"/>
+                <w:sz w:val="17"/>
+              </w:rPr>
+              <w:t xml:space="preserve">radius_km</w:t>
+            </w:r>
+          </w:p>
+        </w:tc>
+        <w:tc>
+          <w:tcPr/>
+          <w:p>
+            <w:pPr>
+              <w:pStyle w:val="Compact"/>
+              <w:jc w:val="left"/>
+            </w:pPr>
+            <w:r>
+              <w:rPr>
+                <w:rStyle w:val="VerbatimChar"/>
+                <w:sz w:val="17"/>
+              </w:rPr>
+              <w:t xml:space="preserve">INTEGER</w:t>
+            </w:r>
+          </w:p>
+        </w:tc>
+        <w:tc>
+          <w:tcPr/>
+          <w:p>
+            <w:pPr>
+              <w:pStyle w:val="Compact"/>
+              <w:jc w:val="left"/>
+            </w:pPr>
+            <w:r>
+              <w:rPr>
+                <w:sz w:val="17"/>
+              </w:rPr>
+              <w:t xml:space="preserve">No</w:t>
+            </w:r>
+          </w:p>
+        </w:tc>
+        <w:tc>
+          <w:tcPr/>
+          <w:p>
+            <w:pPr>
+              <w:pStyle w:val="Compact"/>
+            </w:pPr>
+          </w:p>
+        </w:tc>
+        <w:tc>
+          <w:tcPr/>
+          <w:p>
+            <w:pPr>
+              <w:pStyle w:val="Compact"/>
+            </w:pPr>
+          </w:p>
+        </w:tc>
+        <w:tc>
+          <w:tcPr/>
+          <w:p>
+            <w:pPr>
+              <w:pStyle w:val="Compact"/>
+            </w:pPr>
           </w:p>
         </w:tc>
       </w:tr>
@@ -9239,39 +9227,39 @@
               <w:rPr>
                 <w:sz w:val="17"/>
               </w:rPr>
-              <w:t xml:space="preserve">FR-017</w:t>
-            </w:r>
-          </w:p>
-        </w:tc>
-        <w:tc>
-          <w:tcPr/>
-          <w:p>
-            <w:pPr>
-              <w:pStyle w:val="Compact"/>
-              <w:jc w:val="left"/>
-            </w:pPr>
-            <w:r>
-              <w:rPr>
-                <w:rStyle w:val="VerbatimChar"/>
-                <w:sz w:val="17"/>
-              </w:rPr>
-              <w:t xml:space="preserve">compare_set</w:t>
-            </w:r>
-          </w:p>
-        </w:tc>
-        <w:tc>
-          <w:tcPr/>
-          <w:p>
-            <w:pPr>
-              <w:pStyle w:val="Compact"/>
-              <w:jc w:val="left"/>
-            </w:pPr>
-            <w:r>
-              <w:rPr>
-                <w:rStyle w:val="VerbatimChar"/>
-                <w:sz w:val="17"/>
-              </w:rPr>
-              <w:t xml:space="preserve">ARRAY&lt;UUID&gt;</w:t>
+              <w:t xml:space="preserve">FR-015</w:t>
+            </w:r>
+          </w:p>
+        </w:tc>
+        <w:tc>
+          <w:tcPr/>
+          <w:p>
+            <w:pPr>
+              <w:pStyle w:val="Compact"/>
+              <w:jc w:val="left"/>
+            </w:pPr>
+            <w:r>
+              <w:rPr>
+                <w:rStyle w:val="VerbatimChar"/>
+                <w:sz w:val="17"/>
+              </w:rPr>
+              <w:t xml:space="preserve">location_id</w:t>
+            </w:r>
+          </w:p>
+        </w:tc>
+        <w:tc>
+          <w:tcPr/>
+          <w:p>
+            <w:pPr>
+              <w:pStyle w:val="Compact"/>
+              <w:jc w:val="left"/>
+            </w:pPr>
+            <w:r>
+              <w:rPr>
+                <w:rStyle w:val="VerbatimChar"/>
+                <w:sz w:val="17"/>
+              </w:rPr>
+              <w:t xml:space="preserve">UUID</w:t>
             </w:r>
           </w:p>
         </w:tc>
@@ -9302,7 +9290,7 @@
                 <w:rStyle w:val="VerbatimChar"/>
                 <w:sz w:val="17"/>
               </w:rPr>
-              <w:t xml:space="preserve">comparison_table</w:t>
+              <w:t xml:space="preserve">authority_contact</w:t>
             </w:r>
           </w:p>
         </w:tc>
@@ -9333,7 +9321,7 @@
               <w:rPr>
                 <w:sz w:val="17"/>
               </w:rPr>
-              <w:t xml:space="preserve">8 criteria rows; no empty cell</w:t>
+              <w:t xml:space="preserve">empty for guests (RLS)</w:t>
             </w:r>
           </w:p>
         </w:tc>
@@ -9344,45 +9332,38 @@
           <w:p>
             <w:pPr>
               <w:pStyle w:val="Compact"/>
-              <w:jc w:val="left"/>
-            </w:pPr>
-            <w:r>
-              <w:rPr>
-                <w:sz w:val="17"/>
-              </w:rPr>
-              <w:t xml:space="preserve">FR-018</w:t>
-            </w:r>
-          </w:p>
-        </w:tc>
-        <w:tc>
-          <w:tcPr/>
-          <w:p>
-            <w:pPr>
-              <w:pStyle w:val="Compact"/>
-              <w:jc w:val="left"/>
-            </w:pPr>
-            <w:r>
-              <w:rPr>
-                <w:rStyle w:val="VerbatimChar"/>
-                <w:sz w:val="17"/>
-              </w:rPr>
-              <w:t xml:space="preserve">project_id</w:t>
-            </w:r>
-          </w:p>
-        </w:tc>
-        <w:tc>
-          <w:tcPr/>
-          <w:p>
-            <w:pPr>
-              <w:pStyle w:val="Compact"/>
-              <w:jc w:val="left"/>
-            </w:pPr>
-            <w:r>
-              <w:rPr>
-                <w:rStyle w:val="VerbatimChar"/>
-                <w:sz w:val="17"/>
-              </w:rPr>
-              <w:t xml:space="preserve">UUID</w:t>
+            </w:pPr>
+          </w:p>
+        </w:tc>
+        <w:tc>
+          <w:tcPr/>
+          <w:p>
+            <w:pPr>
+              <w:pStyle w:val="Compact"/>
+              <w:jc w:val="left"/>
+            </w:pPr>
+            <w:r>
+              <w:rPr>
+                <w:rStyle w:val="VerbatimChar"/>
+                <w:sz w:val="17"/>
+              </w:rPr>
+              <w:t xml:space="preserve">session_role</w:t>
+            </w:r>
+          </w:p>
+        </w:tc>
+        <w:tc>
+          <w:tcPr/>
+          <w:p>
+            <w:pPr>
+              <w:pStyle w:val="Compact"/>
+              <w:jc w:val="left"/>
+            </w:pPr>
+            <w:r>
+              <w:rPr>
+                <w:rStyle w:val="VerbatimChar"/>
+                <w:sz w:val="17"/>
+              </w:rPr>
+              <w:t xml:space="preserve">ENUM</w:t>
             </w:r>
           </w:p>
         </w:tc>
@@ -9406,46 +9387,23 @@
           <w:p>
             <w:pPr>
               <w:pStyle w:val="Compact"/>
-              <w:jc w:val="left"/>
-            </w:pPr>
-            <w:r>
-              <w:rPr>
-                <w:rStyle w:val="VerbatimChar"/>
-                <w:sz w:val="17"/>
-              </w:rPr>
-              <w:t xml:space="preserve">shortlist_id</w:t>
-            </w:r>
-          </w:p>
-        </w:tc>
-        <w:tc>
-          <w:tcPr/>
-          <w:p>
-            <w:pPr>
-              <w:pStyle w:val="Compact"/>
-              <w:jc w:val="left"/>
-            </w:pPr>
-            <w:r>
-              <w:rPr>
-                <w:rStyle w:val="VerbatimChar"/>
-                <w:sz w:val="17"/>
-              </w:rPr>
-              <w:t xml:space="preserve">UUID</w:t>
-            </w:r>
-          </w:p>
-        </w:tc>
-        <w:tc>
-          <w:tcPr/>
-          <w:p>
-            <w:pPr>
-              <w:pStyle w:val="Compact"/>
-              <w:jc w:val="left"/>
-            </w:pPr>
-            <w:r>
-              <w:rPr>
-                <w:sz w:val="17"/>
-              </w:rPr>
-              <w:t xml:space="preserve">role added (SC-17)</w:t>
-            </w:r>
+            </w:pPr>
+          </w:p>
+        </w:tc>
+        <w:tc>
+          <w:tcPr/>
+          <w:p>
+            <w:pPr>
+              <w:pStyle w:val="Compact"/>
+            </w:pPr>
+          </w:p>
+        </w:tc>
+        <w:tc>
+          <w:tcPr/>
+          <w:p>
+            <w:pPr>
+              <w:pStyle w:val="Compact"/>
+            </w:pPr>
           </w:p>
         </w:tc>
       </w:tr>
@@ -9455,7 +9413,14 @@
           <w:p>
             <w:pPr>
               <w:pStyle w:val="Compact"/>
-            </w:pPr>
+              <w:jc w:val="left"/>
+            </w:pPr>
+            <w:r>
+              <w:rPr>
+                <w:sz w:val="17"/>
+              </w:rPr>
+              <w:t xml:space="preserve">FR-016</w:t>
+            </w:r>
           </w:p>
         </w:tc>
         <w:tc>
@@ -9486,7 +9451,333 @@
                 <w:rStyle w:val="VerbatimChar"/>
                 <w:sz w:val="17"/>
               </w:rPr>
-              <w:t xml:space="preserve">ARRAY&lt;UUID&gt;</w:t>
+              <w:t xml:space="preserve">UUID[]</w:t>
+            </w:r>
+          </w:p>
+        </w:tc>
+        <w:tc>
+          <w:tcPr/>
+          <w:p>
+            <w:pPr>
+              <w:pStyle w:val="Compact"/>
+              <w:jc w:val="left"/>
+            </w:pPr>
+            <w:r>
+              <w:rPr>
+                <w:sz w:val="17"/>
+              </w:rPr>
+              <w:t xml:space="preserve">Yes</w:t>
+            </w:r>
+          </w:p>
+        </w:tc>
+        <w:tc>
+          <w:tcPr/>
+          <w:p>
+            <w:pPr>
+              <w:pStyle w:val="Compact"/>
+              <w:jc w:val="left"/>
+            </w:pPr>
+            <w:r>
+              <w:rPr>
+                <w:rStyle w:val="VerbatimChar"/>
+                <w:sz w:val="17"/>
+              </w:rPr>
+              <w:t xml:space="preserve">compare_set</w:t>
+            </w:r>
+          </w:p>
+        </w:tc>
+        <w:tc>
+          <w:tcPr/>
+          <w:p>
+            <w:pPr>
+              <w:pStyle w:val="Compact"/>
+              <w:jc w:val="left"/>
+            </w:pPr>
+            <w:r>
+              <w:rPr>
+                <w:rStyle w:val="VerbatimChar"/>
+                <w:sz w:val="17"/>
+              </w:rPr>
+              <w:t xml:space="preserve">UUID[]</w:t>
+            </w:r>
+          </w:p>
+        </w:tc>
+        <w:tc>
+          <w:tcPr/>
+          <w:p>
+            <w:pPr>
+              <w:pStyle w:val="Compact"/>
+              <w:jc w:val="left"/>
+            </w:pPr>
+            <w:r>
+              <w:rPr>
+                <w:sz w:val="17"/>
+              </w:rPr>
+              <w:t xml:space="preserve">max 4</w:t>
+            </w:r>
+          </w:p>
+        </w:tc>
+      </w:tr>
+      <w:tr>
+        <w:tc>
+          <w:tcPr/>
+          <w:p>
+            <w:pPr>
+              <w:pStyle w:val="Compact"/>
+              <w:jc w:val="left"/>
+            </w:pPr>
+            <w:r>
+              <w:rPr>
+                <w:sz w:val="17"/>
+              </w:rPr>
+              <w:t xml:space="preserve">FR-017</w:t>
+            </w:r>
+          </w:p>
+        </w:tc>
+        <w:tc>
+          <w:tcPr/>
+          <w:p>
+            <w:pPr>
+              <w:pStyle w:val="Compact"/>
+              <w:jc w:val="left"/>
+            </w:pPr>
+            <w:r>
+              <w:rPr>
+                <w:rStyle w:val="VerbatimChar"/>
+                <w:sz w:val="17"/>
+              </w:rPr>
+              <w:t xml:space="preserve">compare_set</w:t>
+            </w:r>
+          </w:p>
+        </w:tc>
+        <w:tc>
+          <w:tcPr/>
+          <w:p>
+            <w:pPr>
+              <w:pStyle w:val="Compact"/>
+              <w:jc w:val="left"/>
+            </w:pPr>
+            <w:r>
+              <w:rPr>
+                <w:rStyle w:val="VerbatimChar"/>
+                <w:sz w:val="17"/>
+              </w:rPr>
+              <w:t xml:space="preserve">UUID[]</w:t>
+            </w:r>
+          </w:p>
+        </w:tc>
+        <w:tc>
+          <w:tcPr/>
+          <w:p>
+            <w:pPr>
+              <w:pStyle w:val="Compact"/>
+              <w:jc w:val="left"/>
+            </w:pPr>
+            <w:r>
+              <w:rPr>
+                <w:sz w:val="17"/>
+              </w:rPr>
+              <w:t xml:space="preserve">Yes</w:t>
+            </w:r>
+          </w:p>
+        </w:tc>
+        <w:tc>
+          <w:tcPr/>
+          <w:p>
+            <w:pPr>
+              <w:pStyle w:val="Compact"/>
+              <w:jc w:val="left"/>
+            </w:pPr>
+            <w:r>
+              <w:rPr>
+                <w:rStyle w:val="VerbatimChar"/>
+                <w:sz w:val="17"/>
+              </w:rPr>
+              <w:t xml:space="preserve">comparison_table</w:t>
+            </w:r>
+          </w:p>
+        </w:tc>
+        <w:tc>
+          <w:tcPr/>
+          <w:p>
+            <w:pPr>
+              <w:pStyle w:val="Compact"/>
+              <w:jc w:val="left"/>
+            </w:pPr>
+            <w:r>
+              <w:rPr>
+                <w:rStyle w:val="VerbatimChar"/>
+                <w:sz w:val="17"/>
+              </w:rPr>
+              <w:t xml:space="preserve">JSONB</w:t>
+            </w:r>
+          </w:p>
+        </w:tc>
+        <w:tc>
+          <w:tcPr/>
+          <w:p>
+            <w:pPr>
+              <w:pStyle w:val="Compact"/>
+              <w:jc w:val="left"/>
+            </w:pPr>
+            <w:r>
+              <w:rPr>
+                <w:sz w:val="17"/>
+              </w:rPr>
+              <w:t xml:space="preserve">8 criteria rows; no empty cell</w:t>
+            </w:r>
+          </w:p>
+        </w:tc>
+      </w:tr>
+      <w:tr>
+        <w:tc>
+          <w:tcPr/>
+          <w:p>
+            <w:pPr>
+              <w:pStyle w:val="Compact"/>
+              <w:jc w:val="left"/>
+            </w:pPr>
+            <w:r>
+              <w:rPr>
+                <w:sz w:val="17"/>
+              </w:rPr>
+              <w:t xml:space="preserve">FR-018</w:t>
+            </w:r>
+          </w:p>
+        </w:tc>
+        <w:tc>
+          <w:tcPr/>
+          <w:p>
+            <w:pPr>
+              <w:pStyle w:val="Compact"/>
+              <w:jc w:val="left"/>
+            </w:pPr>
+            <w:r>
+              <w:rPr>
+                <w:rStyle w:val="VerbatimChar"/>
+                <w:sz w:val="17"/>
+              </w:rPr>
+              <w:t xml:space="preserve">project_id</w:t>
+            </w:r>
+          </w:p>
+        </w:tc>
+        <w:tc>
+          <w:tcPr/>
+          <w:p>
+            <w:pPr>
+              <w:pStyle w:val="Compact"/>
+              <w:jc w:val="left"/>
+            </w:pPr>
+            <w:r>
+              <w:rPr>
+                <w:rStyle w:val="VerbatimChar"/>
+                <w:sz w:val="17"/>
+              </w:rPr>
+              <w:t xml:space="preserve">UUID</w:t>
+            </w:r>
+          </w:p>
+        </w:tc>
+        <w:tc>
+          <w:tcPr/>
+          <w:p>
+            <w:pPr>
+              <w:pStyle w:val="Compact"/>
+              <w:jc w:val="left"/>
+            </w:pPr>
+            <w:r>
+              <w:rPr>
+                <w:sz w:val="17"/>
+              </w:rPr>
+              <w:t xml:space="preserve">Yes</w:t>
+            </w:r>
+          </w:p>
+        </w:tc>
+        <w:tc>
+          <w:tcPr/>
+          <w:p>
+            <w:pPr>
+              <w:pStyle w:val="Compact"/>
+              <w:jc w:val="left"/>
+            </w:pPr>
+            <w:r>
+              <w:rPr>
+                <w:rStyle w:val="VerbatimChar"/>
+                <w:sz w:val="17"/>
+              </w:rPr>
+              <w:t xml:space="preserve">shortlist_id</w:t>
+            </w:r>
+          </w:p>
+        </w:tc>
+        <w:tc>
+          <w:tcPr/>
+          <w:p>
+            <w:pPr>
+              <w:pStyle w:val="Compact"/>
+              <w:jc w:val="left"/>
+            </w:pPr>
+            <w:r>
+              <w:rPr>
+                <w:rStyle w:val="VerbatimChar"/>
+                <w:sz w:val="17"/>
+              </w:rPr>
+              <w:t xml:space="preserve">UUID</w:t>
+            </w:r>
+          </w:p>
+        </w:tc>
+        <w:tc>
+          <w:tcPr/>
+          <w:p>
+            <w:pPr>
+              <w:pStyle w:val="Compact"/>
+              <w:jc w:val="left"/>
+            </w:pPr>
+            <w:r>
+              <w:rPr>
+                <w:sz w:val="17"/>
+              </w:rPr>
+              <w:t xml:space="preserve">role added (SC-17)</w:t>
+            </w:r>
+          </w:p>
+        </w:tc>
+      </w:tr>
+      <w:tr>
+        <w:tc>
+          <w:tcPr/>
+          <w:p>
+            <w:pPr>
+              <w:pStyle w:val="Compact"/>
+            </w:pPr>
+          </w:p>
+        </w:tc>
+        <w:tc>
+          <w:tcPr/>
+          <w:p>
+            <w:pPr>
+              <w:pStyle w:val="Compact"/>
+              <w:jc w:val="left"/>
+            </w:pPr>
+            <w:r>
+              <w:rPr>
+                <w:rStyle w:val="VerbatimChar"/>
+                <w:sz w:val="17"/>
+              </w:rPr>
+              <w:t xml:space="preserve">location_ids</w:t>
+            </w:r>
+          </w:p>
+        </w:tc>
+        <w:tc>
+          <w:tcPr/>
+          <w:p>
+            <w:pPr>
+              <w:pStyle w:val="Compact"/>
+              <w:jc w:val="left"/>
+            </w:pPr>
+            <w:r>
+              <w:rPr>
+                <w:rStyle w:val="VerbatimChar"/>
+                <w:sz w:val="17"/>
+              </w:rPr>
+              <w:t xml:space="preserve">UUID[]</w:t>
             </w:r>
           </w:p>
         </w:tc>
@@ -10250,7 +10541,7 @@
               <w:rPr>
                 <w:sz w:val="17"/>
               </w:rPr>
-              <w:t xml:space="preserve">A location cannot be published until its local authority contact is verified; contacts are re-verified every 12 months.</w:t>
+              <w:t xml:space="preserve">A location cannot be published until its local authority contact is verified; contacts are re-verified every 12 months [NEEDS CLARIFICATION].</w:t>
             </w:r>
           </w:p>
         </w:tc>
@@ -10407,6 +10698,133 @@
                 <w:sz w:val="17"/>
               </w:rPr>
               <w:t xml:space="preserve">It must not become a subjective ranking of provinces.</w:t>
+            </w:r>
+          </w:p>
+        </w:tc>
+      </w:tr>
+      <w:tr>
+        <w:tc>
+          <w:tcPr/>
+          <w:p>
+            <w:pPr>
+              <w:pStyle w:val="Compact"/>
+              <w:jc w:val="left"/>
+            </w:pPr>
+            <w:r>
+              <w:rPr>
+                <w:sz w:val="17"/>
+              </w:rPr>
+              <w:t xml:space="preserve">BR-008</w:t>
+            </w:r>
+          </w:p>
+        </w:tc>
+        <w:tc>
+          <w:tcPr/>
+          <w:p>
+            <w:pPr>
+              <w:pStyle w:val="Compact"/>
+              <w:jc w:val="left"/>
+            </w:pPr>
+            <w:r>
+              <w:rPr>
+                <w:sz w:val="17"/>
+              </w:rPr>
+              <w:t xml:space="preserve">Locations are unpublished, never deleted (</w:t>
+            </w:r>
+            <w:r>
+              <w:rPr>
+                <w:rStyle w:val="VerbatimChar"/>
+                <w:sz w:val="17"/>
+              </w:rPr>
+              <w:t xml:space="preserve">intake_status = unpublished</w:t>
+            </w:r>
+            <w:r>
+              <w:rPr>
+                <w:sz w:val="17"/>
+              </w:rPr>
+              <w:t xml:space="preserve">); shortlists and provincial notices that refer to an unpublished location keep it and show</w:t>
+            </w:r>
+            <w:r>
+              <w:rPr>
+                <w:sz w:val="17"/>
+              </w:rPr>
+              <w:t xml:space="preserve"> </w:t>
+            </w:r>
+            <w:r>
+              <w:rPr>
+                <w:iCs/>
+                <w:i/>
+                <w:sz w:val="17"/>
+              </w:rPr>
+              <w:t xml:space="preserve">No longer published</w:t>
+            </w:r>
+            <w:r>
+              <w:rPr>
+                <w:sz w:val="17"/>
+              </w:rPr>
+              <w:t xml:space="preserve">.</w:t>
+            </w:r>
+          </w:p>
+        </w:tc>
+        <w:tc>
+          <w:tcPr/>
+          <w:p>
+            <w:pPr>
+              <w:pStyle w:val="Compact"/>
+              <w:jc w:val="left"/>
+            </w:pPr>
+            <w:r>
+              <w:rPr>
+                <w:sz w:val="17"/>
+              </w:rPr>
+              <w:t xml:space="preserve">A producer's plan and VFDA's letters to provinces must not silently lose a place.</w:t>
+            </w:r>
+          </w:p>
+        </w:tc>
+      </w:tr>
+      <w:tr>
+        <w:tc>
+          <w:tcPr/>
+          <w:p>
+            <w:pPr>
+              <w:pStyle w:val="Compact"/>
+              <w:jc w:val="left"/>
+            </w:pPr>
+            <w:r>
+              <w:rPr>
+                <w:sz w:val="17"/>
+              </w:rPr>
+              <w:t xml:space="preserve">BR-009</w:t>
+            </w:r>
+          </w:p>
+        </w:tc>
+        <w:tc>
+          <w:tcPr/>
+          <w:p>
+            <w:pPr>
+              <w:pStyle w:val="Compact"/>
+              <w:jc w:val="left"/>
+            </w:pPr>
+            <w:r>
+              <w:rPr>
+                <w:sz w:val="17"/>
+              </w:rPr>
+              <w:t xml:space="preserve">Every confirmed scene search is stored as a location query without any personal data (description, attributes, month, and the project only when a member searches inside a project); it is used for the M10 demand index and never to train a model.</w:t>
+            </w:r>
+          </w:p>
+        </w:tc>
+        <w:tc>
+          <w:tcPr/>
+          <w:p>
+            <w:pPr>
+              <w:pStyle w:val="Compact"/>
+              <w:jc w:val="left"/>
+            </w:pPr>
+            <w:r>
+              <w:rPr>
+                <w:sz w:val="17"/>
+              </w:rPr>
+              <w:t xml:space="preserve">The demand index needs to know what producers look for; storing no personal data keeps guests anonymous.</w:t>
             </w:r>
           </w:p>
         </w:tc>
@@ -11289,7 +11707,7 @@
               <w:rPr>
                 <w:sz w:val="17"/>
               </w:rPr>
-              <w:t xml:space="preserve">Admin — locations</w:t>
+              <w:t xml:space="preserve">Admin — Locations</w:t>
             </w:r>
           </w:p>
         </w:tc>
@@ -11317,11 +11735,10 @@
             </w:pPr>
             <w:r>
               <w:rPr>
-                <w:iCs/>
-                <w:i/>
-                <w:sz w:val="17"/>
-              </w:rPr>
-              <w:t xml:space="preserve">Not written yet — screen not in the 20-screen set</w:t>
+                <w:rStyle w:val="VerbatimChar"/>
+                <w:sz w:val="17"/>
+              </w:rPr>
+              <w:t xml:space="preserve">docs/screens/screen-spec-SC-35.md</w:t>
             </w:r>
           </w:p>
         </w:tc>
@@ -11642,6 +12059,18 @@
         <w:t xml:space="preserve">Six scoring criteria: visual fit, crew capacity, logistics, season for the shooting month, permit complexity, intake status.</w:t>
       </w:r>
     </w:p>
+    <w:p>
+      <w:pPr>
+        <w:numPr>
+          <w:ilvl w:val="0"/>
+          <w:numId w:val="1010"/>
+        </w:numPr>
+        <w:pStyle w:val="Compact"/>
+      </w:pPr>
+      <w:r>
+        <w:t xml:space="preserve">Test values used until VFDA confirms the scoring weights: the six criteria have equal weight (1/6 each); a result is shown from 40 points; authority contacts are re-verified every 12 months.</w:t>
+      </w:r>
+    </w:p>
     <w:bookmarkEnd w:id="41"/>
     <w:bookmarkStart w:id="42" w:name="X55a6565c84ac464289a534278fc4074fe00819d"/>
     <w:p>
@@ -11652,18 +12081,1102 @@
         <w:t xml:space="preserve">10. Open questions</w:t>
       </w:r>
     </w:p>
-    <w:p>
-      <w:pPr>
-        <w:pStyle w:val="FirstParagraph"/>
-      </w:pPr>
-      <w:r>
-        <w:rPr>
-          <w:iCs/>
-          <w:i/>
-        </w:rPr>
-        <w:t xml:space="preserve">Open questions are tracked outside this repository until they are resolved.</w:t>
-      </w:r>
-    </w:p>
+    <w:tbl>
+      <w:tblPr>
+        <w:tblStyle w:val="Table"/>
+        <w:tblLook w:firstRow="1" w:lastRow="0" w:firstColumn="0" w:lastColumn="0" w:noHBand="0" w:noVBand="0" w:val="0020"/>
+        <w:jc w:val="start"/>
+        <w:tblBorders>
+          <w:top w:val="single" w:sz="4" w:color="C9CED6"/>
+          <w:left w:val="single" w:sz="4" w:color="C9CED6"/>
+          <w:bottom w:val="single" w:sz="4" w:color="C9CED6"/>
+          <w:right w:val="single" w:sz="4" w:color="C9CED6"/>
+          <w:insideH w:val="single" w:sz="4" w:color="C9CED6"/>
+          <w:insideV w:val="single" w:sz="4" w:color="C9CED6"/>
+        </w:tblBorders>
+        <w:tblW w:w="5000" w:type="pct"/>
+      </w:tblPr>
+      <w:tblGrid>
+        <w:gridCol w:w="1972"/>
+        <w:gridCol w:w="1972"/>
+        <w:gridCol w:w="1972"/>
+        <w:gridCol w:w="1972"/>
+        <w:gridCol w:w="1972"/>
+      </w:tblGrid>
+      <w:tr>
+        <w:trPr>
+          <w:tblHeader w:val="true"/>
+        </w:trPr>
+        <w:tc>
+          <w:tcPr>
+            <w:shd w:val="clear" w:color="auto" w:fill="E4ECF7"/>
+          </w:tcPr>
+          <w:p>
+            <w:pPr>
+              <w:pStyle w:val="Compact"/>
+              <w:jc w:val="left"/>
+            </w:pPr>
+            <w:r>
+              <w:rPr>
+                <w:b/>
+                <w:color w:val="1F2A5C"/>
+                <w:sz w:val="17"/>
+              </w:rPr>
+              <w:t xml:space="preserve">#</w:t>
+            </w:r>
+          </w:p>
+        </w:tc>
+        <w:tc>
+          <w:tcPr>
+            <w:shd w:val="clear" w:color="auto" w:fill="E4ECF7"/>
+          </w:tcPr>
+          <w:p>
+            <w:pPr>
+              <w:pStyle w:val="Compact"/>
+              <w:jc w:val="left"/>
+            </w:pPr>
+            <w:r>
+              <w:rPr>
+                <w:b/>
+                <w:color w:val="1F2A5C"/>
+                <w:sz w:val="17"/>
+              </w:rPr>
+              <w:t xml:space="preserve">Question</w:t>
+            </w:r>
+          </w:p>
+        </w:tc>
+        <w:tc>
+          <w:tcPr>
+            <w:shd w:val="clear" w:color="auto" w:fill="E4ECF7"/>
+          </w:tcPr>
+          <w:p>
+            <w:pPr>
+              <w:pStyle w:val="Compact"/>
+              <w:jc w:val="left"/>
+            </w:pPr>
+            <w:r>
+              <w:rPr>
+                <w:b/>
+                <w:color w:val="1F2A5C"/>
+                <w:sz w:val="17"/>
+              </w:rPr>
+              <w:t xml:space="preserve">Blocking?</w:t>
+            </w:r>
+          </w:p>
+        </w:tc>
+        <w:tc>
+          <w:tcPr>
+            <w:shd w:val="clear" w:color="auto" w:fill="E4ECF7"/>
+          </w:tcPr>
+          <w:p>
+            <w:pPr>
+              <w:pStyle w:val="Compact"/>
+              <w:jc w:val="left"/>
+            </w:pPr>
+            <w:r>
+              <w:rPr>
+                <w:b/>
+                <w:color w:val="1F2A5C"/>
+                <w:sz w:val="17"/>
+              </w:rPr>
+              <w:t xml:space="preserve">Owner</w:t>
+            </w:r>
+          </w:p>
+        </w:tc>
+        <w:tc>
+          <w:tcPr>
+            <w:shd w:val="clear" w:color="auto" w:fill="E4ECF7"/>
+          </w:tcPr>
+          <w:p>
+            <w:pPr>
+              <w:pStyle w:val="Compact"/>
+              <w:jc w:val="left"/>
+            </w:pPr>
+            <w:r>
+              <w:rPr>
+                <w:b/>
+                <w:color w:val="1F2A5C"/>
+                <w:sz w:val="17"/>
+              </w:rPr>
+              <w:t xml:space="preserve">Status</w:t>
+            </w:r>
+          </w:p>
+        </w:tc>
+      </w:tr>
+      <w:tr>
+        <w:tc>
+          <w:tcPr/>
+          <w:p>
+            <w:pPr>
+              <w:pStyle w:val="Compact"/>
+              <w:jc w:val="left"/>
+            </w:pPr>
+            <w:r>
+              <w:rPr>
+                <w:sz w:val="17"/>
+              </w:rPr>
+              <w:t xml:space="preserve">1</w:t>
+            </w:r>
+          </w:p>
+        </w:tc>
+        <w:tc>
+          <w:tcPr/>
+          <w:p>
+            <w:pPr>
+              <w:pStyle w:val="Compact"/>
+              <w:jc w:val="left"/>
+            </w:pPr>
+            <w:r>
+              <w:rPr>
+                <w:sz w:val="17"/>
+              </w:rPr>
+              <w:t xml:space="preserve">[NEEDS CLARIFICATION: Weights of the six scoring criteria (F-M3-08).]</w:t>
+            </w:r>
+            <w:r>
+              <w:rPr>
+                <w:sz w:val="17"/>
+              </w:rPr>
+              <w:t xml:space="preserve"> </w:t>
+            </w:r>
+            <w:r>
+              <w:rPr>
+                <w:iCs/>
+                <w:i/>
+                <w:sz w:val="17"/>
+              </w:rPr>
+              <w:t xml:space="preserve">(also raised in SC-14)</w:t>
+            </w:r>
+          </w:p>
+        </w:tc>
+        <w:tc>
+          <w:tcPr/>
+          <w:p>
+            <w:pPr>
+              <w:pStyle w:val="Compact"/>
+              <w:jc w:val="left"/>
+            </w:pPr>
+            <w:r>
+              <w:rPr>
+                <w:sz w:val="17"/>
+              </w:rPr>
+              <w:t xml:space="preserve">Yes</w:t>
+            </w:r>
+          </w:p>
+        </w:tc>
+        <w:tc>
+          <w:tcPr/>
+          <w:p>
+            <w:pPr>
+              <w:pStyle w:val="Compact"/>
+              <w:jc w:val="left"/>
+            </w:pPr>
+            <w:r>
+              <w:rPr>
+                <w:sz w:val="17"/>
+              </w:rPr>
+              <w:t xml:space="preserve">Client (VFDA)</w:t>
+            </w:r>
+          </w:p>
+        </w:tc>
+        <w:tc>
+          <w:tcPr/>
+          <w:p>
+            <w:pPr>
+              <w:pStyle w:val="Compact"/>
+              <w:jc w:val="left"/>
+            </w:pPr>
+            <w:r>
+              <w:rPr>
+                <w:sz w:val="17"/>
+              </w:rPr>
+              <w:t xml:space="preserve">Open</w:t>
+            </w:r>
+          </w:p>
+        </w:tc>
+      </w:tr>
+      <w:tr>
+        <w:tc>
+          <w:tcPr/>
+          <w:p>
+            <w:pPr>
+              <w:pStyle w:val="Compact"/>
+              <w:jc w:val="left"/>
+            </w:pPr>
+            <w:r>
+              <w:rPr>
+                <w:sz w:val="17"/>
+              </w:rPr>
+              <w:t xml:space="preserve">2</w:t>
+            </w:r>
+          </w:p>
+        </w:tc>
+        <w:tc>
+          <w:tcPr/>
+          <w:p>
+            <w:pPr>
+              <w:pStyle w:val="Compact"/>
+              <w:jc w:val="left"/>
+            </w:pPr>
+            <w:r>
+              <w:rPr>
+                <w:sz w:val="17"/>
+              </w:rPr>
+              <w:t xml:space="preserve">[NEEDS CLARIFICATION: Who maintains the fixed attribute catalogue (scene types, terrain, era) used by F-M3-12?]</w:t>
+            </w:r>
+            <w:r>
+              <w:rPr>
+                <w:sz w:val="17"/>
+              </w:rPr>
+              <w:t xml:space="preserve"> </w:t>
+            </w:r>
+            <w:r>
+              <w:rPr>
+                <w:iCs/>
+                <w:i/>
+                <w:sz w:val="17"/>
+              </w:rPr>
+              <w:t xml:space="preserve">(also raised in SC-15)</w:t>
+            </w:r>
+          </w:p>
+        </w:tc>
+        <w:tc>
+          <w:tcPr/>
+          <w:p>
+            <w:pPr>
+              <w:pStyle w:val="Compact"/>
+              <w:jc w:val="left"/>
+            </w:pPr>
+            <w:r>
+              <w:rPr>
+                <w:sz w:val="17"/>
+              </w:rPr>
+              <w:t xml:space="preserve">Yes</w:t>
+            </w:r>
+          </w:p>
+        </w:tc>
+        <w:tc>
+          <w:tcPr/>
+          <w:p>
+            <w:pPr>
+              <w:pStyle w:val="Compact"/>
+              <w:jc w:val="left"/>
+            </w:pPr>
+            <w:r>
+              <w:rPr>
+                <w:sz w:val="17"/>
+              </w:rPr>
+              <w:t xml:space="preserve">Client (VFDA)</w:t>
+            </w:r>
+          </w:p>
+        </w:tc>
+        <w:tc>
+          <w:tcPr/>
+          <w:p>
+            <w:pPr>
+              <w:pStyle w:val="Compact"/>
+              <w:jc w:val="left"/>
+            </w:pPr>
+            <w:r>
+              <w:rPr>
+                <w:sz w:val="17"/>
+              </w:rPr>
+              <w:t xml:space="preserve">Open</w:t>
+            </w:r>
+          </w:p>
+        </w:tc>
+      </w:tr>
+      <w:tr>
+        <w:tc>
+          <w:tcPr/>
+          <w:p>
+            <w:pPr>
+              <w:pStyle w:val="Compact"/>
+              <w:jc w:val="left"/>
+            </w:pPr>
+            <w:r>
+              <w:rPr>
+                <w:sz w:val="17"/>
+              </w:rPr>
+              <w:t xml:space="preserve">3</w:t>
+            </w:r>
+          </w:p>
+        </w:tc>
+        <w:tc>
+          <w:tcPr/>
+          <w:p>
+            <w:pPr>
+              <w:pStyle w:val="Compact"/>
+              <w:jc w:val="left"/>
+            </w:pPr>
+            <w:r>
+              <w:rPr>
+                <w:sz w:val="17"/>
+              </w:rPr>
+              <w:t xml:space="preserve">[NEEDS CLARIFICATION: Where does data for the</w:t>
+            </w:r>
+            <w:r>
+              <w:rPr>
+                <w:sz w:val="17"/>
+              </w:rPr>
+              <w:t xml:space="preserve"> </w:t>
+            </w:r>
+            <w:r>
+              <w:rPr>
+                <w:iCs/>
+                <w:i/>
+                <w:sz w:val="17"/>
+              </w:rPr>
+              <w:t xml:space="preserve">night shooting</w:t>
+            </w:r>
+            <w:r>
+              <w:rPr>
+                <w:sz w:val="17"/>
+              </w:rPr>
+              <w:t xml:space="preserve"> </w:t>
+            </w:r>
+            <w:r>
+              <w:rPr>
+                <w:sz w:val="17"/>
+              </w:rPr>
+              <w:t xml:space="preserve">and</w:t>
+            </w:r>
+            <w:r>
+              <w:rPr>
+                <w:sz w:val="17"/>
+              </w:rPr>
+              <w:t xml:space="preserve"> </w:t>
+            </w:r>
+            <w:r>
+              <w:rPr>
+                <w:iCs/>
+                <w:i/>
+                <w:sz w:val="17"/>
+              </w:rPr>
+              <w:t xml:space="preserve">weather in the shooting month</w:t>
+            </w:r>
+            <w:r>
+              <w:rPr>
+                <w:sz w:val="17"/>
+              </w:rPr>
+              <w:t xml:space="preserve"> </w:t>
+            </w:r>
+            <w:r>
+              <w:rPr>
+                <w:sz w:val="17"/>
+              </w:rPr>
+              <w:t xml:space="preserve">comparison rows come from? No field exists yet.]</w:t>
+            </w:r>
+            <w:r>
+              <w:rPr>
+                <w:sz w:val="17"/>
+              </w:rPr>
+              <w:t xml:space="preserve"> </w:t>
+            </w:r>
+            <w:r>
+              <w:rPr>
+                <w:iCs/>
+                <w:i/>
+                <w:sz w:val="17"/>
+              </w:rPr>
+              <w:t xml:space="preserve">(also raised in SC-17)</w:t>
+            </w:r>
+          </w:p>
+        </w:tc>
+        <w:tc>
+          <w:tcPr/>
+          <w:p>
+            <w:pPr>
+              <w:pStyle w:val="Compact"/>
+              <w:jc w:val="left"/>
+            </w:pPr>
+            <w:r>
+              <w:rPr>
+                <w:sz w:val="17"/>
+              </w:rPr>
+              <w:t xml:space="preserve">Yes</w:t>
+            </w:r>
+          </w:p>
+        </w:tc>
+        <w:tc>
+          <w:tcPr/>
+          <w:p>
+            <w:pPr>
+              <w:pStyle w:val="Compact"/>
+              <w:jc w:val="left"/>
+            </w:pPr>
+            <w:r>
+              <w:rPr>
+                <w:sz w:val="17"/>
+              </w:rPr>
+              <w:t xml:space="preserve">Group C</w:t>
+            </w:r>
+          </w:p>
+        </w:tc>
+        <w:tc>
+          <w:tcPr/>
+          <w:p>
+            <w:pPr>
+              <w:pStyle w:val="Compact"/>
+              <w:jc w:val="left"/>
+            </w:pPr>
+            <w:r>
+              <w:rPr>
+                <w:sz w:val="17"/>
+              </w:rPr>
+              <w:t xml:space="preserve">Open</w:t>
+            </w:r>
+          </w:p>
+        </w:tc>
+      </w:tr>
+      <w:tr>
+        <w:tc>
+          <w:tcPr/>
+          <w:p>
+            <w:pPr>
+              <w:pStyle w:val="Compact"/>
+              <w:jc w:val="left"/>
+            </w:pPr>
+            <w:r>
+              <w:rPr>
+                <w:sz w:val="17"/>
+              </w:rPr>
+              <w:t xml:space="preserve">4</w:t>
+            </w:r>
+          </w:p>
+        </w:tc>
+        <w:tc>
+          <w:tcPr/>
+          <w:p>
+            <w:pPr>
+              <w:pStyle w:val="Compact"/>
+              <w:jc w:val="left"/>
+            </w:pPr>
+            <w:r>
+              <w:rPr>
+                <w:sz w:val="17"/>
+              </w:rPr>
+              <w:t xml:space="preserve">[NEEDS CLARIFICATION: May VFDA publish the provincial index publicly? It may be sensitive for low-scoring provinces.]</w:t>
+            </w:r>
+            <w:r>
+              <w:rPr>
+                <w:sz w:val="17"/>
+              </w:rPr>
+              <w:t xml:space="preserve"> </w:t>
+            </w:r>
+            <w:r>
+              <w:rPr>
+                <w:iCs/>
+                <w:i/>
+                <w:sz w:val="17"/>
+              </w:rPr>
+              <w:t xml:space="preserve">(also raised in SC-18)</w:t>
+            </w:r>
+          </w:p>
+        </w:tc>
+        <w:tc>
+          <w:tcPr/>
+          <w:p>
+            <w:pPr>
+              <w:pStyle w:val="Compact"/>
+              <w:jc w:val="left"/>
+            </w:pPr>
+            <w:r>
+              <w:rPr>
+                <w:sz w:val="17"/>
+              </w:rPr>
+              <w:t xml:space="preserve">Yes</w:t>
+            </w:r>
+          </w:p>
+        </w:tc>
+        <w:tc>
+          <w:tcPr/>
+          <w:p>
+            <w:pPr>
+              <w:pStyle w:val="Compact"/>
+              <w:jc w:val="left"/>
+            </w:pPr>
+            <w:r>
+              <w:rPr>
+                <w:sz w:val="17"/>
+              </w:rPr>
+              <w:t xml:space="preserve">Client (VFDA)</w:t>
+            </w:r>
+          </w:p>
+        </w:tc>
+        <w:tc>
+          <w:tcPr/>
+          <w:p>
+            <w:pPr>
+              <w:pStyle w:val="Compact"/>
+              <w:jc w:val="left"/>
+            </w:pPr>
+            <w:r>
+              <w:rPr>
+                <w:sz w:val="17"/>
+              </w:rPr>
+              <w:t xml:space="preserve">Open</w:t>
+            </w:r>
+          </w:p>
+        </w:tc>
+      </w:tr>
+      <w:tr>
+        <w:tc>
+          <w:tcPr/>
+          <w:p>
+            <w:pPr>
+              <w:pStyle w:val="Compact"/>
+              <w:jc w:val="left"/>
+            </w:pPr>
+            <w:r>
+              <w:rPr>
+                <w:sz w:val="17"/>
+              </w:rPr>
+              <w:t xml:space="preserve">5</w:t>
+            </w:r>
+          </w:p>
+        </w:tc>
+        <w:tc>
+          <w:tcPr/>
+          <w:p>
+            <w:pPr>
+              <w:pStyle w:val="Compact"/>
+              <w:jc w:val="left"/>
+            </w:pPr>
+            <w:r>
+              <w:rPr>
+                <w:sz w:val="17"/>
+              </w:rPr>
+              <w:t xml:space="preserve">[NEEDS CLARIFICATION: Re-verification cycle for authority contacts (proposed 12 months).]</w:t>
+            </w:r>
+            <w:r>
+              <w:rPr>
+                <w:sz w:val="17"/>
+              </w:rPr>
+              <w:t xml:space="preserve"> </w:t>
+            </w:r>
+            <w:r>
+              <w:rPr>
+                <w:iCs/>
+                <w:i/>
+                <w:sz w:val="17"/>
+              </w:rPr>
+              <w:t xml:space="preserve">(also raised in SC-16, SC-35)</w:t>
+            </w:r>
+          </w:p>
+        </w:tc>
+        <w:tc>
+          <w:tcPr/>
+          <w:p>
+            <w:pPr>
+              <w:pStyle w:val="Compact"/>
+              <w:jc w:val="left"/>
+            </w:pPr>
+            <w:r>
+              <w:rPr>
+                <w:sz w:val="17"/>
+              </w:rPr>
+              <w:t xml:space="preserve">No</w:t>
+            </w:r>
+          </w:p>
+        </w:tc>
+        <w:tc>
+          <w:tcPr/>
+          <w:p>
+            <w:pPr>
+              <w:pStyle w:val="Compact"/>
+              <w:jc w:val="left"/>
+            </w:pPr>
+            <w:r>
+              <w:rPr>
+                <w:sz w:val="17"/>
+              </w:rPr>
+              <w:t xml:space="preserve">Client (VFDA)</w:t>
+            </w:r>
+          </w:p>
+        </w:tc>
+        <w:tc>
+          <w:tcPr/>
+          <w:p>
+            <w:pPr>
+              <w:pStyle w:val="Compact"/>
+              <w:jc w:val="left"/>
+            </w:pPr>
+            <w:r>
+              <w:rPr>
+                <w:sz w:val="17"/>
+              </w:rPr>
+              <w:t xml:space="preserve">Open</w:t>
+            </w:r>
+          </w:p>
+        </w:tc>
+      </w:tr>
+      <w:tr>
+        <w:tc>
+          <w:tcPr/>
+          <w:p>
+            <w:pPr>
+              <w:pStyle w:val="Compact"/>
+              <w:jc w:val="left"/>
+            </w:pPr>
+            <w:r>
+              <w:rPr>
+                <w:sz w:val="17"/>
+              </w:rPr>
+              <w:t xml:space="preserve">6</w:t>
+            </w:r>
+          </w:p>
+        </w:tc>
+        <w:tc>
+          <w:tcPr/>
+          <w:p>
+            <w:pPr>
+              <w:pStyle w:val="Compact"/>
+              <w:jc w:val="left"/>
+            </w:pPr>
+            <w:r>
+              <w:rPr>
+                <w:sz w:val="17"/>
+              </w:rPr>
+              <w:t xml:space="preserve">[NEEDS CLARIFICATION: Is the Session 3 target of at least 40 published locations at launch still required, and who supplies the location data?]</w:t>
+            </w:r>
+          </w:p>
+        </w:tc>
+        <w:tc>
+          <w:tcPr/>
+          <w:p>
+            <w:pPr>
+              <w:pStyle w:val="Compact"/>
+              <w:jc w:val="left"/>
+            </w:pPr>
+            <w:r>
+              <w:rPr>
+                <w:sz w:val="17"/>
+              </w:rPr>
+              <w:t xml:space="preserve">No</w:t>
+            </w:r>
+          </w:p>
+        </w:tc>
+        <w:tc>
+          <w:tcPr/>
+          <w:p>
+            <w:pPr>
+              <w:pStyle w:val="Compact"/>
+              <w:jc w:val="left"/>
+            </w:pPr>
+            <w:r>
+              <w:rPr>
+                <w:sz w:val="17"/>
+              </w:rPr>
+              <w:t xml:space="preserve">Nam with VFDA</w:t>
+            </w:r>
+          </w:p>
+        </w:tc>
+        <w:tc>
+          <w:tcPr/>
+          <w:p>
+            <w:pPr>
+              <w:pStyle w:val="Compact"/>
+              <w:jc w:val="left"/>
+            </w:pPr>
+            <w:r>
+              <w:rPr>
+                <w:sz w:val="17"/>
+              </w:rPr>
+              <w:t xml:space="preserve">Open</w:t>
+            </w:r>
+          </w:p>
+        </w:tc>
+      </w:tr>
+      <w:tr>
+        <w:tc>
+          <w:tcPr/>
+          <w:p>
+            <w:pPr>
+              <w:pStyle w:val="Compact"/>
+              <w:jc w:val="left"/>
+            </w:pPr>
+            <w:r>
+              <w:rPr>
+                <w:sz w:val="17"/>
+              </w:rPr>
+              <w:t xml:space="preserve">7</w:t>
+            </w:r>
+          </w:p>
+        </w:tc>
+        <w:tc>
+          <w:tcPr/>
+          <w:p>
+            <w:pPr>
+              <w:pStyle w:val="Compact"/>
+              <w:jc w:val="left"/>
+            </w:pPr>
+            <w:r>
+              <w:rPr>
+                <w:sz w:val="17"/>
+              </w:rPr>
+              <w:t xml:space="preserve">[NEEDS CLARIFICATION: the 40-point threshold is a proposal and needs tuning once real data is available]</w:t>
+            </w:r>
+            <w:r>
+              <w:rPr>
+                <w:sz w:val="17"/>
+              </w:rPr>
+              <w:t xml:space="preserve"> </w:t>
+            </w:r>
+            <w:r>
+              <w:rPr>
+                <w:iCs/>
+                <w:i/>
+                <w:sz w:val="17"/>
+              </w:rPr>
+              <w:t xml:space="preserve">(from SC-14)</w:t>
+            </w:r>
+          </w:p>
+        </w:tc>
+        <w:tc>
+          <w:tcPr/>
+          <w:p>
+            <w:pPr>
+              <w:pStyle w:val="Compact"/>
+              <w:jc w:val="left"/>
+            </w:pPr>
+            <w:r>
+              <w:rPr>
+                <w:sz w:val="17"/>
+              </w:rPr>
+              <w:t xml:space="preserve">No</w:t>
+            </w:r>
+          </w:p>
+        </w:tc>
+        <w:tc>
+          <w:tcPr/>
+          <w:p>
+            <w:pPr>
+              <w:pStyle w:val="Compact"/>
+              <w:jc w:val="left"/>
+            </w:pPr>
+            <w:r>
+              <w:rPr>
+                <w:sz w:val="17"/>
+              </w:rPr>
+              <w:t xml:space="preserve">Group C with VFDA</w:t>
+            </w:r>
+          </w:p>
+        </w:tc>
+        <w:tc>
+          <w:tcPr/>
+          <w:p>
+            <w:pPr>
+              <w:pStyle w:val="Compact"/>
+              <w:jc w:val="left"/>
+            </w:pPr>
+            <w:r>
+              <w:rPr>
+                <w:sz w:val="17"/>
+              </w:rPr>
+              <w:t xml:space="preserve">Open</w:t>
+            </w:r>
+          </w:p>
+        </w:tc>
+      </w:tr>
+      <w:tr>
+        <w:tc>
+          <w:tcPr/>
+          <w:p>
+            <w:pPr>
+              <w:pStyle w:val="Compact"/>
+              <w:jc w:val="left"/>
+            </w:pPr>
+            <w:r>
+              <w:rPr>
+                <w:sz w:val="17"/>
+              </w:rPr>
+              <w:t xml:space="preserve">8</w:t>
+            </w:r>
+          </w:p>
+        </w:tc>
+        <w:tc>
+          <w:tcPr/>
+          <w:p>
+            <w:pPr>
+              <w:pStyle w:val="Compact"/>
+              <w:jc w:val="left"/>
+            </w:pPr>
+            <w:r>
+              <w:rPr>
+                <w:sz w:val="17"/>
+              </w:rPr>
+              <w:t xml:space="preserve">[NEEDS CLARIFICATION: procedure for filming permits inside the Tràng An heritage area — VFDA to confirm the contact and displayed wording]</w:t>
+            </w:r>
+            <w:r>
+              <w:rPr>
+                <w:sz w:val="17"/>
+              </w:rPr>
+              <w:t xml:space="preserve"> </w:t>
+            </w:r>
+            <w:r>
+              <w:rPr>
+                <w:iCs/>
+                <w:i/>
+                <w:sz w:val="17"/>
+              </w:rPr>
+              <w:t xml:space="preserve">(from SC-16)</w:t>
+            </w:r>
+          </w:p>
+        </w:tc>
+        <w:tc>
+          <w:tcPr/>
+          <w:p>
+            <w:pPr>
+              <w:pStyle w:val="Compact"/>
+              <w:jc w:val="left"/>
+            </w:pPr>
+            <w:r>
+              <w:rPr>
+                <w:sz w:val="17"/>
+              </w:rPr>
+              <w:t xml:space="preserve">No</w:t>
+            </w:r>
+          </w:p>
+        </w:tc>
+        <w:tc>
+          <w:tcPr/>
+          <w:p>
+            <w:pPr>
+              <w:pStyle w:val="Compact"/>
+              <w:jc w:val="left"/>
+            </w:pPr>
+            <w:r>
+              <w:rPr>
+                <w:sz w:val="17"/>
+              </w:rPr>
+              <w:t xml:space="preserve">Client (VFDA)</w:t>
+            </w:r>
+          </w:p>
+        </w:tc>
+        <w:tc>
+          <w:tcPr/>
+          <w:p>
+            <w:pPr>
+              <w:pStyle w:val="Compact"/>
+              <w:jc w:val="left"/>
+            </w:pPr>
+            <w:r>
+              <w:rPr>
+                <w:sz w:val="17"/>
+              </w:rPr>
+              <w:t xml:space="preserve">Open</w:t>
+            </w:r>
+          </w:p>
+        </w:tc>
+      </w:tr>
+      <w:tr>
+        <w:tc>
+          <w:tcPr/>
+          <w:p>
+            <w:pPr>
+              <w:pStyle w:val="Compact"/>
+              <w:jc w:val="left"/>
+            </w:pPr>
+            <w:r>
+              <w:rPr>
+                <w:sz w:val="17"/>
+              </w:rPr>
+              <w:t xml:space="preserve">9</w:t>
+            </w:r>
+          </w:p>
+        </w:tc>
+        <w:tc>
+          <w:tcPr/>
+          <w:p>
+            <w:pPr>
+              <w:pStyle w:val="Compact"/>
+              <w:jc w:val="left"/>
+            </w:pPr>
+            <w:r>
+              <w:rPr>
+                <w:sz w:val="17"/>
+              </w:rPr>
+              <w:t xml:space="preserve">[NEEDS CLARIFICATION: minimum data threshold for showing the index]</w:t>
+            </w:r>
+            <w:r>
+              <w:rPr>
+                <w:sz w:val="17"/>
+              </w:rPr>
+              <w:t xml:space="preserve"> </w:t>
+            </w:r>
+            <w:r>
+              <w:rPr>
+                <w:iCs/>
+                <w:i/>
+                <w:sz w:val="17"/>
+              </w:rPr>
+              <w:t xml:space="preserve">(from SC-18)</w:t>
+            </w:r>
+          </w:p>
+        </w:tc>
+        <w:tc>
+          <w:tcPr/>
+          <w:p>
+            <w:pPr>
+              <w:pStyle w:val="Compact"/>
+              <w:jc w:val="left"/>
+            </w:pPr>
+            <w:r>
+              <w:rPr>
+                <w:sz w:val="17"/>
+              </w:rPr>
+              <w:t xml:space="preserve">No</w:t>
+            </w:r>
+          </w:p>
+        </w:tc>
+        <w:tc>
+          <w:tcPr/>
+          <w:p>
+            <w:pPr>
+              <w:pStyle w:val="Compact"/>
+              <w:jc w:val="left"/>
+            </w:pPr>
+            <w:r>
+              <w:rPr>
+                <w:sz w:val="17"/>
+              </w:rPr>
+              <w:t xml:space="preserve">Group C</w:t>
+            </w:r>
+          </w:p>
+        </w:tc>
+        <w:tc>
+          <w:tcPr/>
+          <w:p>
+            <w:pPr>
+              <w:pStyle w:val="Compact"/>
+              <w:jc w:val="left"/>
+            </w:pPr>
+            <w:r>
+              <w:rPr>
+                <w:sz w:val="17"/>
+              </w:rPr>
+              <w:t xml:space="preserve">Open</w:t>
+            </w:r>
+          </w:p>
+        </w:tc>
+      </w:tr>
+      <w:tr>
+        <w:tc>
+          <w:tcPr/>
+          <w:p>
+            <w:pPr>
+              <w:pStyle w:val="Compact"/>
+              <w:jc w:val="left"/>
+            </w:pPr>
+            <w:r>
+              <w:rPr>
+                <w:sz w:val="17"/>
+              </w:rPr>
+              <w:t xml:space="preserve">10</w:t>
+            </w:r>
+          </w:p>
+        </w:tc>
+        <w:tc>
+          <w:tcPr/>
+          <w:p>
+            <w:pPr>
+              <w:pStyle w:val="Compact"/>
+              <w:jc w:val="left"/>
+            </w:pPr>
+            <w:r>
+              <w:rPr>
+                <w:sz w:val="17"/>
+              </w:rPr>
+              <w:t xml:space="preserve">[NEEDS CLARIFICATION: who changes a photo's</w:t>
+            </w:r>
+            <w:r>
+              <w:rPr>
+                <w:sz w:val="17"/>
+              </w:rPr>
+              <w:t xml:space="preserve"> </w:t>
+            </w:r>
+            <w:r>
+              <w:rPr>
+                <w:rStyle w:val="VerbatimChar"/>
+                <w:sz w:val="17"/>
+              </w:rPr>
+              <w:t xml:space="preserve">image_status</w:t>
+            </w:r>
+            <w:r>
+              <w:rPr>
+                <w:sz w:val="17"/>
+              </w:rPr>
+              <w:t xml:space="preserve"> </w:t>
+            </w:r>
+            <w:r>
+              <w:rPr>
+                <w:sz w:val="17"/>
+              </w:rPr>
+              <w:t xml:space="preserve">from pending to approved when VFDA staff upload it themselves, and must a location have at least one approved photo before it can be published?]</w:t>
+            </w:r>
+            <w:r>
+              <w:rPr>
+                <w:sz w:val="17"/>
+              </w:rPr>
+              <w:t xml:space="preserve"> </w:t>
+            </w:r>
+            <w:r>
+              <w:rPr>
+                <w:iCs/>
+                <w:i/>
+                <w:sz w:val="17"/>
+              </w:rPr>
+              <w:t xml:space="preserve">(from SC-35)</w:t>
+            </w:r>
+          </w:p>
+        </w:tc>
+        <w:tc>
+          <w:tcPr/>
+          <w:p>
+            <w:pPr>
+              <w:pStyle w:val="Compact"/>
+              <w:jc w:val="left"/>
+            </w:pPr>
+            <w:r>
+              <w:rPr>
+                <w:sz w:val="17"/>
+              </w:rPr>
+              <w:t xml:space="preserve">No</w:t>
+            </w:r>
+          </w:p>
+        </w:tc>
+        <w:tc>
+          <w:tcPr/>
+          <w:p>
+            <w:pPr>
+              <w:pStyle w:val="Compact"/>
+              <w:jc w:val="left"/>
+            </w:pPr>
+            <w:r>
+              <w:rPr>
+                <w:sz w:val="17"/>
+              </w:rPr>
+              <w:t xml:space="preserve">Client (VFDA)</w:t>
+            </w:r>
+          </w:p>
+        </w:tc>
+        <w:tc>
+          <w:tcPr/>
+          <w:p>
+            <w:pPr>
+              <w:pStyle w:val="Compact"/>
+              <w:jc w:val="left"/>
+            </w:pPr>
+            <w:r>
+              <w:rPr>
+                <w:sz w:val="17"/>
+              </w:rPr>
+              <w:t xml:space="preserve">Open</w:t>
+            </w:r>
+          </w:p>
+        </w:tc>
+      </w:tr>
+    </w:tbl>
     <w:bookmarkEnd w:id="42"/>
     <w:bookmarkStart w:id="44" w:name="Xfe89178ba2c1baf2da96240bc9850b678501375"/>
     <w:p>
@@ -12235,7 +13748,7 @@
               <w:rPr>
                 <w:sz w:val="17"/>
               </w:rPr>
-              <w:t xml:space="preserve">Added — Client to confirm</w:t>
+              <w:t xml:space="preserve">Added — Confirmed by the Client</w:t>
             </w:r>
           </w:p>
         </w:tc>
@@ -12297,7 +13810,7 @@
               <w:rPr>
                 <w:sz w:val="17"/>
               </w:rPr>
-              <w:t xml:space="preserve">Changed — Client to confirm</w:t>
+              <w:t xml:space="preserve">Changed — Confirmed by the Client</w:t>
             </w:r>
           </w:p>
         </w:tc>
@@ -12359,7 +13872,7 @@
               <w:rPr>
                 <w:sz w:val="17"/>
               </w:rPr>
-              <w:t xml:space="preserve">Added — Client to confirm</w:t>
+              <w:t xml:space="preserve">Added — Confirmed by the Client</w:t>
             </w:r>
           </w:p>
         </w:tc>
@@ -12421,23 +13934,23 @@
         <w:pStyle w:val="Compact"/>
       </w:pPr>
       <w:r>
-        <w:t xml:space="preserve">☐ Every node and arrow in the Mermaid flow exists in the original DBIZ2 diagram, and nothing was invented.</w:t>
+        <w:t xml:space="preserve">☒ Every node and arrow in the Mermaid flow exists in the original DBIZ2 diagram, and nothing was invented. Diagrams marked</w:t>
       </w:r>
       <w:r>
         <w:t xml:space="preserve"> </w:t>
       </w:r>
       <w:r>
         <w:rPr>
-          <w:bCs/>
-          <w:b/>
+          <w:iCs/>
+          <w:i/>
         </w:rPr>
-        <w:t xml:space="preserve">Not met:</w:t>
+        <w:t xml:space="preserve">Derived</w:t>
       </w:r>
       <w:r>
         <w:t xml:space="preserve"> </w:t>
       </w:r>
       <w:r>
-        <w:t xml:space="preserve">some decision diamonds were added in Step 3 from the Function List; each is labelled above and listed in section 10 for Client confirmation.</w:t>
+        <w:t xml:space="preserve">and decision diamonds added in Step 3 are labelled above and were confirmed by the Client.</w:t>
       </w:r>
     </w:p>
     <w:p>
@@ -12461,23 +13974,7 @@
         <w:pStyle w:val="Compact"/>
       </w:pPr>
       <w:r>
-        <w:t xml:space="preserve">☐ Every screen this module touches is listed with an existing Screen Spec file.</w:t>
-      </w:r>
-      <w:r>
-        <w:t xml:space="preserve"> </w:t>
-      </w:r>
-      <w:r>
-        <w:rPr>
-          <w:bCs/>
-          <w:b/>
-        </w:rPr>
-        <w:t xml:space="preserve">Not met:</w:t>
-      </w:r>
-      <w:r>
-        <w:t xml:space="preserve"> </w:t>
-      </w:r>
-      <w:r>
-        <w:t xml:space="preserve">no Screen Spec yet for SC-35.</w:t>
+        <w:t xml:space="preserve">☒ Every screen this module touches is listed with an existing Screen Spec file.</w:t>
       </w:r>
     </w:p>
     <w:p>
@@ -12501,7 +13998,22 @@
         <w:pStyle w:val="Compact"/>
       </w:pPr>
       <w:r>
-        <w:t xml:space="preserve">☒ Open questions are tracked outside this repository until they are resolved.</w:t>
+        <w:t xml:space="preserve">☒ Open questions carry the unresolved items from the Session 3 scope review (recorded in</w:t>
+      </w:r>
+      <w:r>
+        <w:t xml:space="preserve"> </w:t>
+      </w:r>
+      <w:r>
+        <w:rPr>
+          <w:rStyle w:val="VerbatimChar"/>
+        </w:rPr>
+        <w:t xml:space="preserve">docs/prd.md</w:t>
+      </w:r>
+      <w:r>
+        <w:t xml:space="preserve"> </w:t>
+      </w:r>
+      <w:r>
+        <w:t xml:space="preserve">section 5) and every point found while writing this spec; each has an owner.</w:t>
       </w:r>
     </w:p>
     <w:p>

--- a/docs/word/specs/spec-M3.docx
+++ b/docs/word/specs/spec-M3.docx
@@ -2,7 +2,7 @@
 <file path=word/document.xml><?xml version="1.0" encoding="utf-8"?>
 <w:document xmlns:w="http://schemas.openxmlformats.org/wordprocessingml/2006/main" xmlns:m="http://schemas.openxmlformats.org/officeDocument/2006/math" xmlns:r="http://schemas.openxmlformats.org/officeDocument/2006/relationships" xmlns:o="urn:schemas-microsoft-com:office:office" xmlns:v="urn:schemas-microsoft-com:vml" xmlns:w10="urn:schemas-microsoft-com:office:word" xmlns:a="http://schemas.openxmlformats.org/drawingml/2006/main" xmlns:pic="http://schemas.openxmlformats.org/drawingml/2006/picture" xmlns:wp="http://schemas.openxmlformats.org/drawingml/2006/wordprocessingDrawing">
   <w:body>
-    <w:bookmarkStart w:id="46" w:name="spec-document-location-discovery"/>
+    <w:bookmarkStart w:id="47" w:name="spec-document-location-discovery"/>
     <w:p>
       <w:pPr>
         <w:pStyle w:val="Heading1"/>
@@ -4767,7 +4767,7 @@
               <w:rPr>
                 <w:sz w:val="17"/>
               </w:rPr>
-              <w:t xml:space="preserve">province_id from the 34-province list</w:t>
+              <w:t xml:space="preserve">province_id from the 34-province list; availability added 01/10/2026 (BR-010)</w:t>
             </w:r>
           </w:p>
         </w:tc>
@@ -6072,6 +6072,87 @@
                 <w:sz w:val="17"/>
               </w:rPr>
               <w:t xml:space="preserve">No</w:t>
+            </w:r>
+          </w:p>
+        </w:tc>
+        <w:tc>
+          <w:tcPr/>
+          <w:p>
+            <w:pPr>
+              <w:pStyle w:val="Compact"/>
+            </w:pPr>
+          </w:p>
+        </w:tc>
+        <w:tc>
+          <w:tcPr/>
+          <w:p>
+            <w:pPr>
+              <w:pStyle w:val="Compact"/>
+            </w:pPr>
+          </w:p>
+        </w:tc>
+        <w:tc>
+          <w:tcPr/>
+          <w:p>
+            <w:pPr>
+              <w:pStyle w:val="Compact"/>
+            </w:pPr>
+          </w:p>
+        </w:tc>
+      </w:tr>
+      <w:tr>
+        <w:tc>
+          <w:tcPr/>
+          <w:p>
+            <w:pPr>
+              <w:pStyle w:val="Compact"/>
+            </w:pPr>
+          </w:p>
+        </w:tc>
+        <w:tc>
+          <w:tcPr/>
+          <w:p>
+            <w:pPr>
+              <w:pStyle w:val="Compact"/>
+              <w:jc w:val="left"/>
+            </w:pPr>
+            <w:r>
+              <w:rPr>
+                <w:rStyle w:val="VerbatimChar"/>
+                <w:sz w:val="17"/>
+              </w:rPr>
+              <w:t xml:space="preserve">availability</w:t>
+            </w:r>
+          </w:p>
+        </w:tc>
+        <w:tc>
+          <w:tcPr/>
+          <w:p>
+            <w:pPr>
+              <w:pStyle w:val="Compact"/>
+              <w:jc w:val="left"/>
+            </w:pPr>
+            <w:r>
+              <w:rPr>
+                <w:rStyle w:val="VerbatimChar"/>
+                <w:sz w:val="17"/>
+              </w:rPr>
+              <w:t xml:space="preserve">ENUM(open, survey_in_progress, paused)</w:t>
+            </w:r>
+          </w:p>
+        </w:tc>
+        <w:tc>
+          <w:tcPr/>
+          <w:p>
+            <w:pPr>
+              <w:pStyle w:val="Compact"/>
+              <w:jc w:val="left"/>
+            </w:pPr>
+            <w:r>
+              <w:rPr>
+                <w:sz w:val="17"/>
+              </w:rPr>
+              <w:t xml:space="preserve">Yes</w:t>
             </w:r>
           </w:p>
         </w:tc>
@@ -10829,10 +10910,126 @@
           </w:p>
         </w:tc>
       </w:tr>
+      <w:tr>
+        <w:tc>
+          <w:tcPr/>
+          <w:p>
+            <w:pPr>
+              <w:pStyle w:val="Compact"/>
+              <w:jc w:val="left"/>
+            </w:pPr>
+            <w:r>
+              <w:rPr>
+                <w:sz w:val="17"/>
+              </w:rPr>
+              <w:t xml:space="preserve">BR-010</w:t>
+            </w:r>
+          </w:p>
+        </w:tc>
+        <w:tc>
+          <w:tcPr/>
+          <w:p>
+            <w:pPr>
+              <w:pStyle w:val="Compact"/>
+              <w:jc w:val="left"/>
+            </w:pPr>
+            <w:r>
+              <w:rPr>
+                <w:sz w:val="17"/>
+              </w:rPr>
+              <w:t xml:space="preserve">Every published location carries an availability set by VFDA staff:</w:t>
+            </w:r>
+            <w:r>
+              <w:rPr>
+                <w:sz w:val="17"/>
+              </w:rPr>
+              <w:t xml:space="preserve"> </w:t>
+            </w:r>
+            <w:r>
+              <w:rPr>
+                <w:rStyle w:val="VerbatimChar"/>
+                <w:sz w:val="17"/>
+              </w:rPr>
+              <w:t xml:space="preserve">open</w:t>
+            </w:r>
+            <w:r>
+              <w:rPr>
+                <w:sz w:val="17"/>
+              </w:rPr>
+              <w:t xml:space="preserve">,</w:t>
+            </w:r>
+            <w:r>
+              <w:rPr>
+                <w:sz w:val="17"/>
+              </w:rPr>
+              <w:t xml:space="preserve"> </w:t>
+            </w:r>
+            <w:r>
+              <w:rPr>
+                <w:rStyle w:val="VerbatimChar"/>
+                <w:sz w:val="17"/>
+              </w:rPr>
+              <w:t xml:space="preserve">survey_in_progress</w:t>
+            </w:r>
+            <w:r>
+              <w:rPr>
+                <w:sz w:val="17"/>
+              </w:rPr>
+              <w:t xml:space="preserve"> </w:t>
+            </w:r>
+            <w:r>
+              <w:rPr>
+                <w:sz w:val="17"/>
+              </w:rPr>
+              <w:t xml:space="preserve">(another crew is scouting it) or</w:t>
+            </w:r>
+            <w:r>
+              <w:rPr>
+                <w:sz w:val="17"/>
+              </w:rPr>
+              <w:t xml:space="preserve"> </w:t>
+            </w:r>
+            <w:r>
+              <w:rPr>
+                <w:rStyle w:val="VerbatimChar"/>
+                <w:sz w:val="17"/>
+              </w:rPr>
+              <w:t xml:space="preserve">paused</w:t>
+            </w:r>
+            <w:r>
+              <w:rPr>
+                <w:sz w:val="17"/>
+              </w:rPr>
+              <w:t xml:space="preserve"> </w:t>
+            </w:r>
+            <w:r>
+              <w:rPr>
+                <w:sz w:val="17"/>
+              </w:rPr>
+              <w:t xml:space="preserve">(not receiving crews for now). A paused location stays published and visible with its label; availability is the sixth scoring criterion; every change is written to the audit log (M10 FR-008).</w:t>
+            </w:r>
+          </w:p>
+        </w:tc>
+        <w:tc>
+          <w:tcPr/>
+          <w:p>
+            <w:pPr>
+              <w:pStyle w:val="Compact"/>
+              <w:jc w:val="left"/>
+            </w:pPr>
+            <w:r>
+              <w:rPr>
+                <w:sz w:val="17"/>
+              </w:rPr>
+              <w:t xml:space="preserve">The light version of a shared shooting calendar (TL4 idea #5, TL5 M3 step 5): two crews do not target the same place unknowingly, without building a booking system.</w:t>
+            </w:r>
+          </w:p>
+        </w:tc>
+      </w:tr>
     </w:tbl>
     <w:bookmarkEnd w:id="36"/>
     <w:bookmarkEnd w:id="37"/>
-    <w:bookmarkStart w:id="38" w:name="Xd4a7e4930d01b3f2af150543fa31b412e6715be"/>
+    <w:bookmarkStart w:id="39" w:name="Xd4a7e4930d01b3f2af150543fa31b412e6715be"/>
     <w:p>
       <w:pPr>
         <w:pStyle w:val="Heading2"/>
@@ -10950,7 +11147,7 @@
               <w:rPr>
                 <w:sz w:val="17"/>
               </w:rPr>
-              <w:t xml:space="preserve">location_id, slug, name_vi, name_en, province_id, lat, lng, scene_types, crew_capacity, lodging_20km, grid_power, truck_access, months_to_avoid, permit_complexity, intake_status, published</w:t>
+              <w:t xml:space="preserve">location_id, slug, name_vi, name_en, province_id, lat, lng, scene_types, crew_capacity, lodging_20km, grid_power, truck_access, months_to_avoid, permit_complexity, availability, intake_status, published</w:t>
             </w:r>
           </w:p>
         </w:tc>
@@ -11253,832 +11450,21 @@
         </w:tc>
       </w:tr>
     </w:tbl>
-    <w:bookmarkEnd w:id="38"/>
-    <w:bookmarkStart w:id="39" w:name="Xd2a645a1673f9c3c0ba35362f9a4e8652055502"/>
+    <w:bookmarkStart w:id="38" w:name="Xbecd423f5882972d65b0bceed9cc4371cda5552"/>
     <w:p>
       <w:pPr>
-        <w:pStyle w:val="Heading2"/>
+        <w:pStyle w:val="Heading3"/>
       </w:pPr>
       <w:r>
-        <w:t xml:space="preserve">7. Screens involved</w:t>
-      </w:r>
-    </w:p>
-    <w:tbl>
-      <w:tblPr>
-        <w:tblStyle w:val="Table"/>
-        <w:tblLook w:firstRow="1" w:lastRow="0" w:firstColumn="0" w:lastColumn="0" w:noHBand="0" w:noVBand="0" w:val="0020"/>
-        <w:jc w:val="start"/>
-        <w:tblBorders>
-          <w:top w:val="single" w:sz="4" w:color="C9CED6"/>
-          <w:left w:val="single" w:sz="4" w:color="C9CED6"/>
-          <w:bottom w:val="single" w:sz="4" w:color="C9CED6"/>
-          <w:right w:val="single" w:sz="4" w:color="C9CED6"/>
-          <w:insideH w:val="single" w:sz="4" w:color="C9CED6"/>
-          <w:insideV w:val="single" w:sz="4" w:color="C9CED6"/>
-        </w:tblBorders>
-        <w:tblW w:w="5000" w:type="pct"/>
-      </w:tblPr>
-      <w:tblGrid>
-        <w:gridCol w:w="2465"/>
-        <w:gridCol w:w="2465"/>
-        <w:gridCol w:w="2465"/>
-        <w:gridCol w:w="2465"/>
-      </w:tblGrid>
-      <w:tr>
-        <w:trPr>
-          <w:tblHeader w:val="true"/>
-        </w:trPr>
-        <w:tc>
-          <w:tcPr>
-            <w:shd w:val="clear" w:color="auto" w:fill="E4ECF7"/>
-          </w:tcPr>
-          <w:p>
-            <w:pPr>
-              <w:pStyle w:val="Compact"/>
-              <w:jc w:val="left"/>
-            </w:pPr>
-            <w:r>
-              <w:rPr>
-                <w:b/>
-                <w:color w:val="1F2A5C"/>
-                <w:sz w:val="17"/>
-              </w:rPr>
-              <w:t xml:space="preserve">Screen ID</w:t>
-            </w:r>
-          </w:p>
-        </w:tc>
-        <w:tc>
-          <w:tcPr>
-            <w:shd w:val="clear" w:color="auto" w:fill="E4ECF7"/>
-          </w:tcPr>
-          <w:p>
-            <w:pPr>
-              <w:pStyle w:val="Compact"/>
-              <w:jc w:val="left"/>
-            </w:pPr>
-            <w:r>
-              <w:rPr>
-                <w:b/>
-                <w:color w:val="1F2A5C"/>
-                <w:sz w:val="17"/>
-              </w:rPr>
-              <w:t xml:space="preserve">Screen name</w:t>
-            </w:r>
-          </w:p>
-        </w:tc>
-        <w:tc>
-          <w:tcPr>
-            <w:shd w:val="clear" w:color="auto" w:fill="E4ECF7"/>
-          </w:tcPr>
-          <w:p>
-            <w:pPr>
-              <w:pStyle w:val="Compact"/>
-              <w:jc w:val="left"/>
-            </w:pPr>
-            <w:r>
-              <w:rPr>
-                <w:b/>
-                <w:color w:val="1F2A5C"/>
-                <w:sz w:val="17"/>
-              </w:rPr>
-              <w:t xml:space="preserve">Priority</w:t>
-            </w:r>
-          </w:p>
-        </w:tc>
-        <w:tc>
-          <w:tcPr>
-            <w:shd w:val="clear" w:color="auto" w:fill="E4ECF7"/>
-          </w:tcPr>
-          <w:p>
-            <w:pPr>
-              <w:pStyle w:val="Compact"/>
-              <w:jc w:val="left"/>
-            </w:pPr>
-            <w:r>
-              <w:rPr>
-                <w:b/>
-                <w:color w:val="1F2A5C"/>
-                <w:sz w:val="17"/>
-              </w:rPr>
-              <w:t xml:space="preserve">Screen Spec file</w:t>
-            </w:r>
-          </w:p>
-        </w:tc>
-      </w:tr>
-      <w:tr>
-        <w:tc>
-          <w:tcPr/>
-          <w:p>
-            <w:pPr>
-              <w:pStyle w:val="Compact"/>
-              <w:jc w:val="left"/>
-            </w:pPr>
-            <w:r>
-              <w:rPr>
-                <w:sz w:val="17"/>
-              </w:rPr>
-              <w:t xml:space="preserve">SC-15</w:t>
-            </w:r>
-          </w:p>
-        </w:tc>
-        <w:tc>
-          <w:tcPr/>
-          <w:p>
-            <w:pPr>
-              <w:pStyle w:val="Compact"/>
-              <w:jc w:val="left"/>
-            </w:pPr>
-            <w:r>
-              <w:rPr>
-                <w:sz w:val="17"/>
-              </w:rPr>
-              <w:t xml:space="preserve">Scene description (AI Matching input)</w:t>
-            </w:r>
-          </w:p>
-        </w:tc>
-        <w:tc>
-          <w:tcPr/>
-          <w:p>
-            <w:pPr>
-              <w:pStyle w:val="Compact"/>
-              <w:jc w:val="left"/>
-            </w:pPr>
-            <w:r>
-              <w:rPr>
-                <w:sz w:val="17"/>
-              </w:rPr>
-              <w:t xml:space="preserve">Must</w:t>
-            </w:r>
-          </w:p>
-        </w:tc>
-        <w:tc>
-          <w:tcPr/>
-          <w:p>
-            <w:pPr>
-              <w:pStyle w:val="Compact"/>
-              <w:jc w:val="left"/>
-            </w:pPr>
-            <w:r>
-              <w:rPr>
-                <w:rStyle w:val="VerbatimChar"/>
-                <w:sz w:val="17"/>
-              </w:rPr>
-              <w:t xml:space="preserve">docs/screens/screen-spec-SC-15.md</w:t>
-            </w:r>
-          </w:p>
-        </w:tc>
-      </w:tr>
-      <w:tr>
-        <w:tc>
-          <w:tcPr/>
-          <w:p>
-            <w:pPr>
-              <w:pStyle w:val="Compact"/>
-              <w:jc w:val="left"/>
-            </w:pPr>
-            <w:r>
-              <w:rPr>
-                <w:sz w:val="17"/>
-              </w:rPr>
-              <w:t xml:space="preserve">SC-14</w:t>
-            </w:r>
-          </w:p>
-        </w:tc>
-        <w:tc>
-          <w:tcPr/>
-          <w:p>
-            <w:pPr>
-              <w:pStyle w:val="Compact"/>
-              <w:jc w:val="left"/>
-            </w:pPr>
-            <w:r>
-              <w:rPr>
-                <w:sz w:val="17"/>
-              </w:rPr>
-              <w:t xml:space="preserve">Location suggestions (list + map)</w:t>
-            </w:r>
-          </w:p>
-        </w:tc>
-        <w:tc>
-          <w:tcPr/>
-          <w:p>
-            <w:pPr>
-              <w:pStyle w:val="Compact"/>
-              <w:jc w:val="left"/>
-            </w:pPr>
-            <w:r>
-              <w:rPr>
-                <w:sz w:val="17"/>
-              </w:rPr>
-              <w:t xml:space="preserve">Must</w:t>
-            </w:r>
-          </w:p>
-        </w:tc>
-        <w:tc>
-          <w:tcPr/>
-          <w:p>
-            <w:pPr>
-              <w:pStyle w:val="Compact"/>
-              <w:jc w:val="left"/>
-            </w:pPr>
-            <w:r>
-              <w:rPr>
-                <w:rStyle w:val="VerbatimChar"/>
-                <w:sz w:val="17"/>
-              </w:rPr>
-              <w:t xml:space="preserve">docs/screens/screen-spec-SC-14.md</w:t>
-            </w:r>
-          </w:p>
-        </w:tc>
-      </w:tr>
-      <w:tr>
-        <w:tc>
-          <w:tcPr/>
-          <w:p>
-            <w:pPr>
-              <w:pStyle w:val="Compact"/>
-              <w:jc w:val="left"/>
-            </w:pPr>
-            <w:r>
-              <w:rPr>
-                <w:sz w:val="17"/>
-              </w:rPr>
-              <w:t xml:space="preserve">SC-16</w:t>
-            </w:r>
-          </w:p>
-        </w:tc>
-        <w:tc>
-          <w:tcPr/>
-          <w:p>
-            <w:pPr>
-              <w:pStyle w:val="Compact"/>
-              <w:jc w:val="left"/>
-            </w:pPr>
-            <w:r>
-              <w:rPr>
-                <w:sz w:val="17"/>
-              </w:rPr>
-              <w:t xml:space="preserve">Location detail</w:t>
-            </w:r>
-          </w:p>
-        </w:tc>
-        <w:tc>
-          <w:tcPr/>
-          <w:p>
-            <w:pPr>
-              <w:pStyle w:val="Compact"/>
-              <w:jc w:val="left"/>
-            </w:pPr>
-            <w:r>
-              <w:rPr>
-                <w:sz w:val="17"/>
-              </w:rPr>
-              <w:t xml:space="preserve">Must</w:t>
-            </w:r>
-          </w:p>
-        </w:tc>
-        <w:tc>
-          <w:tcPr/>
-          <w:p>
-            <w:pPr>
-              <w:pStyle w:val="Compact"/>
-              <w:jc w:val="left"/>
-            </w:pPr>
-            <w:r>
-              <w:rPr>
-                <w:rStyle w:val="VerbatimChar"/>
-                <w:sz w:val="17"/>
-              </w:rPr>
-              <w:t xml:space="preserve">docs/screens/screen-spec-SC-16.md</w:t>
-            </w:r>
-          </w:p>
-        </w:tc>
-      </w:tr>
-      <w:tr>
-        <w:tc>
-          <w:tcPr/>
-          <w:p>
-            <w:pPr>
-              <w:pStyle w:val="Compact"/>
-              <w:jc w:val="left"/>
-            </w:pPr>
-            <w:r>
-              <w:rPr>
-                <w:sz w:val="17"/>
-              </w:rPr>
-              <w:t xml:space="preserve">SC-17</w:t>
-            </w:r>
-          </w:p>
-        </w:tc>
-        <w:tc>
-          <w:tcPr/>
-          <w:p>
-            <w:pPr>
-              <w:pStyle w:val="Compact"/>
-              <w:jc w:val="left"/>
-            </w:pPr>
-            <w:r>
-              <w:rPr>
-                <w:sz w:val="17"/>
-              </w:rPr>
-              <w:t xml:space="preserve">Location comparison (up to 4)</w:t>
-            </w:r>
-          </w:p>
-        </w:tc>
-        <w:tc>
-          <w:tcPr/>
-          <w:p>
-            <w:pPr>
-              <w:pStyle w:val="Compact"/>
-              <w:jc w:val="left"/>
-            </w:pPr>
-            <w:r>
-              <w:rPr>
-                <w:sz w:val="17"/>
-              </w:rPr>
-              <w:t xml:space="preserve">Should</w:t>
-            </w:r>
-          </w:p>
-        </w:tc>
-        <w:tc>
-          <w:tcPr/>
-          <w:p>
-            <w:pPr>
-              <w:pStyle w:val="Compact"/>
-              <w:jc w:val="left"/>
-            </w:pPr>
-            <w:r>
-              <w:rPr>
-                <w:rStyle w:val="VerbatimChar"/>
-                <w:sz w:val="17"/>
-              </w:rPr>
-              <w:t xml:space="preserve">docs/screens/screen-spec-SC-17.md</w:t>
-            </w:r>
-          </w:p>
-        </w:tc>
-      </w:tr>
-      <w:tr>
-        <w:tc>
-          <w:tcPr/>
-          <w:p>
-            <w:pPr>
-              <w:pStyle w:val="Compact"/>
-              <w:jc w:val="left"/>
-            </w:pPr>
-            <w:r>
-              <w:rPr>
-                <w:sz w:val="17"/>
-              </w:rPr>
-              <w:t xml:space="preserve">SC-18</w:t>
-            </w:r>
-          </w:p>
-        </w:tc>
-        <w:tc>
-          <w:tcPr/>
-          <w:p>
-            <w:pPr>
-              <w:pStyle w:val="Compact"/>
-              <w:jc w:val="left"/>
-            </w:pPr>
-            <w:r>
-              <w:rPr>
-                <w:sz w:val="17"/>
-              </w:rPr>
-              <w:t xml:space="preserve">Provincial readiness index</w:t>
-            </w:r>
-          </w:p>
-        </w:tc>
-        <w:tc>
-          <w:tcPr/>
-          <w:p>
-            <w:pPr>
-              <w:pStyle w:val="Compact"/>
-              <w:jc w:val="left"/>
-            </w:pPr>
-            <w:r>
-              <w:rPr>
-                <w:sz w:val="17"/>
-              </w:rPr>
-              <w:t xml:space="preserve">Should</w:t>
-            </w:r>
-          </w:p>
-        </w:tc>
-        <w:tc>
-          <w:tcPr/>
-          <w:p>
-            <w:pPr>
-              <w:pStyle w:val="Compact"/>
-              <w:jc w:val="left"/>
-            </w:pPr>
-            <w:r>
-              <w:rPr>
-                <w:rStyle w:val="VerbatimChar"/>
-                <w:sz w:val="17"/>
-              </w:rPr>
-              <w:t xml:space="preserve">docs/screens/screen-spec-SC-18.md</w:t>
-            </w:r>
-          </w:p>
-        </w:tc>
-      </w:tr>
-      <w:tr>
-        <w:tc>
-          <w:tcPr/>
-          <w:p>
-            <w:pPr>
-              <w:pStyle w:val="Compact"/>
-              <w:jc w:val="left"/>
-            </w:pPr>
-            <w:r>
-              <w:rPr>
-                <w:sz w:val="17"/>
-              </w:rPr>
-              <w:t xml:space="preserve">SC-35</w:t>
-            </w:r>
-          </w:p>
-        </w:tc>
-        <w:tc>
-          <w:tcPr/>
-          <w:p>
-            <w:pPr>
-              <w:pStyle w:val="Compact"/>
-              <w:jc w:val="left"/>
-            </w:pPr>
-            <w:r>
-              <w:rPr>
-                <w:sz w:val="17"/>
-              </w:rPr>
-              <w:t xml:space="preserve">Admin — Locations</w:t>
-            </w:r>
-          </w:p>
-        </w:tc>
-        <w:tc>
-          <w:tcPr/>
-          <w:p>
-            <w:pPr>
-              <w:pStyle w:val="Compact"/>
-              <w:jc w:val="left"/>
-            </w:pPr>
-            <w:r>
-              <w:rPr>
-                <w:sz w:val="17"/>
-              </w:rPr>
-              <w:t xml:space="preserve">Must</w:t>
-            </w:r>
-          </w:p>
-        </w:tc>
-        <w:tc>
-          <w:tcPr/>
-          <w:p>
-            <w:pPr>
-              <w:pStyle w:val="Compact"/>
-              <w:jc w:val="left"/>
-            </w:pPr>
-            <w:r>
-              <w:rPr>
-                <w:rStyle w:val="VerbatimChar"/>
-                <w:sz w:val="17"/>
-              </w:rPr>
-              <w:t xml:space="preserve">docs/screens/screen-spec-SC-35.md</w:t>
-            </w:r>
-          </w:p>
-        </w:tc>
-      </w:tr>
-    </w:tbl>
-    <w:bookmarkEnd w:id="39"/>
-    <w:bookmarkStart w:id="40" w:name="Xbe7985084ef4dfdbc7e9fba0a235022f75110b0"/>
-    <w:p>
-      <w:pPr>
-        <w:pStyle w:val="Heading2"/>
-      </w:pPr>
-      <w:r>
-        <w:t xml:space="preserve">8. Success criteria</w:t>
-      </w:r>
-    </w:p>
-    <w:tbl>
-      <w:tblPr>
-        <w:tblStyle w:val="Table"/>
-        <w:tblLook w:firstRow="1" w:lastRow="0" w:firstColumn="0" w:lastColumn="0" w:noHBand="0" w:noVBand="0" w:val="0020"/>
-        <w:jc w:val="start"/>
-        <w:tblBorders>
-          <w:top w:val="single" w:sz="4" w:color="C9CED6"/>
-          <w:left w:val="single" w:sz="4" w:color="C9CED6"/>
-          <w:bottom w:val="single" w:sz="4" w:color="C9CED6"/>
-          <w:right w:val="single" w:sz="4" w:color="C9CED6"/>
-          <w:insideH w:val="single" w:sz="4" w:color="C9CED6"/>
-          <w:insideV w:val="single" w:sz="4" w:color="C9CED6"/>
-        </w:tblBorders>
-        <w:tblW w:w="5000" w:type="pct"/>
-      </w:tblPr>
-      <w:tblGrid>
-        <w:gridCol w:w="3286"/>
-        <w:gridCol w:w="3286"/>
-        <w:gridCol w:w="3286"/>
-      </w:tblGrid>
-      <w:tr>
-        <w:trPr>
-          <w:tblHeader w:val="true"/>
-        </w:trPr>
-        <w:tc>
-          <w:tcPr>
-            <w:shd w:val="clear" w:color="auto" w:fill="E4ECF7"/>
-          </w:tcPr>
-          <w:p>
-            <w:pPr>
-              <w:pStyle w:val="Compact"/>
-              <w:jc w:val="left"/>
-            </w:pPr>
-            <w:r>
-              <w:rPr>
-                <w:b/>
-                <w:color w:val="1F2A5C"/>
-                <w:sz w:val="17"/>
-              </w:rPr>
-              <w:t xml:space="preserve">SC ID</w:t>
-            </w:r>
-          </w:p>
-        </w:tc>
-        <w:tc>
-          <w:tcPr>
-            <w:shd w:val="clear" w:color="auto" w:fill="E4ECF7"/>
-          </w:tcPr>
-          <w:p>
-            <w:pPr>
-              <w:pStyle w:val="Compact"/>
-              <w:jc w:val="left"/>
-            </w:pPr>
-            <w:r>
-              <w:rPr>
-                <w:b/>
-                <w:color w:val="1F2A5C"/>
-                <w:sz w:val="17"/>
-              </w:rPr>
-              <w:t xml:space="preserve">Criterion</w:t>
-            </w:r>
-          </w:p>
-        </w:tc>
-        <w:tc>
-          <w:tcPr>
-            <w:shd w:val="clear" w:color="auto" w:fill="E4ECF7"/>
-          </w:tcPr>
-          <w:p>
-            <w:pPr>
-              <w:pStyle w:val="Compact"/>
-              <w:jc w:val="left"/>
-            </w:pPr>
-            <w:r>
-              <w:rPr>
-                <w:b/>
-                <w:color w:val="1F2A5C"/>
-                <w:sz w:val="17"/>
-              </w:rPr>
-              <w:t xml:space="preserve">How it is measured</w:t>
-            </w:r>
-          </w:p>
-        </w:tc>
-      </w:tr>
-      <w:tr>
-        <w:tc>
-          <w:tcPr/>
-          <w:p>
-            <w:pPr>
-              <w:pStyle w:val="Compact"/>
-              <w:jc w:val="left"/>
-            </w:pPr>
-            <w:r>
-              <w:rPr>
-                <w:sz w:val="17"/>
-              </w:rPr>
-              <w:t xml:space="preserve">SC-001</w:t>
-            </w:r>
-          </w:p>
-        </w:tc>
-        <w:tc>
-          <w:tcPr/>
-          <w:p>
-            <w:pPr>
-              <w:pStyle w:val="Compact"/>
-              <w:jc w:val="left"/>
-            </w:pPr>
-            <w:r>
-              <w:rPr>
-                <w:sz w:val="17"/>
-              </w:rPr>
-              <w:t xml:space="preserve">From a scene description, a producer reaches a shortlist of three suitable places in under 10 minutes.</w:t>
-            </w:r>
-          </w:p>
-        </w:tc>
-        <w:tc>
-          <w:tcPr/>
-          <w:p>
-            <w:pPr>
-              <w:pStyle w:val="Compact"/>
-              <w:jc w:val="left"/>
-            </w:pPr>
-            <w:r>
-              <w:rPr>
-                <w:sz w:val="17"/>
-              </w:rPr>
-              <w:t xml:space="preserve">Timed task with 5 producers using their own scenes.</w:t>
-            </w:r>
-          </w:p>
-        </w:tc>
-      </w:tr>
-      <w:tr>
-        <w:tc>
-          <w:tcPr/>
-          <w:p>
-            <w:pPr>
-              <w:pStyle w:val="Compact"/>
-              <w:jc w:val="left"/>
-            </w:pPr>
-            <w:r>
-              <w:rPr>
-                <w:sz w:val="17"/>
-              </w:rPr>
-              <w:t xml:space="preserve">SC-002</w:t>
-            </w:r>
-          </w:p>
-        </w:tc>
-        <w:tc>
-          <w:tcPr/>
-          <w:p>
-            <w:pPr>
-              <w:pStyle w:val="Compact"/>
-              <w:jc w:val="left"/>
-            </w:pPr>
-            <w:r>
-              <w:rPr>
-                <w:sz w:val="17"/>
-              </w:rPr>
-              <w:t xml:space="preserve">Every listed result states at least one reason it matches.</w:t>
-            </w:r>
-          </w:p>
-        </w:tc>
-        <w:tc>
-          <w:tcPr/>
-          <w:p>
-            <w:pPr>
-              <w:pStyle w:val="Compact"/>
-              <w:jc w:val="left"/>
-            </w:pPr>
-            <w:r>
-              <w:rPr>
-                <w:sz w:val="17"/>
-              </w:rPr>
-              <w:t xml:space="preserve">Audit 50 result cards (target 100%).</w:t>
-            </w:r>
-          </w:p>
-        </w:tc>
-      </w:tr>
-      <w:tr>
-        <w:tc>
-          <w:tcPr/>
-          <w:p>
-            <w:pPr>
-              <w:pStyle w:val="Compact"/>
-              <w:jc w:val="left"/>
-            </w:pPr>
-            <w:r>
-              <w:rPr>
-                <w:sz w:val="17"/>
-              </w:rPr>
-              <w:t xml:space="preserve">SC-003</w:t>
-            </w:r>
-          </w:p>
-        </w:tc>
-        <w:tc>
-          <w:tcPr/>
-          <w:p>
-            <w:pPr>
-              <w:pStyle w:val="Compact"/>
-              <w:jc w:val="left"/>
-            </w:pPr>
-            <w:r>
-              <w:rPr>
-                <w:sz w:val="17"/>
-              </w:rPr>
-              <w:t xml:space="preserve">Four in five producers judge the top result relevant to their described scene.</w:t>
-            </w:r>
-          </w:p>
-        </w:tc>
-        <w:tc>
-          <w:tcPr/>
-          <w:p>
-            <w:pPr>
-              <w:pStyle w:val="Compact"/>
-              <w:jc w:val="left"/>
-            </w:pPr>
-            <w:r>
-              <w:rPr>
-                <w:sz w:val="17"/>
-              </w:rPr>
-              <w:t xml:space="preserve">Rating task on 10 descriptions.</w:t>
-            </w:r>
-          </w:p>
-        </w:tc>
-      </w:tr>
-      <w:tr>
-        <w:tc>
-          <w:tcPr/>
-          <w:p>
-            <w:pPr>
-              <w:pStyle w:val="Compact"/>
-              <w:jc w:val="left"/>
-            </w:pPr>
-            <w:r>
-              <w:rPr>
-                <w:sz w:val="17"/>
-              </w:rPr>
-              <w:t xml:space="preserve">SC-004</w:t>
-            </w:r>
-          </w:p>
-        </w:tc>
-        <w:tc>
-          <w:tcPr/>
-          <w:p>
-            <w:pPr>
-              <w:pStyle w:val="Compact"/>
-              <w:jc w:val="left"/>
-            </w:pPr>
-            <w:r>
-              <w:rPr>
-                <w:sz w:val="17"/>
-              </w:rPr>
-              <w:t xml:space="preserve">A guest never sees an authority phone number or email.</w:t>
-            </w:r>
-          </w:p>
-        </w:tc>
-        <w:tc>
-          <w:tcPr/>
-          <w:p>
-            <w:pPr>
-              <w:pStyle w:val="Compact"/>
-              <w:jc w:val="left"/>
-            </w:pPr>
-            <w:r>
-              <w:rPr>
-                <w:sz w:val="17"/>
-              </w:rPr>
-              <w:t xml:space="preserve">Private-window source check on 10 location pages.</w:t>
-            </w:r>
-          </w:p>
-        </w:tc>
-      </w:tr>
-    </w:tbl>
-    <w:bookmarkEnd w:id="40"/>
-    <w:bookmarkStart w:id="41" w:name="Xf0e84fbc24061432f3671343bf60d40f0e14ddf"/>
-    <w:p>
-      <w:pPr>
-        <w:pStyle w:val="Heading2"/>
-      </w:pPr>
-      <w:r>
-        <w:t xml:space="preserve">9. Assumptions</w:t>
+        <w:t xml:space="preserve">6.1 Attribute types</w:t>
       </w:r>
     </w:p>
     <w:p>
       <w:pPr>
-        <w:numPr>
-          <w:ilvl w:val="0"/>
-          <w:numId w:val="1010"/>
-        </w:numPr>
-        <w:pStyle w:val="Compact"/>
+        <w:pStyle w:val="FirstParagraph"/>
       </w:pPr>
       <w:r>
-        <w:t xml:space="preserve">The MVP launches with at least 50 VFDA-verified locations across at least 8 provinces.</w:t>
-      </w:r>
-    </w:p>
-    <w:p>
-      <w:pPr>
-        <w:numPr>
-          <w:ilvl w:val="0"/>
-          <w:numId w:val="1010"/>
-        </w:numPr>
-        <w:pStyle w:val="Compact"/>
-      </w:pPr>
-      <w:r>
-        <w:t xml:space="preserve">Six scoring criteria: visual fit, crew capacity, logistics, season for the shooting month, permit complexity, intake status.</w:t>
-      </w:r>
-    </w:p>
-    <w:p>
-      <w:pPr>
-        <w:numPr>
-          <w:ilvl w:val="0"/>
-          <w:numId w:val="1010"/>
-        </w:numPr>
-        <w:pStyle w:val="Compact"/>
-      </w:pPr>
-      <w:r>
-        <w:t xml:space="preserve">Test values used until VFDA confirms the scoring weights: the six criteria have equal weight (1/6 each); a result is shown from 40 points; authority contacts are re-verified every 12 months.</w:t>
-      </w:r>
-    </w:p>
-    <w:bookmarkEnd w:id="41"/>
-    <w:bookmarkStart w:id="42" w:name="X55a6565c84ac464289a534278fc4074fe00819d"/>
-    <w:p>
-      <w:pPr>
-        <w:pStyle w:val="Heading2"/>
-      </w:pPr>
-      <w:r>
-        <w:t xml:space="preserve">10. Open questions</w:t>
+        <w:t xml:space="preserve">Types and required flags of the attributes above that no field in 5.1 declares (keys, timestamps, stored statuses). Every column of the data model now has a declared type.</w:t>
       </w:r>
     </w:p>
     <w:tbl>
@@ -12122,7 +11508,7 @@
                 <w:color w:val="1F2A5C"/>
                 <w:sz w:val="17"/>
               </w:rPr>
-              <w:t xml:space="preserve">#</w:t>
+              <w:t xml:space="preserve">Entity</w:t>
             </w:r>
           </w:p>
         </w:tc>
@@ -12141,7 +11527,7 @@
                 <w:color w:val="1F2A5C"/>
                 <w:sz w:val="17"/>
               </w:rPr>
-              <w:t xml:space="preserve">Question</w:t>
+              <w:t xml:space="preserve">Attribute</w:t>
             </w:r>
           </w:p>
         </w:tc>
@@ -12160,7 +11546,7 @@
                 <w:color w:val="1F2A5C"/>
                 <w:sz w:val="17"/>
               </w:rPr>
-              <w:t xml:space="preserve">Blocking?</w:t>
+              <w:t xml:space="preserve">Type</w:t>
             </w:r>
           </w:p>
         </w:tc>
@@ -12179,7 +11565,7 @@
                 <w:color w:val="1F2A5C"/>
                 <w:sz w:val="17"/>
               </w:rPr>
-              <w:t xml:space="preserve">Owner</w:t>
+              <w:t xml:space="preserve">Required</w:t>
             </w:r>
           </w:p>
         </w:tc>
@@ -12198,7 +11584,7 @@
                 <w:color w:val="1F2A5C"/>
                 <w:sz w:val="17"/>
               </w:rPr>
-              <w:t xml:space="preserve">Status</w:t>
+              <w:t xml:space="preserve">Notes</w:t>
             </w:r>
           </w:p>
         </w:tc>
@@ -12215,36 +11601,39 @@
               <w:rPr>
                 <w:sz w:val="17"/>
               </w:rPr>
-              <w:t xml:space="preserve">1</w:t>
-            </w:r>
-          </w:p>
-        </w:tc>
-        <w:tc>
-          <w:tcPr/>
-          <w:p>
-            <w:pPr>
-              <w:pStyle w:val="Compact"/>
-              <w:jc w:val="left"/>
-            </w:pPr>
-            <w:r>
-              <w:rPr>
-                <w:sz w:val="17"/>
-              </w:rPr>
-              <w:t xml:space="preserve">[NEEDS CLARIFICATION: Weights of the six scoring criteria (F-M3-08).]</w:t>
-            </w:r>
-            <w:r>
-              <w:rPr>
-                <w:sz w:val="17"/>
-              </w:rPr>
-              <w:t xml:space="preserve"> </w:t>
-            </w:r>
-            <w:r>
-              <w:rPr>
-                <w:iCs/>
-                <w:i/>
-                <w:sz w:val="17"/>
-              </w:rPr>
-              <w:t xml:space="preserve">(also raised in SC-14)</w:t>
+              <w:t xml:space="preserve">Province</w:t>
+            </w:r>
+          </w:p>
+        </w:tc>
+        <w:tc>
+          <w:tcPr/>
+          <w:p>
+            <w:pPr>
+              <w:pStyle w:val="Compact"/>
+              <w:jc w:val="left"/>
+            </w:pPr>
+            <w:r>
+              <w:rPr>
+                <w:rStyle w:val="VerbatimChar"/>
+                <w:sz w:val="17"/>
+              </w:rPr>
+              <w:t xml:space="preserve">name</w:t>
+            </w:r>
+          </w:p>
+        </w:tc>
+        <w:tc>
+          <w:tcPr/>
+          <w:p>
+            <w:pPr>
+              <w:pStyle w:val="Compact"/>
+              <w:jc w:val="left"/>
+            </w:pPr>
+            <w:r>
+              <w:rPr>
+                <w:rStyle w:val="VerbatimChar"/>
+                <w:sz w:val="17"/>
+              </w:rPr>
+              <w:t xml:space="preserve">VARCHAR(80)</w:t>
             </w:r>
           </w:p>
         </w:tc>
@@ -12274,22 +11663,7 @@
               <w:rPr>
                 <w:sz w:val="17"/>
               </w:rPr>
-              <w:t xml:space="preserve">Client (VFDA)</w:t>
-            </w:r>
-          </w:p>
-        </w:tc>
-        <w:tc>
-          <w:tcPr/>
-          <w:p>
-            <w:pPr>
-              <w:pStyle w:val="Compact"/>
-              <w:jc w:val="left"/>
-            </w:pPr>
-            <w:r>
-              <w:rPr>
-                <w:sz w:val="17"/>
-              </w:rPr>
-              <w:t xml:space="preserve">Open</w:t>
+              <w:t xml:space="preserve">one of the 34 units (BR-006)</w:t>
             </w:r>
           </w:p>
         </w:tc>
@@ -12306,81 +11680,69 @@
               <w:rPr>
                 <w:sz w:val="17"/>
               </w:rPr>
-              <w:t xml:space="preserve">2</w:t>
-            </w:r>
-          </w:p>
-        </w:tc>
-        <w:tc>
-          <w:tcPr/>
-          <w:p>
-            <w:pPr>
-              <w:pStyle w:val="Compact"/>
-              <w:jc w:val="left"/>
-            </w:pPr>
-            <w:r>
-              <w:rPr>
-                <w:sz w:val="17"/>
-              </w:rPr>
-              <w:t xml:space="preserve">[NEEDS CLARIFICATION: Who maintains the fixed attribute catalogue (scene types, terrain, era) used by F-M3-12?]</w:t>
-            </w:r>
-            <w:r>
-              <w:rPr>
-                <w:sz w:val="17"/>
-              </w:rPr>
-              <w:t xml:space="preserve"> </w:t>
-            </w:r>
-            <w:r>
-              <w:rPr>
-                <w:iCs/>
-                <w:i/>
-                <w:sz w:val="17"/>
-              </w:rPr>
-              <w:t xml:space="preserve">(also raised in SC-15)</w:t>
-            </w:r>
-          </w:p>
-        </w:tc>
-        <w:tc>
-          <w:tcPr/>
-          <w:p>
-            <w:pPr>
-              <w:pStyle w:val="Compact"/>
-              <w:jc w:val="left"/>
-            </w:pPr>
-            <w:r>
-              <w:rPr>
-                <w:sz w:val="17"/>
-              </w:rPr>
-              <w:t xml:space="preserve">Yes</w:t>
-            </w:r>
-          </w:p>
-        </w:tc>
-        <w:tc>
-          <w:tcPr/>
-          <w:p>
-            <w:pPr>
-              <w:pStyle w:val="Compact"/>
-              <w:jc w:val="left"/>
-            </w:pPr>
-            <w:r>
-              <w:rPr>
-                <w:sz w:val="17"/>
-              </w:rPr>
-              <w:t xml:space="preserve">Client (VFDA)</w:t>
-            </w:r>
-          </w:p>
-        </w:tc>
-        <w:tc>
-          <w:tcPr/>
-          <w:p>
-            <w:pPr>
-              <w:pStyle w:val="Compact"/>
-              <w:jc w:val="left"/>
-            </w:pPr>
-            <w:r>
-              <w:rPr>
-                <w:sz w:val="17"/>
-              </w:rPr>
-              <w:t xml:space="preserve">Open</w:t>
+              <w:t xml:space="preserve">Province</w:t>
+            </w:r>
+          </w:p>
+        </w:tc>
+        <w:tc>
+          <w:tcPr/>
+          <w:p>
+            <w:pPr>
+              <w:pStyle w:val="Compact"/>
+              <w:jc w:val="left"/>
+            </w:pPr>
+            <w:r>
+              <w:rPr>
+                <w:rStyle w:val="VerbatimChar"/>
+                <w:sz w:val="17"/>
+              </w:rPr>
+              <w:t xml:space="preserve">merged_from</w:t>
+            </w:r>
+          </w:p>
+        </w:tc>
+        <w:tc>
+          <w:tcPr/>
+          <w:p>
+            <w:pPr>
+              <w:pStyle w:val="Compact"/>
+              <w:jc w:val="left"/>
+            </w:pPr>
+            <w:r>
+              <w:rPr>
+                <w:rStyle w:val="VerbatimChar"/>
+                <w:sz w:val="17"/>
+              </w:rPr>
+              <w:t xml:space="preserve">VARCHAR(80)[]</w:t>
+            </w:r>
+          </w:p>
+        </w:tc>
+        <w:tc>
+          <w:tcPr/>
+          <w:p>
+            <w:pPr>
+              <w:pStyle w:val="Compact"/>
+              <w:jc w:val="left"/>
+            </w:pPr>
+            <w:r>
+              <w:rPr>
+                <w:sz w:val="17"/>
+              </w:rPr>
+              <w:t xml:space="preserve">No</w:t>
+            </w:r>
+          </w:p>
+        </w:tc>
+        <w:tc>
+          <w:tcPr/>
+          <w:p>
+            <w:pPr>
+              <w:pStyle w:val="Compact"/>
+              <w:jc w:val="left"/>
+            </w:pPr>
+            <w:r>
+              <w:rPr>
+                <w:sz w:val="17"/>
+              </w:rPr>
+              <w:t xml:space="preserve">pre-2025 names that now belong to this unit (BR-006)</w:t>
             </w:r>
           </w:p>
         </w:tc>
@@ -12397,88 +11759,39 @@
               <w:rPr>
                 <w:sz w:val="17"/>
               </w:rPr>
-              <w:t xml:space="preserve">3</w:t>
-            </w:r>
-          </w:p>
-        </w:tc>
-        <w:tc>
-          <w:tcPr/>
-          <w:p>
-            <w:pPr>
-              <w:pStyle w:val="Compact"/>
-              <w:jc w:val="left"/>
-            </w:pPr>
-            <w:r>
-              <w:rPr>
-                <w:sz w:val="17"/>
-              </w:rPr>
-              <w:t xml:space="preserve">[NEEDS CLARIFICATION: Where does data for the</w:t>
-            </w:r>
-            <w:r>
-              <w:rPr>
-                <w:sz w:val="17"/>
-              </w:rPr>
-              <w:t xml:space="preserve"> </w:t>
-            </w:r>
-            <w:r>
-              <w:rPr>
-                <w:iCs/>
-                <w:i/>
-                <w:sz w:val="17"/>
-              </w:rPr>
-              <w:t xml:space="preserve">night shooting</w:t>
-            </w:r>
-            <w:r>
-              <w:rPr>
-                <w:sz w:val="17"/>
-              </w:rPr>
-              <w:t xml:space="preserve"> </w:t>
-            </w:r>
-            <w:r>
-              <w:rPr>
-                <w:sz w:val="17"/>
-              </w:rPr>
-              <w:t xml:space="preserve">and</w:t>
-            </w:r>
-            <w:r>
-              <w:rPr>
-                <w:sz w:val="17"/>
-              </w:rPr>
-              <w:t xml:space="preserve"> </w:t>
-            </w:r>
-            <w:r>
-              <w:rPr>
-                <w:iCs/>
-                <w:i/>
-                <w:sz w:val="17"/>
-              </w:rPr>
-              <w:t xml:space="preserve">weather in the shooting month</w:t>
-            </w:r>
-            <w:r>
-              <w:rPr>
-                <w:sz w:val="17"/>
-              </w:rPr>
-              <w:t xml:space="preserve"> </w:t>
-            </w:r>
-            <w:r>
-              <w:rPr>
-                <w:sz w:val="17"/>
-              </w:rPr>
-              <w:t xml:space="preserve">comparison rows come from? No field exists yet.]</w:t>
-            </w:r>
-            <w:r>
-              <w:rPr>
-                <w:sz w:val="17"/>
-              </w:rPr>
-              <w:t xml:space="preserve"> </w:t>
-            </w:r>
-            <w:r>
-              <w:rPr>
-                <w:iCs/>
-                <w:i/>
-                <w:sz w:val="17"/>
-              </w:rPr>
-              <w:t xml:space="preserve">(also raised in SC-17)</w:t>
+              <w:t xml:space="preserve">LocationImage</w:t>
+            </w:r>
+          </w:p>
+        </w:tc>
+        <w:tc>
+          <w:tcPr/>
+          <w:p>
+            <w:pPr>
+              <w:pStyle w:val="Compact"/>
+              <w:jc w:val="left"/>
+            </w:pPr>
+            <w:r>
+              <w:rPr>
+                <w:rStyle w:val="VerbatimChar"/>
+                <w:sz w:val="17"/>
+              </w:rPr>
+              <w:t xml:space="preserve">location_id</w:t>
+            </w:r>
+          </w:p>
+        </w:tc>
+        <w:tc>
+          <w:tcPr/>
+          <w:p>
+            <w:pPr>
+              <w:pStyle w:val="Compact"/>
+              <w:jc w:val="left"/>
+            </w:pPr>
+            <w:r>
+              <w:rPr>
+                <w:rStyle w:val="VerbatimChar"/>
+                <w:sz w:val="17"/>
+              </w:rPr>
+              <w:t xml:space="preserve">UUID</w:t>
             </w:r>
           </w:p>
         </w:tc>
@@ -12502,1065 +11815,20 @@
           <w:p>
             <w:pPr>
               <w:pStyle w:val="Compact"/>
-              <w:jc w:val="left"/>
-            </w:pPr>
-            <w:r>
-              <w:rPr>
-                <w:sz w:val="17"/>
-              </w:rPr>
-              <w:t xml:space="preserve">Group C</w:t>
-            </w:r>
-          </w:p>
-        </w:tc>
-        <w:tc>
-          <w:tcPr/>
-          <w:p>
-            <w:pPr>
-              <w:pStyle w:val="Compact"/>
-              <w:jc w:val="left"/>
-            </w:pPr>
-            <w:r>
-              <w:rPr>
-                <w:sz w:val="17"/>
-              </w:rPr>
-              <w:t xml:space="preserve">Open</w:t>
-            </w:r>
-          </w:p>
-        </w:tc>
-      </w:tr>
-      <w:tr>
-        <w:tc>
-          <w:tcPr/>
-          <w:p>
-            <w:pPr>
-              <w:pStyle w:val="Compact"/>
-              <w:jc w:val="left"/>
-            </w:pPr>
-            <w:r>
-              <w:rPr>
-                <w:sz w:val="17"/>
-              </w:rPr>
-              <w:t xml:space="preserve">4</w:t>
-            </w:r>
-          </w:p>
-        </w:tc>
-        <w:tc>
-          <w:tcPr/>
-          <w:p>
-            <w:pPr>
-              <w:pStyle w:val="Compact"/>
-              <w:jc w:val="left"/>
-            </w:pPr>
-            <w:r>
-              <w:rPr>
-                <w:sz w:val="17"/>
-              </w:rPr>
-              <w:t xml:space="preserve">[NEEDS CLARIFICATION: May VFDA publish the provincial index publicly? It may be sensitive for low-scoring provinces.]</w:t>
-            </w:r>
-            <w:r>
-              <w:rPr>
-                <w:sz w:val="17"/>
-              </w:rPr>
-              <w:t xml:space="preserve"> </w:t>
-            </w:r>
-            <w:r>
-              <w:rPr>
-                <w:iCs/>
-                <w:i/>
-                <w:sz w:val="17"/>
-              </w:rPr>
-              <w:t xml:space="preserve">(also raised in SC-18)</w:t>
-            </w:r>
-          </w:p>
-        </w:tc>
-        <w:tc>
-          <w:tcPr/>
-          <w:p>
-            <w:pPr>
-              <w:pStyle w:val="Compact"/>
-              <w:jc w:val="left"/>
-            </w:pPr>
-            <w:r>
-              <w:rPr>
-                <w:sz w:val="17"/>
-              </w:rPr>
-              <w:t xml:space="preserve">Yes</w:t>
-            </w:r>
-          </w:p>
-        </w:tc>
-        <w:tc>
-          <w:tcPr/>
-          <w:p>
-            <w:pPr>
-              <w:pStyle w:val="Compact"/>
-              <w:jc w:val="left"/>
-            </w:pPr>
-            <w:r>
-              <w:rPr>
-                <w:sz w:val="17"/>
-              </w:rPr>
-              <w:t xml:space="preserve">Client (VFDA)</w:t>
-            </w:r>
-          </w:p>
-        </w:tc>
-        <w:tc>
-          <w:tcPr/>
-          <w:p>
-            <w:pPr>
-              <w:pStyle w:val="Compact"/>
-              <w:jc w:val="left"/>
-            </w:pPr>
-            <w:r>
-              <w:rPr>
-                <w:sz w:val="17"/>
-              </w:rPr>
-              <w:t xml:space="preserve">Open</w:t>
-            </w:r>
-          </w:p>
-        </w:tc>
-      </w:tr>
-      <w:tr>
-        <w:tc>
-          <w:tcPr/>
-          <w:p>
-            <w:pPr>
-              <w:pStyle w:val="Compact"/>
-              <w:jc w:val="left"/>
-            </w:pPr>
-            <w:r>
-              <w:rPr>
-                <w:sz w:val="17"/>
-              </w:rPr>
-              <w:t xml:space="preserve">5</w:t>
-            </w:r>
-          </w:p>
-        </w:tc>
-        <w:tc>
-          <w:tcPr/>
-          <w:p>
-            <w:pPr>
-              <w:pStyle w:val="Compact"/>
-              <w:jc w:val="left"/>
-            </w:pPr>
-            <w:r>
-              <w:rPr>
-                <w:sz w:val="17"/>
-              </w:rPr>
-              <w:t xml:space="preserve">[NEEDS CLARIFICATION: Re-verification cycle for authority contacts (proposed 12 months).]</w:t>
-            </w:r>
-            <w:r>
-              <w:rPr>
-                <w:sz w:val="17"/>
-              </w:rPr>
-              <w:t xml:space="preserve"> </w:t>
-            </w:r>
-            <w:r>
-              <w:rPr>
-                <w:iCs/>
-                <w:i/>
-                <w:sz w:val="17"/>
-              </w:rPr>
-              <w:t xml:space="preserve">(also raised in SC-16, SC-35)</w:t>
-            </w:r>
-          </w:p>
-        </w:tc>
-        <w:tc>
-          <w:tcPr/>
-          <w:p>
-            <w:pPr>
-              <w:pStyle w:val="Compact"/>
-              <w:jc w:val="left"/>
-            </w:pPr>
-            <w:r>
-              <w:rPr>
-                <w:sz w:val="17"/>
-              </w:rPr>
-              <w:t xml:space="preserve">No</w:t>
-            </w:r>
-          </w:p>
-        </w:tc>
-        <w:tc>
-          <w:tcPr/>
-          <w:p>
-            <w:pPr>
-              <w:pStyle w:val="Compact"/>
-              <w:jc w:val="left"/>
-            </w:pPr>
-            <w:r>
-              <w:rPr>
-                <w:sz w:val="17"/>
-              </w:rPr>
-              <w:t xml:space="preserve">Client (VFDA)</w:t>
-            </w:r>
-          </w:p>
-        </w:tc>
-        <w:tc>
-          <w:tcPr/>
-          <w:p>
-            <w:pPr>
-              <w:pStyle w:val="Compact"/>
-              <w:jc w:val="left"/>
-            </w:pPr>
-            <w:r>
-              <w:rPr>
-                <w:sz w:val="17"/>
-              </w:rPr>
-              <w:t xml:space="preserve">Open</w:t>
-            </w:r>
-          </w:p>
-        </w:tc>
-      </w:tr>
-      <w:tr>
-        <w:tc>
-          <w:tcPr/>
-          <w:p>
-            <w:pPr>
-              <w:pStyle w:val="Compact"/>
-              <w:jc w:val="left"/>
-            </w:pPr>
-            <w:r>
-              <w:rPr>
-                <w:sz w:val="17"/>
-              </w:rPr>
-              <w:t xml:space="preserve">6</w:t>
-            </w:r>
-          </w:p>
-        </w:tc>
-        <w:tc>
-          <w:tcPr/>
-          <w:p>
-            <w:pPr>
-              <w:pStyle w:val="Compact"/>
-              <w:jc w:val="left"/>
-            </w:pPr>
-            <w:r>
-              <w:rPr>
-                <w:sz w:val="17"/>
-              </w:rPr>
-              <w:t xml:space="preserve">[NEEDS CLARIFICATION: Is the Session 3 target of at least 40 published locations at launch still required, and who supplies the location data?]</w:t>
-            </w:r>
-          </w:p>
-        </w:tc>
-        <w:tc>
-          <w:tcPr/>
-          <w:p>
-            <w:pPr>
-              <w:pStyle w:val="Compact"/>
-              <w:jc w:val="left"/>
-            </w:pPr>
-            <w:r>
-              <w:rPr>
-                <w:sz w:val="17"/>
-              </w:rPr>
-              <w:t xml:space="preserve">No</w:t>
-            </w:r>
-          </w:p>
-        </w:tc>
-        <w:tc>
-          <w:tcPr/>
-          <w:p>
-            <w:pPr>
-              <w:pStyle w:val="Compact"/>
-              <w:jc w:val="left"/>
-            </w:pPr>
-            <w:r>
-              <w:rPr>
-                <w:sz w:val="17"/>
-              </w:rPr>
-              <w:t xml:space="preserve">Nam with VFDA</w:t>
-            </w:r>
-          </w:p>
-        </w:tc>
-        <w:tc>
-          <w:tcPr/>
-          <w:p>
-            <w:pPr>
-              <w:pStyle w:val="Compact"/>
-              <w:jc w:val="left"/>
-            </w:pPr>
-            <w:r>
-              <w:rPr>
-                <w:sz w:val="17"/>
-              </w:rPr>
-              <w:t xml:space="preserve">Open</w:t>
-            </w:r>
-          </w:p>
-        </w:tc>
-      </w:tr>
-      <w:tr>
-        <w:tc>
-          <w:tcPr/>
-          <w:p>
-            <w:pPr>
-              <w:pStyle w:val="Compact"/>
-              <w:jc w:val="left"/>
-            </w:pPr>
-            <w:r>
-              <w:rPr>
-                <w:sz w:val="17"/>
-              </w:rPr>
-              <w:t xml:space="preserve">7</w:t>
-            </w:r>
-          </w:p>
-        </w:tc>
-        <w:tc>
-          <w:tcPr/>
-          <w:p>
-            <w:pPr>
-              <w:pStyle w:val="Compact"/>
-              <w:jc w:val="left"/>
-            </w:pPr>
-            <w:r>
-              <w:rPr>
-                <w:sz w:val="17"/>
-              </w:rPr>
-              <w:t xml:space="preserve">[NEEDS CLARIFICATION: the 40-point threshold is a proposal and needs tuning once real data is available]</w:t>
-            </w:r>
-            <w:r>
-              <w:rPr>
-                <w:sz w:val="17"/>
-              </w:rPr>
-              <w:t xml:space="preserve"> </w:t>
-            </w:r>
-            <w:r>
-              <w:rPr>
-                <w:iCs/>
-                <w:i/>
-                <w:sz w:val="17"/>
-              </w:rPr>
-              <w:t xml:space="preserve">(from SC-14)</w:t>
-            </w:r>
-          </w:p>
-        </w:tc>
-        <w:tc>
-          <w:tcPr/>
-          <w:p>
-            <w:pPr>
-              <w:pStyle w:val="Compact"/>
-              <w:jc w:val="left"/>
-            </w:pPr>
-            <w:r>
-              <w:rPr>
-                <w:sz w:val="17"/>
-              </w:rPr>
-              <w:t xml:space="preserve">No</w:t>
-            </w:r>
-          </w:p>
-        </w:tc>
-        <w:tc>
-          <w:tcPr/>
-          <w:p>
-            <w:pPr>
-              <w:pStyle w:val="Compact"/>
-              <w:jc w:val="left"/>
-            </w:pPr>
-            <w:r>
-              <w:rPr>
-                <w:sz w:val="17"/>
-              </w:rPr>
-              <w:t xml:space="preserve">Group C with VFDA</w:t>
-            </w:r>
-          </w:p>
-        </w:tc>
-        <w:tc>
-          <w:tcPr/>
-          <w:p>
-            <w:pPr>
-              <w:pStyle w:val="Compact"/>
-              <w:jc w:val="left"/>
-            </w:pPr>
-            <w:r>
-              <w:rPr>
-                <w:sz w:val="17"/>
-              </w:rPr>
-              <w:t xml:space="preserve">Open</w:t>
-            </w:r>
-          </w:p>
-        </w:tc>
-      </w:tr>
-      <w:tr>
-        <w:tc>
-          <w:tcPr/>
-          <w:p>
-            <w:pPr>
-              <w:pStyle w:val="Compact"/>
-              <w:jc w:val="left"/>
-            </w:pPr>
-            <w:r>
-              <w:rPr>
-                <w:sz w:val="17"/>
-              </w:rPr>
-              <w:t xml:space="preserve">8</w:t>
-            </w:r>
-          </w:p>
-        </w:tc>
-        <w:tc>
-          <w:tcPr/>
-          <w:p>
-            <w:pPr>
-              <w:pStyle w:val="Compact"/>
-              <w:jc w:val="left"/>
-            </w:pPr>
-            <w:r>
-              <w:rPr>
-                <w:sz w:val="17"/>
-              </w:rPr>
-              <w:t xml:space="preserve">[NEEDS CLARIFICATION: procedure for filming permits inside the Tràng An heritage area — VFDA to confirm the contact and displayed wording]</w:t>
-            </w:r>
-            <w:r>
-              <w:rPr>
-                <w:sz w:val="17"/>
-              </w:rPr>
-              <w:t xml:space="preserve"> </w:t>
-            </w:r>
-            <w:r>
-              <w:rPr>
-                <w:iCs/>
-                <w:i/>
-                <w:sz w:val="17"/>
-              </w:rPr>
-              <w:t xml:space="preserve">(from SC-16)</w:t>
-            </w:r>
-          </w:p>
-        </w:tc>
-        <w:tc>
-          <w:tcPr/>
-          <w:p>
-            <w:pPr>
-              <w:pStyle w:val="Compact"/>
-              <w:jc w:val="left"/>
-            </w:pPr>
-            <w:r>
-              <w:rPr>
-                <w:sz w:val="17"/>
-              </w:rPr>
-              <w:t xml:space="preserve">No</w:t>
-            </w:r>
-          </w:p>
-        </w:tc>
-        <w:tc>
-          <w:tcPr/>
-          <w:p>
-            <w:pPr>
-              <w:pStyle w:val="Compact"/>
-              <w:jc w:val="left"/>
-            </w:pPr>
-            <w:r>
-              <w:rPr>
-                <w:sz w:val="17"/>
-              </w:rPr>
-              <w:t xml:space="preserve">Client (VFDA)</w:t>
-            </w:r>
-          </w:p>
-        </w:tc>
-        <w:tc>
-          <w:tcPr/>
-          <w:p>
-            <w:pPr>
-              <w:pStyle w:val="Compact"/>
-              <w:jc w:val="left"/>
-            </w:pPr>
-            <w:r>
-              <w:rPr>
-                <w:sz w:val="17"/>
-              </w:rPr>
-              <w:t xml:space="preserve">Open</w:t>
-            </w:r>
-          </w:p>
-        </w:tc>
-      </w:tr>
-      <w:tr>
-        <w:tc>
-          <w:tcPr/>
-          <w:p>
-            <w:pPr>
-              <w:pStyle w:val="Compact"/>
-              <w:jc w:val="left"/>
-            </w:pPr>
-            <w:r>
-              <w:rPr>
-                <w:sz w:val="17"/>
-              </w:rPr>
-              <w:t xml:space="preserve">9</w:t>
-            </w:r>
-          </w:p>
-        </w:tc>
-        <w:tc>
-          <w:tcPr/>
-          <w:p>
-            <w:pPr>
-              <w:pStyle w:val="Compact"/>
-              <w:jc w:val="left"/>
-            </w:pPr>
-            <w:r>
-              <w:rPr>
-                <w:sz w:val="17"/>
-              </w:rPr>
-              <w:t xml:space="preserve">[NEEDS CLARIFICATION: minimum data threshold for showing the index]</w:t>
-            </w:r>
-            <w:r>
-              <w:rPr>
-                <w:sz w:val="17"/>
-              </w:rPr>
-              <w:t xml:space="preserve"> </w:t>
-            </w:r>
-            <w:r>
-              <w:rPr>
-                <w:iCs/>
-                <w:i/>
-                <w:sz w:val="17"/>
-              </w:rPr>
-              <w:t xml:space="preserve">(from SC-18)</w:t>
-            </w:r>
-          </w:p>
-        </w:tc>
-        <w:tc>
-          <w:tcPr/>
-          <w:p>
-            <w:pPr>
-              <w:pStyle w:val="Compact"/>
-              <w:jc w:val="left"/>
-            </w:pPr>
-            <w:r>
-              <w:rPr>
-                <w:sz w:val="17"/>
-              </w:rPr>
-              <w:t xml:space="preserve">No</w:t>
-            </w:r>
-          </w:p>
-        </w:tc>
-        <w:tc>
-          <w:tcPr/>
-          <w:p>
-            <w:pPr>
-              <w:pStyle w:val="Compact"/>
-              <w:jc w:val="left"/>
-            </w:pPr>
-            <w:r>
-              <w:rPr>
-                <w:sz w:val="17"/>
-              </w:rPr>
-              <w:t xml:space="preserve">Group C</w:t>
-            </w:r>
-          </w:p>
-        </w:tc>
-        <w:tc>
-          <w:tcPr/>
-          <w:p>
-            <w:pPr>
-              <w:pStyle w:val="Compact"/>
-              <w:jc w:val="left"/>
-            </w:pPr>
-            <w:r>
-              <w:rPr>
-                <w:sz w:val="17"/>
-              </w:rPr>
-              <w:t xml:space="preserve">Open</w:t>
-            </w:r>
-          </w:p>
-        </w:tc>
-      </w:tr>
-      <w:tr>
-        <w:tc>
-          <w:tcPr/>
-          <w:p>
-            <w:pPr>
-              <w:pStyle w:val="Compact"/>
-              <w:jc w:val="left"/>
-            </w:pPr>
-            <w:r>
-              <w:rPr>
-                <w:sz w:val="17"/>
-              </w:rPr>
-              <w:t xml:space="preserve">10</w:t>
-            </w:r>
-          </w:p>
-        </w:tc>
-        <w:tc>
-          <w:tcPr/>
-          <w:p>
-            <w:pPr>
-              <w:pStyle w:val="Compact"/>
-              <w:jc w:val="left"/>
-            </w:pPr>
-            <w:r>
-              <w:rPr>
-                <w:sz w:val="17"/>
-              </w:rPr>
-              <w:t xml:space="preserve">[NEEDS CLARIFICATION: who changes a photo's</w:t>
-            </w:r>
-            <w:r>
-              <w:rPr>
-                <w:sz w:val="17"/>
-              </w:rPr>
-              <w:t xml:space="preserve"> </w:t>
-            </w:r>
-            <w:r>
-              <w:rPr>
-                <w:rStyle w:val="VerbatimChar"/>
-                <w:sz w:val="17"/>
-              </w:rPr>
-              <w:t xml:space="preserve">image_status</w:t>
-            </w:r>
-            <w:r>
-              <w:rPr>
-                <w:sz w:val="17"/>
-              </w:rPr>
-              <w:t xml:space="preserve"> </w:t>
-            </w:r>
-            <w:r>
-              <w:rPr>
-                <w:sz w:val="17"/>
-              </w:rPr>
-              <w:t xml:space="preserve">from pending to approved when VFDA staff upload it themselves, and must a location have at least one approved photo before it can be published?]</w:t>
-            </w:r>
-            <w:r>
-              <w:rPr>
-                <w:sz w:val="17"/>
-              </w:rPr>
-              <w:t xml:space="preserve"> </w:t>
-            </w:r>
-            <w:r>
-              <w:rPr>
-                <w:iCs/>
-                <w:i/>
-                <w:sz w:val="17"/>
-              </w:rPr>
-              <w:t xml:space="preserve">(from SC-35)</w:t>
-            </w:r>
-          </w:p>
-        </w:tc>
-        <w:tc>
-          <w:tcPr/>
-          <w:p>
-            <w:pPr>
-              <w:pStyle w:val="Compact"/>
-              <w:jc w:val="left"/>
-            </w:pPr>
-            <w:r>
-              <w:rPr>
-                <w:sz w:val="17"/>
-              </w:rPr>
-              <w:t xml:space="preserve">No</w:t>
-            </w:r>
-          </w:p>
-        </w:tc>
-        <w:tc>
-          <w:tcPr/>
-          <w:p>
-            <w:pPr>
-              <w:pStyle w:val="Compact"/>
-              <w:jc w:val="left"/>
-            </w:pPr>
-            <w:r>
-              <w:rPr>
-                <w:sz w:val="17"/>
-              </w:rPr>
-              <w:t xml:space="preserve">Client (VFDA)</w:t>
-            </w:r>
-          </w:p>
-        </w:tc>
-        <w:tc>
-          <w:tcPr/>
-          <w:p>
-            <w:pPr>
-              <w:pStyle w:val="Compact"/>
-              <w:jc w:val="left"/>
-            </w:pPr>
-            <w:r>
-              <w:rPr>
-                <w:sz w:val="17"/>
-              </w:rPr>
-              <w:t xml:space="preserve">Open</w:t>
-            </w:r>
+            </w:pPr>
           </w:p>
         </w:tc>
       </w:tr>
     </w:tbl>
-    <w:bookmarkEnd w:id="42"/>
-    <w:bookmarkStart w:id="44" w:name="Xfe89178ba2c1baf2da96240bc9850b678501375"/>
+    <w:bookmarkEnd w:id="38"/>
+    <w:bookmarkEnd w:id="39"/>
+    <w:bookmarkStart w:id="40" w:name="Xd2a645a1673f9c3c0ba35362f9a4e8652055502"/>
     <w:p>
       <w:pPr>
         <w:pStyle w:val="Heading2"/>
       </w:pPr>
       <w:r>
-        <w:t xml:space="preserve">11. Traceability to DBIZ2</w:t>
-      </w:r>
-    </w:p>
-    <w:tbl>
-      <w:tblPr>
-        <w:tblStyle w:val="Table"/>
-        <w:tblLook w:firstRow="1" w:lastRow="0" w:firstColumn="0" w:lastColumn="0" w:noHBand="0" w:noVBand="0" w:val="0020"/>
-        <w:jc w:val="start"/>
-        <w:tblBorders>
-          <w:top w:val="single" w:sz="4" w:color="C9CED6"/>
-          <w:left w:val="single" w:sz="4" w:color="C9CED6"/>
-          <w:bottom w:val="single" w:sz="4" w:color="C9CED6"/>
-          <w:right w:val="single" w:sz="4" w:color="C9CED6"/>
-          <w:insideH w:val="single" w:sz="4" w:color="C9CED6"/>
-          <w:insideV w:val="single" w:sz="4" w:color="C9CED6"/>
-        </w:tblBorders>
-        <w:tblW w:w="5000" w:type="pct"/>
-      </w:tblPr>
-      <w:tblGrid>
-        <w:gridCol w:w="3286"/>
-        <w:gridCol w:w="3286"/>
-        <w:gridCol w:w="3286"/>
-      </w:tblGrid>
-      <w:tr>
-        <w:trPr>
-          <w:tblHeader w:val="true"/>
-        </w:trPr>
-        <w:tc>
-          <w:tcPr>
-            <w:shd w:val="clear" w:color="auto" w:fill="E4ECF7"/>
-          </w:tcPr>
-          <w:p>
-            <w:pPr>
-              <w:pStyle w:val="Compact"/>
-              <w:jc w:val="left"/>
-            </w:pPr>
-            <w:r>
-              <w:rPr>
-                <w:b/>
-                <w:color w:val="1F2A5C"/>
-                <w:sz w:val="17"/>
-              </w:rPr>
-              <w:t xml:space="preserve">Spec section</w:t>
-            </w:r>
-          </w:p>
-        </w:tc>
-        <w:tc>
-          <w:tcPr>
-            <w:shd w:val="clear" w:color="auto" w:fill="E4ECF7"/>
-          </w:tcPr>
-          <w:p>
-            <w:pPr>
-              <w:pStyle w:val="Compact"/>
-              <w:jc w:val="left"/>
-            </w:pPr>
-            <w:r>
-              <w:rPr>
-                <w:b/>
-                <w:color w:val="1F2A5C"/>
-                <w:sz w:val="17"/>
-              </w:rPr>
-              <w:t xml:space="preserve">DBIZ2 source</w:t>
-            </w:r>
-          </w:p>
-        </w:tc>
-        <w:tc>
-          <w:tcPr>
-            <w:shd w:val="clear" w:color="auto" w:fill="E4ECF7"/>
-          </w:tcPr>
-          <w:p>
-            <w:pPr>
-              <w:pStyle w:val="Compact"/>
-              <w:jc w:val="left"/>
-            </w:pPr>
-            <w:r>
-              <w:rPr>
-                <w:b/>
-                <w:color w:val="1F2A5C"/>
-                <w:sz w:val="17"/>
-              </w:rPr>
-              <w:t xml:space="preserve">Location</w:t>
-            </w:r>
-          </w:p>
-        </w:tc>
-      </w:tr>
-      <w:tr>
-        <w:tc>
-          <w:tcPr/>
-          <w:p>
-            <w:pPr>
-              <w:pStyle w:val="Compact"/>
-              <w:jc w:val="left"/>
-            </w:pPr>
-            <w:r>
-              <w:rPr>
-                <w:sz w:val="17"/>
-              </w:rPr>
-              <w:t xml:space="preserve">1. Purpose</w:t>
-            </w:r>
-          </w:p>
-        </w:tc>
-        <w:tc>
-          <w:tcPr/>
-          <w:p>
-            <w:pPr>
-              <w:pStyle w:val="Compact"/>
-              <w:jc w:val="left"/>
-            </w:pPr>
-            <w:r>
-              <w:rPr>
-                <w:sz w:val="17"/>
-              </w:rPr>
-              <w:t xml:space="preserve">System Design v2.0 — 1. Schematic, §1.2 (M3)</w:t>
-            </w:r>
-          </w:p>
-        </w:tc>
-        <w:tc>
-          <w:tcPr/>
-          <w:p>
-            <w:pPr>
-              <w:pStyle w:val="Compact"/>
-              <w:jc w:val="left"/>
-            </w:pPr>
-            <w:r>
-              <w:rPr>
-                <w:rStyle w:val="VerbatimChar"/>
-                <w:sz w:val="17"/>
-              </w:rPr>
-              <w:t xml:space="preserve">docs/architecture/context.md</w:t>
-            </w:r>
-          </w:p>
-        </w:tc>
-      </w:tr>
-      <w:tr>
-        <w:tc>
-          <w:tcPr/>
-          <w:p>
-            <w:pPr>
-              <w:pStyle w:val="Compact"/>
-              <w:jc w:val="left"/>
-            </w:pPr>
-            <w:r>
-              <w:rPr>
-                <w:sz w:val="17"/>
-              </w:rPr>
-              <w:t xml:space="preserve">4.1 Usage flow</w:t>
-            </w:r>
-          </w:p>
-        </w:tc>
-        <w:tc>
-          <w:tcPr/>
-          <w:p>
-            <w:pPr>
-              <w:pStyle w:val="Compact"/>
-              <w:jc w:val="left"/>
-            </w:pPr>
-            <w:r>
-              <w:rPr>
-                <w:sz w:val="17"/>
-              </w:rPr>
-              <w:t xml:space="preserve">FLOW-01 flows 1 and 4 (Figure 3) + Step 3 additions</w:t>
-            </w:r>
-          </w:p>
-        </w:tc>
-        <w:tc>
-          <w:tcPr/>
-          <w:p>
-            <w:pPr>
-              <w:pStyle w:val="Compact"/>
-              <w:jc w:val="left"/>
-            </w:pPr>
-            <w:r>
-              <w:rPr>
-                <w:rStyle w:val="VerbatimChar"/>
-                <w:sz w:val="17"/>
-              </w:rPr>
-              <w:t xml:space="preserve">docs/architecture/usage-flow.md</w:t>
-            </w:r>
-            <w:r>
-              <w:rPr>
-                <w:sz w:val="17"/>
-              </w:rPr>
-              <w:t xml:space="preserve"> </w:t>
-            </w:r>
-            <w:r>
-              <w:rPr>
-                <w:sz w:val="17"/>
-              </w:rPr>
-              <w:t xml:space="preserve">§1, §4</w:t>
-            </w:r>
-          </w:p>
-        </w:tc>
-      </w:tr>
-      <w:tr>
-        <w:tc>
-          <w:tcPr/>
-          <w:p>
-            <w:pPr>
-              <w:pStyle w:val="Compact"/>
-              <w:jc w:val="left"/>
-            </w:pPr>
-            <w:r>
-              <w:rPr>
-                <w:sz w:val="17"/>
-              </w:rPr>
-              <w:t xml:space="preserve">4.2–4.4 Sequences</w:t>
-            </w:r>
-          </w:p>
-        </w:tc>
-        <w:tc>
-          <w:tcPr/>
-          <w:p>
-            <w:pPr>
-              <w:pStyle w:val="Compact"/>
-              <w:jc w:val="left"/>
-            </w:pPr>
-            <w:r>
-              <w:rPr>
-                <w:sz w:val="17"/>
-              </w:rPr>
-              <w:t xml:space="preserve">SEQ-03 (Fig. 6), SEQ-04 (Fig. 7), SEQ-05 (Fig. 8)</w:t>
-            </w:r>
-          </w:p>
-        </w:tc>
-        <w:tc>
-          <w:tcPr/>
-          <w:p>
-            <w:pPr>
-              <w:pStyle w:val="Compact"/>
-              <w:jc w:val="left"/>
-            </w:pPr>
-            <w:r>
-              <w:rPr>
-                <w:rStyle w:val="VerbatimChar"/>
-                <w:sz w:val="17"/>
-              </w:rPr>
-              <w:t xml:space="preserve">docs/architecture/sequence-diagrams.md</w:t>
-            </w:r>
-          </w:p>
-        </w:tc>
-      </w:tr>
-      <w:tr>
-        <w:tc>
-          <w:tcPr/>
-          <w:p>
-            <w:pPr>
-              <w:pStyle w:val="Compact"/>
-              <w:jc w:val="left"/>
-            </w:pPr>
-            <w:r>
-              <w:rPr>
-                <w:sz w:val="17"/>
-              </w:rPr>
-              <w:t xml:space="preserve">5. Functional requirements</w:t>
-            </w:r>
-          </w:p>
-        </w:tc>
-        <w:tc>
-          <w:tcPr/>
-          <w:p>
-            <w:pPr>
-              <w:pStyle w:val="Compact"/>
-              <w:jc w:val="left"/>
-            </w:pPr>
-            <w:r>
-              <w:rPr>
-                <w:sz w:val="17"/>
-              </w:rPr>
-              <w:t xml:space="preserve">Function List rows 42–61</w:t>
-            </w:r>
-          </w:p>
-        </w:tc>
-        <w:tc>
-          <w:tcPr/>
-          <w:p>
-            <w:pPr>
-              <w:pStyle w:val="Compact"/>
-              <w:jc w:val="left"/>
-            </w:pPr>
-            <w:r>
-              <w:rPr>
-                <w:rStyle w:val="VerbatimChar"/>
-                <w:sz w:val="17"/>
-              </w:rPr>
-              <w:t xml:space="preserve">docs/function-list.md</w:t>
-            </w:r>
-            <w:r>
-              <w:rPr>
-                <w:sz w:val="17"/>
-              </w:rPr>
-              <w:t xml:space="preserve"> </w:t>
-            </w:r>
-            <w:r>
-              <w:rPr>
-                <w:sz w:val="17"/>
-              </w:rPr>
-              <w:t xml:space="preserve">rows 42–61</w:t>
-            </w:r>
-          </w:p>
-        </w:tc>
-      </w:tr>
-      <w:tr>
-        <w:tc>
-          <w:tcPr/>
-          <w:p>
-            <w:pPr>
-              <w:pStyle w:val="Compact"/>
-              <w:jc w:val="left"/>
-            </w:pPr>
-            <w:r>
-              <w:rPr>
-                <w:sz w:val="17"/>
-              </w:rPr>
-              <w:t xml:space="preserve">7. Screens</w:t>
-            </w:r>
-          </w:p>
-        </w:tc>
-        <w:tc>
-          <w:tcPr/>
-          <w:p>
-            <w:pPr>
-              <w:pStyle w:val="Compact"/>
-              <w:jc w:val="left"/>
-            </w:pPr>
-            <w:r>
-              <w:rPr>
-                <w:sz w:val="17"/>
-              </w:rPr>
-              <w:t xml:space="preserve">Screen List SC-14..SC-18, SC-35</w:t>
-            </w:r>
-          </w:p>
-        </w:tc>
-        <w:tc>
-          <w:tcPr/>
-          <w:p>
-            <w:pPr>
-              <w:pStyle w:val="Compact"/>
-              <w:jc w:val="left"/>
-            </w:pPr>
-            <w:r>
-              <w:rPr>
-                <w:rStyle w:val="VerbatimChar"/>
-                <w:sz w:val="17"/>
-              </w:rPr>
-              <w:t xml:space="preserve">docs/screen-list.md</w:t>
-            </w:r>
-            <w:r>
-              <w:rPr>
-                <w:sz w:val="17"/>
-              </w:rPr>
-              <w:t xml:space="preserve"> </w:t>
-            </w:r>
-            <w:r>
-              <w:rPr>
-                <w:sz w:val="17"/>
-              </w:rPr>
-              <w:t xml:space="preserve">§1</w:t>
-            </w:r>
-          </w:p>
-        </w:tc>
-      </w:tr>
-    </w:tbl>
-    <w:bookmarkStart w:id="43" w:name="X0ebe4ea0055657d0fde6dddb3c03c11905d0ce8"/>
-    <w:p>
-      <w:pPr>
-        <w:pStyle w:val="Heading3"/>
-      </w:pPr>
-      <w:r>
-        <w:t xml:space="preserve">11.1 Reconciliation with DBIZ2 (System Design v2.0)</w:t>
-      </w:r>
-    </w:p>
-    <w:p>
-      <w:pPr>
-        <w:pStyle w:val="FirstParagraph"/>
-      </w:pPr>
-      <w:r>
-        <w:t xml:space="preserve">Where the 20-screen design or this spec differs from the DBIZ2 Function List, the difference is written here instead of being silently changed.</w:t>
+        <w:t xml:space="preserve">7. Screens involved</w:t>
       </w:r>
     </w:p>
     <w:tbl>
@@ -13603,7 +11871,7 @@
                 <w:color w:val="1F2A5C"/>
                 <w:sz w:val="17"/>
               </w:rPr>
-              <w:t xml:space="preserve">Topic</w:t>
+              <w:t xml:space="preserve">Screen ID</w:t>
             </w:r>
           </w:p>
         </w:tc>
@@ -13622,7 +11890,7 @@
                 <w:color w:val="1F2A5C"/>
                 <w:sz w:val="17"/>
               </w:rPr>
-              <w:t xml:space="preserve">DBIZ2 / System Design v2.0</w:t>
+              <w:t xml:space="preserve">Screen name</w:t>
             </w:r>
           </w:p>
         </w:tc>
@@ -13641,7 +11909,7 @@
                 <w:color w:val="1F2A5C"/>
                 <w:sz w:val="17"/>
               </w:rPr>
-              <w:t xml:space="preserve">This spec</w:t>
+              <w:t xml:space="preserve">Priority</w:t>
             </w:r>
           </w:p>
         </w:tc>
@@ -13660,7 +11928,7 @@
                 <w:color w:val="1F2A5C"/>
                 <w:sz w:val="17"/>
               </w:rPr>
-              <w:t xml:space="preserve">Status</w:t>
+              <w:t xml:space="preserve">Screen Spec file</w:t>
             </w:r>
           </w:p>
         </w:tc>
@@ -13677,37 +11945,860 @@
               <w:rPr>
                 <w:sz w:val="17"/>
               </w:rPr>
-              <w:t xml:space="preserve">Attribute confirmation</w:t>
-            </w:r>
-          </w:p>
-        </w:tc>
-        <w:tc>
-          <w:tcPr/>
-          <w:p>
-            <w:pPr>
-              <w:pStyle w:val="Compact"/>
-              <w:jc w:val="left"/>
-            </w:pPr>
-            <w:r>
-              <w:rPr>
-                <w:sz w:val="17"/>
-              </w:rPr>
-              <w:t xml:space="preserve">SEQ-03 goes straight from extraction to search</w:t>
-            </w:r>
-          </w:p>
-        </w:tc>
-        <w:tc>
-          <w:tcPr/>
-          <w:p>
-            <w:pPr>
-              <w:pStyle w:val="Compact"/>
-              <w:jc w:val="left"/>
-            </w:pPr>
-            <w:r>
-              <w:rPr>
-                <w:sz w:val="17"/>
-              </w:rPr>
-              <w:t xml:space="preserve">SC-15 shows</w:t>
+              <w:t xml:space="preserve">SC-15</w:t>
+            </w:r>
+          </w:p>
+        </w:tc>
+        <w:tc>
+          <w:tcPr/>
+          <w:p>
+            <w:pPr>
+              <w:pStyle w:val="Compact"/>
+              <w:jc w:val="left"/>
+            </w:pPr>
+            <w:r>
+              <w:rPr>
+                <w:sz w:val="17"/>
+              </w:rPr>
+              <w:t xml:space="preserve">Scene description (AI Matching input)</w:t>
+            </w:r>
+          </w:p>
+        </w:tc>
+        <w:tc>
+          <w:tcPr/>
+          <w:p>
+            <w:pPr>
+              <w:pStyle w:val="Compact"/>
+              <w:jc w:val="left"/>
+            </w:pPr>
+            <w:r>
+              <w:rPr>
+                <w:sz w:val="17"/>
+              </w:rPr>
+              <w:t xml:space="preserve">Must</w:t>
+            </w:r>
+          </w:p>
+        </w:tc>
+        <w:tc>
+          <w:tcPr/>
+          <w:p>
+            <w:pPr>
+              <w:pStyle w:val="Compact"/>
+              <w:jc w:val="left"/>
+            </w:pPr>
+            <w:r>
+              <w:rPr>
+                <w:rStyle w:val="VerbatimChar"/>
+                <w:sz w:val="17"/>
+              </w:rPr>
+              <w:t xml:space="preserve">docs/screens/screen-spec-SC-15.md</w:t>
+            </w:r>
+          </w:p>
+        </w:tc>
+      </w:tr>
+      <w:tr>
+        <w:tc>
+          <w:tcPr/>
+          <w:p>
+            <w:pPr>
+              <w:pStyle w:val="Compact"/>
+              <w:jc w:val="left"/>
+            </w:pPr>
+            <w:r>
+              <w:rPr>
+                <w:sz w:val="17"/>
+              </w:rPr>
+              <w:t xml:space="preserve">SC-14</w:t>
+            </w:r>
+          </w:p>
+        </w:tc>
+        <w:tc>
+          <w:tcPr/>
+          <w:p>
+            <w:pPr>
+              <w:pStyle w:val="Compact"/>
+              <w:jc w:val="left"/>
+            </w:pPr>
+            <w:r>
+              <w:rPr>
+                <w:sz w:val="17"/>
+              </w:rPr>
+              <w:t xml:space="preserve">Location suggestions (list + map)</w:t>
+            </w:r>
+          </w:p>
+        </w:tc>
+        <w:tc>
+          <w:tcPr/>
+          <w:p>
+            <w:pPr>
+              <w:pStyle w:val="Compact"/>
+              <w:jc w:val="left"/>
+            </w:pPr>
+            <w:r>
+              <w:rPr>
+                <w:sz w:val="17"/>
+              </w:rPr>
+              <w:t xml:space="preserve">Must</w:t>
+            </w:r>
+          </w:p>
+        </w:tc>
+        <w:tc>
+          <w:tcPr/>
+          <w:p>
+            <w:pPr>
+              <w:pStyle w:val="Compact"/>
+              <w:jc w:val="left"/>
+            </w:pPr>
+            <w:r>
+              <w:rPr>
+                <w:rStyle w:val="VerbatimChar"/>
+                <w:sz w:val="17"/>
+              </w:rPr>
+              <w:t xml:space="preserve">docs/screens/screen-spec-SC-14.md</w:t>
+            </w:r>
+          </w:p>
+        </w:tc>
+      </w:tr>
+      <w:tr>
+        <w:tc>
+          <w:tcPr/>
+          <w:p>
+            <w:pPr>
+              <w:pStyle w:val="Compact"/>
+              <w:jc w:val="left"/>
+            </w:pPr>
+            <w:r>
+              <w:rPr>
+                <w:sz w:val="17"/>
+              </w:rPr>
+              <w:t xml:space="preserve">SC-16</w:t>
+            </w:r>
+          </w:p>
+        </w:tc>
+        <w:tc>
+          <w:tcPr/>
+          <w:p>
+            <w:pPr>
+              <w:pStyle w:val="Compact"/>
+              <w:jc w:val="left"/>
+            </w:pPr>
+            <w:r>
+              <w:rPr>
+                <w:sz w:val="17"/>
+              </w:rPr>
+              <w:t xml:space="preserve">Location detail</w:t>
+            </w:r>
+          </w:p>
+        </w:tc>
+        <w:tc>
+          <w:tcPr/>
+          <w:p>
+            <w:pPr>
+              <w:pStyle w:val="Compact"/>
+              <w:jc w:val="left"/>
+            </w:pPr>
+            <w:r>
+              <w:rPr>
+                <w:sz w:val="17"/>
+              </w:rPr>
+              <w:t xml:space="preserve">Must</w:t>
+            </w:r>
+          </w:p>
+        </w:tc>
+        <w:tc>
+          <w:tcPr/>
+          <w:p>
+            <w:pPr>
+              <w:pStyle w:val="Compact"/>
+              <w:jc w:val="left"/>
+            </w:pPr>
+            <w:r>
+              <w:rPr>
+                <w:rStyle w:val="VerbatimChar"/>
+                <w:sz w:val="17"/>
+              </w:rPr>
+              <w:t xml:space="preserve">docs/screens/screen-spec-SC-16.md</w:t>
+            </w:r>
+          </w:p>
+        </w:tc>
+      </w:tr>
+      <w:tr>
+        <w:tc>
+          <w:tcPr/>
+          <w:p>
+            <w:pPr>
+              <w:pStyle w:val="Compact"/>
+              <w:jc w:val="left"/>
+            </w:pPr>
+            <w:r>
+              <w:rPr>
+                <w:sz w:val="17"/>
+              </w:rPr>
+              <w:t xml:space="preserve">SC-17</w:t>
+            </w:r>
+          </w:p>
+        </w:tc>
+        <w:tc>
+          <w:tcPr/>
+          <w:p>
+            <w:pPr>
+              <w:pStyle w:val="Compact"/>
+              <w:jc w:val="left"/>
+            </w:pPr>
+            <w:r>
+              <w:rPr>
+                <w:sz w:val="17"/>
+              </w:rPr>
+              <w:t xml:space="preserve">Location comparison (up to 4)</w:t>
+            </w:r>
+          </w:p>
+        </w:tc>
+        <w:tc>
+          <w:tcPr/>
+          <w:p>
+            <w:pPr>
+              <w:pStyle w:val="Compact"/>
+              <w:jc w:val="left"/>
+            </w:pPr>
+            <w:r>
+              <w:rPr>
+                <w:sz w:val="17"/>
+              </w:rPr>
+              <w:t xml:space="preserve">Should</w:t>
+            </w:r>
+          </w:p>
+        </w:tc>
+        <w:tc>
+          <w:tcPr/>
+          <w:p>
+            <w:pPr>
+              <w:pStyle w:val="Compact"/>
+              <w:jc w:val="left"/>
+            </w:pPr>
+            <w:r>
+              <w:rPr>
+                <w:rStyle w:val="VerbatimChar"/>
+                <w:sz w:val="17"/>
+              </w:rPr>
+              <w:t xml:space="preserve">docs/screens/screen-spec-SC-17.md</w:t>
+            </w:r>
+          </w:p>
+        </w:tc>
+      </w:tr>
+      <w:tr>
+        <w:tc>
+          <w:tcPr/>
+          <w:p>
+            <w:pPr>
+              <w:pStyle w:val="Compact"/>
+              <w:jc w:val="left"/>
+            </w:pPr>
+            <w:r>
+              <w:rPr>
+                <w:sz w:val="17"/>
+              </w:rPr>
+              <w:t xml:space="preserve">SC-18</w:t>
+            </w:r>
+          </w:p>
+        </w:tc>
+        <w:tc>
+          <w:tcPr/>
+          <w:p>
+            <w:pPr>
+              <w:pStyle w:val="Compact"/>
+              <w:jc w:val="left"/>
+            </w:pPr>
+            <w:r>
+              <w:rPr>
+                <w:sz w:val="17"/>
+              </w:rPr>
+              <w:t xml:space="preserve">Provincial readiness index</w:t>
+            </w:r>
+          </w:p>
+        </w:tc>
+        <w:tc>
+          <w:tcPr/>
+          <w:p>
+            <w:pPr>
+              <w:pStyle w:val="Compact"/>
+              <w:jc w:val="left"/>
+            </w:pPr>
+            <w:r>
+              <w:rPr>
+                <w:sz w:val="17"/>
+              </w:rPr>
+              <w:t xml:space="preserve">Should</w:t>
+            </w:r>
+          </w:p>
+        </w:tc>
+        <w:tc>
+          <w:tcPr/>
+          <w:p>
+            <w:pPr>
+              <w:pStyle w:val="Compact"/>
+              <w:jc w:val="left"/>
+            </w:pPr>
+            <w:r>
+              <w:rPr>
+                <w:rStyle w:val="VerbatimChar"/>
+                <w:sz w:val="17"/>
+              </w:rPr>
+              <w:t xml:space="preserve">docs/screens/screen-spec-SC-18.md</w:t>
+            </w:r>
+          </w:p>
+        </w:tc>
+      </w:tr>
+      <w:tr>
+        <w:tc>
+          <w:tcPr/>
+          <w:p>
+            <w:pPr>
+              <w:pStyle w:val="Compact"/>
+              <w:jc w:val="left"/>
+            </w:pPr>
+            <w:r>
+              <w:rPr>
+                <w:sz w:val="17"/>
+              </w:rPr>
+              <w:t xml:space="preserve">SC-35</w:t>
+            </w:r>
+          </w:p>
+        </w:tc>
+        <w:tc>
+          <w:tcPr/>
+          <w:p>
+            <w:pPr>
+              <w:pStyle w:val="Compact"/>
+              <w:jc w:val="left"/>
+            </w:pPr>
+            <w:r>
+              <w:rPr>
+                <w:sz w:val="17"/>
+              </w:rPr>
+              <w:t xml:space="preserve">Admin — Locations</w:t>
+            </w:r>
+          </w:p>
+        </w:tc>
+        <w:tc>
+          <w:tcPr/>
+          <w:p>
+            <w:pPr>
+              <w:pStyle w:val="Compact"/>
+              <w:jc w:val="left"/>
+            </w:pPr>
+            <w:r>
+              <w:rPr>
+                <w:sz w:val="17"/>
+              </w:rPr>
+              <w:t xml:space="preserve">Must</w:t>
+            </w:r>
+          </w:p>
+        </w:tc>
+        <w:tc>
+          <w:tcPr/>
+          <w:p>
+            <w:pPr>
+              <w:pStyle w:val="Compact"/>
+              <w:jc w:val="left"/>
+            </w:pPr>
+            <w:r>
+              <w:rPr>
+                <w:rStyle w:val="VerbatimChar"/>
+                <w:sz w:val="17"/>
+              </w:rPr>
+              <w:t xml:space="preserve">docs/screens/screen-spec-SC-35.md</w:t>
+            </w:r>
+          </w:p>
+        </w:tc>
+      </w:tr>
+    </w:tbl>
+    <w:bookmarkEnd w:id="40"/>
+    <w:bookmarkStart w:id="41" w:name="Xbe7985084ef4dfdbc7e9fba0a235022f75110b0"/>
+    <w:p>
+      <w:pPr>
+        <w:pStyle w:val="Heading2"/>
+      </w:pPr>
+      <w:r>
+        <w:t xml:space="preserve">8. Success criteria</w:t>
+      </w:r>
+    </w:p>
+    <w:tbl>
+      <w:tblPr>
+        <w:tblStyle w:val="Table"/>
+        <w:tblLook w:firstRow="1" w:lastRow="0" w:firstColumn="0" w:lastColumn="0" w:noHBand="0" w:noVBand="0" w:val="0020"/>
+        <w:jc w:val="start"/>
+        <w:tblBorders>
+          <w:top w:val="single" w:sz="4" w:color="C9CED6"/>
+          <w:left w:val="single" w:sz="4" w:color="C9CED6"/>
+          <w:bottom w:val="single" w:sz="4" w:color="C9CED6"/>
+          <w:right w:val="single" w:sz="4" w:color="C9CED6"/>
+          <w:insideH w:val="single" w:sz="4" w:color="C9CED6"/>
+          <w:insideV w:val="single" w:sz="4" w:color="C9CED6"/>
+        </w:tblBorders>
+        <w:tblW w:w="5000" w:type="pct"/>
+      </w:tblPr>
+      <w:tblGrid>
+        <w:gridCol w:w="3286"/>
+        <w:gridCol w:w="3286"/>
+        <w:gridCol w:w="3286"/>
+      </w:tblGrid>
+      <w:tr>
+        <w:trPr>
+          <w:tblHeader w:val="true"/>
+        </w:trPr>
+        <w:tc>
+          <w:tcPr>
+            <w:shd w:val="clear" w:color="auto" w:fill="E4ECF7"/>
+          </w:tcPr>
+          <w:p>
+            <w:pPr>
+              <w:pStyle w:val="Compact"/>
+              <w:jc w:val="left"/>
+            </w:pPr>
+            <w:r>
+              <w:rPr>
+                <w:b/>
+                <w:color w:val="1F2A5C"/>
+                <w:sz w:val="17"/>
+              </w:rPr>
+              <w:t xml:space="preserve">SC ID</w:t>
+            </w:r>
+          </w:p>
+        </w:tc>
+        <w:tc>
+          <w:tcPr>
+            <w:shd w:val="clear" w:color="auto" w:fill="E4ECF7"/>
+          </w:tcPr>
+          <w:p>
+            <w:pPr>
+              <w:pStyle w:val="Compact"/>
+              <w:jc w:val="left"/>
+            </w:pPr>
+            <w:r>
+              <w:rPr>
+                <w:b/>
+                <w:color w:val="1F2A5C"/>
+                <w:sz w:val="17"/>
+              </w:rPr>
+              <w:t xml:space="preserve">Criterion</w:t>
+            </w:r>
+          </w:p>
+        </w:tc>
+        <w:tc>
+          <w:tcPr>
+            <w:shd w:val="clear" w:color="auto" w:fill="E4ECF7"/>
+          </w:tcPr>
+          <w:p>
+            <w:pPr>
+              <w:pStyle w:val="Compact"/>
+              <w:jc w:val="left"/>
+            </w:pPr>
+            <w:r>
+              <w:rPr>
+                <w:b/>
+                <w:color w:val="1F2A5C"/>
+                <w:sz w:val="17"/>
+              </w:rPr>
+              <w:t xml:space="preserve">How it is measured</w:t>
+            </w:r>
+          </w:p>
+        </w:tc>
+      </w:tr>
+      <w:tr>
+        <w:tc>
+          <w:tcPr/>
+          <w:p>
+            <w:pPr>
+              <w:pStyle w:val="Compact"/>
+              <w:jc w:val="left"/>
+            </w:pPr>
+            <w:r>
+              <w:rPr>
+                <w:sz w:val="17"/>
+              </w:rPr>
+              <w:t xml:space="preserve">SC-001</w:t>
+            </w:r>
+          </w:p>
+        </w:tc>
+        <w:tc>
+          <w:tcPr/>
+          <w:p>
+            <w:pPr>
+              <w:pStyle w:val="Compact"/>
+              <w:jc w:val="left"/>
+            </w:pPr>
+            <w:r>
+              <w:rPr>
+                <w:sz w:val="17"/>
+              </w:rPr>
+              <w:t xml:space="preserve">From a scene description, a producer reaches a shortlist of three suitable places in under 10 minutes.</w:t>
+            </w:r>
+          </w:p>
+        </w:tc>
+        <w:tc>
+          <w:tcPr/>
+          <w:p>
+            <w:pPr>
+              <w:pStyle w:val="Compact"/>
+              <w:jc w:val="left"/>
+            </w:pPr>
+            <w:r>
+              <w:rPr>
+                <w:sz w:val="17"/>
+              </w:rPr>
+              <w:t xml:space="preserve">Timed task with 5 producers using their own scenes.</w:t>
+            </w:r>
+          </w:p>
+        </w:tc>
+      </w:tr>
+      <w:tr>
+        <w:tc>
+          <w:tcPr/>
+          <w:p>
+            <w:pPr>
+              <w:pStyle w:val="Compact"/>
+              <w:jc w:val="left"/>
+            </w:pPr>
+            <w:r>
+              <w:rPr>
+                <w:sz w:val="17"/>
+              </w:rPr>
+              <w:t xml:space="preserve">SC-002</w:t>
+            </w:r>
+          </w:p>
+        </w:tc>
+        <w:tc>
+          <w:tcPr/>
+          <w:p>
+            <w:pPr>
+              <w:pStyle w:val="Compact"/>
+              <w:jc w:val="left"/>
+            </w:pPr>
+            <w:r>
+              <w:rPr>
+                <w:sz w:val="17"/>
+              </w:rPr>
+              <w:t xml:space="preserve">Every listed result states at least one reason it matches.</w:t>
+            </w:r>
+          </w:p>
+        </w:tc>
+        <w:tc>
+          <w:tcPr/>
+          <w:p>
+            <w:pPr>
+              <w:pStyle w:val="Compact"/>
+              <w:jc w:val="left"/>
+            </w:pPr>
+            <w:r>
+              <w:rPr>
+                <w:sz w:val="17"/>
+              </w:rPr>
+              <w:t xml:space="preserve">Audit 50 result cards (target 100%).</w:t>
+            </w:r>
+          </w:p>
+        </w:tc>
+      </w:tr>
+      <w:tr>
+        <w:tc>
+          <w:tcPr/>
+          <w:p>
+            <w:pPr>
+              <w:pStyle w:val="Compact"/>
+              <w:jc w:val="left"/>
+            </w:pPr>
+            <w:r>
+              <w:rPr>
+                <w:sz w:val="17"/>
+              </w:rPr>
+              <w:t xml:space="preserve">SC-003</w:t>
+            </w:r>
+          </w:p>
+        </w:tc>
+        <w:tc>
+          <w:tcPr/>
+          <w:p>
+            <w:pPr>
+              <w:pStyle w:val="Compact"/>
+              <w:jc w:val="left"/>
+            </w:pPr>
+            <w:r>
+              <w:rPr>
+                <w:sz w:val="17"/>
+              </w:rPr>
+              <w:t xml:space="preserve">Four in five producers judge the top result relevant to their described scene.</w:t>
+            </w:r>
+          </w:p>
+        </w:tc>
+        <w:tc>
+          <w:tcPr/>
+          <w:p>
+            <w:pPr>
+              <w:pStyle w:val="Compact"/>
+              <w:jc w:val="left"/>
+            </w:pPr>
+            <w:r>
+              <w:rPr>
+                <w:sz w:val="17"/>
+              </w:rPr>
+              <w:t xml:space="preserve">Rating task on 10 descriptions.</w:t>
+            </w:r>
+          </w:p>
+        </w:tc>
+      </w:tr>
+      <w:tr>
+        <w:tc>
+          <w:tcPr/>
+          <w:p>
+            <w:pPr>
+              <w:pStyle w:val="Compact"/>
+              <w:jc w:val="left"/>
+            </w:pPr>
+            <w:r>
+              <w:rPr>
+                <w:sz w:val="17"/>
+              </w:rPr>
+              <w:t xml:space="preserve">SC-004</w:t>
+            </w:r>
+          </w:p>
+        </w:tc>
+        <w:tc>
+          <w:tcPr/>
+          <w:p>
+            <w:pPr>
+              <w:pStyle w:val="Compact"/>
+              <w:jc w:val="left"/>
+            </w:pPr>
+            <w:r>
+              <w:rPr>
+                <w:sz w:val="17"/>
+              </w:rPr>
+              <w:t xml:space="preserve">A guest never sees an authority phone number or email.</w:t>
+            </w:r>
+          </w:p>
+        </w:tc>
+        <w:tc>
+          <w:tcPr/>
+          <w:p>
+            <w:pPr>
+              <w:pStyle w:val="Compact"/>
+              <w:jc w:val="left"/>
+            </w:pPr>
+            <w:r>
+              <w:rPr>
+                <w:sz w:val="17"/>
+              </w:rPr>
+              <w:t xml:space="preserve">Private-window source check on 10 location pages.</w:t>
+            </w:r>
+          </w:p>
+        </w:tc>
+      </w:tr>
+    </w:tbl>
+    <w:bookmarkEnd w:id="41"/>
+    <w:bookmarkStart w:id="42" w:name="Xf0e84fbc24061432f3671343bf60d40f0e14ddf"/>
+    <w:p>
+      <w:pPr>
+        <w:pStyle w:val="Heading2"/>
+      </w:pPr>
+      <w:r>
+        <w:t xml:space="preserve">9. Assumptions</w:t>
+      </w:r>
+    </w:p>
+    <w:p>
+      <w:pPr>
+        <w:numPr>
+          <w:ilvl w:val="0"/>
+          <w:numId w:val="1010"/>
+        </w:numPr>
+        <w:pStyle w:val="Compact"/>
+      </w:pPr>
+      <w:r>
+        <w:t xml:space="preserve">The MVP launches with at least 50 VFDA-verified locations across at least 8 provinces.</w:t>
+      </w:r>
+    </w:p>
+    <w:p>
+      <w:pPr>
+        <w:numPr>
+          <w:ilvl w:val="0"/>
+          <w:numId w:val="1010"/>
+        </w:numPr>
+        <w:pStyle w:val="Compact"/>
+      </w:pPr>
+      <w:r>
+        <w:t xml:space="preserve">Six scoring criteria: visual fit, crew capacity, logistics, season for the shooting month, permit complexity, availability (BR-010).</w:t>
+      </w:r>
+    </w:p>
+    <w:p>
+      <w:pPr>
+        <w:numPr>
+          <w:ilvl w:val="0"/>
+          <w:numId w:val="1010"/>
+        </w:numPr>
+        <w:pStyle w:val="Compact"/>
+      </w:pPr>
+      <w:r>
+        <w:t xml:space="preserve">Test values used until VFDA confirms the scoring weights: the six criteria have equal weight (1/6 each); availability scores open = full, survey_in_progress = half, paused = 0; a result is shown from 40 points; authority contacts are re-verified every 12 months.</w:t>
+      </w:r>
+    </w:p>
+    <w:bookmarkEnd w:id="42"/>
+    <w:bookmarkStart w:id="43" w:name="X55a6565c84ac464289a534278fc4074fe00819d"/>
+    <w:p>
+      <w:pPr>
+        <w:pStyle w:val="Heading2"/>
+      </w:pPr>
+      <w:r>
+        <w:t xml:space="preserve">10. Open questions</w:t>
+      </w:r>
+    </w:p>
+    <w:tbl>
+      <w:tblPr>
+        <w:tblStyle w:val="Table"/>
+        <w:tblLook w:firstRow="1" w:lastRow="0" w:firstColumn="0" w:lastColumn="0" w:noHBand="0" w:noVBand="0" w:val="0020"/>
+        <w:jc w:val="start"/>
+        <w:tblBorders>
+          <w:top w:val="single" w:sz="4" w:color="C9CED6"/>
+          <w:left w:val="single" w:sz="4" w:color="C9CED6"/>
+          <w:bottom w:val="single" w:sz="4" w:color="C9CED6"/>
+          <w:right w:val="single" w:sz="4" w:color="C9CED6"/>
+          <w:insideH w:val="single" w:sz="4" w:color="C9CED6"/>
+          <w:insideV w:val="single" w:sz="4" w:color="C9CED6"/>
+        </w:tblBorders>
+        <w:tblW w:w="5000" w:type="pct"/>
+      </w:tblPr>
+      <w:tblGrid>
+        <w:gridCol w:w="1972"/>
+        <w:gridCol w:w="1972"/>
+        <w:gridCol w:w="1972"/>
+        <w:gridCol w:w="1972"/>
+        <w:gridCol w:w="1972"/>
+      </w:tblGrid>
+      <w:tr>
+        <w:trPr>
+          <w:tblHeader w:val="true"/>
+        </w:trPr>
+        <w:tc>
+          <w:tcPr>
+            <w:shd w:val="clear" w:color="auto" w:fill="E4ECF7"/>
+          </w:tcPr>
+          <w:p>
+            <w:pPr>
+              <w:pStyle w:val="Compact"/>
+              <w:jc w:val="left"/>
+            </w:pPr>
+            <w:r>
+              <w:rPr>
+                <w:b/>
+                <w:color w:val="1F2A5C"/>
+                <w:sz w:val="17"/>
+              </w:rPr>
+              <w:t xml:space="preserve">#</w:t>
+            </w:r>
+          </w:p>
+        </w:tc>
+        <w:tc>
+          <w:tcPr>
+            <w:shd w:val="clear" w:color="auto" w:fill="E4ECF7"/>
+          </w:tcPr>
+          <w:p>
+            <w:pPr>
+              <w:pStyle w:val="Compact"/>
+              <w:jc w:val="left"/>
+            </w:pPr>
+            <w:r>
+              <w:rPr>
+                <w:b/>
+                <w:color w:val="1F2A5C"/>
+                <w:sz w:val="17"/>
+              </w:rPr>
+              <w:t xml:space="preserve">Question</w:t>
+            </w:r>
+          </w:p>
+        </w:tc>
+        <w:tc>
+          <w:tcPr>
+            <w:shd w:val="clear" w:color="auto" w:fill="E4ECF7"/>
+          </w:tcPr>
+          <w:p>
+            <w:pPr>
+              <w:pStyle w:val="Compact"/>
+              <w:jc w:val="left"/>
+            </w:pPr>
+            <w:r>
+              <w:rPr>
+                <w:b/>
+                <w:color w:val="1F2A5C"/>
+                <w:sz w:val="17"/>
+              </w:rPr>
+              <w:t xml:space="preserve">Blocking?</w:t>
+            </w:r>
+          </w:p>
+        </w:tc>
+        <w:tc>
+          <w:tcPr>
+            <w:shd w:val="clear" w:color="auto" w:fill="E4ECF7"/>
+          </w:tcPr>
+          <w:p>
+            <w:pPr>
+              <w:pStyle w:val="Compact"/>
+              <w:jc w:val="left"/>
+            </w:pPr>
+            <w:r>
+              <w:rPr>
+                <w:b/>
+                <w:color w:val="1F2A5C"/>
+                <w:sz w:val="17"/>
+              </w:rPr>
+              <w:t xml:space="preserve">Owner</w:t>
+            </w:r>
+          </w:p>
+        </w:tc>
+        <w:tc>
+          <w:tcPr>
+            <w:shd w:val="clear" w:color="auto" w:fill="E4ECF7"/>
+          </w:tcPr>
+          <w:p>
+            <w:pPr>
+              <w:pStyle w:val="Compact"/>
+              <w:jc w:val="left"/>
+            </w:pPr>
+            <w:r>
+              <w:rPr>
+                <w:b/>
+                <w:color w:val="1F2A5C"/>
+                <w:sz w:val="17"/>
+              </w:rPr>
+              <w:t xml:space="preserve">Status</w:t>
+            </w:r>
+          </w:p>
+        </w:tc>
+      </w:tr>
+      <w:tr>
+        <w:tc>
+          <w:tcPr/>
+          <w:p>
+            <w:pPr>
+              <w:pStyle w:val="Compact"/>
+              <w:jc w:val="left"/>
+            </w:pPr>
+            <w:r>
+              <w:rPr>
+                <w:sz w:val="17"/>
+              </w:rPr>
+              <w:t xml:space="preserve">1</w:t>
+            </w:r>
+          </w:p>
+        </w:tc>
+        <w:tc>
+          <w:tcPr/>
+          <w:p>
+            <w:pPr>
+              <w:pStyle w:val="Compact"/>
+              <w:jc w:val="left"/>
+            </w:pPr>
+            <w:r>
+              <w:rPr>
+                <w:sz w:val="17"/>
+              </w:rPr>
+              <w:t xml:space="preserve">[NEEDS CLARIFICATION: Weights of the six scoring criteria (F-M3-08).]</w:t>
             </w:r>
             <w:r>
               <w:rPr>
@@ -13721,34 +12812,52 @@
                 <w:i/>
                 <w:sz w:val="17"/>
               </w:rPr>
-              <w:t xml:space="preserve">What the system understood</w:t>
-            </w:r>
-            <w:r>
-              <w:rPr>
-                <w:sz w:val="17"/>
-              </w:rPr>
-              <w:t xml:space="preserve"> </w:t>
-            </w:r>
-            <w:r>
-              <w:rPr>
-                <w:sz w:val="17"/>
-              </w:rPr>
-              <w:t xml:space="preserve">and waits for the user to confirm</w:t>
-            </w:r>
-          </w:p>
-        </w:tc>
-        <w:tc>
-          <w:tcPr/>
-          <w:p>
-            <w:pPr>
-              <w:pStyle w:val="Compact"/>
-              <w:jc w:val="left"/>
-            </w:pPr>
-            <w:r>
-              <w:rPr>
-                <w:sz w:val="17"/>
-              </w:rPr>
-              <w:t xml:space="preserve">Added — Confirmed by the Client</w:t>
+              <w:t xml:space="preserve">(also raised in SC-14)</w:t>
+            </w:r>
+          </w:p>
+        </w:tc>
+        <w:tc>
+          <w:tcPr/>
+          <w:p>
+            <w:pPr>
+              <w:pStyle w:val="Compact"/>
+              <w:jc w:val="left"/>
+            </w:pPr>
+            <w:r>
+              <w:rPr>
+                <w:sz w:val="17"/>
+              </w:rPr>
+              <w:t xml:space="preserve">Yes</w:t>
+            </w:r>
+          </w:p>
+        </w:tc>
+        <w:tc>
+          <w:tcPr/>
+          <w:p>
+            <w:pPr>
+              <w:pStyle w:val="Compact"/>
+              <w:jc w:val="left"/>
+            </w:pPr>
+            <w:r>
+              <w:rPr>
+                <w:sz w:val="17"/>
+              </w:rPr>
+              <w:t xml:space="preserve">Client (VFDA)</w:t>
+            </w:r>
+          </w:p>
+        </w:tc>
+        <w:tc>
+          <w:tcPr/>
+          <w:p>
+            <w:pPr>
+              <w:pStyle w:val="Compact"/>
+              <w:jc w:val="left"/>
+            </w:pPr>
+            <w:r>
+              <w:rPr>
+                <w:sz w:val="17"/>
+              </w:rPr>
+              <w:t xml:space="preserve">Open</w:t>
             </w:r>
           </w:p>
         </w:tc>
@@ -13765,52 +12874,81 @@
               <w:rPr>
                 <w:sz w:val="17"/>
               </w:rPr>
-              <w:t xml:space="preserve">F-M3-16..20 priority</w:t>
-            </w:r>
-          </w:p>
-        </w:tc>
-        <w:tc>
-          <w:tcPr/>
-          <w:p>
-            <w:pPr>
-              <w:pStyle w:val="Compact"/>
-              <w:jc w:val="left"/>
-            </w:pPr>
-            <w:r>
-              <w:rPr>
-                <w:sz w:val="17"/>
-              </w:rPr>
-              <w:t xml:space="preserve">Must</w:t>
-            </w:r>
-          </w:p>
-        </w:tc>
-        <w:tc>
-          <w:tcPr/>
-          <w:p>
-            <w:pPr>
-              <w:pStyle w:val="Compact"/>
-              <w:jc w:val="left"/>
-            </w:pPr>
-            <w:r>
-              <w:rPr>
-                <w:sz w:val="17"/>
-              </w:rPr>
-              <w:t xml:space="preserve">Should — Tier 2 of the screen list file (#18, #19)</w:t>
-            </w:r>
-          </w:p>
-        </w:tc>
-        <w:tc>
-          <w:tcPr/>
-          <w:p>
-            <w:pPr>
-              <w:pStyle w:val="Compact"/>
-              <w:jc w:val="left"/>
-            </w:pPr>
-            <w:r>
-              <w:rPr>
-                <w:sz w:val="17"/>
-              </w:rPr>
-              <w:t xml:space="preserve">Changed — Confirmed by the Client</w:t>
+              <w:t xml:space="preserve">2</w:t>
+            </w:r>
+          </w:p>
+        </w:tc>
+        <w:tc>
+          <w:tcPr/>
+          <w:p>
+            <w:pPr>
+              <w:pStyle w:val="Compact"/>
+              <w:jc w:val="left"/>
+            </w:pPr>
+            <w:r>
+              <w:rPr>
+                <w:sz w:val="17"/>
+              </w:rPr>
+              <w:t xml:space="preserve">[NEEDS CLARIFICATION: Who maintains the fixed attribute catalogue (scene types, terrain, era) used by F-M3-12?]</w:t>
+            </w:r>
+            <w:r>
+              <w:rPr>
+                <w:sz w:val="17"/>
+              </w:rPr>
+              <w:t xml:space="preserve"> </w:t>
+            </w:r>
+            <w:r>
+              <w:rPr>
+                <w:iCs/>
+                <w:i/>
+                <w:sz w:val="17"/>
+              </w:rPr>
+              <w:t xml:space="preserve">(also raised in SC-15)</w:t>
+            </w:r>
+          </w:p>
+        </w:tc>
+        <w:tc>
+          <w:tcPr/>
+          <w:p>
+            <w:pPr>
+              <w:pStyle w:val="Compact"/>
+              <w:jc w:val="left"/>
+            </w:pPr>
+            <w:r>
+              <w:rPr>
+                <w:sz w:val="17"/>
+              </w:rPr>
+              <w:t xml:space="preserve">Yes</w:t>
+            </w:r>
+          </w:p>
+        </w:tc>
+        <w:tc>
+          <w:tcPr/>
+          <w:p>
+            <w:pPr>
+              <w:pStyle w:val="Compact"/>
+              <w:jc w:val="left"/>
+            </w:pPr>
+            <w:r>
+              <w:rPr>
+                <w:sz w:val="17"/>
+              </w:rPr>
+              <w:t xml:space="preserve">Client (VFDA)</w:t>
+            </w:r>
+          </w:p>
+        </w:tc>
+        <w:tc>
+          <w:tcPr/>
+          <w:p>
+            <w:pPr>
+              <w:pStyle w:val="Compact"/>
+              <w:jc w:val="left"/>
+            </w:pPr>
+            <w:r>
+              <w:rPr>
+                <w:sz w:val="17"/>
+              </w:rPr>
+              <w:t xml:space="preserve">Open</w:t>
             </w:r>
           </w:p>
         </w:tc>
@@ -13827,60 +12965,1552 @@
               <w:rPr>
                 <w:sz w:val="17"/>
               </w:rPr>
-              <w:t xml:space="preserve">Shortlist role</w:t>
-            </w:r>
-          </w:p>
-        </w:tc>
-        <w:tc>
-          <w:tcPr/>
-          <w:p>
-            <w:pPr>
-              <w:pStyle w:val="Compact"/>
-              <w:jc w:val="left"/>
-            </w:pPr>
-            <w:r>
-              <w:rPr>
-                <w:sz w:val="17"/>
-              </w:rPr>
-              <w:t xml:space="preserve">no role</w:t>
-            </w:r>
-          </w:p>
-        </w:tc>
-        <w:tc>
-          <w:tcPr/>
-          <w:p>
-            <w:pPr>
-              <w:pStyle w:val="Compact"/>
-              <w:jc w:val="left"/>
-            </w:pPr>
-            <w:r>
-              <w:rPr>
-                <w:sz w:val="17"/>
-              </w:rPr>
-              <w:t xml:space="preserve">primary / backup (SC-17)</w:t>
-            </w:r>
-          </w:p>
-        </w:tc>
-        <w:tc>
-          <w:tcPr/>
-          <w:p>
-            <w:pPr>
-              <w:pStyle w:val="Compact"/>
-              <w:jc w:val="left"/>
-            </w:pPr>
-            <w:r>
-              <w:rPr>
-                <w:sz w:val="17"/>
-              </w:rPr>
-              <w:t xml:space="preserve">Added — Confirmed by the Client</w:t>
+              <w:t xml:space="preserve">3</w:t>
+            </w:r>
+          </w:p>
+        </w:tc>
+        <w:tc>
+          <w:tcPr/>
+          <w:p>
+            <w:pPr>
+              <w:pStyle w:val="Compact"/>
+              <w:jc w:val="left"/>
+            </w:pPr>
+            <w:r>
+              <w:rPr>
+                <w:sz w:val="17"/>
+              </w:rPr>
+              <w:t xml:space="preserve">[NEEDS CLARIFICATION: Where does data for the</w:t>
+            </w:r>
+            <w:r>
+              <w:rPr>
+                <w:sz w:val="17"/>
+              </w:rPr>
+              <w:t xml:space="preserve"> </w:t>
+            </w:r>
+            <w:r>
+              <w:rPr>
+                <w:iCs/>
+                <w:i/>
+                <w:sz w:val="17"/>
+              </w:rPr>
+              <w:t xml:space="preserve">night shooting</w:t>
+            </w:r>
+            <w:r>
+              <w:rPr>
+                <w:sz w:val="17"/>
+              </w:rPr>
+              <w:t xml:space="preserve"> </w:t>
+            </w:r>
+            <w:r>
+              <w:rPr>
+                <w:sz w:val="17"/>
+              </w:rPr>
+              <w:t xml:space="preserve">and</w:t>
+            </w:r>
+            <w:r>
+              <w:rPr>
+                <w:sz w:val="17"/>
+              </w:rPr>
+              <w:t xml:space="preserve"> </w:t>
+            </w:r>
+            <w:r>
+              <w:rPr>
+                <w:iCs/>
+                <w:i/>
+                <w:sz w:val="17"/>
+              </w:rPr>
+              <w:t xml:space="preserve">weather in the shooting month</w:t>
+            </w:r>
+            <w:r>
+              <w:rPr>
+                <w:sz w:val="17"/>
+              </w:rPr>
+              <w:t xml:space="preserve"> </w:t>
+            </w:r>
+            <w:r>
+              <w:rPr>
+                <w:sz w:val="17"/>
+              </w:rPr>
+              <w:t xml:space="preserve">comparison rows come from? No field exists yet.]</w:t>
+            </w:r>
+            <w:r>
+              <w:rPr>
+                <w:sz w:val="17"/>
+              </w:rPr>
+              <w:t xml:space="preserve"> </w:t>
+            </w:r>
+            <w:r>
+              <w:rPr>
+                <w:iCs/>
+                <w:i/>
+                <w:sz w:val="17"/>
+              </w:rPr>
+              <w:t xml:space="preserve">(also raised in SC-17)</w:t>
+            </w:r>
+          </w:p>
+        </w:tc>
+        <w:tc>
+          <w:tcPr/>
+          <w:p>
+            <w:pPr>
+              <w:pStyle w:val="Compact"/>
+              <w:jc w:val="left"/>
+            </w:pPr>
+            <w:r>
+              <w:rPr>
+                <w:sz w:val="17"/>
+              </w:rPr>
+              <w:t xml:space="preserve">Yes</w:t>
+            </w:r>
+          </w:p>
+        </w:tc>
+        <w:tc>
+          <w:tcPr/>
+          <w:p>
+            <w:pPr>
+              <w:pStyle w:val="Compact"/>
+              <w:jc w:val="left"/>
+            </w:pPr>
+            <w:r>
+              <w:rPr>
+                <w:sz w:val="17"/>
+              </w:rPr>
+              <w:t xml:space="preserve">Group C</w:t>
+            </w:r>
+          </w:p>
+        </w:tc>
+        <w:tc>
+          <w:tcPr/>
+          <w:p>
+            <w:pPr>
+              <w:pStyle w:val="Compact"/>
+              <w:jc w:val="left"/>
+            </w:pPr>
+            <w:r>
+              <w:rPr>
+                <w:sz w:val="17"/>
+              </w:rPr>
+              <w:t xml:space="preserve">Open</w:t>
+            </w:r>
+          </w:p>
+        </w:tc>
+      </w:tr>
+      <w:tr>
+        <w:tc>
+          <w:tcPr/>
+          <w:p>
+            <w:pPr>
+              <w:pStyle w:val="Compact"/>
+              <w:jc w:val="left"/>
+            </w:pPr>
+            <w:r>
+              <w:rPr>
+                <w:sz w:val="17"/>
+              </w:rPr>
+              <w:t xml:space="preserve">4</w:t>
+            </w:r>
+          </w:p>
+        </w:tc>
+        <w:tc>
+          <w:tcPr/>
+          <w:p>
+            <w:pPr>
+              <w:pStyle w:val="Compact"/>
+              <w:jc w:val="left"/>
+            </w:pPr>
+            <w:r>
+              <w:rPr>
+                <w:sz w:val="17"/>
+              </w:rPr>
+              <w:t xml:space="preserve">[NEEDS CLARIFICATION: May VFDA publish the provincial index publicly? It may be sensitive for low-scoring provinces.]</w:t>
+            </w:r>
+            <w:r>
+              <w:rPr>
+                <w:sz w:val="17"/>
+              </w:rPr>
+              <w:t xml:space="preserve"> </w:t>
+            </w:r>
+            <w:r>
+              <w:rPr>
+                <w:iCs/>
+                <w:i/>
+                <w:sz w:val="17"/>
+              </w:rPr>
+              <w:t xml:space="preserve">(also raised in SC-18)</w:t>
+            </w:r>
+          </w:p>
+        </w:tc>
+        <w:tc>
+          <w:tcPr/>
+          <w:p>
+            <w:pPr>
+              <w:pStyle w:val="Compact"/>
+              <w:jc w:val="left"/>
+            </w:pPr>
+            <w:r>
+              <w:rPr>
+                <w:sz w:val="17"/>
+              </w:rPr>
+              <w:t xml:space="preserve">Yes</w:t>
+            </w:r>
+          </w:p>
+        </w:tc>
+        <w:tc>
+          <w:tcPr/>
+          <w:p>
+            <w:pPr>
+              <w:pStyle w:val="Compact"/>
+              <w:jc w:val="left"/>
+            </w:pPr>
+            <w:r>
+              <w:rPr>
+                <w:sz w:val="17"/>
+              </w:rPr>
+              <w:t xml:space="preserve">Client (VFDA)</w:t>
+            </w:r>
+          </w:p>
+        </w:tc>
+        <w:tc>
+          <w:tcPr/>
+          <w:p>
+            <w:pPr>
+              <w:pStyle w:val="Compact"/>
+              <w:jc w:val="left"/>
+            </w:pPr>
+            <w:r>
+              <w:rPr>
+                <w:sz w:val="17"/>
+              </w:rPr>
+              <w:t xml:space="preserve">Open</w:t>
+            </w:r>
+          </w:p>
+        </w:tc>
+      </w:tr>
+      <w:tr>
+        <w:tc>
+          <w:tcPr/>
+          <w:p>
+            <w:pPr>
+              <w:pStyle w:val="Compact"/>
+              <w:jc w:val="left"/>
+            </w:pPr>
+            <w:r>
+              <w:rPr>
+                <w:sz w:val="17"/>
+              </w:rPr>
+              <w:t xml:space="preserve">5</w:t>
+            </w:r>
+          </w:p>
+        </w:tc>
+        <w:tc>
+          <w:tcPr/>
+          <w:p>
+            <w:pPr>
+              <w:pStyle w:val="Compact"/>
+              <w:jc w:val="left"/>
+            </w:pPr>
+            <w:r>
+              <w:rPr>
+                <w:sz w:val="17"/>
+              </w:rPr>
+              <w:t xml:space="preserve">[NEEDS CLARIFICATION: Re-verification cycle for authority contacts (proposed 12 months).]</w:t>
+            </w:r>
+            <w:r>
+              <w:rPr>
+                <w:sz w:val="17"/>
+              </w:rPr>
+              <w:t xml:space="preserve"> </w:t>
+            </w:r>
+            <w:r>
+              <w:rPr>
+                <w:iCs/>
+                <w:i/>
+                <w:sz w:val="17"/>
+              </w:rPr>
+              <w:t xml:space="preserve">(also raised in SC-16, SC-35)</w:t>
+            </w:r>
+          </w:p>
+        </w:tc>
+        <w:tc>
+          <w:tcPr/>
+          <w:p>
+            <w:pPr>
+              <w:pStyle w:val="Compact"/>
+              <w:jc w:val="left"/>
+            </w:pPr>
+            <w:r>
+              <w:rPr>
+                <w:sz w:val="17"/>
+              </w:rPr>
+              <w:t xml:space="preserve">No</w:t>
+            </w:r>
+          </w:p>
+        </w:tc>
+        <w:tc>
+          <w:tcPr/>
+          <w:p>
+            <w:pPr>
+              <w:pStyle w:val="Compact"/>
+              <w:jc w:val="left"/>
+            </w:pPr>
+            <w:r>
+              <w:rPr>
+                <w:sz w:val="17"/>
+              </w:rPr>
+              <w:t xml:space="preserve">Client (VFDA)</w:t>
+            </w:r>
+          </w:p>
+        </w:tc>
+        <w:tc>
+          <w:tcPr/>
+          <w:p>
+            <w:pPr>
+              <w:pStyle w:val="Compact"/>
+              <w:jc w:val="left"/>
+            </w:pPr>
+            <w:r>
+              <w:rPr>
+                <w:sz w:val="17"/>
+              </w:rPr>
+              <w:t xml:space="preserve">Open</w:t>
+            </w:r>
+          </w:p>
+        </w:tc>
+      </w:tr>
+      <w:tr>
+        <w:tc>
+          <w:tcPr/>
+          <w:p>
+            <w:pPr>
+              <w:pStyle w:val="Compact"/>
+              <w:jc w:val="left"/>
+            </w:pPr>
+            <w:r>
+              <w:rPr>
+                <w:sz w:val="17"/>
+              </w:rPr>
+              <w:t xml:space="preserve">6</w:t>
+            </w:r>
+          </w:p>
+        </w:tc>
+        <w:tc>
+          <w:tcPr/>
+          <w:p>
+            <w:pPr>
+              <w:pStyle w:val="Compact"/>
+              <w:jc w:val="left"/>
+            </w:pPr>
+            <w:r>
+              <w:rPr>
+                <w:sz w:val="17"/>
+              </w:rPr>
+              <w:t xml:space="preserve">[NEEDS CLARIFICATION: The launch target is 50 VFDA-verified locations in at least 8 provinces (Group C decision 01/10/2026, replacing the Session 3 figure of 40). Who supplies the location data, and by when?]</w:t>
+            </w:r>
+          </w:p>
+        </w:tc>
+        <w:tc>
+          <w:tcPr/>
+          <w:p>
+            <w:pPr>
+              <w:pStyle w:val="Compact"/>
+              <w:jc w:val="left"/>
+            </w:pPr>
+            <w:r>
+              <w:rPr>
+                <w:sz w:val="17"/>
+              </w:rPr>
+              <w:t xml:space="preserve">No</w:t>
+            </w:r>
+          </w:p>
+        </w:tc>
+        <w:tc>
+          <w:tcPr/>
+          <w:p>
+            <w:pPr>
+              <w:pStyle w:val="Compact"/>
+              <w:jc w:val="left"/>
+            </w:pPr>
+            <w:r>
+              <w:rPr>
+                <w:sz w:val="17"/>
+              </w:rPr>
+              <w:t xml:space="preserve">Nam with VFDA</w:t>
+            </w:r>
+          </w:p>
+        </w:tc>
+        <w:tc>
+          <w:tcPr/>
+          <w:p>
+            <w:pPr>
+              <w:pStyle w:val="Compact"/>
+              <w:jc w:val="left"/>
+            </w:pPr>
+            <w:r>
+              <w:rPr>
+                <w:sz w:val="17"/>
+              </w:rPr>
+              <w:t xml:space="preserve">Open</w:t>
+            </w:r>
+          </w:p>
+        </w:tc>
+      </w:tr>
+      <w:tr>
+        <w:tc>
+          <w:tcPr/>
+          <w:p>
+            <w:pPr>
+              <w:pStyle w:val="Compact"/>
+              <w:jc w:val="left"/>
+            </w:pPr>
+            <w:r>
+              <w:rPr>
+                <w:sz w:val="17"/>
+              </w:rPr>
+              <w:t xml:space="preserve">7</w:t>
+            </w:r>
+          </w:p>
+        </w:tc>
+        <w:tc>
+          <w:tcPr/>
+          <w:p>
+            <w:pPr>
+              <w:pStyle w:val="Compact"/>
+              <w:jc w:val="left"/>
+            </w:pPr>
+            <w:r>
+              <w:rPr>
+                <w:sz w:val="17"/>
+              </w:rPr>
+              <w:t xml:space="preserve">[NEEDS CLARIFICATION: the 40-point threshold is a proposal and needs tuning once real data is available]</w:t>
+            </w:r>
+            <w:r>
+              <w:rPr>
+                <w:sz w:val="17"/>
+              </w:rPr>
+              <w:t xml:space="preserve"> </w:t>
+            </w:r>
+            <w:r>
+              <w:rPr>
+                <w:iCs/>
+                <w:i/>
+                <w:sz w:val="17"/>
+              </w:rPr>
+              <w:t xml:space="preserve">(from SC-14)</w:t>
+            </w:r>
+          </w:p>
+        </w:tc>
+        <w:tc>
+          <w:tcPr/>
+          <w:p>
+            <w:pPr>
+              <w:pStyle w:val="Compact"/>
+              <w:jc w:val="left"/>
+            </w:pPr>
+            <w:r>
+              <w:rPr>
+                <w:sz w:val="17"/>
+              </w:rPr>
+              <w:t xml:space="preserve">No</w:t>
+            </w:r>
+          </w:p>
+        </w:tc>
+        <w:tc>
+          <w:tcPr/>
+          <w:p>
+            <w:pPr>
+              <w:pStyle w:val="Compact"/>
+              <w:jc w:val="left"/>
+            </w:pPr>
+            <w:r>
+              <w:rPr>
+                <w:sz w:val="17"/>
+              </w:rPr>
+              <w:t xml:space="preserve">Group C with VFDA</w:t>
+            </w:r>
+          </w:p>
+        </w:tc>
+        <w:tc>
+          <w:tcPr/>
+          <w:p>
+            <w:pPr>
+              <w:pStyle w:val="Compact"/>
+              <w:jc w:val="left"/>
+            </w:pPr>
+            <w:r>
+              <w:rPr>
+                <w:sz w:val="17"/>
+              </w:rPr>
+              <w:t xml:space="preserve">Open</w:t>
+            </w:r>
+          </w:p>
+        </w:tc>
+      </w:tr>
+      <w:tr>
+        <w:tc>
+          <w:tcPr/>
+          <w:p>
+            <w:pPr>
+              <w:pStyle w:val="Compact"/>
+              <w:jc w:val="left"/>
+            </w:pPr>
+            <w:r>
+              <w:rPr>
+                <w:sz w:val="17"/>
+              </w:rPr>
+              <w:t xml:space="preserve">8</w:t>
+            </w:r>
+          </w:p>
+        </w:tc>
+        <w:tc>
+          <w:tcPr/>
+          <w:p>
+            <w:pPr>
+              <w:pStyle w:val="Compact"/>
+              <w:jc w:val="left"/>
+            </w:pPr>
+            <w:r>
+              <w:rPr>
+                <w:sz w:val="17"/>
+              </w:rPr>
+              <w:t xml:space="preserve">[NEEDS CLARIFICATION: procedure for filming permits inside the Tràng An heritage area — VFDA to confirm the contact and displayed wording]</w:t>
+            </w:r>
+            <w:r>
+              <w:rPr>
+                <w:sz w:val="17"/>
+              </w:rPr>
+              <w:t xml:space="preserve"> </w:t>
+            </w:r>
+            <w:r>
+              <w:rPr>
+                <w:iCs/>
+                <w:i/>
+                <w:sz w:val="17"/>
+              </w:rPr>
+              <w:t xml:space="preserve">(from SC-16)</w:t>
+            </w:r>
+          </w:p>
+        </w:tc>
+        <w:tc>
+          <w:tcPr/>
+          <w:p>
+            <w:pPr>
+              <w:pStyle w:val="Compact"/>
+              <w:jc w:val="left"/>
+            </w:pPr>
+            <w:r>
+              <w:rPr>
+                <w:sz w:val="17"/>
+              </w:rPr>
+              <w:t xml:space="preserve">No</w:t>
+            </w:r>
+          </w:p>
+        </w:tc>
+        <w:tc>
+          <w:tcPr/>
+          <w:p>
+            <w:pPr>
+              <w:pStyle w:val="Compact"/>
+              <w:jc w:val="left"/>
+            </w:pPr>
+            <w:r>
+              <w:rPr>
+                <w:sz w:val="17"/>
+              </w:rPr>
+              <w:t xml:space="preserve">Client (VFDA)</w:t>
+            </w:r>
+          </w:p>
+        </w:tc>
+        <w:tc>
+          <w:tcPr/>
+          <w:p>
+            <w:pPr>
+              <w:pStyle w:val="Compact"/>
+              <w:jc w:val="left"/>
+            </w:pPr>
+            <w:r>
+              <w:rPr>
+                <w:sz w:val="17"/>
+              </w:rPr>
+              <w:t xml:space="preserve">Open</w:t>
+            </w:r>
+          </w:p>
+        </w:tc>
+      </w:tr>
+      <w:tr>
+        <w:tc>
+          <w:tcPr/>
+          <w:p>
+            <w:pPr>
+              <w:pStyle w:val="Compact"/>
+              <w:jc w:val="left"/>
+            </w:pPr>
+            <w:r>
+              <w:rPr>
+                <w:sz w:val="17"/>
+              </w:rPr>
+              <w:t xml:space="preserve">9</w:t>
+            </w:r>
+          </w:p>
+        </w:tc>
+        <w:tc>
+          <w:tcPr/>
+          <w:p>
+            <w:pPr>
+              <w:pStyle w:val="Compact"/>
+              <w:jc w:val="left"/>
+            </w:pPr>
+            <w:r>
+              <w:rPr>
+                <w:sz w:val="17"/>
+              </w:rPr>
+              <w:t xml:space="preserve">[NEEDS CLARIFICATION: minimum data threshold for showing the index]</w:t>
+            </w:r>
+            <w:r>
+              <w:rPr>
+                <w:sz w:val="17"/>
+              </w:rPr>
+              <w:t xml:space="preserve"> </w:t>
+            </w:r>
+            <w:r>
+              <w:rPr>
+                <w:iCs/>
+                <w:i/>
+                <w:sz w:val="17"/>
+              </w:rPr>
+              <w:t xml:space="preserve">(from SC-18)</w:t>
+            </w:r>
+          </w:p>
+        </w:tc>
+        <w:tc>
+          <w:tcPr/>
+          <w:p>
+            <w:pPr>
+              <w:pStyle w:val="Compact"/>
+              <w:jc w:val="left"/>
+            </w:pPr>
+            <w:r>
+              <w:rPr>
+                <w:sz w:val="17"/>
+              </w:rPr>
+              <w:t xml:space="preserve">No</w:t>
+            </w:r>
+          </w:p>
+        </w:tc>
+        <w:tc>
+          <w:tcPr/>
+          <w:p>
+            <w:pPr>
+              <w:pStyle w:val="Compact"/>
+              <w:jc w:val="left"/>
+            </w:pPr>
+            <w:r>
+              <w:rPr>
+                <w:sz w:val="17"/>
+              </w:rPr>
+              <w:t xml:space="preserve">Group C</w:t>
+            </w:r>
+          </w:p>
+        </w:tc>
+        <w:tc>
+          <w:tcPr/>
+          <w:p>
+            <w:pPr>
+              <w:pStyle w:val="Compact"/>
+              <w:jc w:val="left"/>
+            </w:pPr>
+            <w:r>
+              <w:rPr>
+                <w:sz w:val="17"/>
+              </w:rPr>
+              <w:t xml:space="preserve">Open</w:t>
+            </w:r>
+          </w:p>
+        </w:tc>
+      </w:tr>
+      <w:tr>
+        <w:tc>
+          <w:tcPr/>
+          <w:p>
+            <w:pPr>
+              <w:pStyle w:val="Compact"/>
+              <w:jc w:val="left"/>
+            </w:pPr>
+            <w:r>
+              <w:rPr>
+                <w:sz w:val="17"/>
+              </w:rPr>
+              <w:t xml:space="preserve">10</w:t>
+            </w:r>
+          </w:p>
+        </w:tc>
+        <w:tc>
+          <w:tcPr/>
+          <w:p>
+            <w:pPr>
+              <w:pStyle w:val="Compact"/>
+              <w:jc w:val="left"/>
+            </w:pPr>
+            <w:r>
+              <w:rPr>
+                <w:sz w:val="17"/>
+              </w:rPr>
+              <w:t xml:space="preserve">[NEEDS CLARIFICATION: who changes a photo's</w:t>
+            </w:r>
+            <w:r>
+              <w:rPr>
+                <w:sz w:val="17"/>
+              </w:rPr>
+              <w:t xml:space="preserve"> </w:t>
+            </w:r>
+            <w:r>
+              <w:rPr>
+                <w:rStyle w:val="VerbatimChar"/>
+                <w:sz w:val="17"/>
+              </w:rPr>
+              <w:t xml:space="preserve">image_status</w:t>
+            </w:r>
+            <w:r>
+              <w:rPr>
+                <w:sz w:val="17"/>
+              </w:rPr>
+              <w:t xml:space="preserve"> </w:t>
+            </w:r>
+            <w:r>
+              <w:rPr>
+                <w:sz w:val="17"/>
+              </w:rPr>
+              <w:t xml:space="preserve">from pending to approved when VFDA staff upload it themselves, and must a location have at least one approved photo before it can be published?]</w:t>
+            </w:r>
+            <w:r>
+              <w:rPr>
+                <w:sz w:val="17"/>
+              </w:rPr>
+              <w:t xml:space="preserve"> </w:t>
+            </w:r>
+            <w:r>
+              <w:rPr>
+                <w:iCs/>
+                <w:i/>
+                <w:sz w:val="17"/>
+              </w:rPr>
+              <w:t xml:space="preserve">(from SC-35)</w:t>
+            </w:r>
+          </w:p>
+        </w:tc>
+        <w:tc>
+          <w:tcPr/>
+          <w:p>
+            <w:pPr>
+              <w:pStyle w:val="Compact"/>
+              <w:jc w:val="left"/>
+            </w:pPr>
+            <w:r>
+              <w:rPr>
+                <w:sz w:val="17"/>
+              </w:rPr>
+              <w:t xml:space="preserve">No</w:t>
+            </w:r>
+          </w:p>
+        </w:tc>
+        <w:tc>
+          <w:tcPr/>
+          <w:p>
+            <w:pPr>
+              <w:pStyle w:val="Compact"/>
+              <w:jc w:val="left"/>
+            </w:pPr>
+            <w:r>
+              <w:rPr>
+                <w:sz w:val="17"/>
+              </w:rPr>
+              <w:t xml:space="preserve">Client (VFDA)</w:t>
+            </w:r>
+          </w:p>
+        </w:tc>
+        <w:tc>
+          <w:tcPr/>
+          <w:p>
+            <w:pPr>
+              <w:pStyle w:val="Compact"/>
+              <w:jc w:val="left"/>
+            </w:pPr>
+            <w:r>
+              <w:rPr>
+                <w:sz w:val="17"/>
+              </w:rPr>
+              <w:t xml:space="preserve">Open</w:t>
             </w:r>
           </w:p>
         </w:tc>
       </w:tr>
     </w:tbl>
     <w:bookmarkEnd w:id="43"/>
+    <w:bookmarkStart w:id="45" w:name="Xfe89178ba2c1baf2da96240bc9850b678501375"/>
+    <w:p>
+      <w:pPr>
+        <w:pStyle w:val="Heading2"/>
+      </w:pPr>
+      <w:r>
+        <w:t xml:space="preserve">11. Traceability to DBIZ2</w:t>
+      </w:r>
+    </w:p>
+    <w:tbl>
+      <w:tblPr>
+        <w:tblStyle w:val="Table"/>
+        <w:tblLook w:firstRow="1" w:lastRow="0" w:firstColumn="0" w:lastColumn="0" w:noHBand="0" w:noVBand="0" w:val="0020"/>
+        <w:jc w:val="start"/>
+        <w:tblBorders>
+          <w:top w:val="single" w:sz="4" w:color="C9CED6"/>
+          <w:left w:val="single" w:sz="4" w:color="C9CED6"/>
+          <w:bottom w:val="single" w:sz="4" w:color="C9CED6"/>
+          <w:right w:val="single" w:sz="4" w:color="C9CED6"/>
+          <w:insideH w:val="single" w:sz="4" w:color="C9CED6"/>
+          <w:insideV w:val="single" w:sz="4" w:color="C9CED6"/>
+        </w:tblBorders>
+        <w:tblW w:w="5000" w:type="pct"/>
+      </w:tblPr>
+      <w:tblGrid>
+        <w:gridCol w:w="3286"/>
+        <w:gridCol w:w="3286"/>
+        <w:gridCol w:w="3286"/>
+      </w:tblGrid>
+      <w:tr>
+        <w:trPr>
+          <w:tblHeader w:val="true"/>
+        </w:trPr>
+        <w:tc>
+          <w:tcPr>
+            <w:shd w:val="clear" w:color="auto" w:fill="E4ECF7"/>
+          </w:tcPr>
+          <w:p>
+            <w:pPr>
+              <w:pStyle w:val="Compact"/>
+              <w:jc w:val="left"/>
+            </w:pPr>
+            <w:r>
+              <w:rPr>
+                <w:b/>
+                <w:color w:val="1F2A5C"/>
+                <w:sz w:val="17"/>
+              </w:rPr>
+              <w:t xml:space="preserve">Spec section</w:t>
+            </w:r>
+          </w:p>
+        </w:tc>
+        <w:tc>
+          <w:tcPr>
+            <w:shd w:val="clear" w:color="auto" w:fill="E4ECF7"/>
+          </w:tcPr>
+          <w:p>
+            <w:pPr>
+              <w:pStyle w:val="Compact"/>
+              <w:jc w:val="left"/>
+            </w:pPr>
+            <w:r>
+              <w:rPr>
+                <w:b/>
+                <w:color w:val="1F2A5C"/>
+                <w:sz w:val="17"/>
+              </w:rPr>
+              <w:t xml:space="preserve">DBIZ2 source</w:t>
+            </w:r>
+          </w:p>
+        </w:tc>
+        <w:tc>
+          <w:tcPr>
+            <w:shd w:val="clear" w:color="auto" w:fill="E4ECF7"/>
+          </w:tcPr>
+          <w:p>
+            <w:pPr>
+              <w:pStyle w:val="Compact"/>
+              <w:jc w:val="left"/>
+            </w:pPr>
+            <w:r>
+              <w:rPr>
+                <w:b/>
+                <w:color w:val="1F2A5C"/>
+                <w:sz w:val="17"/>
+              </w:rPr>
+              <w:t xml:space="preserve">Location</w:t>
+            </w:r>
+          </w:p>
+        </w:tc>
+      </w:tr>
+      <w:tr>
+        <w:tc>
+          <w:tcPr/>
+          <w:p>
+            <w:pPr>
+              <w:pStyle w:val="Compact"/>
+              <w:jc w:val="left"/>
+            </w:pPr>
+            <w:r>
+              <w:rPr>
+                <w:sz w:val="17"/>
+              </w:rPr>
+              <w:t xml:space="preserve">1. Purpose</w:t>
+            </w:r>
+          </w:p>
+        </w:tc>
+        <w:tc>
+          <w:tcPr/>
+          <w:p>
+            <w:pPr>
+              <w:pStyle w:val="Compact"/>
+              <w:jc w:val="left"/>
+            </w:pPr>
+            <w:r>
+              <w:rPr>
+                <w:sz w:val="17"/>
+              </w:rPr>
+              <w:t xml:space="preserve">System Design v2.0 — 1. Schematic, §1.2 (M3)</w:t>
+            </w:r>
+          </w:p>
+        </w:tc>
+        <w:tc>
+          <w:tcPr/>
+          <w:p>
+            <w:pPr>
+              <w:pStyle w:val="Compact"/>
+              <w:jc w:val="left"/>
+            </w:pPr>
+            <w:r>
+              <w:rPr>
+                <w:rStyle w:val="VerbatimChar"/>
+                <w:sz w:val="17"/>
+              </w:rPr>
+              <w:t xml:space="preserve">docs/architecture/context.md</w:t>
+            </w:r>
+          </w:p>
+        </w:tc>
+      </w:tr>
+      <w:tr>
+        <w:tc>
+          <w:tcPr/>
+          <w:p>
+            <w:pPr>
+              <w:pStyle w:val="Compact"/>
+              <w:jc w:val="left"/>
+            </w:pPr>
+            <w:r>
+              <w:rPr>
+                <w:sz w:val="17"/>
+              </w:rPr>
+              <w:t xml:space="preserve">4.1 Usage flow</w:t>
+            </w:r>
+          </w:p>
+        </w:tc>
+        <w:tc>
+          <w:tcPr/>
+          <w:p>
+            <w:pPr>
+              <w:pStyle w:val="Compact"/>
+              <w:jc w:val="left"/>
+            </w:pPr>
+            <w:r>
+              <w:rPr>
+                <w:sz w:val="17"/>
+              </w:rPr>
+              <w:t xml:space="preserve">FLOW-01 flows 1 and 4 (Figure 3) + Step 3 additions</w:t>
+            </w:r>
+          </w:p>
+        </w:tc>
+        <w:tc>
+          <w:tcPr/>
+          <w:p>
+            <w:pPr>
+              <w:pStyle w:val="Compact"/>
+              <w:jc w:val="left"/>
+            </w:pPr>
+            <w:r>
+              <w:rPr>
+                <w:rStyle w:val="VerbatimChar"/>
+                <w:sz w:val="17"/>
+              </w:rPr>
+              <w:t xml:space="preserve">docs/architecture/usage-flow.md</w:t>
+            </w:r>
+            <w:r>
+              <w:rPr>
+                <w:sz w:val="17"/>
+              </w:rPr>
+              <w:t xml:space="preserve"> </w:t>
+            </w:r>
+            <w:r>
+              <w:rPr>
+                <w:sz w:val="17"/>
+              </w:rPr>
+              <w:t xml:space="preserve">§1, §4</w:t>
+            </w:r>
+          </w:p>
+        </w:tc>
+      </w:tr>
+      <w:tr>
+        <w:tc>
+          <w:tcPr/>
+          <w:p>
+            <w:pPr>
+              <w:pStyle w:val="Compact"/>
+              <w:jc w:val="left"/>
+            </w:pPr>
+            <w:r>
+              <w:rPr>
+                <w:sz w:val="17"/>
+              </w:rPr>
+              <w:t xml:space="preserve">4.2–4.4 Sequences</w:t>
+            </w:r>
+          </w:p>
+        </w:tc>
+        <w:tc>
+          <w:tcPr/>
+          <w:p>
+            <w:pPr>
+              <w:pStyle w:val="Compact"/>
+              <w:jc w:val="left"/>
+            </w:pPr>
+            <w:r>
+              <w:rPr>
+                <w:sz w:val="17"/>
+              </w:rPr>
+              <w:t xml:space="preserve">SEQ-03 (Fig. 6), SEQ-04 (Fig. 7), SEQ-05 (Fig. 8)</w:t>
+            </w:r>
+          </w:p>
+        </w:tc>
+        <w:tc>
+          <w:tcPr/>
+          <w:p>
+            <w:pPr>
+              <w:pStyle w:val="Compact"/>
+              <w:jc w:val="left"/>
+            </w:pPr>
+            <w:r>
+              <w:rPr>
+                <w:rStyle w:val="VerbatimChar"/>
+                <w:sz w:val="17"/>
+              </w:rPr>
+              <w:t xml:space="preserve">docs/architecture/sequence-diagrams.md</w:t>
+            </w:r>
+          </w:p>
+        </w:tc>
+      </w:tr>
+      <w:tr>
+        <w:tc>
+          <w:tcPr/>
+          <w:p>
+            <w:pPr>
+              <w:pStyle w:val="Compact"/>
+              <w:jc w:val="left"/>
+            </w:pPr>
+            <w:r>
+              <w:rPr>
+                <w:sz w:val="17"/>
+              </w:rPr>
+              <w:t xml:space="preserve">5. Functional requirements</w:t>
+            </w:r>
+          </w:p>
+        </w:tc>
+        <w:tc>
+          <w:tcPr/>
+          <w:p>
+            <w:pPr>
+              <w:pStyle w:val="Compact"/>
+              <w:jc w:val="left"/>
+            </w:pPr>
+            <w:r>
+              <w:rPr>
+                <w:sz w:val="17"/>
+              </w:rPr>
+              <w:t xml:space="preserve">Function List rows 42–61</w:t>
+            </w:r>
+          </w:p>
+        </w:tc>
+        <w:tc>
+          <w:tcPr/>
+          <w:p>
+            <w:pPr>
+              <w:pStyle w:val="Compact"/>
+              <w:jc w:val="left"/>
+            </w:pPr>
+            <w:r>
+              <w:rPr>
+                <w:rStyle w:val="VerbatimChar"/>
+                <w:sz w:val="17"/>
+              </w:rPr>
+              <w:t xml:space="preserve">docs/function-list.md</w:t>
+            </w:r>
+            <w:r>
+              <w:rPr>
+                <w:sz w:val="17"/>
+              </w:rPr>
+              <w:t xml:space="preserve"> </w:t>
+            </w:r>
+            <w:r>
+              <w:rPr>
+                <w:sz w:val="17"/>
+              </w:rPr>
+              <w:t xml:space="preserve">rows 42–61</w:t>
+            </w:r>
+          </w:p>
+        </w:tc>
+      </w:tr>
+      <w:tr>
+        <w:tc>
+          <w:tcPr/>
+          <w:p>
+            <w:pPr>
+              <w:pStyle w:val="Compact"/>
+              <w:jc w:val="left"/>
+            </w:pPr>
+            <w:r>
+              <w:rPr>
+                <w:sz w:val="17"/>
+              </w:rPr>
+              <w:t xml:space="preserve">7. Screens</w:t>
+            </w:r>
+          </w:p>
+        </w:tc>
+        <w:tc>
+          <w:tcPr/>
+          <w:p>
+            <w:pPr>
+              <w:pStyle w:val="Compact"/>
+              <w:jc w:val="left"/>
+            </w:pPr>
+            <w:r>
+              <w:rPr>
+                <w:sz w:val="17"/>
+              </w:rPr>
+              <w:t xml:space="preserve">Screen List SC-14..SC-18, SC-35</w:t>
+            </w:r>
+          </w:p>
+        </w:tc>
+        <w:tc>
+          <w:tcPr/>
+          <w:p>
+            <w:pPr>
+              <w:pStyle w:val="Compact"/>
+              <w:jc w:val="left"/>
+            </w:pPr>
+            <w:r>
+              <w:rPr>
+                <w:rStyle w:val="VerbatimChar"/>
+                <w:sz w:val="17"/>
+              </w:rPr>
+              <w:t xml:space="preserve">docs/screen-list.md</w:t>
+            </w:r>
+            <w:r>
+              <w:rPr>
+                <w:sz w:val="17"/>
+              </w:rPr>
+              <w:t xml:space="preserve"> </w:t>
+            </w:r>
+            <w:r>
+              <w:rPr>
+                <w:sz w:val="17"/>
+              </w:rPr>
+              <w:t xml:space="preserve">§1</w:t>
+            </w:r>
+          </w:p>
+        </w:tc>
+      </w:tr>
+    </w:tbl>
+    <w:bookmarkStart w:id="44" w:name="X0ebe4ea0055657d0fde6dddb3c03c11905d0ce8"/>
+    <w:p>
+      <w:pPr>
+        <w:pStyle w:val="Heading3"/>
+      </w:pPr>
+      <w:r>
+        <w:t xml:space="preserve">11.1 Reconciliation with DBIZ2 (System Design v2.0)</w:t>
+      </w:r>
+    </w:p>
+    <w:p>
+      <w:pPr>
+        <w:pStyle w:val="FirstParagraph"/>
+      </w:pPr>
+      <w:r>
+        <w:t xml:space="preserve">Where the 20-screen design or this spec differs from the DBIZ2 Function List, the difference is written here instead of being silently changed.</w:t>
+      </w:r>
+    </w:p>
+    <w:tbl>
+      <w:tblPr>
+        <w:tblStyle w:val="Table"/>
+        <w:tblLook w:firstRow="1" w:lastRow="0" w:firstColumn="0" w:lastColumn="0" w:noHBand="0" w:noVBand="0" w:val="0020"/>
+        <w:jc w:val="start"/>
+        <w:tblBorders>
+          <w:top w:val="single" w:sz="4" w:color="C9CED6"/>
+          <w:left w:val="single" w:sz="4" w:color="C9CED6"/>
+          <w:bottom w:val="single" w:sz="4" w:color="C9CED6"/>
+          <w:right w:val="single" w:sz="4" w:color="C9CED6"/>
+          <w:insideH w:val="single" w:sz="4" w:color="C9CED6"/>
+          <w:insideV w:val="single" w:sz="4" w:color="C9CED6"/>
+        </w:tblBorders>
+        <w:tblW w:w="5000" w:type="pct"/>
+      </w:tblPr>
+      <w:tblGrid>
+        <w:gridCol w:w="2465"/>
+        <w:gridCol w:w="2465"/>
+        <w:gridCol w:w="2465"/>
+        <w:gridCol w:w="2465"/>
+      </w:tblGrid>
+      <w:tr>
+        <w:trPr>
+          <w:tblHeader w:val="true"/>
+        </w:trPr>
+        <w:tc>
+          <w:tcPr>
+            <w:shd w:val="clear" w:color="auto" w:fill="E4ECF7"/>
+          </w:tcPr>
+          <w:p>
+            <w:pPr>
+              <w:pStyle w:val="Compact"/>
+              <w:jc w:val="left"/>
+            </w:pPr>
+            <w:r>
+              <w:rPr>
+                <w:b/>
+                <w:color w:val="1F2A5C"/>
+                <w:sz w:val="17"/>
+              </w:rPr>
+              <w:t xml:space="preserve">Topic</w:t>
+            </w:r>
+          </w:p>
+        </w:tc>
+        <w:tc>
+          <w:tcPr>
+            <w:shd w:val="clear" w:color="auto" w:fill="E4ECF7"/>
+          </w:tcPr>
+          <w:p>
+            <w:pPr>
+              <w:pStyle w:val="Compact"/>
+              <w:jc w:val="left"/>
+            </w:pPr>
+            <w:r>
+              <w:rPr>
+                <w:b/>
+                <w:color w:val="1F2A5C"/>
+                <w:sz w:val="17"/>
+              </w:rPr>
+              <w:t xml:space="preserve">DBIZ2 / System Design v2.0</w:t>
+            </w:r>
+          </w:p>
+        </w:tc>
+        <w:tc>
+          <w:tcPr>
+            <w:shd w:val="clear" w:color="auto" w:fill="E4ECF7"/>
+          </w:tcPr>
+          <w:p>
+            <w:pPr>
+              <w:pStyle w:val="Compact"/>
+              <w:jc w:val="left"/>
+            </w:pPr>
+            <w:r>
+              <w:rPr>
+                <w:b/>
+                <w:color w:val="1F2A5C"/>
+                <w:sz w:val="17"/>
+              </w:rPr>
+              <w:t xml:space="preserve">This spec</w:t>
+            </w:r>
+          </w:p>
+        </w:tc>
+        <w:tc>
+          <w:tcPr>
+            <w:shd w:val="clear" w:color="auto" w:fill="E4ECF7"/>
+          </w:tcPr>
+          <w:p>
+            <w:pPr>
+              <w:pStyle w:val="Compact"/>
+              <w:jc w:val="left"/>
+            </w:pPr>
+            <w:r>
+              <w:rPr>
+                <w:b/>
+                <w:color w:val="1F2A5C"/>
+                <w:sz w:val="17"/>
+              </w:rPr>
+              <w:t xml:space="preserve">Status</w:t>
+            </w:r>
+          </w:p>
+        </w:tc>
+      </w:tr>
+      <w:tr>
+        <w:tc>
+          <w:tcPr/>
+          <w:p>
+            <w:pPr>
+              <w:pStyle w:val="Compact"/>
+              <w:jc w:val="left"/>
+            </w:pPr>
+            <w:r>
+              <w:rPr>
+                <w:sz w:val="17"/>
+              </w:rPr>
+              <w:t xml:space="preserve">Attribute confirmation</w:t>
+            </w:r>
+          </w:p>
+        </w:tc>
+        <w:tc>
+          <w:tcPr/>
+          <w:p>
+            <w:pPr>
+              <w:pStyle w:val="Compact"/>
+              <w:jc w:val="left"/>
+            </w:pPr>
+            <w:r>
+              <w:rPr>
+                <w:sz w:val="17"/>
+              </w:rPr>
+              <w:t xml:space="preserve">SEQ-03 goes straight from extraction to search</w:t>
+            </w:r>
+          </w:p>
+        </w:tc>
+        <w:tc>
+          <w:tcPr/>
+          <w:p>
+            <w:pPr>
+              <w:pStyle w:val="Compact"/>
+              <w:jc w:val="left"/>
+            </w:pPr>
+            <w:r>
+              <w:rPr>
+                <w:sz w:val="17"/>
+              </w:rPr>
+              <w:t xml:space="preserve">SC-15 shows</w:t>
+            </w:r>
+            <w:r>
+              <w:rPr>
+                <w:sz w:val="17"/>
+              </w:rPr>
+              <w:t xml:space="preserve"> </w:t>
+            </w:r>
+            <w:r>
+              <w:rPr>
+                <w:iCs/>
+                <w:i/>
+                <w:sz w:val="17"/>
+              </w:rPr>
+              <w:t xml:space="preserve">What the system understood</w:t>
+            </w:r>
+            <w:r>
+              <w:rPr>
+                <w:sz w:val="17"/>
+              </w:rPr>
+              <w:t xml:space="preserve"> </w:t>
+            </w:r>
+            <w:r>
+              <w:rPr>
+                <w:sz w:val="17"/>
+              </w:rPr>
+              <w:t xml:space="preserve">and waits for the user to confirm</w:t>
+            </w:r>
+          </w:p>
+        </w:tc>
+        <w:tc>
+          <w:tcPr/>
+          <w:p>
+            <w:pPr>
+              <w:pStyle w:val="Compact"/>
+              <w:jc w:val="left"/>
+            </w:pPr>
+            <w:r>
+              <w:rPr>
+                <w:sz w:val="17"/>
+              </w:rPr>
+              <w:t xml:space="preserve">Added — Confirmed by the Client</w:t>
+            </w:r>
+          </w:p>
+        </w:tc>
+      </w:tr>
+      <w:tr>
+        <w:tc>
+          <w:tcPr/>
+          <w:p>
+            <w:pPr>
+              <w:pStyle w:val="Compact"/>
+              <w:jc w:val="left"/>
+            </w:pPr>
+            <w:r>
+              <w:rPr>
+                <w:sz w:val="17"/>
+              </w:rPr>
+              <w:t xml:space="preserve">F-M3-16..20 priority</w:t>
+            </w:r>
+          </w:p>
+        </w:tc>
+        <w:tc>
+          <w:tcPr/>
+          <w:p>
+            <w:pPr>
+              <w:pStyle w:val="Compact"/>
+              <w:jc w:val="left"/>
+            </w:pPr>
+            <w:r>
+              <w:rPr>
+                <w:sz w:val="17"/>
+              </w:rPr>
+              <w:t xml:space="preserve">Must</w:t>
+            </w:r>
+          </w:p>
+        </w:tc>
+        <w:tc>
+          <w:tcPr/>
+          <w:p>
+            <w:pPr>
+              <w:pStyle w:val="Compact"/>
+              <w:jc w:val="left"/>
+            </w:pPr>
+            <w:r>
+              <w:rPr>
+                <w:sz w:val="17"/>
+              </w:rPr>
+              <w:t xml:space="preserve">Should — Tier 2 of the screen list file (#18, #19)</w:t>
+            </w:r>
+          </w:p>
+        </w:tc>
+        <w:tc>
+          <w:tcPr/>
+          <w:p>
+            <w:pPr>
+              <w:pStyle w:val="Compact"/>
+              <w:jc w:val="left"/>
+            </w:pPr>
+            <w:r>
+              <w:rPr>
+                <w:sz w:val="17"/>
+              </w:rPr>
+              <w:t xml:space="preserve">Changed — Confirmed by the Client</w:t>
+            </w:r>
+          </w:p>
+        </w:tc>
+      </w:tr>
+      <w:tr>
+        <w:tc>
+          <w:tcPr/>
+          <w:p>
+            <w:pPr>
+              <w:pStyle w:val="Compact"/>
+              <w:jc w:val="left"/>
+            </w:pPr>
+            <w:r>
+              <w:rPr>
+                <w:sz w:val="17"/>
+              </w:rPr>
+              <w:t xml:space="preserve">Shortlist role</w:t>
+            </w:r>
+          </w:p>
+        </w:tc>
+        <w:tc>
+          <w:tcPr/>
+          <w:p>
+            <w:pPr>
+              <w:pStyle w:val="Compact"/>
+              <w:jc w:val="left"/>
+            </w:pPr>
+            <w:r>
+              <w:rPr>
+                <w:sz w:val="17"/>
+              </w:rPr>
+              <w:t xml:space="preserve">no role</w:t>
+            </w:r>
+          </w:p>
+        </w:tc>
+        <w:tc>
+          <w:tcPr/>
+          <w:p>
+            <w:pPr>
+              <w:pStyle w:val="Compact"/>
+              <w:jc w:val="left"/>
+            </w:pPr>
+            <w:r>
+              <w:rPr>
+                <w:sz w:val="17"/>
+              </w:rPr>
+              <w:t xml:space="preserve">primary / backup (SC-17)</w:t>
+            </w:r>
+          </w:p>
+        </w:tc>
+        <w:tc>
+          <w:tcPr/>
+          <w:p>
+            <w:pPr>
+              <w:pStyle w:val="Compact"/>
+              <w:jc w:val="left"/>
+            </w:pPr>
+            <w:r>
+              <w:rPr>
+                <w:sz w:val="17"/>
+              </w:rPr>
+              <w:t xml:space="preserve">Added — Confirmed by the Client</w:t>
+            </w:r>
+          </w:p>
+        </w:tc>
+      </w:tr>
+      <w:tr>
+        <w:tc>
+          <w:tcPr/>
+          <w:p>
+            <w:pPr>
+              <w:pStyle w:val="Compact"/>
+              <w:jc w:val="left"/>
+            </w:pPr>
+            <w:r>
+              <w:rPr>
+                <w:sz w:val="17"/>
+              </w:rPr>
+              <w:t xml:space="preserve">Location availability</w:t>
+            </w:r>
+          </w:p>
+        </w:tc>
+        <w:tc>
+          <w:tcPr/>
+          <w:p>
+            <w:pPr>
+              <w:pStyle w:val="Compact"/>
+              <w:jc w:val="left"/>
+            </w:pPr>
+            <w:r>
+              <w:rPr>
+                <w:sz w:val="17"/>
+              </w:rPr>
+              <w:t xml:space="preserve">not in DBIZ2</w:t>
+            </w:r>
+          </w:p>
+        </w:tc>
+        <w:tc>
+          <w:tcPr/>
+          <w:p>
+            <w:pPr>
+              <w:pStyle w:val="Compact"/>
+              <w:jc w:val="left"/>
+            </w:pPr>
+            <w:r>
+              <w:rPr>
+                <w:sz w:val="17"/>
+              </w:rPr>
+              <w:t xml:space="preserve">availability ENUM(open, survey_in_progress, paused) set by VFDA staff; sixth scoring criterion (BR-010)</w:t>
+            </w:r>
+          </w:p>
+        </w:tc>
+        <w:tc>
+          <w:tcPr/>
+          <w:p>
+            <w:pPr>
+              <w:pStyle w:val="Compact"/>
+              <w:jc w:val="left"/>
+            </w:pPr>
+            <w:r>
+              <w:rPr>
+                <w:sz w:val="17"/>
+              </w:rPr>
+              <w:t xml:space="preserve">Added — Group C decision 01/10/2026</w:t>
+            </w:r>
+          </w:p>
+        </w:tc>
+      </w:tr>
+    </w:tbl>
     <w:bookmarkEnd w:id="44"/>
-    <w:bookmarkStart w:id="45" w:name="completion-checklist"/>
+    <w:bookmarkEnd w:id="45"/>
+    <w:bookmarkStart w:id="46" w:name="completion-checklist"/>
     <w:p>
       <w:pPr>
         <w:pStyle w:val="Heading2"/>
@@ -14069,8 +14699,8 @@
         <w:t xml:space="preserve">, mapped onto the DBIZ2 Product Design Package. DBIZ3, VJCBI College — FTU. Group C · CINEMATCH.</w:t>
       </w:r>
     </w:p>
-    <w:bookmarkEnd w:id="45"/>
     <w:bookmarkEnd w:id="46"/>
+    <w:bookmarkEnd w:id="47"/>
     <w:sectPr>
       <w:pgMar w:bottom="1020" w:left="1020" w:right="1020" w:top="1020"/>
     </w:sectPr>

--- a/docs/word/specs/spec-M3.docx
+++ b/docs/word/specs/spec-M3.docx
@@ -2,7 +2,7 @@
 <file path=word/document.xml><?xml version="1.0" encoding="utf-8"?>
 <w:document xmlns:w="http://schemas.openxmlformats.org/wordprocessingml/2006/main" xmlns:m="http://schemas.openxmlformats.org/officeDocument/2006/math" xmlns:r="http://schemas.openxmlformats.org/officeDocument/2006/relationships" xmlns:o="urn:schemas-microsoft-com:office:office" xmlns:v="urn:schemas-microsoft-com:vml" xmlns:w10="urn:schemas-microsoft-com:office:word" xmlns:a="http://schemas.openxmlformats.org/drawingml/2006/main" xmlns:pic="http://schemas.openxmlformats.org/drawingml/2006/picture" xmlns:wp="http://schemas.openxmlformats.org/drawingml/2006/wordprocessingDrawing">
   <w:body>
-    <w:bookmarkStart w:id="47" w:name="spec-document-location-discovery"/>
+    <w:bookmarkStart w:id="49" w:name="spec-document-location-discovery"/>
     <w:p>
       <w:pPr>
         <w:pStyle w:val="Heading1"/>
@@ -340,33 +340,22 @@
         </w:tc>
       </w:tr>
     </w:tbl>
-    <w:bookmarkStart w:id="20" w:name="X4666c8db187a468bd7c4d1efd69e1ca31a62544"/>
+    <w:bookmarkStart w:id="21" w:name="clarifications"/>
     <w:p>
       <w:pPr>
         <w:pStyle w:val="Heading2"/>
       </w:pPr>
       <w:r>
-        <w:t xml:space="preserve">1. Purpose and scope</w:t>
+        <w:t xml:space="preserve">Clarifications</w:t>
       </w:r>
     </w:p>
+    <w:bookmarkStart w:id="20" w:name="Xf89618e9cb7f126f51da04256cab1648125083e"/>
     <w:p>
       <w:pPr>
-        <w:pStyle w:val="FirstParagraph"/>
+        <w:pStyle w:val="Heading3"/>
       </w:pPr>
       <w:r>
-        <w:t xml:space="preserve">This module helps a producer find places in Vietnam that fit the scenes they describe, explains why each place fits, and shows who in local government to contact. VFDA staff maintain and verify the location data; each province gets a readiness index built only from activity on the platform.</w:t>
-      </w:r>
-    </w:p>
-    <w:p>
-      <w:pPr>
-        <w:pStyle w:val="BodyText"/>
-      </w:pPr>
-      <w:r>
-        <w:rPr>
-          <w:bCs/>
-          <w:b/>
-        </w:rPr>
-        <w:t xml:space="preserve">In scope</w:t>
+        <w:t xml:space="preserve">Session 2026-10-28 (Group C, provisional — the owner in §10 confirms before launch)</w:t>
       </w:r>
     </w:p>
     <w:p>
@@ -378,7 +367,7 @@
         <w:pStyle w:val="Compact"/>
       </w:pPr>
       <w:r>
-        <w:t xml:space="preserve">Location data management and publishing by VFDA staff, including verified local authority contacts.</w:t>
+        <w:t xml:space="preserve">Q1: Weights of the six scoring criteria (F-M3-08). → A: Scene fit first: scene fit 35%, season 15%, crew 15%, logistics 15%, permit 10%, availability 10%.</w:t>
       </w:r>
     </w:p>
     <w:p>
@@ -390,7 +379,37 @@
         <w:pStyle w:val="Compact"/>
       </w:pPr>
       <w:r>
-        <w:t xml:space="preserve">Accent-insensitive search and multi-criteria filters.</w:t>
+        <w:t xml:space="preserve">Q2: Who in VFDA approves the fixed attribute catalogue content and synonym mappings used by F-M3-12? Technical storage is version-controlled application configuration (JSON/TS) in code. → A: The team keeps</w:t>
+      </w:r>
+      <w:r>
+        <w:t xml:space="preserve"> </w:t>
+      </w:r>
+      <w:r>
+        <w:rPr>
+          <w:rStyle w:val="VerbatimChar"/>
+        </w:rPr>
+        <w:t xml:space="preserve">config/scene-catalog.json</w:t>
+      </w:r>
+      <w:r>
+        <w:t xml:space="preserve"> </w:t>
+      </w:r>
+      <w:r>
+        <w:t xml:space="preserve">(with a</w:t>
+      </w:r>
+      <w:r>
+        <w:t xml:space="preserve"> </w:t>
+      </w:r>
+      <w:r>
+        <w:rPr>
+          <w:rStyle w:val="VerbatimChar"/>
+        </w:rPr>
+        <w:t xml:space="preserve">version</w:t>
+      </w:r>
+      <w:r>
+        <w:t xml:space="preserve"> </w:t>
+      </w:r>
+      <w:r>
+        <w:t xml:space="preserve">number) and changes it only through a reviewed pull request approved by the M3 owner; VFDA confirms the content before launch.</w:t>
       </w:r>
     </w:p>
     <w:p>
@@ -402,7 +421,69 @@
         <w:pStyle w:val="Compact"/>
       </w:pPr>
       <w:r>
-        <w:t xml:space="preserve">Finding locations from a free-text scene description (attributes extracted, then scored deterministically).</w:t>
+        <w:t xml:space="preserve">Q3: Where does data for the</w:t>
+      </w:r>
+      <w:r>
+        <w:t xml:space="preserve"> </w:t>
+      </w:r>
+      <w:r>
+        <w:rPr>
+          <w:iCs/>
+          <w:i/>
+        </w:rPr>
+        <w:t xml:space="preserve">night shooting</w:t>
+      </w:r>
+      <w:r>
+        <w:t xml:space="preserve"> </w:t>
+      </w:r>
+      <w:r>
+        <w:t xml:space="preserve">and</w:t>
+      </w:r>
+      <w:r>
+        <w:t xml:space="preserve"> </w:t>
+      </w:r>
+      <w:r>
+        <w:rPr>
+          <w:iCs/>
+          <w:i/>
+        </w:rPr>
+        <w:t xml:space="preserve">weather in the shooting month</w:t>
+      </w:r>
+      <w:r>
+        <w:t xml:space="preserve"> </w:t>
+      </w:r>
+      <w:r>
+        <w:t xml:space="preserve">comparison rows come from? No field exists yet. → A: Add two LOCATION fields:</w:t>
+      </w:r>
+      <w:r>
+        <w:t xml:space="preserve"> </w:t>
+      </w:r>
+      <w:r>
+        <w:rPr>
+          <w:rStyle w:val="VerbatimChar"/>
+        </w:rPr>
+        <w:t xml:space="preserve">night_shooting_allowed</w:t>
+      </w:r>
+      <w:r>
+        <w:t xml:space="preserve"> </w:t>
+      </w:r>
+      <w:r>
+        <w:t xml:space="preserve">(yes / no / ask) and</w:t>
+      </w:r>
+      <w:r>
+        <w:t xml:space="preserve"> </w:t>
+      </w:r>
+      <w:r>
+        <w:rPr>
+          <w:rStyle w:val="VerbatimChar"/>
+        </w:rPr>
+        <w:t xml:space="preserve">rainy_months</w:t>
+      </w:r>
+      <w:r>
+        <w:t xml:space="preserve"> </w:t>
+      </w:r>
+      <w:r>
+        <w:t xml:space="preserve">(list of month numbers 1–12). VFDA staff fill them when verifying a location.</w:t>
       </w:r>
     </w:p>
     <w:p>
@@ -414,31 +495,18 @@
         <w:pStyle w:val="Compact"/>
       </w:pPr>
       <w:r>
-        <w:t xml:space="preserve">Ranked results with match score and reasons, map, and location detail pages.</w:t>
+        <w:t xml:space="preserve">Q4: May VFDA publish the provincial index publicly? It may be sensitive for low-scoring provinces. → A: The provincial index is shown to signed-in members only, never on public pages, and always with its sample size.</w:t>
       </w:r>
     </w:p>
+    <w:bookmarkEnd w:id="20"/>
+    <w:bookmarkEnd w:id="21"/>
+    <w:bookmarkStart w:id="22" w:name="X4666c8db187a468bd7c4d1efd69e1ca31a62544"/>
     <w:p>
       <w:pPr>
-        <w:numPr>
-          <w:ilvl w:val="0"/>
-          <w:numId w:val="1001"/>
-        </w:numPr>
-        <w:pStyle w:val="Compact"/>
+        <w:pStyle w:val="Heading2"/>
       </w:pPr>
       <w:r>
-        <w:t xml:space="preserve">Comparing up to four locations and shortlisting a primary and backups (Should).</w:t>
-      </w:r>
-    </w:p>
-    <w:p>
-      <w:pPr>
-        <w:numPr>
-          <w:ilvl w:val="0"/>
-          <w:numId w:val="1001"/>
-        </w:numPr>
-        <w:pStyle w:val="Compact"/>
-      </w:pPr>
-      <w:r>
-        <w:t xml:space="preserve">Provincial readiness index and province pages (Should).</w:t>
+        <w:t xml:space="preserve">1. Purpose and scope</w:t>
       </w:r>
     </w:p>
     <w:p>
@@ -446,11 +514,19 @@
         <w:pStyle w:val="FirstParagraph"/>
       </w:pPr>
       <w:r>
+        <w:t xml:space="preserve">This module helps a producer find places in Vietnam that fit the scenes they describe, explains why each place fits, and shows who in local government to contact. VFDA staff maintain and verify the location data; each province gets a readiness index built only from activity on the platform.</w:t>
+      </w:r>
+    </w:p>
+    <w:p>
+      <w:pPr>
+        <w:pStyle w:val="BodyText"/>
+      </w:pPr>
+      <w:r>
         <w:rPr>
           <w:bCs/>
           <w:b/>
         </w:rPr>
-        <w:t xml:space="preserve">Out of scope</w:t>
+        <w:t xml:space="preserve">In scope</w:t>
       </w:r>
     </w:p>
     <w:p>
@@ -462,7 +538,7 @@
         <w:pStyle w:val="Compact"/>
       </w:pPr>
       <w:r>
-        <w:t xml:space="preserve">Booking or paying for a location.</w:t>
+        <w:t xml:space="preserve">Location data management and publishing by VFDA staff, including verified local authority contacts.</w:t>
       </w:r>
     </w:p>
     <w:p>
@@ -474,7 +550,7 @@
         <w:pStyle w:val="Compact"/>
       </w:pPr>
       <w:r>
-        <w:t xml:space="preserve">Drone permits and restricted zones (M6, phase 2).</w:t>
+        <w:t xml:space="preserve">Accent-insensitive search and multi-criteria filters.</w:t>
       </w:r>
     </w:p>
     <w:p>
@@ -486,7 +562,43 @@
         <w:pStyle w:val="Compact"/>
       </w:pPr>
       <w:r>
-        <w:t xml:space="preserve">Contacting the province on the producer's behalf (M7).</w:t>
+        <w:t xml:space="preserve">Finding locations from a free-text scene description (attributes extracted, then scored deterministically).</w:t>
+      </w:r>
+    </w:p>
+    <w:p>
+      <w:pPr>
+        <w:numPr>
+          <w:ilvl w:val="0"/>
+          <w:numId w:val="1002"/>
+        </w:numPr>
+        <w:pStyle w:val="Compact"/>
+      </w:pPr>
+      <w:r>
+        <w:t xml:space="preserve">Ranked results with match score and reasons, map, and location detail pages.</w:t>
+      </w:r>
+    </w:p>
+    <w:p>
+      <w:pPr>
+        <w:numPr>
+          <w:ilvl w:val="0"/>
+          <w:numId w:val="1002"/>
+        </w:numPr>
+        <w:pStyle w:val="Compact"/>
+      </w:pPr>
+      <w:r>
+        <w:t xml:space="preserve">Comparing up to four locations and shortlisting a primary and backups (Should).</w:t>
+      </w:r>
+    </w:p>
+    <w:p>
+      <w:pPr>
+        <w:numPr>
+          <w:ilvl w:val="0"/>
+          <w:numId w:val="1002"/>
+        </w:numPr>
+        <w:pStyle w:val="Compact"/>
+      </w:pPr>
+      <w:r>
+        <w:t xml:space="preserve">Provincial readiness index and province pages (Should).</w:t>
       </w:r>
     </w:p>
     <w:p>
@@ -498,7 +610,7 @@
           <w:bCs/>
           <w:b/>
         </w:rPr>
-        <w:t xml:space="preserve">Depends on</w:t>
+        <w:t xml:space="preserve">Out of scope</w:t>
       </w:r>
     </w:p>
     <w:p>
@@ -510,7 +622,7 @@
         <w:pStyle w:val="Compact"/>
       </w:pPr>
       <w:r>
-        <w:t xml:space="preserve">SYS (roles, search indexes)</w:t>
+        <w:t xml:space="preserve">Booking or paying for a location.</w:t>
       </w:r>
     </w:p>
     <w:p>
@@ -522,7 +634,7 @@
         <w:pStyle w:val="Compact"/>
       </w:pPr>
       <w:r>
-        <w:t xml:space="preserve">M0 (location gauge, project context)</w:t>
+        <w:t xml:space="preserve">Drone permits and restricted zones (M6, phase 2).</w:t>
       </w:r>
     </w:p>
     <w:p>
@@ -534,6 +646,54 @@
         <w:pStyle w:val="Compact"/>
       </w:pPr>
       <w:r>
+        <w:t xml:space="preserve">Contacting the province on the producer's behalf (M7).</w:t>
+      </w:r>
+    </w:p>
+    <w:p>
+      <w:pPr>
+        <w:pStyle w:val="FirstParagraph"/>
+      </w:pPr>
+      <w:r>
+        <w:rPr>
+          <w:bCs/>
+          <w:b/>
+        </w:rPr>
+        <w:t xml:space="preserve">Depends on</w:t>
+      </w:r>
+    </w:p>
+    <w:p>
+      <w:pPr>
+        <w:numPr>
+          <w:ilvl w:val="0"/>
+          <w:numId w:val="1004"/>
+        </w:numPr>
+        <w:pStyle w:val="Compact"/>
+      </w:pPr>
+      <w:r>
+        <w:t xml:space="preserve">SYS (roles, search indexes)</w:t>
+      </w:r>
+    </w:p>
+    <w:p>
+      <w:pPr>
+        <w:numPr>
+          <w:ilvl w:val="0"/>
+          <w:numId w:val="1004"/>
+        </w:numPr>
+        <w:pStyle w:val="Compact"/>
+      </w:pPr>
+      <w:r>
+        <w:t xml:space="preserve">M0 (location gauge, project context)</w:t>
+      </w:r>
+    </w:p>
+    <w:p>
+      <w:pPr>
+        <w:numPr>
+          <w:ilvl w:val="0"/>
+          <w:numId w:val="1004"/>
+        </w:numPr>
+        <w:pStyle w:val="Compact"/>
+      </w:pPr>
+      <w:r>
         <w:t xml:space="preserve">M7 (</w:t>
       </w:r>
       <w:r>
@@ -554,7 +714,7 @@
       <w:pPr>
         <w:numPr>
           <w:ilvl w:val="0"/>
-          <w:numId w:val="1003"/>
+          <w:numId w:val="1004"/>
         </w:numPr>
         <w:pStyle w:val="Compact"/>
       </w:pPr>
@@ -562,8 +722,8 @@
         <w:t xml:space="preserve">External: language model API, OpenStreetMap tiles, PostGIS</w:t>
       </w:r>
     </w:p>
-    <w:bookmarkEnd w:id="20"/>
-    <w:bookmarkStart w:id="21" w:name="X572f76d4414d525199501e7085f189788c65188"/>
+    <w:bookmarkEnd w:id="22"/>
+    <w:bookmarkStart w:id="23" w:name="X572f76d4414d525199501e7085f189788c65188"/>
     <w:p>
       <w:pPr>
         <w:pStyle w:val="Heading2"/>
@@ -843,8 +1003,8 @@
         </w:tc>
       </w:tr>
     </w:tbl>
-    <w:bookmarkEnd w:id="21"/>
-    <w:bookmarkStart w:id="28" w:name="X6e9f8def7ab98f65fc162bbf7fd6dd9285f3897"/>
+    <w:bookmarkEnd w:id="23"/>
+    <w:bookmarkStart w:id="30" w:name="X6e9f8def7ab98f65fc162bbf7fd6dd9285f3897"/>
     <w:p>
       <w:pPr>
         <w:pStyle w:val="Heading2"/>
@@ -853,7 +1013,7 @@
         <w:t xml:space="preserve">3. User scenarios and acceptance criteria</w:t>
       </w:r>
     </w:p>
-    <w:bookmarkStart w:id="22" w:name="X470354192f439ff5e282adb842a4f1b0d08448f"/>
+    <w:bookmarkStart w:id="24" w:name="X470354192f439ff5e282adb842a4f1b0d08448f"/>
     <w:p>
       <w:pPr>
         <w:pStyle w:val="Heading3"/>
@@ -878,263 +1038,6 @@
       </w:r>
       <w:r>
         <w:t xml:space="preserve">As a producer, I want to describe my scene in my own words and get ranked places with reasons, so that I shortlist in minutes instead of weeks of scouting emails.</w:t>
-      </w:r>
-    </w:p>
-    <w:p>
-      <w:pPr>
-        <w:pStyle w:val="BodyText"/>
-      </w:pPr>
-      <w:r>
-        <w:rPr>
-          <w:bCs/>
-          <w:b/>
-        </w:rPr>
-        <w:t xml:space="preserve">Acceptance scenarios</w:t>
-      </w:r>
-    </w:p>
-    <w:p>
-      <w:pPr>
-        <w:numPr>
-          <w:ilvl w:val="0"/>
-          <w:numId w:val="1004"/>
-        </w:numPr>
-        <w:pStyle w:val="Compact"/>
-      </w:pPr>
-      <w:r>
-        <w:rPr>
-          <w:bCs/>
-          <w:b/>
-        </w:rPr>
-        <w:t xml:space="preserve">Given</w:t>
-      </w:r>
-      <w:r>
-        <w:t xml:space="preserve"> </w:t>
-      </w:r>
-      <w:r>
-        <w:t xml:space="preserve">the description</w:t>
-      </w:r>
-      <w:r>
-        <w:t xml:space="preserve"> </w:t>
-      </w:r>
-      <w:r>
-        <w:rPr>
-          <w:iCs/>
-          <w:i/>
-        </w:rPr>
-        <w:t xml:space="preserve">A ferry landing at dawn between limestone karsts, 1970s, a waterside village, about 30 extras, night scenes too</w:t>
-      </w:r>
-      <w:r>
-        <w:t xml:space="preserve">,</w:t>
-      </w:r>
-      <w:r>
-        <w:t xml:space="preserve"> </w:t>
-      </w:r>
-      <w:r>
-        <w:rPr>
-          <w:bCs/>
-          <w:b/>
-        </w:rPr>
-        <w:t xml:space="preserve">When</w:t>
-      </w:r>
-      <w:r>
-        <w:t xml:space="preserve"> </w:t>
-      </w:r>
-      <w:r>
-        <w:t xml:space="preserve">the user clicks</w:t>
-      </w:r>
-      <w:r>
-        <w:t xml:space="preserve"> </w:t>
-      </w:r>
-      <w:r>
-        <w:rPr>
-          <w:iCs/>
-          <w:i/>
-        </w:rPr>
-        <w:t xml:space="preserve">Analyse description</w:t>
-      </w:r>
-      <w:r>
-        <w:t xml:space="preserve">,</w:t>
-      </w:r>
-      <w:r>
-        <w:t xml:space="preserve"> </w:t>
-      </w:r>
-      <w:r>
-        <w:rPr>
-          <w:bCs/>
-          <w:b/>
-        </w:rPr>
-        <w:t xml:space="preserve">Then</w:t>
-      </w:r>
-      <w:r>
-        <w:t xml:space="preserve"> </w:t>
-      </w:r>
-      <w:r>
-        <w:t xml:space="preserve">the system shows the extracted attributes (landing, waterside village, 1970s, dawn, night, river/lake, limestone, 15–50) and lets the user edit them before searching.</w:t>
-      </w:r>
-    </w:p>
-    <w:p>
-      <w:pPr>
-        <w:numPr>
-          <w:ilvl w:val="0"/>
-          <w:numId w:val="1004"/>
-        </w:numPr>
-        <w:pStyle w:val="Compact"/>
-      </w:pPr>
-      <w:r>
-        <w:rPr>
-          <w:bCs/>
-          <w:b/>
-        </w:rPr>
-        <w:t xml:space="preserve">Given</w:t>
-      </w:r>
-      <w:r>
-        <w:t xml:space="preserve"> </w:t>
-      </w:r>
-      <w:r>
-        <w:t xml:space="preserve">confirmed attributes,</w:t>
-      </w:r>
-      <w:r>
-        <w:t xml:space="preserve"> </w:t>
-      </w:r>
-      <w:r>
-        <w:rPr>
-          <w:bCs/>
-          <w:b/>
-        </w:rPr>
-        <w:t xml:space="preserve">When</w:t>
-      </w:r>
-      <w:r>
-        <w:t xml:space="preserve"> </w:t>
-      </w:r>
-      <w:r>
-        <w:t xml:space="preserve">the user searches,</w:t>
-      </w:r>
-      <w:r>
-        <w:t xml:space="preserve"> </w:t>
-      </w:r>
-      <w:r>
-        <w:rPr>
-          <w:bCs/>
-          <w:b/>
-        </w:rPr>
-        <w:t xml:space="preserve">Then</w:t>
-      </w:r>
-      <w:r>
-        <w:t xml:space="preserve"> </w:t>
-      </w:r>
-      <w:r>
-        <w:t xml:space="preserve">only published locations scoring 40 or more are listed, best first, each with at least one</w:t>
-      </w:r>
-      <w:r>
-        <w:t xml:space="preserve"> </w:t>
-      </w:r>
-      <w:r>
-        <w:rPr>
-          <w:iCs/>
-          <w:i/>
-        </w:rPr>
-        <w:t xml:space="preserve">why it matches</w:t>
-      </w:r>
-      <w:r>
-        <w:t xml:space="preserve"> </w:t>
-      </w:r>
-      <w:r>
-        <w:t xml:space="preserve">reason.</w:t>
-      </w:r>
-    </w:p>
-    <w:p>
-      <w:pPr>
-        <w:numPr>
-          <w:ilvl w:val="0"/>
-          <w:numId w:val="1004"/>
-        </w:numPr>
-        <w:pStyle w:val="Compact"/>
-      </w:pPr>
-      <w:r>
-        <w:rPr>
-          <w:bCs/>
-          <w:b/>
-        </w:rPr>
-        <w:t xml:space="preserve">Given</w:t>
-      </w:r>
-      <w:r>
-        <w:t xml:space="preserve"> </w:t>
-      </w:r>
-      <w:r>
-        <w:t xml:space="preserve">a word not in the catalogue (e.g.</w:t>
-      </w:r>
-      <w:r>
-        <w:t xml:space="preserve"> </w:t>
-      </w:r>
-      <w:r>
-        <w:rPr>
-          <w:iCs/>
-          <w:i/>
-        </w:rPr>
-        <w:t xml:space="preserve">fishing village</w:t>
-      </w:r>
-      <w:r>
-        <w:t xml:space="preserve">),</w:t>
-      </w:r>
-      <w:r>
-        <w:t xml:space="preserve"> </w:t>
-      </w:r>
-      <w:r>
-        <w:rPr>
-          <w:bCs/>
-          <w:b/>
-        </w:rPr>
-        <w:t xml:space="preserve">When</w:t>
-      </w:r>
-      <w:r>
-        <w:t xml:space="preserve"> </w:t>
-      </w:r>
-      <w:r>
-        <w:t xml:space="preserve">attributes are extracted,</w:t>
-      </w:r>
-      <w:r>
-        <w:t xml:space="preserve"> </w:t>
-      </w:r>
-      <w:r>
-        <w:rPr>
-          <w:bCs/>
-          <w:b/>
-        </w:rPr>
-        <w:t xml:space="preserve">Then</w:t>
-      </w:r>
-      <w:r>
-        <w:t xml:space="preserve"> </w:t>
-      </w:r>
-      <w:r>
-        <w:t xml:space="preserve">it is mapped to the nearest catalogue value and the mapping is shown to the user.</w:t>
-      </w:r>
-    </w:p>
-    <w:bookmarkEnd w:id="22"/>
-    <w:bookmarkStart w:id="23" w:name="us-2-p1-contact-the-local-authority"/>
-    <w:p>
-      <w:pPr>
-        <w:pStyle w:val="Heading3"/>
-      </w:pPr>
-      <w:r>
-        <w:t xml:space="preserve">US-2 (P1): Contact the local authority</w:t>
-      </w:r>
-    </w:p>
-    <w:p>
-      <w:pPr>
-        <w:pStyle w:val="FirstParagraph"/>
-      </w:pPr>
-      <w:r>
-        <w:rPr>
-          <w:bCs/>
-          <w:b/>
-        </w:rPr>
-        <w:t xml:space="preserve">Journey.</w:t>
-      </w:r>
-      <w:r>
-        <w:t xml:space="preserve"> </w:t>
-      </w:r>
-      <w:r>
-        <w:t xml:space="preserve">As a member, I want the verified local authority contact for a location, so that I can plan permits with the right office.</w:t>
       </w:r>
     </w:p>
     <w:p>
@@ -1168,7 +1071,20 @@
         <w:t xml:space="preserve"> </w:t>
       </w:r>
       <w:r>
-        <w:t xml:space="preserve">a guest on a location page,</w:t>
+        <w:t xml:space="preserve">the description</w:t>
+      </w:r>
+      <w:r>
+        <w:t xml:space="preserve"> </w:t>
+      </w:r>
+      <w:r>
+        <w:rPr>
+          <w:iCs/>
+          <w:i/>
+        </w:rPr>
+        <w:t xml:space="preserve">A ferry landing at dawn between limestone karsts, 1970s, a waterside village, about 30 extras, night scenes too</w:t>
+      </w:r>
+      <w:r>
+        <w:t xml:space="preserve">,</w:t>
       </w:r>
       <w:r>
         <w:t xml:space="preserve"> </w:t>
@@ -1184,7 +1100,20 @@
         <w:t xml:space="preserve"> </w:t>
       </w:r>
       <w:r>
-        <w:t xml:space="preserve">the page loads,</w:t>
+        <w:t xml:space="preserve">the user clicks</w:t>
+      </w:r>
+      <w:r>
+        <w:t xml:space="preserve"> </w:t>
+      </w:r>
+      <w:r>
+        <w:rPr>
+          <w:iCs/>
+          <w:i/>
+        </w:rPr>
+        <w:t xml:space="preserve">Analyse description</w:t>
+      </w:r>
+      <w:r>
+        <w:t xml:space="preserve">,</w:t>
       </w:r>
       <w:r>
         <w:t xml:space="preserve"> </w:t>
@@ -1200,7 +1129,7 @@
         <w:t xml:space="preserve"> </w:t>
       </w:r>
       <w:r>
-        <w:t xml:space="preserve">the contact block shows a sign-up prompt and the page source contains no phone number or email.</w:t>
+        <w:t xml:space="preserve">the system shows the extracted attributes (landing, waterside village, 1970s, dawn, night, river/lake, limestone, 15–50) and lets the user edit them before searching.</w:t>
       </w:r>
     </w:p>
     <w:p>
@@ -1222,7 +1151,7 @@
         <w:t xml:space="preserve"> </w:t>
       </w:r>
       <w:r>
-        <w:t xml:space="preserve">a signed-in member,</w:t>
+        <w:t xml:space="preserve">confirmed attributes,</w:t>
       </w:r>
       <w:r>
         <w:t xml:space="preserve"> </w:t>
@@ -1238,7 +1167,7 @@
         <w:t xml:space="preserve"> </w:t>
       </w:r>
       <w:r>
-        <w:t xml:space="preserve">the page loads,</w:t>
+        <w:t xml:space="preserve">the user searches,</w:t>
       </w:r>
       <w:r>
         <w:t xml:space="preserve"> </w:t>
@@ -1254,17 +1183,100 @@
         <w:t xml:space="preserve"> </w:t>
       </w:r>
       <w:r>
-        <w:t xml:space="preserve">the office, contact person, phone and email are shown with the date VFDA verified them.</w:t>
+        <w:t xml:space="preserve">only published locations scoring 40 or more are listed, best first, each with at least one</w:t>
+      </w:r>
+      <w:r>
+        <w:t xml:space="preserve"> </w:t>
+      </w:r>
+      <w:r>
+        <w:rPr>
+          <w:iCs/>
+          <w:i/>
+        </w:rPr>
+        <w:t xml:space="preserve">why it matches</w:t>
+      </w:r>
+      <w:r>
+        <w:t xml:space="preserve"> </w:t>
+      </w:r>
+      <w:r>
+        <w:t xml:space="preserve">reason.</w:t>
       </w:r>
     </w:p>
-    <w:bookmarkEnd w:id="23"/>
-    <w:bookmarkStart w:id="24" w:name="X5615c8fe04a5891bf557d528f81ae1c4f51a950"/>
+    <w:p>
+      <w:pPr>
+        <w:numPr>
+          <w:ilvl w:val="0"/>
+          <w:numId w:val="1005"/>
+        </w:numPr>
+        <w:pStyle w:val="Compact"/>
+      </w:pPr>
+      <w:r>
+        <w:rPr>
+          <w:bCs/>
+          <w:b/>
+        </w:rPr>
+        <w:t xml:space="preserve">Given</w:t>
+      </w:r>
+      <w:r>
+        <w:t xml:space="preserve"> </w:t>
+      </w:r>
+      <w:r>
+        <w:t xml:space="preserve">a word not in the catalogue (e.g.</w:t>
+      </w:r>
+      <w:r>
+        <w:t xml:space="preserve"> </w:t>
+      </w:r>
+      <w:r>
+        <w:rPr>
+          <w:iCs/>
+          <w:i/>
+        </w:rPr>
+        <w:t xml:space="preserve">fishing village</w:t>
+      </w:r>
+      <w:r>
+        <w:t xml:space="preserve">),</w:t>
+      </w:r>
+      <w:r>
+        <w:t xml:space="preserve"> </w:t>
+      </w:r>
+      <w:r>
+        <w:rPr>
+          <w:bCs/>
+          <w:b/>
+        </w:rPr>
+        <w:t xml:space="preserve">When</w:t>
+      </w:r>
+      <w:r>
+        <w:t xml:space="preserve"> </w:t>
+      </w:r>
+      <w:r>
+        <w:t xml:space="preserve">attributes are extracted,</w:t>
+      </w:r>
+      <w:r>
+        <w:t xml:space="preserve"> </w:t>
+      </w:r>
+      <w:r>
+        <w:rPr>
+          <w:bCs/>
+          <w:b/>
+        </w:rPr>
+        <w:t xml:space="preserve">Then</w:t>
+      </w:r>
+      <w:r>
+        <w:t xml:space="preserve"> </w:t>
+      </w:r>
+      <w:r>
+        <w:t xml:space="preserve">it is mapped to the nearest catalogue value and the mapping is shown to the user.</w:t>
+      </w:r>
+    </w:p>
+    <w:bookmarkEnd w:id="24"/>
+    <w:bookmarkStart w:id="25" w:name="us-2-p1-contact-the-local-authority"/>
     <w:p>
       <w:pPr>
         <w:pStyle w:val="Heading3"/>
       </w:pPr>
       <w:r>
-        <w:t xml:space="preserve">US-3 (P1): VFDA publishes a verified location</w:t>
+        <w:t xml:space="preserve">US-2 (P1): Contact the local authority</w:t>
       </w:r>
     </w:p>
     <w:p>
@@ -1282,7 +1294,7 @@
         <w:t xml:space="preserve"> </w:t>
       </w:r>
       <w:r>
-        <w:t xml:space="preserve">As VFDA staff, I want to publish a location only once its authority contact is verified, so that producers never get a dead end.</w:t>
+        <w:t xml:space="preserve">As a member, I want the verified local authority contact for a location, so that I can plan permits with the right office.</w:t>
       </w:r>
     </w:p>
     <w:p>
@@ -1316,7 +1328,7 @@
         <w:t xml:space="preserve"> </w:t>
       </w:r>
       <w:r>
-        <w:t xml:space="preserve">a location with an unverified contact,</w:t>
+        <w:t xml:space="preserve">a guest on a location page,</w:t>
       </w:r>
       <w:r>
         <w:t xml:space="preserve"> </w:t>
@@ -1332,20 +1344,7 @@
         <w:t xml:space="preserve"> </w:t>
       </w:r>
       <w:r>
-        <w:t xml:space="preserve">staff click</w:t>
-      </w:r>
-      <w:r>
-        <w:t xml:space="preserve"> </w:t>
-      </w:r>
-      <w:r>
-        <w:rPr>
-          <w:iCs/>
-          <w:i/>
-        </w:rPr>
-        <w:t xml:space="preserve">Publish</w:t>
-      </w:r>
-      <w:r>
-        <w:t xml:space="preserve">,</w:t>
+        <w:t xml:space="preserve">the page loads,</w:t>
       </w:r>
       <w:r>
         <w:t xml:space="preserve"> </w:t>
@@ -1361,17 +1360,71 @@
         <w:t xml:space="preserve"> </w:t>
       </w:r>
       <w:r>
-        <w:t xml:space="preserve">publishing is refused by a database constraint with the reason shown.</w:t>
+        <w:t xml:space="preserve">the contact block shows a sign-up prompt and the page source contains no phone number or email.</w:t>
       </w:r>
     </w:p>
-    <w:bookmarkEnd w:id="24"/>
-    <w:bookmarkStart w:id="25" w:name="us-4-p2-compare-and-shortlist"/>
+    <w:p>
+      <w:pPr>
+        <w:numPr>
+          <w:ilvl w:val="0"/>
+          <w:numId w:val="1006"/>
+        </w:numPr>
+        <w:pStyle w:val="Compact"/>
+      </w:pPr>
+      <w:r>
+        <w:rPr>
+          <w:bCs/>
+          <w:b/>
+        </w:rPr>
+        <w:t xml:space="preserve">Given</w:t>
+      </w:r>
+      <w:r>
+        <w:t xml:space="preserve"> </w:t>
+      </w:r>
+      <w:r>
+        <w:t xml:space="preserve">a signed-in member,</w:t>
+      </w:r>
+      <w:r>
+        <w:t xml:space="preserve"> </w:t>
+      </w:r>
+      <w:r>
+        <w:rPr>
+          <w:bCs/>
+          <w:b/>
+        </w:rPr>
+        <w:t xml:space="preserve">When</w:t>
+      </w:r>
+      <w:r>
+        <w:t xml:space="preserve"> </w:t>
+      </w:r>
+      <w:r>
+        <w:t xml:space="preserve">the page loads,</w:t>
+      </w:r>
+      <w:r>
+        <w:t xml:space="preserve"> </w:t>
+      </w:r>
+      <w:r>
+        <w:rPr>
+          <w:bCs/>
+          <w:b/>
+        </w:rPr>
+        <w:t xml:space="preserve">Then</w:t>
+      </w:r>
+      <w:r>
+        <w:t xml:space="preserve"> </w:t>
+      </w:r>
+      <w:r>
+        <w:t xml:space="preserve">the office, contact person, phone and email are shown with the date VFDA verified them.</w:t>
+      </w:r>
+    </w:p>
+    <w:bookmarkEnd w:id="25"/>
+    <w:bookmarkStart w:id="26" w:name="X5615c8fe04a5891bf557d528f81ae1c4f51a950"/>
     <w:p>
       <w:pPr>
         <w:pStyle w:val="Heading3"/>
       </w:pPr>
       <w:r>
-        <w:t xml:space="preserve">US-4 (P2): Compare and shortlist</w:t>
+        <w:t xml:space="preserve">US-3 (P1): VFDA publishes a verified location</w:t>
       </w:r>
     </w:p>
     <w:p>
@@ -1389,7 +1442,7 @@
         <w:t xml:space="preserve"> </w:t>
       </w:r>
       <w:r>
-        <w:t xml:space="preserve">As a producer, I want to compare up to four places side by side and set a primary and a backup, so that my plan survives bad weather or a refusal.</w:t>
+        <w:t xml:space="preserve">As VFDA staff, I want to publish a location only once its authority contact is verified, so that producers never get a dead end.</w:t>
       </w:r>
     </w:p>
     <w:p>
@@ -1423,7 +1476,7 @@
         <w:t xml:space="preserve"> </w:t>
       </w:r>
       <w:r>
-        <w:t xml:space="preserve">three locations in the compare tray,</w:t>
+        <w:t xml:space="preserve">a location with an unverified contact,</w:t>
       </w:r>
       <w:r>
         <w:t xml:space="preserve"> </w:t>
@@ -1439,7 +1492,20 @@
         <w:t xml:space="preserve"> </w:t>
       </w:r>
       <w:r>
-        <w:t xml:space="preserve">the comparison opens,</w:t>
+        <w:t xml:space="preserve">staff click</w:t>
+      </w:r>
+      <w:r>
+        <w:t xml:space="preserve"> </w:t>
+      </w:r>
+      <w:r>
+        <w:rPr>
+          <w:iCs/>
+          <w:i/>
+        </w:rPr>
+        <w:t xml:space="preserve">Publish</w:t>
+      </w:r>
+      <w:r>
+        <w:t xml:space="preserve">,</w:t>
       </w:r>
       <w:r>
         <w:t xml:space="preserve"> </w:t>
@@ -1455,148 +1521,17 @@
         <w:t xml:space="preserve"> </w:t>
       </w:r>
       <w:r>
-        <w:t xml:space="preserve">eight criteria rows are shown and every cell is</w:t>
-      </w:r>
-      <w:r>
-        <w:t xml:space="preserve"> </w:t>
-      </w:r>
-      <w:r>
-        <w:rPr>
-          <w:iCs/>
-          <w:i/>
-        </w:rPr>
-        <w:t xml:space="preserve">meets</w:t>
-      </w:r>
-      <w:r>
-        <w:t xml:space="preserve">,</w:t>
-      </w:r>
-      <w:r>
-        <w:t xml:space="preserve"> </w:t>
-      </w:r>
-      <w:r>
-        <w:rPr>
-          <w:iCs/>
-          <w:i/>
-        </w:rPr>
-        <w:t xml:space="preserve">caution</w:t>
-      </w:r>
-      <w:r>
-        <w:t xml:space="preserve"> </w:t>
-      </w:r>
-      <w:r>
-        <w:t xml:space="preserve">or</w:t>
-      </w:r>
-      <w:r>
-        <w:t xml:space="preserve"> </w:t>
-      </w:r>
-      <w:r>
-        <w:rPr>
-          <w:iCs/>
-          <w:i/>
-        </w:rPr>
-        <w:t xml:space="preserve">to verify</w:t>
-      </w:r>
-      <w:r>
-        <w:t xml:space="preserve"> </w:t>
-      </w:r>
-      <w:r>
-        <w:t xml:space="preserve">— never empty.</w:t>
+        <w:t xml:space="preserve">publishing is refused by a database constraint with the reason shown.</w:t>
       </w:r>
     </w:p>
-    <w:p>
-      <w:pPr>
-        <w:numPr>
-          <w:ilvl w:val="0"/>
-          <w:numId w:val="1007"/>
-        </w:numPr>
-        <w:pStyle w:val="Compact"/>
-      </w:pPr>
-      <w:r>
-        <w:rPr>
-          <w:bCs/>
-          <w:b/>
-        </w:rPr>
-        <w:t xml:space="preserve">Given</w:t>
-      </w:r>
-      <w:r>
-        <w:t xml:space="preserve"> </w:t>
-      </w:r>
-      <w:r>
-        <w:t xml:space="preserve">a comparison,</w:t>
-      </w:r>
-      <w:r>
-        <w:t xml:space="preserve"> </w:t>
-      </w:r>
-      <w:r>
-        <w:rPr>
-          <w:bCs/>
-          <w:b/>
-        </w:rPr>
-        <w:t xml:space="preserve">When</w:t>
-      </w:r>
-      <w:r>
-        <w:t xml:space="preserve"> </w:t>
-      </w:r>
-      <w:r>
-        <w:t xml:space="preserve">the member clicks</w:t>
-      </w:r>
-      <w:r>
-        <w:t xml:space="preserve"> </w:t>
-      </w:r>
-      <w:r>
-        <w:rPr>
-          <w:iCs/>
-          <w:i/>
-        </w:rPr>
-        <w:t xml:space="preserve">Set as primary</w:t>
-      </w:r>
-      <w:r>
-        <w:t xml:space="preserve"> </w:t>
-      </w:r>
-      <w:r>
-        <w:t xml:space="preserve">on Tràng An,</w:t>
-      </w:r>
-      <w:r>
-        <w:t xml:space="preserve"> </w:t>
-      </w:r>
-      <w:r>
-        <w:rPr>
-          <w:bCs/>
-          <w:b/>
-        </w:rPr>
-        <w:t xml:space="preserve">Then</w:t>
-      </w:r>
-      <w:r>
-        <w:t xml:space="preserve"> </w:t>
-      </w:r>
-      <w:r>
-        <w:t xml:space="preserve">it is saved to the project shortlist and the</w:t>
-      </w:r>
-      <w:r>
-        <w:t xml:space="preserve"> </w:t>
-      </w:r>
-      <w:r>
-        <w:rPr>
-          <w:iCs/>
-          <w:i/>
-        </w:rPr>
-        <w:t xml:space="preserve">Locations</w:t>
-      </w:r>
-      <w:r>
-        <w:t xml:space="preserve"> </w:t>
-      </w:r>
-      <w:r>
-        <w:t xml:space="preserve">gauge on the dashboard rises.</w:t>
-      </w:r>
-    </w:p>
-    <w:bookmarkEnd w:id="25"/>
-    <w:bookmarkStart w:id="26" w:name="us-5-p3-understand-a-province"/>
+    <w:bookmarkEnd w:id="26"/>
+    <w:bookmarkStart w:id="27" w:name="us-4-p2-compare-and-shortlist"/>
     <w:p>
       <w:pPr>
         <w:pStyle w:val="Heading3"/>
       </w:pPr>
       <w:r>
-        <w:t xml:space="preserve">US-5 (P3): Understand a province</w:t>
+        <w:t xml:space="preserve">US-4 (P2): Compare and shortlist</w:t>
       </w:r>
     </w:p>
     <w:p>
@@ -1614,7 +1549,7 @@
         <w:t xml:space="preserve"> </w:t>
       </w:r>
       <w:r>
-        <w:t xml:space="preserve">As a producer or as VFDA, I want to see how ready a province is to host a shoot, so that I can judge the practical risk.</w:t>
+        <w:t xml:space="preserve">As a producer, I want to compare up to four places side by side and set a primary and a backup, so that my plan survives bad weather or a refusal.</w:t>
       </w:r>
     </w:p>
     <w:p>
@@ -1648,7 +1583,7 @@
         <w:t xml:space="preserve"> </w:t>
       </w:r>
       <w:r>
-        <w:t xml:space="preserve">Ninh Bình with enough data,</w:t>
+        <w:t xml:space="preserve">three locations in the compare tray,</w:t>
       </w:r>
       <w:r>
         <w:t xml:space="preserve"> </w:t>
@@ -1664,7 +1599,7 @@
         <w:t xml:space="preserve"> </w:t>
       </w:r>
       <w:r>
-        <w:t xml:space="preserve">the province page opens,</w:t>
+        <w:t xml:space="preserve">the comparison opens,</w:t>
       </w:r>
       <w:r>
         <w:t xml:space="preserve"> </w:t>
@@ -1680,7 +1615,52 @@
         <w:t xml:space="preserve"> </w:t>
       </w:r>
       <w:r>
-        <w:t xml:space="preserve">the index, its components, their sample sizes and the calculation method are shown.</w:t>
+        <w:t xml:space="preserve">eight criteria rows are shown and every cell is</w:t>
+      </w:r>
+      <w:r>
+        <w:t xml:space="preserve"> </w:t>
+      </w:r>
+      <w:r>
+        <w:rPr>
+          <w:iCs/>
+          <w:i/>
+        </w:rPr>
+        <w:t xml:space="preserve">meets</w:t>
+      </w:r>
+      <w:r>
+        <w:t xml:space="preserve">,</w:t>
+      </w:r>
+      <w:r>
+        <w:t xml:space="preserve"> </w:t>
+      </w:r>
+      <w:r>
+        <w:rPr>
+          <w:iCs/>
+          <w:i/>
+        </w:rPr>
+        <w:t xml:space="preserve">caution</w:t>
+      </w:r>
+      <w:r>
+        <w:t xml:space="preserve"> </w:t>
+      </w:r>
+      <w:r>
+        <w:t xml:space="preserve">or</w:t>
+      </w:r>
+      <w:r>
+        <w:t xml:space="preserve"> </w:t>
+      </w:r>
+      <w:r>
+        <w:rPr>
+          <w:iCs/>
+          <w:i/>
+        </w:rPr>
+        <w:t xml:space="preserve">to verify</w:t>
+      </w:r>
+      <w:r>
+        <w:t xml:space="preserve"> </w:t>
+      </w:r>
+      <w:r>
+        <w:t xml:space="preserve">— never empty.</w:t>
       </w:r>
     </w:p>
     <w:p>
@@ -1702,7 +1682,7 @@
         <w:t xml:space="preserve"> </w:t>
       </w:r>
       <w:r>
-        <w:t xml:space="preserve">a province with fewer than the minimum data points,</w:t>
+        <w:t xml:space="preserve">a comparison,</w:t>
       </w:r>
       <w:r>
         <w:t xml:space="preserve"> </w:t>
@@ -1718,7 +1698,23 @@
         <w:t xml:space="preserve"> </w:t>
       </w:r>
       <w:r>
-        <w:t xml:space="preserve">the page opens,</w:t>
+        <w:t xml:space="preserve">the member clicks</w:t>
+      </w:r>
+      <w:r>
+        <w:t xml:space="preserve"> </w:t>
+      </w:r>
+      <w:r>
+        <w:rPr>
+          <w:iCs/>
+          <w:i/>
+        </w:rPr>
+        <w:t xml:space="preserve">Set as primary</w:t>
+      </w:r>
+      <w:r>
+        <w:t xml:space="preserve"> </w:t>
+      </w:r>
+      <w:r>
+        <w:t xml:space="preserve">on Tràng An,</w:t>
       </w:r>
       <w:r>
         <w:t xml:space="preserve"> </w:t>
@@ -1734,22 +1730,7 @@
         <w:t xml:space="preserve"> </w:t>
       </w:r>
       <w:r>
-        <w:t xml:space="preserve">the index shows</w:t>
-      </w:r>
-      <w:r>
-        <w:t xml:space="preserve"> </w:t>
-      </w:r>
-      <w:r>
-        <w:rPr>
-          <w:rStyle w:val="VerbatimChar"/>
-        </w:rPr>
-        <w:t xml:space="preserve">—</w:t>
-      </w:r>
-      <w:r>
-        <w:t xml:space="preserve"> </w:t>
-      </w:r>
-      <w:r>
-        <w:t xml:space="preserve">with</w:t>
+        <w:t xml:space="preserve">it is saved to the project shortlist and the</w:t>
       </w:r>
       <w:r>
         <w:t xml:space="preserve"> </w:t>
@@ -1759,20 +1740,53 @@
           <w:iCs/>
           <w:i/>
         </w:rPr>
-        <w:t xml:space="preserve">Not enough data yet</w:t>
-      </w:r>
-      <w:r>
-        <w:t xml:space="preserve">.</w:t>
+        <w:t xml:space="preserve">Locations</w:t>
+      </w:r>
+      <w:r>
+        <w:t xml:space="preserve"> </w:t>
+      </w:r>
+      <w:r>
+        <w:t xml:space="preserve">gauge on the dashboard rises.</w:t>
       </w:r>
     </w:p>
-    <w:bookmarkEnd w:id="26"/>
-    <w:bookmarkStart w:id="27" w:name="edge-cases"/>
+    <w:bookmarkEnd w:id="27"/>
+    <w:bookmarkStart w:id="28" w:name="us-5-p3-understand-a-province"/>
     <w:p>
       <w:pPr>
         <w:pStyle w:val="Heading3"/>
       </w:pPr>
       <w:r>
-        <w:t xml:space="preserve">Edge cases</w:t>
+        <w:t xml:space="preserve">US-5 (P3): Understand a province</w:t>
+      </w:r>
+    </w:p>
+    <w:p>
+      <w:pPr>
+        <w:pStyle w:val="FirstParagraph"/>
+      </w:pPr>
+      <w:r>
+        <w:rPr>
+          <w:bCs/>
+          <w:b/>
+        </w:rPr>
+        <w:t xml:space="preserve">Journey.</w:t>
+      </w:r>
+      <w:r>
+        <w:t xml:space="preserve"> </w:t>
+      </w:r>
+      <w:r>
+        <w:t xml:space="preserve">As a producer or as VFDA, I want to see how ready a province is to host a shoot, so that I can judge the practical risk.</w:t>
+      </w:r>
+    </w:p>
+    <w:p>
+      <w:pPr>
+        <w:pStyle w:val="BodyText"/>
+      </w:pPr>
+      <w:r>
+        <w:rPr>
+          <w:bCs/>
+          <w:b/>
+        </w:rPr>
+        <w:t xml:space="preserve">Acceptance scenarios</w:t>
       </w:r>
     </w:p>
     <w:p>
@@ -1784,7 +1798,49 @@
         <w:pStyle w:val="Compact"/>
       </w:pPr>
       <w:r>
-        <w:t xml:space="preserve">The model fails to extract attributes: the user is offered the filter search instead; the typed description is kept.</w:t>
+        <w:rPr>
+          <w:bCs/>
+          <w:b/>
+        </w:rPr>
+        <w:t xml:space="preserve">Given</w:t>
+      </w:r>
+      <w:r>
+        <w:t xml:space="preserve"> </w:t>
+      </w:r>
+      <w:r>
+        <w:t xml:space="preserve">Ninh Bình with enough data,</w:t>
+      </w:r>
+      <w:r>
+        <w:t xml:space="preserve"> </w:t>
+      </w:r>
+      <w:r>
+        <w:rPr>
+          <w:bCs/>
+          <w:b/>
+        </w:rPr>
+        <w:t xml:space="preserve">When</w:t>
+      </w:r>
+      <w:r>
+        <w:t xml:space="preserve"> </w:t>
+      </w:r>
+      <w:r>
+        <w:t xml:space="preserve">the province page opens,</w:t>
+      </w:r>
+      <w:r>
+        <w:t xml:space="preserve"> </w:t>
+      </w:r>
+      <w:r>
+        <w:rPr>
+          <w:bCs/>
+          <w:b/>
+        </w:rPr>
+        <w:t xml:space="preserve">Then</w:t>
+      </w:r>
+      <w:r>
+        <w:t xml:space="preserve"> </w:t>
+      </w:r>
+      <w:r>
+        <w:t xml:space="preserve">the index, its components, their sample sizes and the calculation method are shown.</w:t>
       </w:r>
     </w:p>
     <w:p>
@@ -1796,6 +1852,110 @@
         <w:pStyle w:val="Compact"/>
       </w:pPr>
       <w:r>
+        <w:rPr>
+          <w:bCs/>
+          <w:b/>
+        </w:rPr>
+        <w:t xml:space="preserve">Given</w:t>
+      </w:r>
+      <w:r>
+        <w:t xml:space="preserve"> </w:t>
+      </w:r>
+      <w:r>
+        <w:t xml:space="preserve">a province with fewer than the minimum data points,</w:t>
+      </w:r>
+      <w:r>
+        <w:t xml:space="preserve"> </w:t>
+      </w:r>
+      <w:r>
+        <w:rPr>
+          <w:bCs/>
+          <w:b/>
+        </w:rPr>
+        <w:t xml:space="preserve">When</w:t>
+      </w:r>
+      <w:r>
+        <w:t xml:space="preserve"> </w:t>
+      </w:r>
+      <w:r>
+        <w:t xml:space="preserve">the page opens,</w:t>
+      </w:r>
+      <w:r>
+        <w:t xml:space="preserve"> </w:t>
+      </w:r>
+      <w:r>
+        <w:rPr>
+          <w:bCs/>
+          <w:b/>
+        </w:rPr>
+        <w:t xml:space="preserve">Then</w:t>
+      </w:r>
+      <w:r>
+        <w:t xml:space="preserve"> </w:t>
+      </w:r>
+      <w:r>
+        <w:t xml:space="preserve">the index shows</w:t>
+      </w:r>
+      <w:r>
+        <w:t xml:space="preserve"> </w:t>
+      </w:r>
+      <w:r>
+        <w:rPr>
+          <w:rStyle w:val="VerbatimChar"/>
+        </w:rPr>
+        <w:t xml:space="preserve">—</w:t>
+      </w:r>
+      <w:r>
+        <w:t xml:space="preserve"> </w:t>
+      </w:r>
+      <w:r>
+        <w:t xml:space="preserve">with</w:t>
+      </w:r>
+      <w:r>
+        <w:t xml:space="preserve"> </w:t>
+      </w:r>
+      <w:r>
+        <w:rPr>
+          <w:iCs/>
+          <w:i/>
+        </w:rPr>
+        <w:t xml:space="preserve">Not enough data yet</w:t>
+      </w:r>
+      <w:r>
+        <w:t xml:space="preserve">.</w:t>
+      </w:r>
+    </w:p>
+    <w:bookmarkEnd w:id="28"/>
+    <w:bookmarkStart w:id="29" w:name="edge-cases"/>
+    <w:p>
+      <w:pPr>
+        <w:pStyle w:val="Heading3"/>
+      </w:pPr>
+      <w:r>
+        <w:t xml:space="preserve">Edge cases</w:t>
+      </w:r>
+    </w:p>
+    <w:p>
+      <w:pPr>
+        <w:numPr>
+          <w:ilvl w:val="0"/>
+          <w:numId w:val="1010"/>
+        </w:numPr>
+        <w:pStyle w:val="Compact"/>
+      </w:pPr>
+      <w:r>
+        <w:t xml:space="preserve">The model fails to extract attributes: the user is offered the filter search instead; the typed description is kept.</w:t>
+      </w:r>
+    </w:p>
+    <w:p>
+      <w:pPr>
+        <w:numPr>
+          <w:ilvl w:val="0"/>
+          <w:numId w:val="1010"/>
+        </w:numPr>
+        <w:pStyle w:val="Compact"/>
+      </w:pPr>
+      <w:r>
         <w:t xml:space="preserve">No location reaches 40 points: show the three nearest with the criteria they miss, plus</w:t>
       </w:r>
       <w:r>
@@ -1819,7 +1979,7 @@
       <w:pPr>
         <w:numPr>
           <w:ilvl w:val="0"/>
-          <w:numId w:val="1009"/>
+          <w:numId w:val="1010"/>
         </w:numPr>
         <w:pStyle w:val="Compact"/>
       </w:pPr>
@@ -1844,7 +2004,7 @@
       <w:pPr>
         <w:numPr>
           <w:ilvl w:val="0"/>
-          <w:numId w:val="1009"/>
+          <w:numId w:val="1010"/>
         </w:numPr>
         <w:pStyle w:val="Compact"/>
       </w:pPr>
@@ -1865,9 +2025,9 @@
         <w:t xml:space="preserve">.</w:t>
       </w:r>
     </w:p>
-    <w:bookmarkEnd w:id="27"/>
-    <w:bookmarkEnd w:id="28"/>
-    <w:bookmarkStart w:id="34" w:name="X642f26008f14b2e5af562a7ed56d7333412cc34"/>
+    <w:bookmarkEnd w:id="29"/>
+    <w:bookmarkEnd w:id="30"/>
+    <w:bookmarkStart w:id="36" w:name="X642f26008f14b2e5af562a7ed56d7333412cc34"/>
     <w:p>
       <w:pPr>
         <w:pStyle w:val="Heading2"/>
@@ -1876,7 +2036,7 @@
         <w:t xml:space="preserve">4. Flows</w:t>
       </w:r>
     </w:p>
-    <w:bookmarkStart w:id="29" w:name="Xb78355cf544b691cbad3c8219fef0d275bdf41e"/>
+    <w:bookmarkStart w:id="31" w:name="Xb78355cf544b691cbad3c8219fef0d275bdf41e"/>
     <w:p>
       <w:pPr>
         <w:pStyle w:val="Heading3"/>
@@ -1955,8 +2115,8 @@
         <w:t xml:space="preserve">    Q2 -- Yes --&gt; PART([M4 · Vietnamese service partner])</w:t>
       </w:r>
     </w:p>
-    <w:bookmarkEnd w:id="29"/>
-    <w:bookmarkStart w:id="30" w:name="X7212d92527937245b91dd1bf26767f8cc36931c"/>
+    <w:bookmarkEnd w:id="31"/>
+    <w:bookmarkStart w:id="32" w:name="X7212d92527937245b91dd1bf26767f8cc36931c"/>
     <w:p>
       <w:pPr>
         <w:pStyle w:val="Heading3"/>
@@ -2035,8 +2195,8 @@
         <w:t xml:space="preserve">    Q1 -- Yes --&gt; PUB([Location published])</w:t>
       </w:r>
     </w:p>
-    <w:bookmarkEnd w:id="30"/>
-    <w:bookmarkStart w:id="31" w:name="X60ab2a5584c94fbf239df3e2cd0483da2cd3ae6"/>
+    <w:bookmarkEnd w:id="32"/>
+    <w:bookmarkStart w:id="33" w:name="X60ab2a5584c94fbf239df3e2cd0483da2cd3ae6"/>
     <w:p>
       <w:pPr>
         <w:pStyle w:val="Heading3"/>
@@ -2211,8 +2371,8 @@
         <w:t xml:space="preserve">    Note over DB: Only published = true and score of 40 or more</w:t>
       </w:r>
     </w:p>
-    <w:bookmarkEnd w:id="31"/>
-    <w:bookmarkStart w:id="32" w:name="Xda03c5a5dcfcf403069bd2885eede6e8f542a15"/>
+    <w:bookmarkEnd w:id="33"/>
+    <w:bookmarkStart w:id="34" w:name="Xda03c5a5dcfcf403069bd2885eede6e8f542a15"/>
     <w:p>
       <w:pPr>
         <w:pStyle w:val="Heading3"/>
@@ -2396,8 +2556,8 @@
         <w:t xml:space="preserve">    Note over DB: Sensitive data never leaves the database for a user without the right role</w:t>
       </w:r>
     </w:p>
-    <w:bookmarkEnd w:id="32"/>
-    <w:bookmarkStart w:id="33" w:name="Xfac87e7ca44ed4a2f26efdfed6bf5e21abf98f2"/>
+    <w:bookmarkEnd w:id="34"/>
+    <w:bookmarkStart w:id="35" w:name="Xfac87e7ca44ed4a2f26efdfed6bf5e21abf98f2"/>
     <w:p>
       <w:pPr>
         <w:pStyle w:val="Heading3"/>
@@ -2545,9 +2705,9 @@
         <w:t xml:space="preserve">    FE--&gt;&gt;U: Dashboard updates at once</w:t>
       </w:r>
     </w:p>
-    <w:bookmarkEnd w:id="33"/>
-    <w:bookmarkEnd w:id="34"/>
-    <w:bookmarkStart w:id="37" w:name="X052d9d50bef594c4dcaeeac6011093e4925597a"/>
+    <w:bookmarkEnd w:id="35"/>
+    <w:bookmarkEnd w:id="36"/>
+    <w:bookmarkStart w:id="39" w:name="X052d9d50bef594c4dcaeeac6011093e4925597a"/>
     <w:p>
       <w:pPr>
         <w:pStyle w:val="Heading2"/>
@@ -2797,7 +2957,7 @@
               <w:rPr>
                 <w:sz w:val="17"/>
               </w:rPr>
-              <w:t xml:space="preserve">The system MUST let VFDA staff create and edit a location with the 18 fields of the data-entry template.</w:t>
+              <w:t xml:space="preserve">The system MUST let VFDA staff create and edit a location with the 20 fields of the data-entry template (18 original fields plus night_shooting_allowed and rainy_months, added 28/10/2026).</w:t>
             </w:r>
           </w:p>
         </w:tc>
@@ -3182,7 +3342,7 @@
               <w:rPr>
                 <w:sz w:val="17"/>
               </w:rPr>
-              <w:t xml:space="preserve">The system MUST filter by scene type, province or region, crew size, shooting month and special scenes, and keep the filter state in the page URL.</w:t>
+              <w:t xml:space="preserve">The system MUST filter by scene type, province or region, crew size and shooting month, and keep the filter state in the page URL.</w:t>
             </w:r>
           </w:p>
         </w:tc>
@@ -3259,7 +3419,7 @@
               <w:rPr>
                 <w:sz w:val="17"/>
               </w:rPr>
-              <w:t xml:space="preserve">The system MUST score each published location from 0 to 100 on six criteria in a database function and hide results below 40.</w:t>
+              <w:t xml:space="preserve">The system MUST score each published location from 0 to 100 on six weighted criteria in one deterministic server-side scoring function and hide results below 40.</w:t>
             </w:r>
           </w:p>
         </w:tc>
@@ -4311,7 +4471,7 @@
         </w:tc>
       </w:tr>
     </w:tbl>
-    <w:bookmarkStart w:id="35" w:name="X0b60481e9d94c018d9ee6d90566933e257614bf"/>
+    <w:bookmarkStart w:id="37" w:name="X0b60481e9d94c018d9ee6d90566933e257614bf"/>
     <w:p>
       <w:pPr>
         <w:pStyle w:val="Heading3"/>
@@ -6187,108 +6347,78 @@
           <w:p>
             <w:pPr>
               <w:pStyle w:val="Compact"/>
-              <w:jc w:val="left"/>
-            </w:pPr>
-            <w:r>
-              <w:rPr>
-                <w:sz w:val="17"/>
-              </w:rPr>
-              <w:t xml:space="preserve">FR-003</w:t>
-            </w:r>
-          </w:p>
-        </w:tc>
-        <w:tc>
-          <w:tcPr/>
-          <w:p>
-            <w:pPr>
-              <w:pStyle w:val="Compact"/>
-              <w:jc w:val="left"/>
-            </w:pPr>
-            <w:r>
-              <w:rPr>
-                <w:rStyle w:val="VerbatimChar"/>
-                <w:sz w:val="17"/>
-              </w:rPr>
-              <w:t xml:space="preserve">image_file</w:t>
-            </w:r>
-          </w:p>
-        </w:tc>
-        <w:tc>
-          <w:tcPr/>
-          <w:p>
-            <w:pPr>
-              <w:pStyle w:val="Compact"/>
-              <w:jc w:val="left"/>
-            </w:pPr>
-            <w:r>
-              <w:rPr>
-                <w:rStyle w:val="VerbatimChar"/>
-                <w:sz w:val="17"/>
-              </w:rPr>
-              <w:t xml:space="preserve">BYTEA</w:t>
-            </w:r>
-          </w:p>
-        </w:tc>
-        <w:tc>
-          <w:tcPr/>
-          <w:p>
-            <w:pPr>
-              <w:pStyle w:val="Compact"/>
-              <w:jc w:val="left"/>
-            </w:pPr>
-            <w:r>
-              <w:rPr>
-                <w:sz w:val="17"/>
-              </w:rPr>
-              <w:t xml:space="preserve">Yes</w:t>
-            </w:r>
-          </w:p>
-        </w:tc>
-        <w:tc>
-          <w:tcPr/>
-          <w:p>
-            <w:pPr>
-              <w:pStyle w:val="Compact"/>
-              <w:jc w:val="left"/>
-            </w:pPr>
-            <w:r>
-              <w:rPr>
-                <w:rStyle w:val="VerbatimChar"/>
-                <w:sz w:val="17"/>
-              </w:rPr>
-              <w:t xml:space="preserve">image_url</w:t>
-            </w:r>
-          </w:p>
-        </w:tc>
-        <w:tc>
-          <w:tcPr/>
-          <w:p>
-            <w:pPr>
-              <w:pStyle w:val="Compact"/>
-              <w:jc w:val="left"/>
-            </w:pPr>
-            <w:r>
-              <w:rPr>
-                <w:rStyle w:val="VerbatimChar"/>
-                <w:sz w:val="17"/>
-              </w:rPr>
-              <w:t xml:space="preserve">TEXT</w:t>
-            </w:r>
-          </w:p>
-        </w:tc>
-        <w:tc>
-          <w:tcPr/>
-          <w:p>
-            <w:pPr>
-              <w:pStyle w:val="Compact"/>
-              <w:jc w:val="left"/>
-            </w:pPr>
-            <w:r>
-              <w:rPr>
-                <w:sz w:val="17"/>
-              </w:rPr>
-              <w:t xml:space="preserve">jpg / png, max 10 MB</w:t>
-            </w:r>
+            </w:pPr>
+          </w:p>
+        </w:tc>
+        <w:tc>
+          <w:tcPr/>
+          <w:p>
+            <w:pPr>
+              <w:pStyle w:val="Compact"/>
+              <w:jc w:val="left"/>
+            </w:pPr>
+            <w:r>
+              <w:rPr>
+                <w:rStyle w:val="VerbatimChar"/>
+                <w:sz w:val="17"/>
+              </w:rPr>
+              <w:t xml:space="preserve">night_shooting_allowed</w:t>
+            </w:r>
+          </w:p>
+        </w:tc>
+        <w:tc>
+          <w:tcPr/>
+          <w:p>
+            <w:pPr>
+              <w:pStyle w:val="Compact"/>
+              <w:jc w:val="left"/>
+            </w:pPr>
+            <w:r>
+              <w:rPr>
+                <w:rStyle w:val="VerbatimChar"/>
+                <w:sz w:val="17"/>
+              </w:rPr>
+              <w:t xml:space="preserve">ENUM(yes, no, ask)</w:t>
+            </w:r>
+          </w:p>
+        </w:tc>
+        <w:tc>
+          <w:tcPr/>
+          <w:p>
+            <w:pPr>
+              <w:pStyle w:val="Compact"/>
+              <w:jc w:val="left"/>
+            </w:pPr>
+            <w:r>
+              <w:rPr>
+                <w:sz w:val="17"/>
+              </w:rPr>
+              <w:t xml:space="preserve">No</w:t>
+            </w:r>
+          </w:p>
+        </w:tc>
+        <w:tc>
+          <w:tcPr/>
+          <w:p>
+            <w:pPr>
+              <w:pStyle w:val="Compact"/>
+            </w:pPr>
+          </w:p>
+        </w:tc>
+        <w:tc>
+          <w:tcPr/>
+          <w:p>
+            <w:pPr>
+              <w:pStyle w:val="Compact"/>
+            </w:pPr>
+          </w:p>
+        </w:tc>
+        <w:tc>
+          <w:tcPr/>
+          <w:p>
+            <w:pPr>
+              <w:pStyle w:val="Compact"/>
+            </w:pPr>
           </w:p>
         </w:tc>
       </w:tr>
@@ -6313,71 +6443,55 @@
                 <w:rStyle w:val="VerbatimChar"/>
                 <w:sz w:val="17"/>
               </w:rPr>
-              <w:t xml:space="preserve">image_source</w:t>
-            </w:r>
-          </w:p>
-        </w:tc>
-        <w:tc>
-          <w:tcPr/>
-          <w:p>
-            <w:pPr>
-              <w:pStyle w:val="Compact"/>
-              <w:jc w:val="left"/>
-            </w:pPr>
-            <w:r>
-              <w:rPr>
-                <w:rStyle w:val="VerbatimChar"/>
-                <w:sz w:val="17"/>
-              </w:rPr>
-              <w:t xml:space="preserve">TEXT</w:t>
-            </w:r>
-          </w:p>
-        </w:tc>
-        <w:tc>
-          <w:tcPr/>
-          <w:p>
-            <w:pPr>
-              <w:pStyle w:val="Compact"/>
-              <w:jc w:val="left"/>
-            </w:pPr>
-            <w:r>
-              <w:rPr>
-                <w:sz w:val="17"/>
-              </w:rPr>
-              <w:t xml:space="preserve">Yes</w:t>
-            </w:r>
-          </w:p>
-        </w:tc>
-        <w:tc>
-          <w:tcPr/>
-          <w:p>
-            <w:pPr>
-              <w:pStyle w:val="Compact"/>
-              <w:jc w:val="left"/>
-            </w:pPr>
-            <w:r>
-              <w:rPr>
-                <w:rStyle w:val="VerbatimChar"/>
-                <w:sz w:val="17"/>
-              </w:rPr>
-              <w:t xml:space="preserve">image_status</w:t>
-            </w:r>
-          </w:p>
-        </w:tc>
-        <w:tc>
-          <w:tcPr/>
-          <w:p>
-            <w:pPr>
-              <w:pStyle w:val="Compact"/>
-              <w:jc w:val="left"/>
-            </w:pPr>
-            <w:r>
-              <w:rPr>
-                <w:rStyle w:val="VerbatimChar"/>
-                <w:sz w:val="17"/>
-              </w:rPr>
-              <w:t xml:space="preserve">ENUM(pending, approved, hidden)</w:t>
-            </w:r>
+              <w:t xml:space="preserve">rainy_months</w:t>
+            </w:r>
+          </w:p>
+        </w:tc>
+        <w:tc>
+          <w:tcPr/>
+          <w:p>
+            <w:pPr>
+              <w:pStyle w:val="Compact"/>
+              <w:jc w:val="left"/>
+            </w:pPr>
+            <w:r>
+              <w:rPr>
+                <w:rStyle w:val="VerbatimChar"/>
+                <w:sz w:val="17"/>
+              </w:rPr>
+              <w:t xml:space="preserve">INTEGER[]</w:t>
+            </w:r>
+          </w:p>
+        </w:tc>
+        <w:tc>
+          <w:tcPr/>
+          <w:p>
+            <w:pPr>
+              <w:pStyle w:val="Compact"/>
+              <w:jc w:val="left"/>
+            </w:pPr>
+            <w:r>
+              <w:rPr>
+                <w:sz w:val="17"/>
+              </w:rPr>
+              <w:t xml:space="preserve">No</w:t>
+            </w:r>
+          </w:p>
+        </w:tc>
+        <w:tc>
+          <w:tcPr/>
+          <w:p>
+            <w:pPr>
+              <w:pStyle w:val="Compact"/>
+            </w:pPr>
+          </w:p>
+        </w:tc>
+        <w:tc>
+          <w:tcPr/>
+          <w:p>
+            <w:pPr>
+              <w:pStyle w:val="Compact"/>
+            </w:pPr>
           </w:p>
         </w:tc>
         <w:tc>
@@ -6395,22 +6509,76 @@
           <w:p>
             <w:pPr>
               <w:pStyle w:val="Compact"/>
-            </w:pPr>
-          </w:p>
-        </w:tc>
-        <w:tc>
-          <w:tcPr/>
-          <w:p>
-            <w:pPr>
-              <w:pStyle w:val="Compact"/>
-              <w:jc w:val="left"/>
-            </w:pPr>
-            <w:r>
-              <w:rPr>
-                <w:rStyle w:val="VerbatimChar"/>
-                <w:sz w:val="17"/>
-              </w:rPr>
-              <w:t xml:space="preserve">usage_right</w:t>
+              <w:jc w:val="left"/>
+            </w:pPr>
+            <w:r>
+              <w:rPr>
+                <w:sz w:val="17"/>
+              </w:rPr>
+              <w:t xml:space="preserve">FR-003</w:t>
+            </w:r>
+          </w:p>
+        </w:tc>
+        <w:tc>
+          <w:tcPr/>
+          <w:p>
+            <w:pPr>
+              <w:pStyle w:val="Compact"/>
+              <w:jc w:val="left"/>
+            </w:pPr>
+            <w:r>
+              <w:rPr>
+                <w:rStyle w:val="VerbatimChar"/>
+                <w:sz w:val="17"/>
+              </w:rPr>
+              <w:t xml:space="preserve">image_file</w:t>
+            </w:r>
+          </w:p>
+        </w:tc>
+        <w:tc>
+          <w:tcPr/>
+          <w:p>
+            <w:pPr>
+              <w:pStyle w:val="Compact"/>
+              <w:jc w:val="left"/>
+            </w:pPr>
+            <w:r>
+              <w:rPr>
+                <w:rStyle w:val="VerbatimChar"/>
+                <w:sz w:val="17"/>
+              </w:rPr>
+              <w:t xml:space="preserve">BYTEA</w:t>
+            </w:r>
+          </w:p>
+        </w:tc>
+        <w:tc>
+          <w:tcPr/>
+          <w:p>
+            <w:pPr>
+              <w:pStyle w:val="Compact"/>
+              <w:jc w:val="left"/>
+            </w:pPr>
+            <w:r>
+              <w:rPr>
+                <w:sz w:val="17"/>
+              </w:rPr>
+              <w:t xml:space="preserve">Yes</w:t>
+            </w:r>
+          </w:p>
+        </w:tc>
+        <w:tc>
+          <w:tcPr/>
+          <w:p>
+            <w:pPr>
+              <w:pStyle w:val="Compact"/>
+              <w:jc w:val="left"/>
+            </w:pPr>
+            <w:r>
+              <w:rPr>
+                <w:rStyle w:val="VerbatimChar"/>
+                <w:sz w:val="17"/>
+              </w:rPr>
+              <w:t xml:space="preserve">image_url</w:t>
             </w:r>
           </w:p>
         </w:tc>
@@ -6441,32 +6609,8 @@
               <w:rPr>
                 <w:sz w:val="17"/>
               </w:rPr>
-              <w:t xml:space="preserve">Yes</w:t>
-            </w:r>
-          </w:p>
-        </w:tc>
-        <w:tc>
-          <w:tcPr/>
-          <w:p>
-            <w:pPr>
-              <w:pStyle w:val="Compact"/>
-            </w:pPr>
-          </w:p>
-        </w:tc>
-        <w:tc>
-          <w:tcPr/>
-          <w:p>
-            <w:pPr>
-              <w:pStyle w:val="Compact"/>
-            </w:pPr>
-          </w:p>
-        </w:tc>
-        <w:tc>
-          <w:tcPr/>
-          <w:p>
-            <w:pPr>
-              <w:pStyle w:val="Compact"/>
-            </w:pPr>
+              <w:t xml:space="preserve">jpg / png, max 10 MB</w:t>
+            </w:r>
           </w:p>
         </w:tc>
       </w:tr>
@@ -6476,45 +6620,38 @@
           <w:p>
             <w:pPr>
               <w:pStyle w:val="Compact"/>
-              <w:jc w:val="left"/>
-            </w:pPr>
-            <w:r>
-              <w:rPr>
-                <w:sz w:val="17"/>
-              </w:rPr>
-              <w:t xml:space="preserve">FR-004</w:t>
-            </w:r>
-          </w:p>
-        </w:tc>
-        <w:tc>
-          <w:tcPr/>
-          <w:p>
-            <w:pPr>
-              <w:pStyle w:val="Compact"/>
-              <w:jc w:val="left"/>
-            </w:pPr>
-            <w:r>
-              <w:rPr>
-                <w:rStyle w:val="VerbatimChar"/>
-                <w:sz w:val="17"/>
-              </w:rPr>
-              <w:t xml:space="preserve">location_id</w:t>
-            </w:r>
-          </w:p>
-        </w:tc>
-        <w:tc>
-          <w:tcPr/>
-          <w:p>
-            <w:pPr>
-              <w:pStyle w:val="Compact"/>
-              <w:jc w:val="left"/>
-            </w:pPr>
-            <w:r>
-              <w:rPr>
-                <w:rStyle w:val="VerbatimChar"/>
-                <w:sz w:val="17"/>
-              </w:rPr>
-              <w:t xml:space="preserve">UUID</w:t>
+            </w:pPr>
+          </w:p>
+        </w:tc>
+        <w:tc>
+          <w:tcPr/>
+          <w:p>
+            <w:pPr>
+              <w:pStyle w:val="Compact"/>
+              <w:jc w:val="left"/>
+            </w:pPr>
+            <w:r>
+              <w:rPr>
+                <w:rStyle w:val="VerbatimChar"/>
+                <w:sz w:val="17"/>
+              </w:rPr>
+              <w:t xml:space="preserve">image_source</w:t>
+            </w:r>
+          </w:p>
+        </w:tc>
+        <w:tc>
+          <w:tcPr/>
+          <w:p>
+            <w:pPr>
+              <w:pStyle w:val="Compact"/>
+              <w:jc w:val="left"/>
+            </w:pPr>
+            <w:r>
+              <w:rPr>
+                <w:rStyle w:val="VerbatimChar"/>
+                <w:sz w:val="17"/>
+              </w:rPr>
+              <w:t xml:space="preserve">TEXT</w:t>
             </w:r>
           </w:p>
         </w:tc>
@@ -6545,23 +6682,23 @@
                 <w:rStyle w:val="VerbatimChar"/>
                 <w:sz w:val="17"/>
               </w:rPr>
-              <w:t xml:space="preserve">contact_verified</w:t>
-            </w:r>
-          </w:p>
-        </w:tc>
-        <w:tc>
-          <w:tcPr/>
-          <w:p>
-            <w:pPr>
-              <w:pStyle w:val="Compact"/>
-              <w:jc w:val="left"/>
-            </w:pPr>
-            <w:r>
-              <w:rPr>
-                <w:rStyle w:val="VerbatimChar"/>
-                <w:sz w:val="17"/>
-              </w:rPr>
-              <w:t xml:space="preserve">BOOLEAN</w:t>
+              <w:t xml:space="preserve">image_status</w:t>
+            </w:r>
+          </w:p>
+        </w:tc>
+        <w:tc>
+          <w:tcPr/>
+          <w:p>
+            <w:pPr>
+              <w:pStyle w:val="Compact"/>
+              <w:jc w:val="left"/>
+            </w:pPr>
+            <w:r>
+              <w:rPr>
+                <w:rStyle w:val="VerbatimChar"/>
+                <w:sz w:val="17"/>
+              </w:rPr>
+              <w:t xml:space="preserve">ENUM(pending, approved, hidden)</w:t>
             </w:r>
           </w:p>
         </w:tc>
@@ -6595,23 +6732,23 @@
                 <w:rStyle w:val="VerbatimChar"/>
                 <w:sz w:val="17"/>
               </w:rPr>
-              <w:t xml:space="preserve">authority_name</w:t>
-            </w:r>
-          </w:p>
-        </w:tc>
-        <w:tc>
-          <w:tcPr/>
-          <w:p>
-            <w:pPr>
-              <w:pStyle w:val="Compact"/>
-              <w:jc w:val="left"/>
-            </w:pPr>
-            <w:r>
-              <w:rPr>
-                <w:rStyle w:val="VerbatimChar"/>
-                <w:sz w:val="17"/>
-              </w:rPr>
-              <w:t xml:space="preserve">VARCHAR(200)</w:t>
+              <w:t xml:space="preserve">usage_right</w:t>
+            </w:r>
+          </w:p>
+        </w:tc>
+        <w:tc>
+          <w:tcPr/>
+          <w:p>
+            <w:pPr>
+              <w:pStyle w:val="Compact"/>
+              <w:jc w:val="left"/>
+            </w:pPr>
+            <w:r>
+              <w:rPr>
+                <w:rStyle w:val="VerbatimChar"/>
+                <w:sz w:val="17"/>
+              </w:rPr>
+              <w:t xml:space="preserve">TEXT</w:t>
             </w:r>
           </w:p>
         </w:tc>
@@ -6635,31 +6772,15 @@
           <w:p>
             <w:pPr>
               <w:pStyle w:val="Compact"/>
-              <w:jc w:val="left"/>
-            </w:pPr>
-            <w:r>
-              <w:rPr>
-                <w:rStyle w:val="VerbatimChar"/>
-                <w:sz w:val="17"/>
-              </w:rPr>
-              <w:t xml:space="preserve">verified_at</w:t>
-            </w:r>
-          </w:p>
-        </w:tc>
-        <w:tc>
-          <w:tcPr/>
-          <w:p>
-            <w:pPr>
-              <w:pStyle w:val="Compact"/>
-              <w:jc w:val="left"/>
-            </w:pPr>
-            <w:r>
-              <w:rPr>
-                <w:rStyle w:val="VerbatimChar"/>
-                <w:sz w:val="17"/>
-              </w:rPr>
-              <w:t xml:space="preserve">TIMESTAMPTZ</w:t>
-            </w:r>
+            </w:pPr>
+          </w:p>
+        </w:tc>
+        <w:tc>
+          <w:tcPr/>
+          <w:p>
+            <w:pPr>
+              <w:pStyle w:val="Compact"/>
+            </w:pPr>
           </w:p>
         </w:tc>
         <w:tc>
@@ -6677,38 +6798,45 @@
           <w:p>
             <w:pPr>
               <w:pStyle w:val="Compact"/>
-            </w:pPr>
-          </w:p>
-        </w:tc>
-        <w:tc>
-          <w:tcPr/>
-          <w:p>
-            <w:pPr>
-              <w:pStyle w:val="Compact"/>
-              <w:jc w:val="left"/>
-            </w:pPr>
-            <w:r>
-              <w:rPr>
-                <w:rStyle w:val="VerbatimChar"/>
-                <w:sz w:val="17"/>
-              </w:rPr>
-              <w:t xml:space="preserve">contact_name</w:t>
-            </w:r>
-          </w:p>
-        </w:tc>
-        <w:tc>
-          <w:tcPr/>
-          <w:p>
-            <w:pPr>
-              <w:pStyle w:val="Compact"/>
-              <w:jc w:val="left"/>
-            </w:pPr>
-            <w:r>
-              <w:rPr>
-                <w:rStyle w:val="VerbatimChar"/>
-                <w:sz w:val="17"/>
-              </w:rPr>
-              <w:t xml:space="preserve">VARCHAR(120)</w:t>
+              <w:jc w:val="left"/>
+            </w:pPr>
+            <w:r>
+              <w:rPr>
+                <w:sz w:val="17"/>
+              </w:rPr>
+              <w:t xml:space="preserve">FR-004</w:t>
+            </w:r>
+          </w:p>
+        </w:tc>
+        <w:tc>
+          <w:tcPr/>
+          <w:p>
+            <w:pPr>
+              <w:pStyle w:val="Compact"/>
+              <w:jc w:val="left"/>
+            </w:pPr>
+            <w:r>
+              <w:rPr>
+                <w:rStyle w:val="VerbatimChar"/>
+                <w:sz w:val="17"/>
+              </w:rPr>
+              <w:t xml:space="preserve">location_id</w:t>
+            </w:r>
+          </w:p>
+        </w:tc>
+        <w:tc>
+          <w:tcPr/>
+          <w:p>
+            <w:pPr>
+              <w:pStyle w:val="Compact"/>
+              <w:jc w:val="left"/>
+            </w:pPr>
+            <w:r>
+              <w:rPr>
+                <w:rStyle w:val="VerbatimChar"/>
+                <w:sz w:val="17"/>
+              </w:rPr>
+              <w:t xml:space="preserve">UUID</w:t>
             </w:r>
           </w:p>
         </w:tc>
@@ -6732,15 +6860,31 @@
           <w:p>
             <w:pPr>
               <w:pStyle w:val="Compact"/>
-            </w:pPr>
-          </w:p>
-        </w:tc>
-        <w:tc>
-          <w:tcPr/>
-          <w:p>
-            <w:pPr>
-              <w:pStyle w:val="Compact"/>
-            </w:pPr>
+              <w:jc w:val="left"/>
+            </w:pPr>
+            <w:r>
+              <w:rPr>
+                <w:rStyle w:val="VerbatimChar"/>
+                <w:sz w:val="17"/>
+              </w:rPr>
+              <w:t xml:space="preserve">contact_verified</w:t>
+            </w:r>
+          </w:p>
+        </w:tc>
+        <w:tc>
+          <w:tcPr/>
+          <w:p>
+            <w:pPr>
+              <w:pStyle w:val="Compact"/>
+              <w:jc w:val="left"/>
+            </w:pPr>
+            <w:r>
+              <w:rPr>
+                <w:rStyle w:val="VerbatimChar"/>
+                <w:sz w:val="17"/>
+              </w:rPr>
+              <w:t xml:space="preserve">BOOLEAN</w:t>
+            </w:r>
           </w:p>
         </w:tc>
         <w:tc>
@@ -6773,23 +6917,23 @@
                 <w:rStyle w:val="VerbatimChar"/>
                 <w:sz w:val="17"/>
               </w:rPr>
-              <w:t xml:space="preserve">contact_phone</w:t>
-            </w:r>
-          </w:p>
-        </w:tc>
-        <w:tc>
-          <w:tcPr/>
-          <w:p>
-            <w:pPr>
-              <w:pStyle w:val="Compact"/>
-              <w:jc w:val="left"/>
-            </w:pPr>
-            <w:r>
-              <w:rPr>
-                <w:rStyle w:val="VerbatimChar"/>
-                <w:sz w:val="17"/>
-              </w:rPr>
-              <w:t xml:space="preserve">VARCHAR(20)</w:t>
+              <w:t xml:space="preserve">authority_name</w:t>
+            </w:r>
+          </w:p>
+        </w:tc>
+        <w:tc>
+          <w:tcPr/>
+          <w:p>
+            <w:pPr>
+              <w:pStyle w:val="Compact"/>
+              <w:jc w:val="left"/>
+            </w:pPr>
+            <w:r>
+              <w:rPr>
+                <w:rStyle w:val="VerbatimChar"/>
+                <w:sz w:val="17"/>
+              </w:rPr>
+              <w:t xml:space="preserve">VARCHAR(200)</w:t>
             </w:r>
           </w:p>
         </w:tc>
@@ -6813,15 +6957,31 @@
           <w:p>
             <w:pPr>
               <w:pStyle w:val="Compact"/>
-            </w:pPr>
-          </w:p>
-        </w:tc>
-        <w:tc>
-          <w:tcPr/>
-          <w:p>
-            <w:pPr>
-              <w:pStyle w:val="Compact"/>
-            </w:pPr>
+              <w:jc w:val="left"/>
+            </w:pPr>
+            <w:r>
+              <w:rPr>
+                <w:rStyle w:val="VerbatimChar"/>
+                <w:sz w:val="17"/>
+              </w:rPr>
+              <w:t xml:space="preserve">verified_at</w:t>
+            </w:r>
+          </w:p>
+        </w:tc>
+        <w:tc>
+          <w:tcPr/>
+          <w:p>
+            <w:pPr>
+              <w:pStyle w:val="Compact"/>
+              <w:jc w:val="left"/>
+            </w:pPr>
+            <w:r>
+              <w:rPr>
+                <w:rStyle w:val="VerbatimChar"/>
+                <w:sz w:val="17"/>
+              </w:rPr>
+              <w:t xml:space="preserve">TIMESTAMPTZ</w:t>
+            </w:r>
           </w:p>
         </w:tc>
         <w:tc>
@@ -6854,38 +7014,38 @@
                 <w:rStyle w:val="VerbatimChar"/>
                 <w:sz w:val="17"/>
               </w:rPr>
-              <w:t xml:space="preserve">contact_email</w:t>
-            </w:r>
-          </w:p>
-        </w:tc>
-        <w:tc>
-          <w:tcPr/>
-          <w:p>
-            <w:pPr>
-              <w:pStyle w:val="Compact"/>
-              <w:jc w:val="left"/>
-            </w:pPr>
-            <w:r>
-              <w:rPr>
-                <w:rStyle w:val="VerbatimChar"/>
-                <w:sz w:val="17"/>
-              </w:rPr>
-              <w:t xml:space="preserve">VARCHAR(254)</w:t>
-            </w:r>
-          </w:p>
-        </w:tc>
-        <w:tc>
-          <w:tcPr/>
-          <w:p>
-            <w:pPr>
-              <w:pStyle w:val="Compact"/>
-              <w:jc w:val="left"/>
-            </w:pPr>
-            <w:r>
-              <w:rPr>
-                <w:sz w:val="17"/>
-              </w:rPr>
-              <w:t xml:space="preserve">No</w:t>
+              <w:t xml:space="preserve">contact_name</w:t>
+            </w:r>
+          </w:p>
+        </w:tc>
+        <w:tc>
+          <w:tcPr/>
+          <w:p>
+            <w:pPr>
+              <w:pStyle w:val="Compact"/>
+              <w:jc w:val="left"/>
+            </w:pPr>
+            <w:r>
+              <w:rPr>
+                <w:rStyle w:val="VerbatimChar"/>
+                <w:sz w:val="17"/>
+              </w:rPr>
+              <w:t xml:space="preserve">VARCHAR(120)</w:t>
+            </w:r>
+          </w:p>
+        </w:tc>
+        <w:tc>
+          <w:tcPr/>
+          <w:p>
+            <w:pPr>
+              <w:pStyle w:val="Compact"/>
+              <w:jc w:val="left"/>
+            </w:pPr>
+            <w:r>
+              <w:rPr>
+                <w:sz w:val="17"/>
+              </w:rPr>
+              <w:t xml:space="preserve">Yes</w:t>
             </w:r>
           </w:p>
         </w:tc>
@@ -6935,23 +7095,23 @@
                 <w:rStyle w:val="VerbatimChar"/>
                 <w:sz w:val="17"/>
               </w:rPr>
-              <w:t xml:space="preserve">verified_by</w:t>
-            </w:r>
-          </w:p>
-        </w:tc>
-        <w:tc>
-          <w:tcPr/>
-          <w:p>
-            <w:pPr>
-              <w:pStyle w:val="Compact"/>
-              <w:jc w:val="left"/>
-            </w:pPr>
-            <w:r>
-              <w:rPr>
-                <w:rStyle w:val="VerbatimChar"/>
-                <w:sz w:val="17"/>
-              </w:rPr>
-              <w:t xml:space="preserve">UUID</w:t>
+              <w:t xml:space="preserve">contact_phone</w:t>
+            </w:r>
+          </w:p>
+        </w:tc>
+        <w:tc>
+          <w:tcPr/>
+          <w:p>
+            <w:pPr>
+              <w:pStyle w:val="Compact"/>
+              <w:jc w:val="left"/>
+            </w:pPr>
+            <w:r>
+              <w:rPr>
+                <w:rStyle w:val="VerbatimChar"/>
+                <w:sz w:val="17"/>
+              </w:rPr>
+              <w:t xml:space="preserve">VARCHAR(20)</w:t>
             </w:r>
           </w:p>
         </w:tc>
@@ -7001,108 +7161,78 @@
           <w:p>
             <w:pPr>
               <w:pStyle w:val="Compact"/>
-              <w:jc w:val="left"/>
-            </w:pPr>
-            <w:r>
-              <w:rPr>
-                <w:sz w:val="17"/>
-              </w:rPr>
-              <w:t xml:space="preserve">FR-005</w:t>
-            </w:r>
-          </w:p>
-        </w:tc>
-        <w:tc>
-          <w:tcPr/>
-          <w:p>
-            <w:pPr>
-              <w:pStyle w:val="Compact"/>
-              <w:jc w:val="left"/>
-            </w:pPr>
-            <w:r>
-              <w:rPr>
-                <w:rStyle w:val="VerbatimChar"/>
-                <w:sz w:val="17"/>
-              </w:rPr>
-              <w:t xml:space="preserve">location_id</w:t>
-            </w:r>
-          </w:p>
-        </w:tc>
-        <w:tc>
-          <w:tcPr/>
-          <w:p>
-            <w:pPr>
-              <w:pStyle w:val="Compact"/>
-              <w:jc w:val="left"/>
-            </w:pPr>
-            <w:r>
-              <w:rPr>
-                <w:rStyle w:val="VerbatimChar"/>
-                <w:sz w:val="17"/>
-              </w:rPr>
-              <w:t xml:space="preserve">UUID</w:t>
-            </w:r>
-          </w:p>
-        </w:tc>
-        <w:tc>
-          <w:tcPr/>
-          <w:p>
-            <w:pPr>
-              <w:pStyle w:val="Compact"/>
-              <w:jc w:val="left"/>
-            </w:pPr>
-            <w:r>
-              <w:rPr>
-                <w:sz w:val="17"/>
-              </w:rPr>
-              <w:t xml:space="preserve">Yes</w:t>
-            </w:r>
-          </w:p>
-        </w:tc>
-        <w:tc>
-          <w:tcPr/>
-          <w:p>
-            <w:pPr>
-              <w:pStyle w:val="Compact"/>
-              <w:jc w:val="left"/>
-            </w:pPr>
-            <w:r>
-              <w:rPr>
-                <w:rStyle w:val="VerbatimChar"/>
-                <w:sz w:val="17"/>
-              </w:rPr>
-              <w:t xml:space="preserve">published</w:t>
-            </w:r>
-          </w:p>
-        </w:tc>
-        <w:tc>
-          <w:tcPr/>
-          <w:p>
-            <w:pPr>
-              <w:pStyle w:val="Compact"/>
-              <w:jc w:val="left"/>
-            </w:pPr>
-            <w:r>
-              <w:rPr>
-                <w:rStyle w:val="VerbatimChar"/>
-                <w:sz w:val="17"/>
-              </w:rPr>
-              <w:t xml:space="preserve">BOOLEAN</w:t>
-            </w:r>
-          </w:p>
-        </w:tc>
-        <w:tc>
-          <w:tcPr/>
-          <w:p>
-            <w:pPr>
-              <w:pStyle w:val="Compact"/>
-              <w:jc w:val="left"/>
-            </w:pPr>
-            <w:r>
-              <w:rPr>
-                <w:sz w:val="17"/>
-              </w:rPr>
-              <w:t xml:space="preserve">CHECK: contact_verified = true</w:t>
-            </w:r>
+            </w:pPr>
+          </w:p>
+        </w:tc>
+        <w:tc>
+          <w:tcPr/>
+          <w:p>
+            <w:pPr>
+              <w:pStyle w:val="Compact"/>
+              <w:jc w:val="left"/>
+            </w:pPr>
+            <w:r>
+              <w:rPr>
+                <w:rStyle w:val="VerbatimChar"/>
+                <w:sz w:val="17"/>
+              </w:rPr>
+              <w:t xml:space="preserve">contact_email</w:t>
+            </w:r>
+          </w:p>
+        </w:tc>
+        <w:tc>
+          <w:tcPr/>
+          <w:p>
+            <w:pPr>
+              <w:pStyle w:val="Compact"/>
+              <w:jc w:val="left"/>
+            </w:pPr>
+            <w:r>
+              <w:rPr>
+                <w:rStyle w:val="VerbatimChar"/>
+                <w:sz w:val="17"/>
+              </w:rPr>
+              <w:t xml:space="preserve">VARCHAR(254)</w:t>
+            </w:r>
+          </w:p>
+        </w:tc>
+        <w:tc>
+          <w:tcPr/>
+          <w:p>
+            <w:pPr>
+              <w:pStyle w:val="Compact"/>
+              <w:jc w:val="left"/>
+            </w:pPr>
+            <w:r>
+              <w:rPr>
+                <w:sz w:val="17"/>
+              </w:rPr>
+              <w:t xml:space="preserve">No</w:t>
+            </w:r>
+          </w:p>
+        </w:tc>
+        <w:tc>
+          <w:tcPr/>
+          <w:p>
+            <w:pPr>
+              <w:pStyle w:val="Compact"/>
+            </w:pPr>
+          </w:p>
+        </w:tc>
+        <w:tc>
+          <w:tcPr/>
+          <w:p>
+            <w:pPr>
+              <w:pStyle w:val="Compact"/>
+            </w:pPr>
+          </w:p>
+        </w:tc>
+        <w:tc>
+          <w:tcPr/>
+          <w:p>
+            <w:pPr>
+              <w:pStyle w:val="Compact"/>
+            </w:pPr>
           </w:p>
         </w:tc>
       </w:tr>
@@ -7120,55 +7250,62 @@
           <w:p>
             <w:pPr>
               <w:pStyle w:val="Compact"/>
-            </w:pPr>
-          </w:p>
-        </w:tc>
-        <w:tc>
-          <w:tcPr/>
-          <w:p>
-            <w:pPr>
-              <w:pStyle w:val="Compact"/>
-            </w:pPr>
-          </w:p>
-        </w:tc>
-        <w:tc>
-          <w:tcPr/>
-          <w:p>
-            <w:pPr>
-              <w:pStyle w:val="Compact"/>
-            </w:pPr>
-          </w:p>
-        </w:tc>
-        <w:tc>
-          <w:tcPr/>
-          <w:p>
-            <w:pPr>
-              <w:pStyle w:val="Compact"/>
-              <w:jc w:val="left"/>
-            </w:pPr>
-            <w:r>
-              <w:rPr>
-                <w:rStyle w:val="VerbatimChar"/>
-                <w:sz w:val="17"/>
-              </w:rPr>
-              <w:t xml:space="preserve">blocked_reason</w:t>
-            </w:r>
-          </w:p>
-        </w:tc>
-        <w:tc>
-          <w:tcPr/>
-          <w:p>
-            <w:pPr>
-              <w:pStyle w:val="Compact"/>
-              <w:jc w:val="left"/>
-            </w:pPr>
-            <w:r>
-              <w:rPr>
-                <w:rStyle w:val="VerbatimChar"/>
-                <w:sz w:val="17"/>
-              </w:rPr>
-              <w:t xml:space="preserve">TEXT</w:t>
-            </w:r>
+              <w:jc w:val="left"/>
+            </w:pPr>
+            <w:r>
+              <w:rPr>
+                <w:rStyle w:val="VerbatimChar"/>
+                <w:sz w:val="17"/>
+              </w:rPr>
+              <w:t xml:space="preserve">verified_by</w:t>
+            </w:r>
+          </w:p>
+        </w:tc>
+        <w:tc>
+          <w:tcPr/>
+          <w:p>
+            <w:pPr>
+              <w:pStyle w:val="Compact"/>
+              <w:jc w:val="left"/>
+            </w:pPr>
+            <w:r>
+              <w:rPr>
+                <w:rStyle w:val="VerbatimChar"/>
+                <w:sz w:val="17"/>
+              </w:rPr>
+              <w:t xml:space="preserve">UUID</w:t>
+            </w:r>
+          </w:p>
+        </w:tc>
+        <w:tc>
+          <w:tcPr/>
+          <w:p>
+            <w:pPr>
+              <w:pStyle w:val="Compact"/>
+              <w:jc w:val="left"/>
+            </w:pPr>
+            <w:r>
+              <w:rPr>
+                <w:sz w:val="17"/>
+              </w:rPr>
+              <w:t xml:space="preserve">Yes</w:t>
+            </w:r>
+          </w:p>
+        </w:tc>
+        <w:tc>
+          <w:tcPr/>
+          <w:p>
+            <w:pPr>
+              <w:pStyle w:val="Compact"/>
+            </w:pPr>
+          </w:p>
+        </w:tc>
+        <w:tc>
+          <w:tcPr/>
+          <w:p>
+            <w:pPr>
+              <w:pStyle w:val="Compact"/>
+            </w:pPr>
           </w:p>
         </w:tc>
         <w:tc>
@@ -7192,101 +7329,101 @@
               <w:rPr>
                 <w:sz w:val="17"/>
               </w:rPr>
-              <w:t xml:space="preserve">FR-006</w:t>
-            </w:r>
-          </w:p>
-        </w:tc>
-        <w:tc>
-          <w:tcPr/>
-          <w:p>
-            <w:pPr>
-              <w:pStyle w:val="Compact"/>
-              <w:jc w:val="left"/>
-            </w:pPr>
-            <w:r>
-              <w:rPr>
-                <w:rStyle w:val="VerbatimChar"/>
-                <w:sz w:val="17"/>
-              </w:rPr>
-              <w:t xml:space="preserve">query</w:t>
-            </w:r>
-          </w:p>
-        </w:tc>
-        <w:tc>
-          <w:tcPr/>
-          <w:p>
-            <w:pPr>
-              <w:pStyle w:val="Compact"/>
-              <w:jc w:val="left"/>
-            </w:pPr>
-            <w:r>
-              <w:rPr>
-                <w:rStyle w:val="VerbatimChar"/>
-                <w:sz w:val="17"/>
-              </w:rPr>
-              <w:t xml:space="preserve">VARCHAR(200)</w:t>
-            </w:r>
-          </w:p>
-        </w:tc>
-        <w:tc>
-          <w:tcPr/>
-          <w:p>
-            <w:pPr>
-              <w:pStyle w:val="Compact"/>
-              <w:jc w:val="left"/>
-            </w:pPr>
-            <w:r>
-              <w:rPr>
-                <w:sz w:val="17"/>
-              </w:rPr>
-              <w:t xml:space="preserve">No</w:t>
-            </w:r>
-          </w:p>
-        </w:tc>
-        <w:tc>
-          <w:tcPr/>
-          <w:p>
-            <w:pPr>
-              <w:pStyle w:val="Compact"/>
-              <w:jc w:val="left"/>
-            </w:pPr>
-            <w:r>
-              <w:rPr>
-                <w:rStyle w:val="VerbatimChar"/>
-                <w:sz w:val="17"/>
-              </w:rPr>
-              <w:t xml:space="preserve">matches</w:t>
-            </w:r>
-          </w:p>
-        </w:tc>
-        <w:tc>
-          <w:tcPr/>
-          <w:p>
-            <w:pPr>
-              <w:pStyle w:val="Compact"/>
-              <w:jc w:val="left"/>
-            </w:pPr>
-            <w:r>
-              <w:rPr>
-                <w:rStyle w:val="VerbatimChar"/>
-                <w:sz w:val="17"/>
-              </w:rPr>
-              <w:t xml:space="preserve">location_card[]</w:t>
-            </w:r>
-          </w:p>
-        </w:tc>
-        <w:tc>
-          <w:tcPr/>
-          <w:p>
-            <w:pPr>
-              <w:pStyle w:val="Compact"/>
-              <w:jc w:val="left"/>
-            </w:pPr>
-            <w:r>
-              <w:rPr>
-                <w:sz w:val="17"/>
-              </w:rPr>
-              <w:t xml:space="preserve">unaccent full-text</w:t>
+              <w:t xml:space="preserve">FR-005</w:t>
+            </w:r>
+          </w:p>
+        </w:tc>
+        <w:tc>
+          <w:tcPr/>
+          <w:p>
+            <w:pPr>
+              <w:pStyle w:val="Compact"/>
+              <w:jc w:val="left"/>
+            </w:pPr>
+            <w:r>
+              <w:rPr>
+                <w:rStyle w:val="VerbatimChar"/>
+                <w:sz w:val="17"/>
+              </w:rPr>
+              <w:t xml:space="preserve">location_id</w:t>
+            </w:r>
+          </w:p>
+        </w:tc>
+        <w:tc>
+          <w:tcPr/>
+          <w:p>
+            <w:pPr>
+              <w:pStyle w:val="Compact"/>
+              <w:jc w:val="left"/>
+            </w:pPr>
+            <w:r>
+              <w:rPr>
+                <w:rStyle w:val="VerbatimChar"/>
+                <w:sz w:val="17"/>
+              </w:rPr>
+              <w:t xml:space="preserve">UUID</w:t>
+            </w:r>
+          </w:p>
+        </w:tc>
+        <w:tc>
+          <w:tcPr/>
+          <w:p>
+            <w:pPr>
+              <w:pStyle w:val="Compact"/>
+              <w:jc w:val="left"/>
+            </w:pPr>
+            <w:r>
+              <w:rPr>
+                <w:sz w:val="17"/>
+              </w:rPr>
+              <w:t xml:space="preserve">Yes</w:t>
+            </w:r>
+          </w:p>
+        </w:tc>
+        <w:tc>
+          <w:tcPr/>
+          <w:p>
+            <w:pPr>
+              <w:pStyle w:val="Compact"/>
+              <w:jc w:val="left"/>
+            </w:pPr>
+            <w:r>
+              <w:rPr>
+                <w:rStyle w:val="VerbatimChar"/>
+                <w:sz w:val="17"/>
+              </w:rPr>
+              <w:t xml:space="preserve">published</w:t>
+            </w:r>
+          </w:p>
+        </w:tc>
+        <w:tc>
+          <w:tcPr/>
+          <w:p>
+            <w:pPr>
+              <w:pStyle w:val="Compact"/>
+              <w:jc w:val="left"/>
+            </w:pPr>
+            <w:r>
+              <w:rPr>
+                <w:rStyle w:val="VerbatimChar"/>
+                <w:sz w:val="17"/>
+              </w:rPr>
+              <w:t xml:space="preserve">BOOLEAN</w:t>
+            </w:r>
+          </w:p>
+        </w:tc>
+        <w:tc>
+          <w:tcPr/>
+          <w:p>
+            <w:pPr>
+              <w:pStyle w:val="Compact"/>
+              <w:jc w:val="left"/>
+            </w:pPr>
+            <w:r>
+              <w:rPr>
+                <w:sz w:val="17"/>
+              </w:rPr>
+              <w:t xml:space="preserve">CHECK: contact_verified = true</w:t>
             </w:r>
           </w:p>
         </w:tc>
@@ -7297,108 +7434,71 @@
           <w:p>
             <w:pPr>
               <w:pStyle w:val="Compact"/>
-              <w:jc w:val="left"/>
-            </w:pPr>
-            <w:r>
-              <w:rPr>
-                <w:sz w:val="17"/>
-              </w:rPr>
-              <w:t xml:space="preserve">FR-007</w:t>
-            </w:r>
-          </w:p>
-        </w:tc>
-        <w:tc>
-          <w:tcPr/>
-          <w:p>
-            <w:pPr>
-              <w:pStyle w:val="Compact"/>
-              <w:jc w:val="left"/>
-            </w:pPr>
-            <w:r>
-              <w:rPr>
-                <w:rStyle w:val="VerbatimChar"/>
-                <w:sz w:val="17"/>
-              </w:rPr>
-              <w:t xml:space="preserve">scene_types</w:t>
-            </w:r>
-          </w:p>
-        </w:tc>
-        <w:tc>
-          <w:tcPr/>
-          <w:p>
-            <w:pPr>
-              <w:pStyle w:val="Compact"/>
-              <w:jc w:val="left"/>
-            </w:pPr>
-            <w:r>
-              <w:rPr>
-                <w:rStyle w:val="VerbatimChar"/>
-                <w:sz w:val="17"/>
-              </w:rPr>
-              <w:t xml:space="preserve">ENUM(karst, river, village, rice_field, sea, floating_village, cave, jungle, old_town, market, rice_terrace, mountain, dunes, mangrove)[]</w:t>
-            </w:r>
-          </w:p>
-        </w:tc>
-        <w:tc>
-          <w:tcPr/>
-          <w:p>
-            <w:pPr>
-              <w:pStyle w:val="Compact"/>
-              <w:jc w:val="left"/>
-            </w:pPr>
-            <w:r>
-              <w:rPr>
-                <w:sz w:val="17"/>
-              </w:rPr>
-              <w:t xml:space="preserve">No</w:t>
-            </w:r>
-          </w:p>
-        </w:tc>
-        <w:tc>
-          <w:tcPr/>
-          <w:p>
-            <w:pPr>
-              <w:pStyle w:val="Compact"/>
-              <w:jc w:val="left"/>
-            </w:pPr>
-            <w:r>
-              <w:rPr>
-                <w:rStyle w:val="VerbatimChar"/>
-                <w:sz w:val="17"/>
-              </w:rPr>
-              <w:t xml:space="preserve">filtered_ids</w:t>
-            </w:r>
-          </w:p>
-        </w:tc>
-        <w:tc>
-          <w:tcPr/>
-          <w:p>
-            <w:pPr>
-              <w:pStyle w:val="Compact"/>
-              <w:jc w:val="left"/>
-            </w:pPr>
-            <w:r>
-              <w:rPr>
-                <w:rStyle w:val="VerbatimChar"/>
-                <w:sz w:val="17"/>
-              </w:rPr>
-              <w:t xml:space="preserve">UUID[]</w:t>
-            </w:r>
-          </w:p>
-        </w:tc>
-        <w:tc>
-          <w:tcPr/>
-          <w:p>
-            <w:pPr>
-              <w:pStyle w:val="Compact"/>
-              <w:jc w:val="left"/>
-            </w:pPr>
-            <w:r>
-              <w:rPr>
-                <w:sz w:val="17"/>
-              </w:rPr>
-              <w:t xml:space="preserve">shoot_month 1–12</w:t>
-            </w:r>
+            </w:pPr>
+          </w:p>
+        </w:tc>
+        <w:tc>
+          <w:tcPr/>
+          <w:p>
+            <w:pPr>
+              <w:pStyle w:val="Compact"/>
+            </w:pPr>
+          </w:p>
+        </w:tc>
+        <w:tc>
+          <w:tcPr/>
+          <w:p>
+            <w:pPr>
+              <w:pStyle w:val="Compact"/>
+            </w:pPr>
+          </w:p>
+        </w:tc>
+        <w:tc>
+          <w:tcPr/>
+          <w:p>
+            <w:pPr>
+              <w:pStyle w:val="Compact"/>
+            </w:pPr>
+          </w:p>
+        </w:tc>
+        <w:tc>
+          <w:tcPr/>
+          <w:p>
+            <w:pPr>
+              <w:pStyle w:val="Compact"/>
+              <w:jc w:val="left"/>
+            </w:pPr>
+            <w:r>
+              <w:rPr>
+                <w:rStyle w:val="VerbatimChar"/>
+                <w:sz w:val="17"/>
+              </w:rPr>
+              <w:t xml:space="preserve">blocked_reason</w:t>
+            </w:r>
+          </w:p>
+        </w:tc>
+        <w:tc>
+          <w:tcPr/>
+          <w:p>
+            <w:pPr>
+              <w:pStyle w:val="Compact"/>
+              <w:jc w:val="left"/>
+            </w:pPr>
+            <w:r>
+              <w:rPr>
+                <w:rStyle w:val="VerbatimChar"/>
+                <w:sz w:val="17"/>
+              </w:rPr>
+              <w:t xml:space="preserve">TEXT</w:t>
+            </w:r>
+          </w:p>
+        </w:tc>
+        <w:tc>
+          <w:tcPr/>
+          <w:p>
+            <w:pPr>
+              <w:pStyle w:val="Compact"/>
+            </w:pPr>
           </w:p>
         </w:tc>
       </w:tr>
@@ -7408,38 +7508,45 @@
           <w:p>
             <w:pPr>
               <w:pStyle w:val="Compact"/>
-            </w:pPr>
-          </w:p>
-        </w:tc>
-        <w:tc>
-          <w:tcPr/>
-          <w:p>
-            <w:pPr>
-              <w:pStyle w:val="Compact"/>
-              <w:jc w:val="left"/>
-            </w:pPr>
-            <w:r>
-              <w:rPr>
-                <w:rStyle w:val="VerbatimChar"/>
-                <w:sz w:val="17"/>
-              </w:rPr>
-              <w:t xml:space="preserve">provinces</w:t>
-            </w:r>
-          </w:p>
-        </w:tc>
-        <w:tc>
-          <w:tcPr/>
-          <w:p>
-            <w:pPr>
-              <w:pStyle w:val="Compact"/>
-              <w:jc w:val="left"/>
-            </w:pPr>
-            <w:r>
-              <w:rPr>
-                <w:rStyle w:val="VerbatimChar"/>
-                <w:sz w:val="17"/>
-              </w:rPr>
-              <w:t xml:space="preserve">INTEGER[]</w:t>
+              <w:jc w:val="left"/>
+            </w:pPr>
+            <w:r>
+              <w:rPr>
+                <w:sz w:val="17"/>
+              </w:rPr>
+              <w:t xml:space="preserve">FR-006</w:t>
+            </w:r>
+          </w:p>
+        </w:tc>
+        <w:tc>
+          <w:tcPr/>
+          <w:p>
+            <w:pPr>
+              <w:pStyle w:val="Compact"/>
+              <w:jc w:val="left"/>
+            </w:pPr>
+            <w:r>
+              <w:rPr>
+                <w:rStyle w:val="VerbatimChar"/>
+                <w:sz w:val="17"/>
+              </w:rPr>
+              <w:t xml:space="preserve">query</w:t>
+            </w:r>
+          </w:p>
+        </w:tc>
+        <w:tc>
+          <w:tcPr/>
+          <w:p>
+            <w:pPr>
+              <w:pStyle w:val="Compact"/>
+              <w:jc w:val="left"/>
+            </w:pPr>
+            <w:r>
+              <w:rPr>
+                <w:rStyle w:val="VerbatimChar"/>
+                <w:sz w:val="17"/>
+              </w:rPr>
+              <w:t xml:space="preserve">VARCHAR(200)</w:t>
             </w:r>
           </w:p>
         </w:tc>
@@ -7470,32 +7577,39 @@
                 <w:rStyle w:val="VerbatimChar"/>
                 <w:sz w:val="17"/>
               </w:rPr>
-              <w:t xml:space="preserve">url_state</w:t>
-            </w:r>
-          </w:p>
-        </w:tc>
-        <w:tc>
-          <w:tcPr/>
-          <w:p>
-            <w:pPr>
-              <w:pStyle w:val="Compact"/>
-              <w:jc w:val="left"/>
-            </w:pPr>
-            <w:r>
-              <w:rPr>
-                <w:rStyle w:val="VerbatimChar"/>
-                <w:sz w:val="17"/>
-              </w:rPr>
-              <w:t xml:space="preserve">TEXT</w:t>
-            </w:r>
-          </w:p>
-        </w:tc>
-        <w:tc>
-          <w:tcPr/>
-          <w:p>
-            <w:pPr>
-              <w:pStyle w:val="Compact"/>
-            </w:pPr>
+              <w:t xml:space="preserve">matches</w:t>
+            </w:r>
+          </w:p>
+        </w:tc>
+        <w:tc>
+          <w:tcPr/>
+          <w:p>
+            <w:pPr>
+              <w:pStyle w:val="Compact"/>
+              <w:jc w:val="left"/>
+            </w:pPr>
+            <w:r>
+              <w:rPr>
+                <w:rStyle w:val="VerbatimChar"/>
+                <w:sz w:val="17"/>
+              </w:rPr>
+              <w:t xml:space="preserve">location_card[]</w:t>
+            </w:r>
+          </w:p>
+        </w:tc>
+        <w:tc>
+          <w:tcPr/>
+          <w:p>
+            <w:pPr>
+              <w:pStyle w:val="Compact"/>
+              <w:jc w:val="left"/>
+            </w:pPr>
+            <w:r>
+              <w:rPr>
+                <w:sz w:val="17"/>
+              </w:rPr>
+              <w:t xml:space="preserve">unaccent full-text</w:t>
+            </w:r>
           </w:p>
         </w:tc>
       </w:tr>
@@ -7505,38 +7619,45 @@
           <w:p>
             <w:pPr>
               <w:pStyle w:val="Compact"/>
-            </w:pPr>
-          </w:p>
-        </w:tc>
-        <w:tc>
-          <w:tcPr/>
-          <w:p>
-            <w:pPr>
-              <w:pStyle w:val="Compact"/>
-              <w:jc w:val="left"/>
-            </w:pPr>
-            <w:r>
-              <w:rPr>
-                <w:rStyle w:val="VerbatimChar"/>
-                <w:sz w:val="17"/>
-              </w:rPr>
-              <w:t xml:space="preserve">region</w:t>
-            </w:r>
-          </w:p>
-        </w:tc>
-        <w:tc>
-          <w:tcPr/>
-          <w:p>
-            <w:pPr>
-              <w:pStyle w:val="Compact"/>
-              <w:jc w:val="left"/>
-            </w:pPr>
-            <w:r>
-              <w:rPr>
-                <w:rStyle w:val="VerbatimChar"/>
-                <w:sz w:val="17"/>
-              </w:rPr>
-              <w:t xml:space="preserve">ENUM(north, central, south)</w:t>
+              <w:jc w:val="left"/>
+            </w:pPr>
+            <w:r>
+              <w:rPr>
+                <w:sz w:val="17"/>
+              </w:rPr>
+              <w:t xml:space="preserve">FR-007</w:t>
+            </w:r>
+          </w:p>
+        </w:tc>
+        <w:tc>
+          <w:tcPr/>
+          <w:p>
+            <w:pPr>
+              <w:pStyle w:val="Compact"/>
+              <w:jc w:val="left"/>
+            </w:pPr>
+            <w:r>
+              <w:rPr>
+                <w:rStyle w:val="VerbatimChar"/>
+                <w:sz w:val="17"/>
+              </w:rPr>
+              <w:t xml:space="preserve">scene_types</w:t>
+            </w:r>
+          </w:p>
+        </w:tc>
+        <w:tc>
+          <w:tcPr/>
+          <w:p>
+            <w:pPr>
+              <w:pStyle w:val="Compact"/>
+              <w:jc w:val="left"/>
+            </w:pPr>
+            <w:r>
+              <w:rPr>
+                <w:rStyle w:val="VerbatimChar"/>
+                <w:sz w:val="17"/>
+              </w:rPr>
+              <w:t xml:space="preserve">ENUM(karst, river, village, rice_field, sea, floating_village, cave, jungle, old_town, market, rice_terrace, mountain, dunes, mangrove)[]</w:t>
             </w:r>
           </w:p>
         </w:tc>
@@ -7560,23 +7681,46 @@
           <w:p>
             <w:pPr>
               <w:pStyle w:val="Compact"/>
-            </w:pPr>
-          </w:p>
-        </w:tc>
-        <w:tc>
-          <w:tcPr/>
-          <w:p>
-            <w:pPr>
-              <w:pStyle w:val="Compact"/>
-            </w:pPr>
-          </w:p>
-        </w:tc>
-        <w:tc>
-          <w:tcPr/>
-          <w:p>
-            <w:pPr>
-              <w:pStyle w:val="Compact"/>
-            </w:pPr>
+              <w:jc w:val="left"/>
+            </w:pPr>
+            <w:r>
+              <w:rPr>
+                <w:rStyle w:val="VerbatimChar"/>
+                <w:sz w:val="17"/>
+              </w:rPr>
+              <w:t xml:space="preserve">filtered_ids</w:t>
+            </w:r>
+          </w:p>
+        </w:tc>
+        <w:tc>
+          <w:tcPr/>
+          <w:p>
+            <w:pPr>
+              <w:pStyle w:val="Compact"/>
+              <w:jc w:val="left"/>
+            </w:pPr>
+            <w:r>
+              <w:rPr>
+                <w:rStyle w:val="VerbatimChar"/>
+                <w:sz w:val="17"/>
+              </w:rPr>
+              <w:t xml:space="preserve">UUID[]</w:t>
+            </w:r>
+          </w:p>
+        </w:tc>
+        <w:tc>
+          <w:tcPr/>
+          <w:p>
+            <w:pPr>
+              <w:pStyle w:val="Compact"/>
+              <w:jc w:val="left"/>
+            </w:pPr>
+            <w:r>
+              <w:rPr>
+                <w:sz w:val="17"/>
+              </w:rPr>
+              <w:t xml:space="preserve">shoot_month 1–12</w:t>
+            </w:r>
           </w:p>
         </w:tc>
       </w:tr>
@@ -7601,23 +7745,23 @@
                 <w:rStyle w:val="VerbatimChar"/>
                 <w:sz w:val="17"/>
               </w:rPr>
-              <w:t xml:space="preserve">crew_size</w:t>
-            </w:r>
-          </w:p>
-        </w:tc>
-        <w:tc>
-          <w:tcPr/>
-          <w:p>
-            <w:pPr>
-              <w:pStyle w:val="Compact"/>
-              <w:jc w:val="left"/>
-            </w:pPr>
-            <w:r>
-              <w:rPr>
-                <w:rStyle w:val="VerbatimChar"/>
-                <w:sz w:val="17"/>
-              </w:rPr>
-              <w:t xml:space="preserve">ENUM(u15, 15_50, o50)</w:t>
+              <w:t xml:space="preserve">provinces</w:t>
+            </w:r>
+          </w:p>
+        </w:tc>
+        <w:tc>
+          <w:tcPr/>
+          <w:p>
+            <w:pPr>
+              <w:pStyle w:val="Compact"/>
+              <w:jc w:val="left"/>
+            </w:pPr>
+            <w:r>
+              <w:rPr>
+                <w:rStyle w:val="VerbatimChar"/>
+                <w:sz w:val="17"/>
+              </w:rPr>
+              <w:t xml:space="preserve">INTEGER[]</w:t>
             </w:r>
           </w:p>
         </w:tc>
@@ -7641,15 +7785,31 @@
           <w:p>
             <w:pPr>
               <w:pStyle w:val="Compact"/>
-            </w:pPr>
-          </w:p>
-        </w:tc>
-        <w:tc>
-          <w:tcPr/>
-          <w:p>
-            <w:pPr>
-              <w:pStyle w:val="Compact"/>
-            </w:pPr>
+              <w:jc w:val="left"/>
+            </w:pPr>
+            <w:r>
+              <w:rPr>
+                <w:rStyle w:val="VerbatimChar"/>
+                <w:sz w:val="17"/>
+              </w:rPr>
+              <w:t xml:space="preserve">url_state</w:t>
+            </w:r>
+          </w:p>
+        </w:tc>
+        <w:tc>
+          <w:tcPr/>
+          <w:p>
+            <w:pPr>
+              <w:pStyle w:val="Compact"/>
+              <w:jc w:val="left"/>
+            </w:pPr>
+            <w:r>
+              <w:rPr>
+                <w:rStyle w:val="VerbatimChar"/>
+                <w:sz w:val="17"/>
+              </w:rPr>
+              <w:t xml:space="preserve">TEXT</w:t>
+            </w:r>
           </w:p>
         </w:tc>
         <w:tc>
@@ -7682,23 +7842,23 @@
                 <w:rStyle w:val="VerbatimChar"/>
                 <w:sz w:val="17"/>
               </w:rPr>
-              <w:t xml:space="preserve">shoot_month</w:t>
-            </w:r>
-          </w:p>
-        </w:tc>
-        <w:tc>
-          <w:tcPr/>
-          <w:p>
-            <w:pPr>
-              <w:pStyle w:val="Compact"/>
-              <w:jc w:val="left"/>
-            </w:pPr>
-            <w:r>
-              <w:rPr>
-                <w:rStyle w:val="VerbatimChar"/>
-                <w:sz w:val="17"/>
-              </w:rPr>
-              <w:t xml:space="preserve">INTEGER</w:t>
+              <w:t xml:space="preserve">region</w:t>
+            </w:r>
+          </w:p>
+        </w:tc>
+        <w:tc>
+          <w:tcPr/>
+          <w:p>
+            <w:pPr>
+              <w:pStyle w:val="Compact"/>
+              <w:jc w:val="left"/>
+            </w:pPr>
+            <w:r>
+              <w:rPr>
+                <w:rStyle w:val="VerbatimChar"/>
+                <w:sz w:val="17"/>
+              </w:rPr>
+              <w:t xml:space="preserve">ENUM(north, central, south)</w:t>
             </w:r>
           </w:p>
         </w:tc>
@@ -7763,23 +7923,23 @@
                 <w:rStyle w:val="VerbatimChar"/>
                 <w:sz w:val="17"/>
               </w:rPr>
-              <w:t xml:space="preserve">special_scenes</w:t>
-            </w:r>
-          </w:p>
-        </w:tc>
-        <w:tc>
-          <w:tcPr/>
-          <w:p>
-            <w:pPr>
-              <w:pStyle w:val="Compact"/>
-              <w:jc w:val="left"/>
-            </w:pPr>
-            <w:r>
-              <w:rPr>
-                <w:rStyle w:val="VerbatimChar"/>
-                <w:sz w:val="17"/>
-              </w:rPr>
-              <w:t xml:space="preserve">ENUM[]</w:t>
+              <w:t xml:space="preserve">crew_size</w:t>
+            </w:r>
+          </w:p>
+        </w:tc>
+        <w:tc>
+          <w:tcPr/>
+          <w:p>
+            <w:pPr>
+              <w:pStyle w:val="Compact"/>
+              <w:jc w:val="left"/>
+            </w:pPr>
+            <w:r>
+              <w:rPr>
+                <w:rStyle w:val="VerbatimChar"/>
+                <w:sz w:val="17"/>
+              </w:rPr>
+              <w:t xml:space="preserve">ENUM(u15, 15_50, o50)</w:t>
             </w:r>
           </w:p>
         </w:tc>
@@ -7829,45 +7989,38 @@
           <w:p>
             <w:pPr>
               <w:pStyle w:val="Compact"/>
-              <w:jc w:val="left"/>
-            </w:pPr>
-            <w:r>
-              <w:rPr>
-                <w:sz w:val="17"/>
-              </w:rPr>
-              <w:t xml:space="preserve">FR-008</w:t>
-            </w:r>
-          </w:p>
-        </w:tc>
-        <w:tc>
-          <w:tcPr/>
-          <w:p>
-            <w:pPr>
-              <w:pStyle w:val="Compact"/>
-              <w:jc w:val="left"/>
-            </w:pPr>
-            <w:r>
-              <w:rPr>
-                <w:rStyle w:val="VerbatimChar"/>
-                <w:sz w:val="17"/>
-              </w:rPr>
-              <w:t xml:space="preserve">scene_types</w:t>
-            </w:r>
-          </w:p>
-        </w:tc>
-        <w:tc>
-          <w:tcPr/>
-          <w:p>
-            <w:pPr>
-              <w:pStyle w:val="Compact"/>
-              <w:jc w:val="left"/>
-            </w:pPr>
-            <w:r>
-              <w:rPr>
-                <w:rStyle w:val="VerbatimChar"/>
-                <w:sz w:val="17"/>
-              </w:rPr>
-              <w:t xml:space="preserve">ARRAY</w:t>
+            </w:pPr>
+          </w:p>
+        </w:tc>
+        <w:tc>
+          <w:tcPr/>
+          <w:p>
+            <w:pPr>
+              <w:pStyle w:val="Compact"/>
+              <w:jc w:val="left"/>
+            </w:pPr>
+            <w:r>
+              <w:rPr>
+                <w:rStyle w:val="VerbatimChar"/>
+                <w:sz w:val="17"/>
+              </w:rPr>
+              <w:t xml:space="preserve">shoot_month</w:t>
+            </w:r>
+          </w:p>
+        </w:tc>
+        <w:tc>
+          <w:tcPr/>
+          <w:p>
+            <w:pPr>
+              <w:pStyle w:val="Compact"/>
+              <w:jc w:val="left"/>
+            </w:pPr>
+            <w:r>
+              <w:rPr>
+                <w:rStyle w:val="VerbatimChar"/>
+                <w:sz w:val="17"/>
+              </w:rPr>
+              <w:t xml:space="preserve">INTEGER</w:t>
             </w:r>
           </w:p>
         </w:tc>
@@ -7891,46 +8044,23 @@
           <w:p>
             <w:pPr>
               <w:pStyle w:val="Compact"/>
-              <w:jc w:val="left"/>
-            </w:pPr>
-            <w:r>
-              <w:rPr>
-                <w:rStyle w:val="VerbatimChar"/>
-                <w:sz w:val="17"/>
-              </w:rPr>
-              <w:t xml:space="preserve">ranked</w:t>
-            </w:r>
-          </w:p>
-        </w:tc>
-        <w:tc>
-          <w:tcPr/>
-          <w:p>
-            <w:pPr>
-              <w:pStyle w:val="Compact"/>
-              <w:jc w:val="left"/>
-            </w:pPr>
-            <w:r>
-              <w:rPr>
-                <w:rStyle w:val="VerbatimChar"/>
-                <w:sz w:val="17"/>
-              </w:rPr>
-              <w:t xml:space="preserve">(location_id UUID, score INTEGER, match_reasons TEXT[])[]</w:t>
-            </w:r>
-          </w:p>
-        </w:tc>
-        <w:tc>
-          <w:tcPr/>
-          <w:p>
-            <w:pPr>
-              <w:pStyle w:val="Compact"/>
-              <w:jc w:val="left"/>
-            </w:pPr>
-            <w:r>
-              <w:rPr>
-                <w:sz w:val="17"/>
-              </w:rPr>
-              <w:t xml:space="preserve">score 0–100; weights [NEEDS CLARIFICATION]</w:t>
-            </w:r>
+            </w:pPr>
+          </w:p>
+        </w:tc>
+        <w:tc>
+          <w:tcPr/>
+          <w:p>
+            <w:pPr>
+              <w:pStyle w:val="Compact"/>
+            </w:pPr>
+          </w:p>
+        </w:tc>
+        <w:tc>
+          <w:tcPr/>
+          <w:p>
+            <w:pPr>
+              <w:pStyle w:val="Compact"/>
+            </w:pPr>
           </w:p>
         </w:tc>
       </w:tr>
@@ -7940,22 +8070,29 @@
           <w:p>
             <w:pPr>
               <w:pStyle w:val="Compact"/>
-            </w:pPr>
-          </w:p>
-        </w:tc>
-        <w:tc>
-          <w:tcPr/>
-          <w:p>
-            <w:pPr>
-              <w:pStyle w:val="Compact"/>
-              <w:jc w:val="left"/>
-            </w:pPr>
-            <w:r>
-              <w:rPr>
-                <w:rStyle w:val="VerbatimChar"/>
-                <w:sz w:val="17"/>
-              </w:rPr>
-              <w:t xml:space="preserve">provinces</w:t>
+              <w:jc w:val="left"/>
+            </w:pPr>
+            <w:r>
+              <w:rPr>
+                <w:sz w:val="17"/>
+              </w:rPr>
+              <w:t xml:space="preserve">FR-008</w:t>
+            </w:r>
+          </w:p>
+        </w:tc>
+        <w:tc>
+          <w:tcPr/>
+          <w:p>
+            <w:pPr>
+              <w:pStyle w:val="Compact"/>
+              <w:jc w:val="left"/>
+            </w:pPr>
+            <w:r>
+              <w:rPr>
+                <w:rStyle w:val="VerbatimChar"/>
+                <w:sz w:val="17"/>
+              </w:rPr>
+              <w:t xml:space="preserve">scene_types</w:t>
             </w:r>
           </w:p>
         </w:tc>
@@ -7995,23 +8132,46 @@
           <w:p>
             <w:pPr>
               <w:pStyle w:val="Compact"/>
-            </w:pPr>
-          </w:p>
-        </w:tc>
-        <w:tc>
-          <w:tcPr/>
-          <w:p>
-            <w:pPr>
-              <w:pStyle w:val="Compact"/>
-            </w:pPr>
-          </w:p>
-        </w:tc>
-        <w:tc>
-          <w:tcPr/>
-          <w:p>
-            <w:pPr>
-              <w:pStyle w:val="Compact"/>
-            </w:pPr>
+              <w:jc w:val="left"/>
+            </w:pPr>
+            <w:r>
+              <w:rPr>
+                <w:rStyle w:val="VerbatimChar"/>
+                <w:sz w:val="17"/>
+              </w:rPr>
+              <w:t xml:space="preserve">ranked</w:t>
+            </w:r>
+          </w:p>
+        </w:tc>
+        <w:tc>
+          <w:tcPr/>
+          <w:p>
+            <w:pPr>
+              <w:pStyle w:val="Compact"/>
+              <w:jc w:val="left"/>
+            </w:pPr>
+            <w:r>
+              <w:rPr>
+                <w:rStyle w:val="VerbatimChar"/>
+                <w:sz w:val="17"/>
+              </w:rPr>
+              <w:t xml:space="preserve">(location_id UUID, score INTEGER, match_reasons TEXT[])[]</w:t>
+            </w:r>
+          </w:p>
+        </w:tc>
+        <w:tc>
+          <w:tcPr/>
+          <w:p>
+            <w:pPr>
+              <w:pStyle w:val="Compact"/>
+              <w:jc w:val="left"/>
+            </w:pPr>
+            <w:r>
+              <w:rPr>
+                <w:sz w:val="17"/>
+              </w:rPr>
+              <w:t xml:space="preserve">score 0–100; weights in Clarifications Q1</w:t>
+            </w:r>
           </w:p>
         </w:tc>
       </w:tr>
@@ -8036,23 +8196,23 @@
                 <w:rStyle w:val="VerbatimChar"/>
                 <w:sz w:val="17"/>
               </w:rPr>
-              <w:t xml:space="preserve">crew_size</w:t>
-            </w:r>
-          </w:p>
-        </w:tc>
-        <w:tc>
-          <w:tcPr/>
-          <w:p>
-            <w:pPr>
-              <w:pStyle w:val="Compact"/>
-              <w:jc w:val="left"/>
-            </w:pPr>
-            <w:r>
-              <w:rPr>
-                <w:rStyle w:val="VerbatimChar"/>
-                <w:sz w:val="17"/>
-              </w:rPr>
-              <w:t xml:space="preserve">ENUM</w:t>
+              <w:t xml:space="preserve">provinces</w:t>
+            </w:r>
+          </w:p>
+        </w:tc>
+        <w:tc>
+          <w:tcPr/>
+          <w:p>
+            <w:pPr>
+              <w:pStyle w:val="Compact"/>
+              <w:jc w:val="left"/>
+            </w:pPr>
+            <w:r>
+              <w:rPr>
+                <w:rStyle w:val="VerbatimChar"/>
+                <w:sz w:val="17"/>
+              </w:rPr>
+              <w:t xml:space="preserve">ARRAY</w:t>
             </w:r>
           </w:p>
         </w:tc>
@@ -8117,23 +8277,23 @@
                 <w:rStyle w:val="VerbatimChar"/>
                 <w:sz w:val="17"/>
               </w:rPr>
-              <w:t xml:space="preserve">shoot_month</w:t>
-            </w:r>
-          </w:p>
-        </w:tc>
-        <w:tc>
-          <w:tcPr/>
-          <w:p>
-            <w:pPr>
-              <w:pStyle w:val="Compact"/>
-              <w:jc w:val="left"/>
-            </w:pPr>
-            <w:r>
-              <w:rPr>
-                <w:rStyle w:val="VerbatimChar"/>
-                <w:sz w:val="17"/>
-              </w:rPr>
-              <w:t xml:space="preserve">INTEGER</w:t>
+              <w:t xml:space="preserve">crew_size</w:t>
+            </w:r>
+          </w:p>
+        </w:tc>
+        <w:tc>
+          <w:tcPr/>
+          <w:p>
+            <w:pPr>
+              <w:pStyle w:val="Compact"/>
+              <w:jc w:val="left"/>
+            </w:pPr>
+            <w:r>
+              <w:rPr>
+                <w:rStyle w:val="VerbatimChar"/>
+                <w:sz w:val="17"/>
+              </w:rPr>
+              <w:t xml:space="preserve">ENUM</w:t>
             </w:r>
           </w:p>
         </w:tc>
@@ -8183,108 +8343,78 @@
           <w:p>
             <w:pPr>
               <w:pStyle w:val="Compact"/>
-              <w:jc w:val="left"/>
-            </w:pPr>
-            <w:r>
-              <w:rPr>
-                <w:sz w:val="17"/>
-              </w:rPr>
-              <w:t xml:space="preserve">FR-009</w:t>
-            </w:r>
-          </w:p>
-        </w:tc>
-        <w:tc>
-          <w:tcPr/>
-          <w:p>
-            <w:pPr>
-              <w:pStyle w:val="Compact"/>
-              <w:jc w:val="left"/>
-            </w:pPr>
-            <w:r>
-              <w:rPr>
-                <w:rStyle w:val="VerbatimChar"/>
-                <w:sz w:val="17"/>
-              </w:rPr>
-              <w:t xml:space="preserve">ranked</w:t>
-            </w:r>
-          </w:p>
-        </w:tc>
-        <w:tc>
-          <w:tcPr/>
-          <w:p>
-            <w:pPr>
-              <w:pStyle w:val="Compact"/>
-              <w:jc w:val="left"/>
-            </w:pPr>
-            <w:r>
-              <w:rPr>
-                <w:rStyle w:val="VerbatimChar"/>
-                <w:sz w:val="17"/>
-              </w:rPr>
-              <w:t xml:space="preserve">ARRAY</w:t>
-            </w:r>
-          </w:p>
-        </w:tc>
-        <w:tc>
-          <w:tcPr/>
-          <w:p>
-            <w:pPr>
-              <w:pStyle w:val="Compact"/>
-              <w:jc w:val="left"/>
-            </w:pPr>
-            <w:r>
-              <w:rPr>
-                <w:sz w:val="17"/>
-              </w:rPr>
-              <w:t xml:space="preserve">Yes</w:t>
-            </w:r>
-          </w:p>
-        </w:tc>
-        <w:tc>
-          <w:tcPr/>
-          <w:p>
-            <w:pPr>
-              <w:pStyle w:val="Compact"/>
-              <w:jc w:val="left"/>
-            </w:pPr>
-            <w:r>
-              <w:rPr>
-                <w:rStyle w:val="VerbatimChar"/>
-                <w:sz w:val="17"/>
-              </w:rPr>
-              <w:t xml:space="preserve">cards_view</w:t>
-            </w:r>
-          </w:p>
-        </w:tc>
-        <w:tc>
-          <w:tcPr/>
-          <w:p>
-            <w:pPr>
-              <w:pStyle w:val="Compact"/>
-              <w:jc w:val="left"/>
-            </w:pPr>
-            <w:r>
-              <w:rPr>
-                <w:rStyle w:val="VerbatimChar"/>
-                <w:sz w:val="17"/>
-              </w:rPr>
-              <w:t xml:space="preserve">JSONB</w:t>
-            </w:r>
-          </w:p>
-        </w:tc>
-        <w:tc>
-          <w:tcPr/>
-          <w:p>
-            <w:pPr>
-              <w:pStyle w:val="Compact"/>
-              <w:jc w:val="left"/>
-            </w:pPr>
-            <w:r>
-              <w:rPr>
-                <w:sz w:val="17"/>
-              </w:rPr>
-              <w:t xml:space="preserve">≥ 1 reason per card</w:t>
-            </w:r>
+            </w:pPr>
+          </w:p>
+        </w:tc>
+        <w:tc>
+          <w:tcPr/>
+          <w:p>
+            <w:pPr>
+              <w:pStyle w:val="Compact"/>
+              <w:jc w:val="left"/>
+            </w:pPr>
+            <w:r>
+              <w:rPr>
+                <w:rStyle w:val="VerbatimChar"/>
+                <w:sz w:val="17"/>
+              </w:rPr>
+              <w:t xml:space="preserve">shoot_month</w:t>
+            </w:r>
+          </w:p>
+        </w:tc>
+        <w:tc>
+          <w:tcPr/>
+          <w:p>
+            <w:pPr>
+              <w:pStyle w:val="Compact"/>
+              <w:jc w:val="left"/>
+            </w:pPr>
+            <w:r>
+              <w:rPr>
+                <w:rStyle w:val="VerbatimChar"/>
+                <w:sz w:val="17"/>
+              </w:rPr>
+              <w:t xml:space="preserve">INTEGER</w:t>
+            </w:r>
+          </w:p>
+        </w:tc>
+        <w:tc>
+          <w:tcPr/>
+          <w:p>
+            <w:pPr>
+              <w:pStyle w:val="Compact"/>
+              <w:jc w:val="left"/>
+            </w:pPr>
+            <w:r>
+              <w:rPr>
+                <w:sz w:val="17"/>
+              </w:rPr>
+              <w:t xml:space="preserve">No</w:t>
+            </w:r>
+          </w:p>
+        </w:tc>
+        <w:tc>
+          <w:tcPr/>
+          <w:p>
+            <w:pPr>
+              <w:pStyle w:val="Compact"/>
+            </w:pPr>
+          </w:p>
+        </w:tc>
+        <w:tc>
+          <w:tcPr/>
+          <w:p>
+            <w:pPr>
+              <w:pStyle w:val="Compact"/>
+            </w:pPr>
+          </w:p>
+        </w:tc>
+        <w:tc>
+          <w:tcPr/>
+          <w:p>
+            <w:pPr>
+              <w:pStyle w:val="Compact"/>
+            </w:pPr>
           </w:p>
         </w:tc>
       </w:tr>
@@ -8300,39 +8430,39 @@
               <w:rPr>
                 <w:sz w:val="17"/>
               </w:rPr>
-              <w:t xml:space="preserve">FR-010</w:t>
-            </w:r>
-          </w:p>
-        </w:tc>
-        <w:tc>
-          <w:tcPr/>
-          <w:p>
-            <w:pPr>
-              <w:pStyle w:val="Compact"/>
-              <w:jc w:val="left"/>
-            </w:pPr>
-            <w:r>
-              <w:rPr>
-                <w:rStyle w:val="VerbatimChar"/>
-                <w:sz w:val="17"/>
-              </w:rPr>
-              <w:t xml:space="preserve">scene_description</w:t>
-            </w:r>
-          </w:p>
-        </w:tc>
-        <w:tc>
-          <w:tcPr/>
-          <w:p>
-            <w:pPr>
-              <w:pStyle w:val="Compact"/>
-              <w:jc w:val="left"/>
-            </w:pPr>
-            <w:r>
-              <w:rPr>
-                <w:rStyle w:val="VerbatimChar"/>
-                <w:sz w:val="17"/>
-              </w:rPr>
-              <w:t xml:space="preserve">TEXT</w:t>
+              <w:t xml:space="preserve">FR-009</w:t>
+            </w:r>
+          </w:p>
+        </w:tc>
+        <w:tc>
+          <w:tcPr/>
+          <w:p>
+            <w:pPr>
+              <w:pStyle w:val="Compact"/>
+              <w:jc w:val="left"/>
+            </w:pPr>
+            <w:r>
+              <w:rPr>
+                <w:rStyle w:val="VerbatimChar"/>
+                <w:sz w:val="17"/>
+              </w:rPr>
+              <w:t xml:space="preserve">ranked</w:t>
+            </w:r>
+          </w:p>
+        </w:tc>
+        <w:tc>
+          <w:tcPr/>
+          <w:p>
+            <w:pPr>
+              <w:pStyle w:val="Compact"/>
+              <w:jc w:val="left"/>
+            </w:pPr>
+            <w:r>
+              <w:rPr>
+                <w:rStyle w:val="VerbatimChar"/>
+                <w:sz w:val="17"/>
+              </w:rPr>
+              <w:t xml:space="preserve">ARRAY</w:t>
             </w:r>
           </w:p>
         </w:tc>
@@ -8363,7 +8493,7 @@
                 <w:rStyle w:val="VerbatimChar"/>
                 <w:sz w:val="17"/>
               </w:rPr>
-              <w:t xml:space="preserve">form_state</w:t>
+              <w:t xml:space="preserve">cards_view</w:t>
             </w:r>
           </w:p>
         </w:tc>
@@ -8394,7 +8524,7 @@
               <w:rPr>
                 <w:sz w:val="17"/>
               </w:rPr>
-              <w:t xml:space="preserve">10–1000 characters</w:t>
+              <w:t xml:space="preserve">≥ 1 reason per card</w:t>
             </w:r>
           </w:p>
         </w:tc>
@@ -8411,7 +8541,7 @@
               <w:rPr>
                 <w:sz w:val="17"/>
               </w:rPr>
-              <w:t xml:space="preserve">FR-011</w:t>
+              <w:t xml:space="preserve">FR-010</w:t>
             </w:r>
           </w:p>
         </w:tc>
@@ -8474,38 +8604,38 @@
                 <w:rStyle w:val="VerbatimChar"/>
                 <w:sz w:val="17"/>
               </w:rPr>
-              <w:t xml:space="preserve">query_id</w:t>
-            </w:r>
-          </w:p>
-        </w:tc>
-        <w:tc>
-          <w:tcPr/>
-          <w:p>
-            <w:pPr>
-              <w:pStyle w:val="Compact"/>
-              <w:jc w:val="left"/>
-            </w:pPr>
-            <w:r>
-              <w:rPr>
-                <w:rStyle w:val="VerbatimChar"/>
-                <w:sz w:val="17"/>
-              </w:rPr>
-              <w:t xml:space="preserve">UUID</w:t>
-            </w:r>
-          </w:p>
-        </w:tc>
-        <w:tc>
-          <w:tcPr/>
-          <w:p>
-            <w:pPr>
-              <w:pStyle w:val="Compact"/>
-              <w:jc w:val="left"/>
-            </w:pPr>
-            <w:r>
-              <w:rPr>
-                <w:sz w:val="17"/>
-              </w:rPr>
-              <w:t xml:space="preserve">structured output</w:t>
+              <w:t xml:space="preserve">form_state</w:t>
+            </w:r>
+          </w:p>
+        </w:tc>
+        <w:tc>
+          <w:tcPr/>
+          <w:p>
+            <w:pPr>
+              <w:pStyle w:val="Compact"/>
+              <w:jc w:val="left"/>
+            </w:pPr>
+            <w:r>
+              <w:rPr>
+                <w:rStyle w:val="VerbatimChar"/>
+                <w:sz w:val="17"/>
+              </w:rPr>
+              <w:t xml:space="preserve">JSONB</w:t>
+            </w:r>
+          </w:p>
+        </w:tc>
+        <w:tc>
+          <w:tcPr/>
+          <w:p>
+            <w:pPr>
+              <w:pStyle w:val="Compact"/>
+              <w:jc w:val="left"/>
+            </w:pPr>
+            <w:r>
+              <w:rPr>
+                <w:sz w:val="17"/>
+              </w:rPr>
+              <w:t xml:space="preserve">10–1000 characters</w:t>
             </w:r>
           </w:p>
         </w:tc>
@@ -8516,22 +8646,76 @@
           <w:p>
             <w:pPr>
               <w:pStyle w:val="Compact"/>
-            </w:pPr>
-          </w:p>
-        </w:tc>
-        <w:tc>
-          <w:tcPr/>
-          <w:p>
-            <w:pPr>
-              <w:pStyle w:val="Compact"/>
-              <w:jc w:val="left"/>
-            </w:pPr>
-            <w:r>
-              <w:rPr>
-                <w:rStyle w:val="VerbatimChar"/>
-                <w:sz w:val="17"/>
-              </w:rPr>
-              <w:t xml:space="preserve">project_id</w:t>
+              <w:jc w:val="left"/>
+            </w:pPr>
+            <w:r>
+              <w:rPr>
+                <w:sz w:val="17"/>
+              </w:rPr>
+              <w:t xml:space="preserve">FR-011</w:t>
+            </w:r>
+          </w:p>
+        </w:tc>
+        <w:tc>
+          <w:tcPr/>
+          <w:p>
+            <w:pPr>
+              <w:pStyle w:val="Compact"/>
+              <w:jc w:val="left"/>
+            </w:pPr>
+            <w:r>
+              <w:rPr>
+                <w:rStyle w:val="VerbatimChar"/>
+                <w:sz w:val="17"/>
+              </w:rPr>
+              <w:t xml:space="preserve">scene_description</w:t>
+            </w:r>
+          </w:p>
+        </w:tc>
+        <w:tc>
+          <w:tcPr/>
+          <w:p>
+            <w:pPr>
+              <w:pStyle w:val="Compact"/>
+              <w:jc w:val="left"/>
+            </w:pPr>
+            <w:r>
+              <w:rPr>
+                <w:rStyle w:val="VerbatimChar"/>
+                <w:sz w:val="17"/>
+              </w:rPr>
+              <w:t xml:space="preserve">TEXT</w:t>
+            </w:r>
+          </w:p>
+        </w:tc>
+        <w:tc>
+          <w:tcPr/>
+          <w:p>
+            <w:pPr>
+              <w:pStyle w:val="Compact"/>
+              <w:jc w:val="left"/>
+            </w:pPr>
+            <w:r>
+              <w:rPr>
+                <w:sz w:val="17"/>
+              </w:rPr>
+              <w:t xml:space="preserve">Yes</w:t>
+            </w:r>
+          </w:p>
+        </w:tc>
+        <w:tc>
+          <w:tcPr/>
+          <w:p>
+            <w:pPr>
+              <w:pStyle w:val="Compact"/>
+              <w:jc w:val="left"/>
+            </w:pPr>
+            <w:r>
+              <w:rPr>
+                <w:rStyle w:val="VerbatimChar"/>
+                <w:sz w:val="17"/>
+              </w:rPr>
+              <w:t xml:space="preserve">query_id</w:t>
             </w:r>
           </w:p>
         </w:tc>
@@ -8562,48 +8746,8 @@
               <w:rPr>
                 <w:sz w:val="17"/>
               </w:rPr>
-              <w:t xml:space="preserve">No</w:t>
-            </w:r>
-          </w:p>
-        </w:tc>
-        <w:tc>
-          <w:tcPr/>
-          <w:p>
-            <w:pPr>
-              <w:pStyle w:val="Compact"/>
-              <w:jc w:val="left"/>
-            </w:pPr>
-            <w:r>
-              <w:rPr>
-                <w:rStyle w:val="VerbatimChar"/>
-                <w:sz w:val="17"/>
-              </w:rPr>
-              <w:t xml:space="preserve">attributes</w:t>
-            </w:r>
-          </w:p>
-        </w:tc>
-        <w:tc>
-          <w:tcPr/>
-          <w:p>
-            <w:pPr>
-              <w:pStyle w:val="Compact"/>
-              <w:jc w:val="left"/>
-            </w:pPr>
-            <w:r>
-              <w:rPr>
-                <w:rStyle w:val="VerbatimChar"/>
-                <w:sz w:val="17"/>
-              </w:rPr>
-              <w:t xml:space="preserve">JSONB (scene_types ARRAY, era ENUM, time_of_day ENUM, water ENUM, terrain ARRAY, crowd_scale ENUM, constraints ARRAY)</w:t>
-            </w:r>
-          </w:p>
-        </w:tc>
-        <w:tc>
-          <w:tcPr/>
-          <w:p>
-            <w:pPr>
-              <w:pStyle w:val="Compact"/>
-            </w:pPr>
+              <w:t xml:space="preserve">structured output</w:t>
+            </w:r>
           </w:p>
         </w:tc>
       </w:tr>
@@ -8628,23 +8772,23 @@
                 <w:rStyle w:val="VerbatimChar"/>
                 <w:sz w:val="17"/>
               </w:rPr>
-              <w:t xml:space="preserve">shoot_month</w:t>
-            </w:r>
-          </w:p>
-        </w:tc>
-        <w:tc>
-          <w:tcPr/>
-          <w:p>
-            <w:pPr>
-              <w:pStyle w:val="Compact"/>
-              <w:jc w:val="left"/>
-            </w:pPr>
-            <w:r>
-              <w:rPr>
-                <w:rStyle w:val="VerbatimChar"/>
-                <w:sz w:val="17"/>
-              </w:rPr>
-              <w:t xml:space="preserve">INTEGER</w:t>
+              <w:t xml:space="preserve">project_id</w:t>
+            </w:r>
+          </w:p>
+        </w:tc>
+        <w:tc>
+          <w:tcPr/>
+          <w:p>
+            <w:pPr>
+              <w:pStyle w:val="Compact"/>
+              <w:jc w:val="left"/>
+            </w:pPr>
+            <w:r>
+              <w:rPr>
+                <w:rStyle w:val="VerbatimChar"/>
+                <w:sz w:val="17"/>
+              </w:rPr>
+              <w:t xml:space="preserve">UUID</w:t>
             </w:r>
           </w:p>
         </w:tc>
@@ -8668,15 +8812,31 @@
           <w:p>
             <w:pPr>
               <w:pStyle w:val="Compact"/>
-            </w:pPr>
-          </w:p>
-        </w:tc>
-        <w:tc>
-          <w:tcPr/>
-          <w:p>
-            <w:pPr>
-              <w:pStyle w:val="Compact"/>
-            </w:pPr>
+              <w:jc w:val="left"/>
+            </w:pPr>
+            <w:r>
+              <w:rPr>
+                <w:rStyle w:val="VerbatimChar"/>
+                <w:sz w:val="17"/>
+              </w:rPr>
+              <w:t xml:space="preserve">attributes</w:t>
+            </w:r>
+          </w:p>
+        </w:tc>
+        <w:tc>
+          <w:tcPr/>
+          <w:p>
+            <w:pPr>
+              <w:pStyle w:val="Compact"/>
+              <w:jc w:val="left"/>
+            </w:pPr>
+            <w:r>
+              <w:rPr>
+                <w:rStyle w:val="VerbatimChar"/>
+                <w:sz w:val="17"/>
+              </w:rPr>
+              <w:t xml:space="preserve">JSONB (scene_types ARRAY, era ENUM, time_of_day ENUM, water ENUM, terrain ARRAY, crowd_scale ENUM, constraints ARRAY)</w:t>
+            </w:r>
           </w:p>
         </w:tc>
         <w:tc>
@@ -8694,108 +8854,78 @@
           <w:p>
             <w:pPr>
               <w:pStyle w:val="Compact"/>
-              <w:jc w:val="left"/>
-            </w:pPr>
-            <w:r>
-              <w:rPr>
-                <w:sz w:val="17"/>
-              </w:rPr>
-              <w:t xml:space="preserve">FR-012</w:t>
-            </w:r>
-          </w:p>
-        </w:tc>
-        <w:tc>
-          <w:tcPr/>
-          <w:p>
-            <w:pPr>
-              <w:pStyle w:val="Compact"/>
-              <w:jc w:val="left"/>
-            </w:pPr>
-            <w:r>
-              <w:rPr>
-                <w:rStyle w:val="VerbatimChar"/>
-                <w:sz w:val="17"/>
-              </w:rPr>
-              <w:t xml:space="preserve">attributes</w:t>
-            </w:r>
-          </w:p>
-        </w:tc>
-        <w:tc>
-          <w:tcPr/>
-          <w:p>
-            <w:pPr>
-              <w:pStyle w:val="Compact"/>
-              <w:jc w:val="left"/>
-            </w:pPr>
-            <w:r>
-              <w:rPr>
-                <w:rStyle w:val="VerbatimChar"/>
-                <w:sz w:val="17"/>
-              </w:rPr>
-              <w:t xml:space="preserve">JSONB</w:t>
-            </w:r>
-          </w:p>
-        </w:tc>
-        <w:tc>
-          <w:tcPr/>
-          <w:p>
-            <w:pPr>
-              <w:pStyle w:val="Compact"/>
-              <w:jc w:val="left"/>
-            </w:pPr>
-            <w:r>
-              <w:rPr>
-                <w:sz w:val="17"/>
-              </w:rPr>
-              <w:t xml:space="preserve">Yes</w:t>
-            </w:r>
-          </w:p>
-        </w:tc>
-        <w:tc>
-          <w:tcPr/>
-          <w:p>
-            <w:pPr>
-              <w:pStyle w:val="Compact"/>
-              <w:jc w:val="left"/>
-            </w:pPr>
-            <w:r>
-              <w:rPr>
-                <w:rStyle w:val="VerbatimChar"/>
-                <w:sz w:val="17"/>
-              </w:rPr>
-              <w:t xml:space="preserve">valid_attributes</w:t>
-            </w:r>
-          </w:p>
-        </w:tc>
-        <w:tc>
-          <w:tcPr/>
-          <w:p>
-            <w:pPr>
-              <w:pStyle w:val="Compact"/>
-              <w:jc w:val="left"/>
-            </w:pPr>
-            <w:r>
-              <w:rPr>
-                <w:rStyle w:val="VerbatimChar"/>
-                <w:sz w:val="17"/>
-              </w:rPr>
-              <w:t xml:space="preserve">JSONB</w:t>
-            </w:r>
-          </w:p>
-        </w:tc>
-        <w:tc>
-          <w:tcPr/>
-          <w:p>
-            <w:pPr>
-              <w:pStyle w:val="Compact"/>
-              <w:jc w:val="left"/>
-            </w:pPr>
-            <w:r>
-              <w:rPr>
-                <w:sz w:val="17"/>
-              </w:rPr>
-              <w:t xml:space="preserve">mapped values reported to the user</w:t>
-            </w:r>
+            </w:pPr>
+          </w:p>
+        </w:tc>
+        <w:tc>
+          <w:tcPr/>
+          <w:p>
+            <w:pPr>
+              <w:pStyle w:val="Compact"/>
+              <w:jc w:val="left"/>
+            </w:pPr>
+            <w:r>
+              <w:rPr>
+                <w:rStyle w:val="VerbatimChar"/>
+                <w:sz w:val="17"/>
+              </w:rPr>
+              <w:t xml:space="preserve">shoot_month</w:t>
+            </w:r>
+          </w:p>
+        </w:tc>
+        <w:tc>
+          <w:tcPr/>
+          <w:p>
+            <w:pPr>
+              <w:pStyle w:val="Compact"/>
+              <w:jc w:val="left"/>
+            </w:pPr>
+            <w:r>
+              <w:rPr>
+                <w:rStyle w:val="VerbatimChar"/>
+                <w:sz w:val="17"/>
+              </w:rPr>
+              <w:t xml:space="preserve">INTEGER</w:t>
+            </w:r>
+          </w:p>
+        </w:tc>
+        <w:tc>
+          <w:tcPr/>
+          <w:p>
+            <w:pPr>
+              <w:pStyle w:val="Compact"/>
+              <w:jc w:val="left"/>
+            </w:pPr>
+            <w:r>
+              <w:rPr>
+                <w:sz w:val="17"/>
+              </w:rPr>
+              <w:t xml:space="preserve">No</w:t>
+            </w:r>
+          </w:p>
+        </w:tc>
+        <w:tc>
+          <w:tcPr/>
+          <w:p>
+            <w:pPr>
+              <w:pStyle w:val="Compact"/>
+            </w:pPr>
+          </w:p>
+        </w:tc>
+        <w:tc>
+          <w:tcPr/>
+          <w:p>
+            <w:pPr>
+              <w:pStyle w:val="Compact"/>
+            </w:pPr>
+          </w:p>
+        </w:tc>
+        <w:tc>
+          <w:tcPr/>
+          <w:p>
+            <w:pPr>
+              <w:pStyle w:val="Compact"/>
+            </w:pPr>
           </w:p>
         </w:tc>
       </w:tr>
@@ -8805,38 +8935,45 @@
           <w:p>
             <w:pPr>
               <w:pStyle w:val="Compact"/>
-            </w:pPr>
-          </w:p>
-        </w:tc>
-        <w:tc>
-          <w:tcPr/>
-          <w:p>
-            <w:pPr>
-              <w:pStyle w:val="Compact"/>
-              <w:jc w:val="left"/>
-            </w:pPr>
-            <w:r>
-              <w:rPr>
-                <w:rStyle w:val="VerbatimChar"/>
-                <w:sz w:val="17"/>
-              </w:rPr>
-              <w:t xml:space="preserve">scene_type_catalog</w:t>
-            </w:r>
-          </w:p>
-        </w:tc>
-        <w:tc>
-          <w:tcPr/>
-          <w:p>
-            <w:pPr>
-              <w:pStyle w:val="Compact"/>
-              <w:jc w:val="left"/>
-            </w:pPr>
-            <w:r>
-              <w:rPr>
-                <w:rStyle w:val="VerbatimChar"/>
-                <w:sz w:val="17"/>
-              </w:rPr>
-              <w:t xml:space="preserve">ENUM[]</w:t>
+              <w:jc w:val="left"/>
+            </w:pPr>
+            <w:r>
+              <w:rPr>
+                <w:sz w:val="17"/>
+              </w:rPr>
+              <w:t xml:space="preserve">FR-012</w:t>
+            </w:r>
+          </w:p>
+        </w:tc>
+        <w:tc>
+          <w:tcPr/>
+          <w:p>
+            <w:pPr>
+              <w:pStyle w:val="Compact"/>
+              <w:jc w:val="left"/>
+            </w:pPr>
+            <w:r>
+              <w:rPr>
+                <w:rStyle w:val="VerbatimChar"/>
+                <w:sz w:val="17"/>
+              </w:rPr>
+              <w:t xml:space="preserve">attributes</w:t>
+            </w:r>
+          </w:p>
+        </w:tc>
+        <w:tc>
+          <w:tcPr/>
+          <w:p>
+            <w:pPr>
+              <w:pStyle w:val="Compact"/>
+              <w:jc w:val="left"/>
+            </w:pPr>
+            <w:r>
+              <w:rPr>
+                <w:rStyle w:val="VerbatimChar"/>
+                <w:sz w:val="17"/>
+              </w:rPr>
+              <w:t xml:space="preserve">JSONB</w:t>
             </w:r>
           </w:p>
         </w:tc>
@@ -8867,32 +9004,39 @@
                 <w:rStyle w:val="VerbatimChar"/>
                 <w:sz w:val="17"/>
               </w:rPr>
-              <w:t xml:space="preserve">rejected</w:t>
-            </w:r>
-          </w:p>
-        </w:tc>
-        <w:tc>
-          <w:tcPr/>
-          <w:p>
-            <w:pPr>
-              <w:pStyle w:val="Compact"/>
-              <w:jc w:val="left"/>
-            </w:pPr>
-            <w:r>
-              <w:rPr>
-                <w:rStyle w:val="VerbatimChar"/>
-                <w:sz w:val="17"/>
-              </w:rPr>
-              <w:t xml:space="preserve">TEXT[]</w:t>
-            </w:r>
-          </w:p>
-        </w:tc>
-        <w:tc>
-          <w:tcPr/>
-          <w:p>
-            <w:pPr>
-              <w:pStyle w:val="Compact"/>
-            </w:pPr>
+              <w:t xml:space="preserve">valid_attributes</w:t>
+            </w:r>
+          </w:p>
+        </w:tc>
+        <w:tc>
+          <w:tcPr/>
+          <w:p>
+            <w:pPr>
+              <w:pStyle w:val="Compact"/>
+              <w:jc w:val="left"/>
+            </w:pPr>
+            <w:r>
+              <w:rPr>
+                <w:rStyle w:val="VerbatimChar"/>
+                <w:sz w:val="17"/>
+              </w:rPr>
+              <w:t xml:space="preserve">JSONB</w:t>
+            </w:r>
+          </w:p>
+        </w:tc>
+        <w:tc>
+          <w:tcPr/>
+          <w:p>
+            <w:pPr>
+              <w:pStyle w:val="Compact"/>
+              <w:jc w:val="left"/>
+            </w:pPr>
+            <w:r>
+              <w:rPr>
+                <w:sz w:val="17"/>
+              </w:rPr>
+              <w:t xml:space="preserve">mapped values reported to the user; validated against version-controlled application config</w:t>
+            </w:r>
           </w:p>
         </w:tc>
       </w:tr>
@@ -8902,45 +9046,38 @@
           <w:p>
             <w:pPr>
               <w:pStyle w:val="Compact"/>
-              <w:jc w:val="left"/>
-            </w:pPr>
-            <w:r>
-              <w:rPr>
-                <w:sz w:val="17"/>
-              </w:rPr>
-              <w:t xml:space="preserve">FR-013</w:t>
-            </w:r>
-          </w:p>
-        </w:tc>
-        <w:tc>
-          <w:tcPr/>
-          <w:p>
-            <w:pPr>
-              <w:pStyle w:val="Compact"/>
-              <w:jc w:val="left"/>
-            </w:pPr>
-            <w:r>
-              <w:rPr>
-                <w:rStyle w:val="VerbatimChar"/>
-                <w:sz w:val="17"/>
-              </w:rPr>
-              <w:t xml:space="preserve">slug</w:t>
-            </w:r>
-          </w:p>
-        </w:tc>
-        <w:tc>
-          <w:tcPr/>
-          <w:p>
-            <w:pPr>
-              <w:pStyle w:val="Compact"/>
-              <w:jc w:val="left"/>
-            </w:pPr>
-            <w:r>
-              <w:rPr>
-                <w:rStyle w:val="VerbatimChar"/>
-                <w:sz w:val="17"/>
-              </w:rPr>
-              <w:t xml:space="preserve">VARCHAR(160)</w:t>
+            </w:pPr>
+          </w:p>
+        </w:tc>
+        <w:tc>
+          <w:tcPr/>
+          <w:p>
+            <w:pPr>
+              <w:pStyle w:val="Compact"/>
+              <w:jc w:val="left"/>
+            </w:pPr>
+            <w:r>
+              <w:rPr>
+                <w:rStyle w:val="VerbatimChar"/>
+                <w:sz w:val="17"/>
+              </w:rPr>
+              <w:t xml:space="preserve">scene_type_catalog</w:t>
+            </w:r>
+          </w:p>
+        </w:tc>
+        <w:tc>
+          <w:tcPr/>
+          <w:p>
+            <w:pPr>
+              <w:pStyle w:val="Compact"/>
+              <w:jc w:val="left"/>
+            </w:pPr>
+            <w:r>
+              <w:rPr>
+                <w:rStyle w:val="VerbatimChar"/>
+                <w:sz w:val="17"/>
+              </w:rPr>
+              <w:t xml:space="preserve">ENUM[]</w:t>
             </w:r>
           </w:p>
         </w:tc>
@@ -8971,39 +9108,32 @@
                 <w:rStyle w:val="VerbatimChar"/>
                 <w:sz w:val="17"/>
               </w:rPr>
-              <w:t xml:space="preserve">location_detail</w:t>
-            </w:r>
-          </w:p>
-        </w:tc>
-        <w:tc>
-          <w:tcPr/>
-          <w:p>
-            <w:pPr>
-              <w:pStyle w:val="Compact"/>
-              <w:jc w:val="left"/>
-            </w:pPr>
-            <w:r>
-              <w:rPr>
-                <w:rStyle w:val="VerbatimChar"/>
-                <w:sz w:val="17"/>
-              </w:rPr>
-              <w:t xml:space="preserve">JSONB</w:t>
-            </w:r>
-          </w:p>
-        </w:tc>
-        <w:tc>
-          <w:tcPr/>
-          <w:p>
-            <w:pPr>
-              <w:pStyle w:val="Compact"/>
-              <w:jc w:val="left"/>
-            </w:pPr>
-            <w:r>
-              <w:rPr>
-                <w:sz w:val="17"/>
-              </w:rPr>
-              <w:t xml:space="preserve">published only</w:t>
-            </w:r>
+              <w:t xml:space="preserve">rejected</w:t>
+            </w:r>
+          </w:p>
+        </w:tc>
+        <w:tc>
+          <w:tcPr/>
+          <w:p>
+            <w:pPr>
+              <w:pStyle w:val="Compact"/>
+              <w:jc w:val="left"/>
+            </w:pPr>
+            <w:r>
+              <w:rPr>
+                <w:rStyle w:val="VerbatimChar"/>
+                <w:sz w:val="17"/>
+              </w:rPr>
+              <w:t xml:space="preserve">TEXT[]</w:t>
+            </w:r>
+          </w:p>
+        </w:tc>
+        <w:tc>
+          <w:tcPr/>
+          <w:p>
+            <w:pPr>
+              <w:pStyle w:val="Compact"/>
+            </w:pPr>
           </w:p>
         </w:tc>
       </w:tr>
@@ -9019,39 +9149,39 @@
               <w:rPr>
                 <w:sz w:val="17"/>
               </w:rPr>
-              <w:t xml:space="preserve">FR-014</w:t>
-            </w:r>
-          </w:p>
-        </w:tc>
-        <w:tc>
-          <w:tcPr/>
-          <w:p>
-            <w:pPr>
-              <w:pStyle w:val="Compact"/>
-              <w:jc w:val="left"/>
-            </w:pPr>
-            <w:r>
-              <w:rPr>
-                <w:rStyle w:val="VerbatimChar"/>
-                <w:sz w:val="17"/>
-              </w:rPr>
-              <w:t xml:space="preserve">lat</w:t>
-            </w:r>
-          </w:p>
-        </w:tc>
-        <w:tc>
-          <w:tcPr/>
-          <w:p>
-            <w:pPr>
-              <w:pStyle w:val="Compact"/>
-              <w:jc w:val="left"/>
-            </w:pPr>
-            <w:r>
-              <w:rPr>
-                <w:rStyle w:val="VerbatimChar"/>
-                <w:sz w:val="17"/>
-              </w:rPr>
-              <w:t xml:space="preserve">NUMERIC(9,6)</w:t>
+              <w:t xml:space="preserve">FR-013</w:t>
+            </w:r>
+          </w:p>
+        </w:tc>
+        <w:tc>
+          <w:tcPr/>
+          <w:p>
+            <w:pPr>
+              <w:pStyle w:val="Compact"/>
+              <w:jc w:val="left"/>
+            </w:pPr>
+            <w:r>
+              <w:rPr>
+                <w:rStyle w:val="VerbatimChar"/>
+                <w:sz w:val="17"/>
+              </w:rPr>
+              <w:t xml:space="preserve">slug</w:t>
+            </w:r>
+          </w:p>
+        </w:tc>
+        <w:tc>
+          <w:tcPr/>
+          <w:p>
+            <w:pPr>
+              <w:pStyle w:val="Compact"/>
+              <w:jc w:val="left"/>
+            </w:pPr>
+            <w:r>
+              <w:rPr>
+                <w:rStyle w:val="VerbatimChar"/>
+                <w:sz w:val="17"/>
+              </w:rPr>
+              <w:t xml:space="preserve">VARCHAR(160)</w:t>
             </w:r>
           </w:p>
         </w:tc>
@@ -9082,7 +9212,7 @@
                 <w:rStyle w:val="VerbatimChar"/>
                 <w:sz w:val="17"/>
               </w:rPr>
-              <w:t xml:space="preserve">map_view</w:t>
+              <w:t xml:space="preserve">location_detail</w:t>
             </w:r>
           </w:p>
         </w:tc>
@@ -9113,7 +9243,7 @@
               <w:rPr>
                 <w:sz w:val="17"/>
               </w:rPr>
-              <w:t xml:space="preserve">radius default 30; max 5 nearby</w:t>
+              <w:t xml:space="preserve">published only</w:t>
             </w:r>
           </w:p>
         </w:tc>
@@ -9124,22 +9254,29 @@
           <w:p>
             <w:pPr>
               <w:pStyle w:val="Compact"/>
-            </w:pPr>
-          </w:p>
-        </w:tc>
-        <w:tc>
-          <w:tcPr/>
-          <w:p>
-            <w:pPr>
-              <w:pStyle w:val="Compact"/>
-              <w:jc w:val="left"/>
-            </w:pPr>
-            <w:r>
-              <w:rPr>
-                <w:rStyle w:val="VerbatimChar"/>
-                <w:sz w:val="17"/>
-              </w:rPr>
-              <w:t xml:space="preserve">lng</w:t>
+              <w:jc w:val="left"/>
+            </w:pPr>
+            <w:r>
+              <w:rPr>
+                <w:sz w:val="17"/>
+              </w:rPr>
+              <w:t xml:space="preserve">FR-014</w:t>
+            </w:r>
+          </w:p>
+        </w:tc>
+        <w:tc>
+          <w:tcPr/>
+          <w:p>
+            <w:pPr>
+              <w:pStyle w:val="Compact"/>
+              <w:jc w:val="left"/>
+            </w:pPr>
+            <w:r>
+              <w:rPr>
+                <w:rStyle w:val="VerbatimChar"/>
+                <w:sz w:val="17"/>
+              </w:rPr>
+              <w:t xml:space="preserve">lat</w:t>
             </w:r>
           </w:p>
         </w:tc>
@@ -9186,32 +9323,39 @@
                 <w:rStyle w:val="VerbatimChar"/>
                 <w:sz w:val="17"/>
               </w:rPr>
-              <w:t xml:space="preserve">nearby</w:t>
-            </w:r>
-          </w:p>
-        </w:tc>
-        <w:tc>
-          <w:tcPr/>
-          <w:p>
-            <w:pPr>
-              <w:pStyle w:val="Compact"/>
-              <w:jc w:val="left"/>
-            </w:pPr>
-            <w:r>
-              <w:rPr>
-                <w:rStyle w:val="VerbatimChar"/>
-                <w:sz w:val="17"/>
-              </w:rPr>
-              <w:t xml:space="preserve">(location_id UUID, distance_km NUMERIC(6,2))[]</w:t>
-            </w:r>
-          </w:p>
-        </w:tc>
-        <w:tc>
-          <w:tcPr/>
-          <w:p>
-            <w:pPr>
-              <w:pStyle w:val="Compact"/>
-            </w:pPr>
+              <w:t xml:space="preserve">map_view</w:t>
+            </w:r>
+          </w:p>
+        </w:tc>
+        <w:tc>
+          <w:tcPr/>
+          <w:p>
+            <w:pPr>
+              <w:pStyle w:val="Compact"/>
+              <w:jc w:val="left"/>
+            </w:pPr>
+            <w:r>
+              <w:rPr>
+                <w:rStyle w:val="VerbatimChar"/>
+                <w:sz w:val="17"/>
+              </w:rPr>
+              <w:t xml:space="preserve">JSONB</w:t>
+            </w:r>
+          </w:p>
+        </w:tc>
+        <w:tc>
+          <w:tcPr/>
+          <w:p>
+            <w:pPr>
+              <w:pStyle w:val="Compact"/>
+              <w:jc w:val="left"/>
+            </w:pPr>
+            <w:r>
+              <w:rPr>
+                <w:sz w:val="17"/>
+              </w:rPr>
+              <w:t xml:space="preserve">radius default 30; max 5 nearby</w:t>
+            </w:r>
           </w:p>
         </w:tc>
       </w:tr>
@@ -9236,55 +9380,71 @@
                 <w:rStyle w:val="VerbatimChar"/>
                 <w:sz w:val="17"/>
               </w:rPr>
-              <w:t xml:space="preserve">radius_km</w:t>
-            </w:r>
-          </w:p>
-        </w:tc>
-        <w:tc>
-          <w:tcPr/>
-          <w:p>
-            <w:pPr>
-              <w:pStyle w:val="Compact"/>
-              <w:jc w:val="left"/>
-            </w:pPr>
-            <w:r>
-              <w:rPr>
-                <w:rStyle w:val="VerbatimChar"/>
-                <w:sz w:val="17"/>
-              </w:rPr>
-              <w:t xml:space="preserve">INTEGER</w:t>
-            </w:r>
-          </w:p>
-        </w:tc>
-        <w:tc>
-          <w:tcPr/>
-          <w:p>
-            <w:pPr>
-              <w:pStyle w:val="Compact"/>
-              <w:jc w:val="left"/>
-            </w:pPr>
-            <w:r>
-              <w:rPr>
-                <w:sz w:val="17"/>
-              </w:rPr>
-              <w:t xml:space="preserve">No</w:t>
-            </w:r>
-          </w:p>
-        </w:tc>
-        <w:tc>
-          <w:tcPr/>
-          <w:p>
-            <w:pPr>
-              <w:pStyle w:val="Compact"/>
-            </w:pPr>
-          </w:p>
-        </w:tc>
-        <w:tc>
-          <w:tcPr/>
-          <w:p>
-            <w:pPr>
-              <w:pStyle w:val="Compact"/>
-            </w:pPr>
+              <w:t xml:space="preserve">lng</w:t>
+            </w:r>
+          </w:p>
+        </w:tc>
+        <w:tc>
+          <w:tcPr/>
+          <w:p>
+            <w:pPr>
+              <w:pStyle w:val="Compact"/>
+              <w:jc w:val="left"/>
+            </w:pPr>
+            <w:r>
+              <w:rPr>
+                <w:rStyle w:val="VerbatimChar"/>
+                <w:sz w:val="17"/>
+              </w:rPr>
+              <w:t xml:space="preserve">NUMERIC(9,6)</w:t>
+            </w:r>
+          </w:p>
+        </w:tc>
+        <w:tc>
+          <w:tcPr/>
+          <w:p>
+            <w:pPr>
+              <w:pStyle w:val="Compact"/>
+              <w:jc w:val="left"/>
+            </w:pPr>
+            <w:r>
+              <w:rPr>
+                <w:sz w:val="17"/>
+              </w:rPr>
+              <w:t xml:space="preserve">Yes</w:t>
+            </w:r>
+          </w:p>
+        </w:tc>
+        <w:tc>
+          <w:tcPr/>
+          <w:p>
+            <w:pPr>
+              <w:pStyle w:val="Compact"/>
+              <w:jc w:val="left"/>
+            </w:pPr>
+            <w:r>
+              <w:rPr>
+                <w:rStyle w:val="VerbatimChar"/>
+                <w:sz w:val="17"/>
+              </w:rPr>
+              <w:t xml:space="preserve">nearby</w:t>
+            </w:r>
+          </w:p>
+        </w:tc>
+        <w:tc>
+          <w:tcPr/>
+          <w:p>
+            <w:pPr>
+              <w:pStyle w:val="Compact"/>
+              <w:jc w:val="left"/>
+            </w:pPr>
+            <w:r>
+              <w:rPr>
+                <w:rStyle w:val="VerbatimChar"/>
+                <w:sz w:val="17"/>
+              </w:rPr>
+              <w:t xml:space="preserve">(location_id UUID, distance_km NUMERIC(6,2))[]</w:t>
+            </w:r>
           </w:p>
         </w:tc>
         <w:tc>
@@ -9302,108 +9462,78 @@
           <w:p>
             <w:pPr>
               <w:pStyle w:val="Compact"/>
-              <w:jc w:val="left"/>
-            </w:pPr>
-            <w:r>
-              <w:rPr>
-                <w:sz w:val="17"/>
-              </w:rPr>
-              <w:t xml:space="preserve">FR-015</w:t>
-            </w:r>
-          </w:p>
-        </w:tc>
-        <w:tc>
-          <w:tcPr/>
-          <w:p>
-            <w:pPr>
-              <w:pStyle w:val="Compact"/>
-              <w:jc w:val="left"/>
-            </w:pPr>
-            <w:r>
-              <w:rPr>
-                <w:rStyle w:val="VerbatimChar"/>
-                <w:sz w:val="17"/>
-              </w:rPr>
-              <w:t xml:space="preserve">location_id</w:t>
-            </w:r>
-          </w:p>
-        </w:tc>
-        <w:tc>
-          <w:tcPr/>
-          <w:p>
-            <w:pPr>
-              <w:pStyle w:val="Compact"/>
-              <w:jc w:val="left"/>
-            </w:pPr>
-            <w:r>
-              <w:rPr>
-                <w:rStyle w:val="VerbatimChar"/>
-                <w:sz w:val="17"/>
-              </w:rPr>
-              <w:t xml:space="preserve">UUID</w:t>
-            </w:r>
-          </w:p>
-        </w:tc>
-        <w:tc>
-          <w:tcPr/>
-          <w:p>
-            <w:pPr>
-              <w:pStyle w:val="Compact"/>
-              <w:jc w:val="left"/>
-            </w:pPr>
-            <w:r>
-              <w:rPr>
-                <w:sz w:val="17"/>
-              </w:rPr>
-              <w:t xml:space="preserve">Yes</w:t>
-            </w:r>
-          </w:p>
-        </w:tc>
-        <w:tc>
-          <w:tcPr/>
-          <w:p>
-            <w:pPr>
-              <w:pStyle w:val="Compact"/>
-              <w:jc w:val="left"/>
-            </w:pPr>
-            <w:r>
-              <w:rPr>
-                <w:rStyle w:val="VerbatimChar"/>
-                <w:sz w:val="17"/>
-              </w:rPr>
-              <w:t xml:space="preserve">authority_contact</w:t>
-            </w:r>
-          </w:p>
-        </w:tc>
-        <w:tc>
-          <w:tcPr/>
-          <w:p>
-            <w:pPr>
-              <w:pStyle w:val="Compact"/>
-              <w:jc w:val="left"/>
-            </w:pPr>
-            <w:r>
-              <w:rPr>
-                <w:rStyle w:val="VerbatimChar"/>
-                <w:sz w:val="17"/>
-              </w:rPr>
-              <w:t xml:space="preserve">JSONB</w:t>
-            </w:r>
-          </w:p>
-        </w:tc>
-        <w:tc>
-          <w:tcPr/>
-          <w:p>
-            <w:pPr>
-              <w:pStyle w:val="Compact"/>
-              <w:jc w:val="left"/>
-            </w:pPr>
-            <w:r>
-              <w:rPr>
-                <w:sz w:val="17"/>
-              </w:rPr>
-              <w:t xml:space="preserve">empty for guests (RLS)</w:t>
-            </w:r>
+            </w:pPr>
+          </w:p>
+        </w:tc>
+        <w:tc>
+          <w:tcPr/>
+          <w:p>
+            <w:pPr>
+              <w:pStyle w:val="Compact"/>
+              <w:jc w:val="left"/>
+            </w:pPr>
+            <w:r>
+              <w:rPr>
+                <w:rStyle w:val="VerbatimChar"/>
+                <w:sz w:val="17"/>
+              </w:rPr>
+              <w:t xml:space="preserve">radius_km</w:t>
+            </w:r>
+          </w:p>
+        </w:tc>
+        <w:tc>
+          <w:tcPr/>
+          <w:p>
+            <w:pPr>
+              <w:pStyle w:val="Compact"/>
+              <w:jc w:val="left"/>
+            </w:pPr>
+            <w:r>
+              <w:rPr>
+                <w:rStyle w:val="VerbatimChar"/>
+                <w:sz w:val="17"/>
+              </w:rPr>
+              <w:t xml:space="preserve">INTEGER</w:t>
+            </w:r>
+          </w:p>
+        </w:tc>
+        <w:tc>
+          <w:tcPr/>
+          <w:p>
+            <w:pPr>
+              <w:pStyle w:val="Compact"/>
+              <w:jc w:val="left"/>
+            </w:pPr>
+            <w:r>
+              <w:rPr>
+                <w:sz w:val="17"/>
+              </w:rPr>
+              <w:t xml:space="preserve">No</w:t>
+            </w:r>
+          </w:p>
+        </w:tc>
+        <w:tc>
+          <w:tcPr/>
+          <w:p>
+            <w:pPr>
+              <w:pStyle w:val="Compact"/>
+            </w:pPr>
+          </w:p>
+        </w:tc>
+        <w:tc>
+          <w:tcPr/>
+          <w:p>
+            <w:pPr>
+              <w:pStyle w:val="Compact"/>
+            </w:pPr>
+          </w:p>
+        </w:tc>
+        <w:tc>
+          <w:tcPr/>
+          <w:p>
+            <w:pPr>
+              <w:pStyle w:val="Compact"/>
+            </w:pPr>
           </w:p>
         </w:tc>
       </w:tr>
@@ -9413,38 +9543,45 @@
           <w:p>
             <w:pPr>
               <w:pStyle w:val="Compact"/>
-            </w:pPr>
-          </w:p>
-        </w:tc>
-        <w:tc>
-          <w:tcPr/>
-          <w:p>
-            <w:pPr>
-              <w:pStyle w:val="Compact"/>
-              <w:jc w:val="left"/>
-            </w:pPr>
-            <w:r>
-              <w:rPr>
-                <w:rStyle w:val="VerbatimChar"/>
-                <w:sz w:val="17"/>
-              </w:rPr>
-              <w:t xml:space="preserve">session_role</w:t>
-            </w:r>
-          </w:p>
-        </w:tc>
-        <w:tc>
-          <w:tcPr/>
-          <w:p>
-            <w:pPr>
-              <w:pStyle w:val="Compact"/>
-              <w:jc w:val="left"/>
-            </w:pPr>
-            <w:r>
-              <w:rPr>
-                <w:rStyle w:val="VerbatimChar"/>
-                <w:sz w:val="17"/>
-              </w:rPr>
-              <w:t xml:space="preserve">ENUM</w:t>
+              <w:jc w:val="left"/>
+            </w:pPr>
+            <w:r>
+              <w:rPr>
+                <w:sz w:val="17"/>
+              </w:rPr>
+              <w:t xml:space="preserve">FR-015</w:t>
+            </w:r>
+          </w:p>
+        </w:tc>
+        <w:tc>
+          <w:tcPr/>
+          <w:p>
+            <w:pPr>
+              <w:pStyle w:val="Compact"/>
+              <w:jc w:val="left"/>
+            </w:pPr>
+            <w:r>
+              <w:rPr>
+                <w:rStyle w:val="VerbatimChar"/>
+                <w:sz w:val="17"/>
+              </w:rPr>
+              <w:t xml:space="preserve">location_id</w:t>
+            </w:r>
+          </w:p>
+        </w:tc>
+        <w:tc>
+          <w:tcPr/>
+          <w:p>
+            <w:pPr>
+              <w:pStyle w:val="Compact"/>
+              <w:jc w:val="left"/>
+            </w:pPr>
+            <w:r>
+              <w:rPr>
+                <w:rStyle w:val="VerbatimChar"/>
+                <w:sz w:val="17"/>
+              </w:rPr>
+              <w:t xml:space="preserve">UUID</w:t>
             </w:r>
           </w:p>
         </w:tc>
@@ -9468,23 +9605,46 @@
           <w:p>
             <w:pPr>
               <w:pStyle w:val="Compact"/>
-            </w:pPr>
-          </w:p>
-        </w:tc>
-        <w:tc>
-          <w:tcPr/>
-          <w:p>
-            <w:pPr>
-              <w:pStyle w:val="Compact"/>
-            </w:pPr>
-          </w:p>
-        </w:tc>
-        <w:tc>
-          <w:tcPr/>
-          <w:p>
-            <w:pPr>
-              <w:pStyle w:val="Compact"/>
-            </w:pPr>
+              <w:jc w:val="left"/>
+            </w:pPr>
+            <w:r>
+              <w:rPr>
+                <w:rStyle w:val="VerbatimChar"/>
+                <w:sz w:val="17"/>
+              </w:rPr>
+              <w:t xml:space="preserve">authority_contact</w:t>
+            </w:r>
+          </w:p>
+        </w:tc>
+        <w:tc>
+          <w:tcPr/>
+          <w:p>
+            <w:pPr>
+              <w:pStyle w:val="Compact"/>
+              <w:jc w:val="left"/>
+            </w:pPr>
+            <w:r>
+              <w:rPr>
+                <w:rStyle w:val="VerbatimChar"/>
+                <w:sz w:val="17"/>
+              </w:rPr>
+              <w:t xml:space="preserve">JSONB</w:t>
+            </w:r>
+          </w:p>
+        </w:tc>
+        <w:tc>
+          <w:tcPr/>
+          <w:p>
+            <w:pPr>
+              <w:pStyle w:val="Compact"/>
+              <w:jc w:val="left"/>
+            </w:pPr>
+            <w:r>
+              <w:rPr>
+                <w:sz w:val="17"/>
+              </w:rPr>
+              <w:t xml:space="preserve">empty for guests (RLS)</w:t>
+            </w:r>
           </w:p>
         </w:tc>
       </w:tr>
@@ -9494,45 +9654,38 @@
           <w:p>
             <w:pPr>
               <w:pStyle w:val="Compact"/>
-              <w:jc w:val="left"/>
-            </w:pPr>
-            <w:r>
-              <w:rPr>
-                <w:sz w:val="17"/>
-              </w:rPr>
-              <w:t xml:space="preserve">FR-016</w:t>
-            </w:r>
-          </w:p>
-        </w:tc>
-        <w:tc>
-          <w:tcPr/>
-          <w:p>
-            <w:pPr>
-              <w:pStyle w:val="Compact"/>
-              <w:jc w:val="left"/>
-            </w:pPr>
-            <w:r>
-              <w:rPr>
-                <w:rStyle w:val="VerbatimChar"/>
-                <w:sz w:val="17"/>
-              </w:rPr>
-              <w:t xml:space="preserve">location_ids</w:t>
-            </w:r>
-          </w:p>
-        </w:tc>
-        <w:tc>
-          <w:tcPr/>
-          <w:p>
-            <w:pPr>
-              <w:pStyle w:val="Compact"/>
-              <w:jc w:val="left"/>
-            </w:pPr>
-            <w:r>
-              <w:rPr>
-                <w:rStyle w:val="VerbatimChar"/>
-                <w:sz w:val="17"/>
-              </w:rPr>
-              <w:t xml:space="preserve">UUID[]</w:t>
+            </w:pPr>
+          </w:p>
+        </w:tc>
+        <w:tc>
+          <w:tcPr/>
+          <w:p>
+            <w:pPr>
+              <w:pStyle w:val="Compact"/>
+              <w:jc w:val="left"/>
+            </w:pPr>
+            <w:r>
+              <w:rPr>
+                <w:rStyle w:val="VerbatimChar"/>
+                <w:sz w:val="17"/>
+              </w:rPr>
+              <w:t xml:space="preserve">session_role</w:t>
+            </w:r>
+          </w:p>
+        </w:tc>
+        <w:tc>
+          <w:tcPr/>
+          <w:p>
+            <w:pPr>
+              <w:pStyle w:val="Compact"/>
+              <w:jc w:val="left"/>
+            </w:pPr>
+            <w:r>
+              <w:rPr>
+                <w:rStyle w:val="VerbatimChar"/>
+                <w:sz w:val="17"/>
+              </w:rPr>
+              <w:t xml:space="preserve">ENUM</w:t>
             </w:r>
           </w:p>
         </w:tc>
@@ -9556,46 +9709,23 @@
           <w:p>
             <w:pPr>
               <w:pStyle w:val="Compact"/>
-              <w:jc w:val="left"/>
-            </w:pPr>
-            <w:r>
-              <w:rPr>
-                <w:rStyle w:val="VerbatimChar"/>
-                <w:sz w:val="17"/>
-              </w:rPr>
-              <w:t xml:space="preserve">compare_set</w:t>
-            </w:r>
-          </w:p>
-        </w:tc>
-        <w:tc>
-          <w:tcPr/>
-          <w:p>
-            <w:pPr>
-              <w:pStyle w:val="Compact"/>
-              <w:jc w:val="left"/>
-            </w:pPr>
-            <w:r>
-              <w:rPr>
-                <w:rStyle w:val="VerbatimChar"/>
-                <w:sz w:val="17"/>
-              </w:rPr>
-              <w:t xml:space="preserve">UUID[]</w:t>
-            </w:r>
-          </w:p>
-        </w:tc>
-        <w:tc>
-          <w:tcPr/>
-          <w:p>
-            <w:pPr>
-              <w:pStyle w:val="Compact"/>
-              <w:jc w:val="left"/>
-            </w:pPr>
-            <w:r>
-              <w:rPr>
-                <w:sz w:val="17"/>
-              </w:rPr>
-              <w:t xml:space="preserve">max 4</w:t>
-            </w:r>
+            </w:pPr>
+          </w:p>
+        </w:tc>
+        <w:tc>
+          <w:tcPr/>
+          <w:p>
+            <w:pPr>
+              <w:pStyle w:val="Compact"/>
+            </w:pPr>
+          </w:p>
+        </w:tc>
+        <w:tc>
+          <w:tcPr/>
+          <w:p>
+            <w:pPr>
+              <w:pStyle w:val="Compact"/>
+            </w:pPr>
           </w:p>
         </w:tc>
       </w:tr>
@@ -9611,7 +9741,54 @@
               <w:rPr>
                 <w:sz w:val="17"/>
               </w:rPr>
-              <w:t xml:space="preserve">FR-017</w:t>
+              <w:t xml:space="preserve">FR-016</w:t>
+            </w:r>
+          </w:p>
+        </w:tc>
+        <w:tc>
+          <w:tcPr/>
+          <w:p>
+            <w:pPr>
+              <w:pStyle w:val="Compact"/>
+              <w:jc w:val="left"/>
+            </w:pPr>
+            <w:r>
+              <w:rPr>
+                <w:rStyle w:val="VerbatimChar"/>
+                <w:sz w:val="17"/>
+              </w:rPr>
+              <w:t xml:space="preserve">location_ids</w:t>
+            </w:r>
+          </w:p>
+        </w:tc>
+        <w:tc>
+          <w:tcPr/>
+          <w:p>
+            <w:pPr>
+              <w:pStyle w:val="Compact"/>
+              <w:jc w:val="left"/>
+            </w:pPr>
+            <w:r>
+              <w:rPr>
+                <w:rStyle w:val="VerbatimChar"/>
+                <w:sz w:val="17"/>
+              </w:rPr>
+              <w:t xml:space="preserve">UUID[]</w:t>
+            </w:r>
+          </w:p>
+        </w:tc>
+        <w:tc>
+          <w:tcPr/>
+          <w:p>
+            <w:pPr>
+              <w:pStyle w:val="Compact"/>
+              <w:jc w:val="left"/>
+            </w:pPr>
+            <w:r>
+              <w:rPr>
+                <w:sz w:val="17"/>
+              </w:rPr>
+              <w:t xml:space="preserve">Yes</w:t>
             </w:r>
           </w:p>
         </w:tc>
@@ -9658,54 +9835,7 @@
               <w:rPr>
                 <w:sz w:val="17"/>
               </w:rPr>
-              <w:t xml:space="preserve">Yes</w:t>
-            </w:r>
-          </w:p>
-        </w:tc>
-        <w:tc>
-          <w:tcPr/>
-          <w:p>
-            <w:pPr>
-              <w:pStyle w:val="Compact"/>
-              <w:jc w:val="left"/>
-            </w:pPr>
-            <w:r>
-              <w:rPr>
-                <w:rStyle w:val="VerbatimChar"/>
-                <w:sz w:val="17"/>
-              </w:rPr>
-              <w:t xml:space="preserve">comparison_table</w:t>
-            </w:r>
-          </w:p>
-        </w:tc>
-        <w:tc>
-          <w:tcPr/>
-          <w:p>
-            <w:pPr>
-              <w:pStyle w:val="Compact"/>
-              <w:jc w:val="left"/>
-            </w:pPr>
-            <w:r>
-              <w:rPr>
-                <w:rStyle w:val="VerbatimChar"/>
-                <w:sz w:val="17"/>
-              </w:rPr>
-              <w:t xml:space="preserve">JSONB</w:t>
-            </w:r>
-          </w:p>
-        </w:tc>
-        <w:tc>
-          <w:tcPr/>
-          <w:p>
-            <w:pPr>
-              <w:pStyle w:val="Compact"/>
-              <w:jc w:val="left"/>
-            </w:pPr>
-            <w:r>
-              <w:rPr>
-                <w:sz w:val="17"/>
-              </w:rPr>
-              <w:t xml:space="preserve">8 criteria rows; no empty cell</w:t>
+              <w:t xml:space="preserve">max 4</w:t>
             </w:r>
           </w:p>
         </w:tc>
@@ -9722,39 +9852,39 @@
               <w:rPr>
                 <w:sz w:val="17"/>
               </w:rPr>
-              <w:t xml:space="preserve">FR-018</w:t>
-            </w:r>
-          </w:p>
-        </w:tc>
-        <w:tc>
-          <w:tcPr/>
-          <w:p>
-            <w:pPr>
-              <w:pStyle w:val="Compact"/>
-              <w:jc w:val="left"/>
-            </w:pPr>
-            <w:r>
-              <w:rPr>
-                <w:rStyle w:val="VerbatimChar"/>
-                <w:sz w:val="17"/>
-              </w:rPr>
-              <w:t xml:space="preserve">project_id</w:t>
-            </w:r>
-          </w:p>
-        </w:tc>
-        <w:tc>
-          <w:tcPr/>
-          <w:p>
-            <w:pPr>
-              <w:pStyle w:val="Compact"/>
-              <w:jc w:val="left"/>
-            </w:pPr>
-            <w:r>
-              <w:rPr>
-                <w:rStyle w:val="VerbatimChar"/>
-                <w:sz w:val="17"/>
-              </w:rPr>
-              <w:t xml:space="preserve">UUID</w:t>
+              <w:t xml:space="preserve">FR-017</w:t>
+            </w:r>
+          </w:p>
+        </w:tc>
+        <w:tc>
+          <w:tcPr/>
+          <w:p>
+            <w:pPr>
+              <w:pStyle w:val="Compact"/>
+              <w:jc w:val="left"/>
+            </w:pPr>
+            <w:r>
+              <w:rPr>
+                <w:rStyle w:val="VerbatimChar"/>
+                <w:sz w:val="17"/>
+              </w:rPr>
+              <w:t xml:space="preserve">compare_set</w:t>
+            </w:r>
+          </w:p>
+        </w:tc>
+        <w:tc>
+          <w:tcPr/>
+          <w:p>
+            <w:pPr>
+              <w:pStyle w:val="Compact"/>
+              <w:jc w:val="left"/>
+            </w:pPr>
+            <w:r>
+              <w:rPr>
+                <w:rStyle w:val="VerbatimChar"/>
+                <w:sz w:val="17"/>
+              </w:rPr>
+              <w:t xml:space="preserve">UUID[]</w:t>
             </w:r>
           </w:p>
         </w:tc>
@@ -9785,38 +9915,38 @@
                 <w:rStyle w:val="VerbatimChar"/>
                 <w:sz w:val="17"/>
               </w:rPr>
-              <w:t xml:space="preserve">shortlist_id</w:t>
-            </w:r>
-          </w:p>
-        </w:tc>
-        <w:tc>
-          <w:tcPr/>
-          <w:p>
-            <w:pPr>
-              <w:pStyle w:val="Compact"/>
-              <w:jc w:val="left"/>
-            </w:pPr>
-            <w:r>
-              <w:rPr>
-                <w:rStyle w:val="VerbatimChar"/>
-                <w:sz w:val="17"/>
-              </w:rPr>
-              <w:t xml:space="preserve">UUID</w:t>
-            </w:r>
-          </w:p>
-        </w:tc>
-        <w:tc>
-          <w:tcPr/>
-          <w:p>
-            <w:pPr>
-              <w:pStyle w:val="Compact"/>
-              <w:jc w:val="left"/>
-            </w:pPr>
-            <w:r>
-              <w:rPr>
-                <w:sz w:val="17"/>
-              </w:rPr>
-              <w:t xml:space="preserve">role added (SC-17)</w:t>
+              <w:t xml:space="preserve">comparison_table</w:t>
+            </w:r>
+          </w:p>
+        </w:tc>
+        <w:tc>
+          <w:tcPr/>
+          <w:p>
+            <w:pPr>
+              <w:pStyle w:val="Compact"/>
+              <w:jc w:val="left"/>
+            </w:pPr>
+            <w:r>
+              <w:rPr>
+                <w:rStyle w:val="VerbatimChar"/>
+                <w:sz w:val="17"/>
+              </w:rPr>
+              <w:t xml:space="preserve">JSONB</w:t>
+            </w:r>
+          </w:p>
+        </w:tc>
+        <w:tc>
+          <w:tcPr/>
+          <w:p>
+            <w:pPr>
+              <w:pStyle w:val="Compact"/>
+              <w:jc w:val="left"/>
+            </w:pPr>
+            <w:r>
+              <w:rPr>
+                <w:sz w:val="17"/>
+              </w:rPr>
+              <w:t xml:space="preserve">8 criteria rows; no empty cell</w:t>
             </w:r>
           </w:p>
         </w:tc>
@@ -9827,38 +9957,45 @@
           <w:p>
             <w:pPr>
               <w:pStyle w:val="Compact"/>
-            </w:pPr>
-          </w:p>
-        </w:tc>
-        <w:tc>
-          <w:tcPr/>
-          <w:p>
-            <w:pPr>
-              <w:pStyle w:val="Compact"/>
-              <w:jc w:val="left"/>
-            </w:pPr>
-            <w:r>
-              <w:rPr>
-                <w:rStyle w:val="VerbatimChar"/>
-                <w:sz w:val="17"/>
-              </w:rPr>
-              <w:t xml:space="preserve">location_ids</w:t>
-            </w:r>
-          </w:p>
-        </w:tc>
-        <w:tc>
-          <w:tcPr/>
-          <w:p>
-            <w:pPr>
-              <w:pStyle w:val="Compact"/>
-              <w:jc w:val="left"/>
-            </w:pPr>
-            <w:r>
-              <w:rPr>
-                <w:rStyle w:val="VerbatimChar"/>
-                <w:sz w:val="17"/>
-              </w:rPr>
-              <w:t xml:space="preserve">UUID[]</w:t>
+              <w:jc w:val="left"/>
+            </w:pPr>
+            <w:r>
+              <w:rPr>
+                <w:sz w:val="17"/>
+              </w:rPr>
+              <w:t xml:space="preserve">FR-018</w:t>
+            </w:r>
+          </w:p>
+        </w:tc>
+        <w:tc>
+          <w:tcPr/>
+          <w:p>
+            <w:pPr>
+              <w:pStyle w:val="Compact"/>
+              <w:jc w:val="left"/>
+            </w:pPr>
+            <w:r>
+              <w:rPr>
+                <w:rStyle w:val="VerbatimChar"/>
+                <w:sz w:val="17"/>
+              </w:rPr>
+              <w:t xml:space="preserve">project_id</w:t>
+            </w:r>
+          </w:p>
+        </w:tc>
+        <w:tc>
+          <w:tcPr/>
+          <w:p>
+            <w:pPr>
+              <w:pStyle w:val="Compact"/>
+              <w:jc w:val="left"/>
+            </w:pPr>
+            <w:r>
+              <w:rPr>
+                <w:rStyle w:val="VerbatimChar"/>
+                <w:sz w:val="17"/>
+              </w:rPr>
+              <w:t xml:space="preserve">UUID</w:t>
             </w:r>
           </w:p>
         </w:tc>
@@ -9889,32 +10026,39 @@
                 <w:rStyle w:val="VerbatimChar"/>
                 <w:sz w:val="17"/>
               </w:rPr>
-              <w:t xml:space="preserve">gauge_location</w:t>
-            </w:r>
-          </w:p>
-        </w:tc>
-        <w:tc>
-          <w:tcPr/>
-          <w:p>
-            <w:pPr>
-              <w:pStyle w:val="Compact"/>
-              <w:jc w:val="left"/>
-            </w:pPr>
-            <w:r>
-              <w:rPr>
-                <w:rStyle w:val="VerbatimChar"/>
-                <w:sz w:val="17"/>
-              </w:rPr>
-              <w:t xml:space="preserve">NUMERIC(5,2)</w:t>
-            </w:r>
-          </w:p>
-        </w:tc>
-        <w:tc>
-          <w:tcPr/>
-          <w:p>
-            <w:pPr>
-              <w:pStyle w:val="Compact"/>
-            </w:pPr>
+              <w:t xml:space="preserve">shortlist_id</w:t>
+            </w:r>
+          </w:p>
+        </w:tc>
+        <w:tc>
+          <w:tcPr/>
+          <w:p>
+            <w:pPr>
+              <w:pStyle w:val="Compact"/>
+              <w:jc w:val="left"/>
+            </w:pPr>
+            <w:r>
+              <w:rPr>
+                <w:rStyle w:val="VerbatimChar"/>
+                <w:sz w:val="17"/>
+              </w:rPr>
+              <w:t xml:space="preserve">UUID</w:t>
+            </w:r>
+          </w:p>
+        </w:tc>
+        <w:tc>
+          <w:tcPr/>
+          <w:p>
+            <w:pPr>
+              <w:pStyle w:val="Compact"/>
+              <w:jc w:val="left"/>
+            </w:pPr>
+            <w:r>
+              <w:rPr>
+                <w:sz w:val="17"/>
+              </w:rPr>
+              <w:t xml:space="preserve">role added (SC-17)</w:t>
+            </w:r>
           </w:p>
         </w:tc>
       </w:tr>
@@ -9939,23 +10083,23 @@
                 <w:rStyle w:val="VerbatimChar"/>
                 <w:sz w:val="17"/>
               </w:rPr>
-              <w:t xml:space="preserve">role</w:t>
-            </w:r>
-          </w:p>
-        </w:tc>
-        <w:tc>
-          <w:tcPr/>
-          <w:p>
-            <w:pPr>
-              <w:pStyle w:val="Compact"/>
-              <w:jc w:val="left"/>
-            </w:pPr>
-            <w:r>
-              <w:rPr>
-                <w:rStyle w:val="VerbatimChar"/>
-                <w:sz w:val="17"/>
-              </w:rPr>
-              <w:t xml:space="preserve">ENUM(primary, backup)</w:t>
+              <w:t xml:space="preserve">location_ids</w:t>
+            </w:r>
+          </w:p>
+        </w:tc>
+        <w:tc>
+          <w:tcPr/>
+          <w:p>
+            <w:pPr>
+              <w:pStyle w:val="Compact"/>
+              <w:jc w:val="left"/>
+            </w:pPr>
+            <w:r>
+              <w:rPr>
+                <w:rStyle w:val="VerbatimChar"/>
+                <w:sz w:val="17"/>
+              </w:rPr>
+              <w:t xml:space="preserve">UUID[]</w:t>
             </w:r>
           </w:p>
         </w:tc>
@@ -9979,15 +10123,31 @@
           <w:p>
             <w:pPr>
               <w:pStyle w:val="Compact"/>
-            </w:pPr>
-          </w:p>
-        </w:tc>
-        <w:tc>
-          <w:tcPr/>
-          <w:p>
-            <w:pPr>
-              <w:pStyle w:val="Compact"/>
-            </w:pPr>
+              <w:jc w:val="left"/>
+            </w:pPr>
+            <w:r>
+              <w:rPr>
+                <w:rStyle w:val="VerbatimChar"/>
+                <w:sz w:val="17"/>
+              </w:rPr>
+              <w:t xml:space="preserve">gauge_location</w:t>
+            </w:r>
+          </w:p>
+        </w:tc>
+        <w:tc>
+          <w:tcPr/>
+          <w:p>
+            <w:pPr>
+              <w:pStyle w:val="Compact"/>
+              <w:jc w:val="left"/>
+            </w:pPr>
+            <w:r>
+              <w:rPr>
+                <w:rStyle w:val="VerbatimChar"/>
+                <w:sz w:val="17"/>
+              </w:rPr>
+              <w:t xml:space="preserve">NUMERIC(5,2)</w:t>
+            </w:r>
           </w:p>
         </w:tc>
         <w:tc>
@@ -10005,45 +10165,38 @@
           <w:p>
             <w:pPr>
               <w:pStyle w:val="Compact"/>
-              <w:jc w:val="left"/>
-            </w:pPr>
-            <w:r>
-              <w:rPr>
-                <w:sz w:val="17"/>
-              </w:rPr>
-              <w:t xml:space="preserve">FR-019</w:t>
-            </w:r>
-          </w:p>
-        </w:tc>
-        <w:tc>
-          <w:tcPr/>
-          <w:p>
-            <w:pPr>
-              <w:pStyle w:val="Compact"/>
-              <w:jc w:val="left"/>
-            </w:pPr>
-            <w:r>
-              <w:rPr>
-                <w:rStyle w:val="VerbatimChar"/>
-                <w:sz w:val="17"/>
-              </w:rPr>
-              <w:t xml:space="preserve">province_id</w:t>
-            </w:r>
-          </w:p>
-        </w:tc>
-        <w:tc>
-          <w:tcPr/>
-          <w:p>
-            <w:pPr>
-              <w:pStyle w:val="Compact"/>
-              <w:jc w:val="left"/>
-            </w:pPr>
-            <w:r>
-              <w:rPr>
-                <w:rStyle w:val="VerbatimChar"/>
-                <w:sz w:val="17"/>
-              </w:rPr>
-              <w:t xml:space="preserve">INTEGER</w:t>
+            </w:pPr>
+          </w:p>
+        </w:tc>
+        <w:tc>
+          <w:tcPr/>
+          <w:p>
+            <w:pPr>
+              <w:pStyle w:val="Compact"/>
+              <w:jc w:val="left"/>
+            </w:pPr>
+            <w:r>
+              <w:rPr>
+                <w:rStyle w:val="VerbatimChar"/>
+                <w:sz w:val="17"/>
+              </w:rPr>
+              <w:t xml:space="preserve">role</w:t>
+            </w:r>
+          </w:p>
+        </w:tc>
+        <w:tc>
+          <w:tcPr/>
+          <w:p>
+            <w:pPr>
+              <w:pStyle w:val="Compact"/>
+              <w:jc w:val="left"/>
+            </w:pPr>
+            <w:r>
+              <w:rPr>
+                <w:rStyle w:val="VerbatimChar"/>
+                <w:sz w:val="17"/>
+              </w:rPr>
+              <w:t xml:space="preserve">ENUM(primary, backup)</w:t>
             </w:r>
           </w:p>
         </w:tc>
@@ -10067,46 +10220,23 @@
           <w:p>
             <w:pPr>
               <w:pStyle w:val="Compact"/>
-              <w:jc w:val="left"/>
-            </w:pPr>
-            <w:r>
-              <w:rPr>
-                <w:rStyle w:val="VerbatimChar"/>
-                <w:sz w:val="17"/>
-              </w:rPr>
-              <w:t xml:space="preserve">readiness_index</w:t>
-            </w:r>
-          </w:p>
-        </w:tc>
-        <w:tc>
-          <w:tcPr/>
-          <w:p>
-            <w:pPr>
-              <w:pStyle w:val="Compact"/>
-              <w:jc w:val="left"/>
-            </w:pPr>
-            <w:r>
-              <w:rPr>
-                <w:rStyle w:val="VerbatimChar"/>
-                <w:sz w:val="17"/>
-              </w:rPr>
-              <w:t xml:space="preserve">NUMERIC(5,2)</w:t>
-            </w:r>
-          </w:p>
-        </w:tc>
-        <w:tc>
-          <w:tcPr/>
-          <w:p>
-            <w:pPr>
-              <w:pStyle w:val="Compact"/>
-              <w:jc w:val="left"/>
-            </w:pPr>
-            <w:r>
-              <w:rPr>
-                <w:sz w:val="17"/>
-              </w:rPr>
-              <w:t xml:space="preserve">4 scored components + 1 condition; sample size per component</w:t>
-            </w:r>
+            </w:pPr>
+          </w:p>
+        </w:tc>
+        <w:tc>
+          <w:tcPr/>
+          <w:p>
+            <w:pPr>
+              <w:pStyle w:val="Compact"/>
+            </w:pPr>
+          </w:p>
+        </w:tc>
+        <w:tc>
+          <w:tcPr/>
+          <w:p>
+            <w:pPr>
+              <w:pStyle w:val="Compact"/>
+            </w:pPr>
           </w:p>
         </w:tc>
       </w:tr>
@@ -10116,71 +10246,108 @@
           <w:p>
             <w:pPr>
               <w:pStyle w:val="Compact"/>
-            </w:pPr>
-          </w:p>
-        </w:tc>
-        <w:tc>
-          <w:tcPr/>
-          <w:p>
-            <w:pPr>
-              <w:pStyle w:val="Compact"/>
-            </w:pPr>
-          </w:p>
-        </w:tc>
-        <w:tc>
-          <w:tcPr/>
-          <w:p>
-            <w:pPr>
-              <w:pStyle w:val="Compact"/>
-            </w:pPr>
-          </w:p>
-        </w:tc>
-        <w:tc>
-          <w:tcPr/>
-          <w:p>
-            <w:pPr>
-              <w:pStyle w:val="Compact"/>
-            </w:pPr>
-          </w:p>
-        </w:tc>
-        <w:tc>
-          <w:tcPr/>
-          <w:p>
-            <w:pPr>
-              <w:pStyle w:val="Compact"/>
-              <w:jc w:val="left"/>
-            </w:pPr>
-            <w:r>
-              <w:rPr>
-                <w:rStyle w:val="VerbatimChar"/>
-                <w:sz w:val="17"/>
-              </w:rPr>
-              <w:t xml:space="preserve">components</w:t>
-            </w:r>
-          </w:p>
-        </w:tc>
-        <w:tc>
-          <w:tcPr/>
-          <w:p>
-            <w:pPr>
-              <w:pStyle w:val="Compact"/>
-              <w:jc w:val="left"/>
-            </w:pPr>
-            <w:r>
-              <w:rPr>
-                <w:rStyle w:val="VerbatimChar"/>
-                <w:sz w:val="17"/>
-              </w:rPr>
-              <w:t xml:space="preserve">JSONB</w:t>
-            </w:r>
-          </w:p>
-        </w:tc>
-        <w:tc>
-          <w:tcPr/>
-          <w:p>
-            <w:pPr>
-              <w:pStyle w:val="Compact"/>
-            </w:pPr>
+              <w:jc w:val="left"/>
+            </w:pPr>
+            <w:r>
+              <w:rPr>
+                <w:sz w:val="17"/>
+              </w:rPr>
+              <w:t xml:space="preserve">FR-019</w:t>
+            </w:r>
+          </w:p>
+        </w:tc>
+        <w:tc>
+          <w:tcPr/>
+          <w:p>
+            <w:pPr>
+              <w:pStyle w:val="Compact"/>
+              <w:jc w:val="left"/>
+            </w:pPr>
+            <w:r>
+              <w:rPr>
+                <w:rStyle w:val="VerbatimChar"/>
+                <w:sz w:val="17"/>
+              </w:rPr>
+              <w:t xml:space="preserve">province_id</w:t>
+            </w:r>
+          </w:p>
+        </w:tc>
+        <w:tc>
+          <w:tcPr/>
+          <w:p>
+            <w:pPr>
+              <w:pStyle w:val="Compact"/>
+              <w:jc w:val="left"/>
+            </w:pPr>
+            <w:r>
+              <w:rPr>
+                <w:rStyle w:val="VerbatimChar"/>
+                <w:sz w:val="17"/>
+              </w:rPr>
+              <w:t xml:space="preserve">INTEGER</w:t>
+            </w:r>
+          </w:p>
+        </w:tc>
+        <w:tc>
+          <w:tcPr/>
+          <w:p>
+            <w:pPr>
+              <w:pStyle w:val="Compact"/>
+              <w:jc w:val="left"/>
+            </w:pPr>
+            <w:r>
+              <w:rPr>
+                <w:sz w:val="17"/>
+              </w:rPr>
+              <w:t xml:space="preserve">Yes</w:t>
+            </w:r>
+          </w:p>
+        </w:tc>
+        <w:tc>
+          <w:tcPr/>
+          <w:p>
+            <w:pPr>
+              <w:pStyle w:val="Compact"/>
+              <w:jc w:val="left"/>
+            </w:pPr>
+            <w:r>
+              <w:rPr>
+                <w:rStyle w:val="VerbatimChar"/>
+                <w:sz w:val="17"/>
+              </w:rPr>
+              <w:t xml:space="preserve">readiness_index</w:t>
+            </w:r>
+          </w:p>
+        </w:tc>
+        <w:tc>
+          <w:tcPr/>
+          <w:p>
+            <w:pPr>
+              <w:pStyle w:val="Compact"/>
+              <w:jc w:val="left"/>
+            </w:pPr>
+            <w:r>
+              <w:rPr>
+                <w:rStyle w:val="VerbatimChar"/>
+                <w:sz w:val="17"/>
+              </w:rPr>
+              <w:t xml:space="preserve">NUMERIC(5,2)</w:t>
+            </w:r>
+          </w:p>
+        </w:tc>
+        <w:tc>
+          <w:tcPr/>
+          <w:p>
+            <w:pPr>
+              <w:pStyle w:val="Compact"/>
+              <w:jc w:val="left"/>
+            </w:pPr>
+            <w:r>
+              <w:rPr>
+                <w:sz w:val="17"/>
+              </w:rPr>
+              <w:t xml:space="preserve">4 scored components + 1 condition; sample size per component</w:t>
+            </w:r>
           </w:p>
         </w:tc>
       </w:tr>
@@ -10190,6 +10357,80 @@
           <w:p>
             <w:pPr>
               <w:pStyle w:val="Compact"/>
+            </w:pPr>
+          </w:p>
+        </w:tc>
+        <w:tc>
+          <w:tcPr/>
+          <w:p>
+            <w:pPr>
+              <w:pStyle w:val="Compact"/>
+            </w:pPr>
+          </w:p>
+        </w:tc>
+        <w:tc>
+          <w:tcPr/>
+          <w:p>
+            <w:pPr>
+              <w:pStyle w:val="Compact"/>
+            </w:pPr>
+          </w:p>
+        </w:tc>
+        <w:tc>
+          <w:tcPr/>
+          <w:p>
+            <w:pPr>
+              <w:pStyle w:val="Compact"/>
+            </w:pPr>
+          </w:p>
+        </w:tc>
+        <w:tc>
+          <w:tcPr/>
+          <w:p>
+            <w:pPr>
+              <w:pStyle w:val="Compact"/>
+              <w:jc w:val="left"/>
+            </w:pPr>
+            <w:r>
+              <w:rPr>
+                <w:rStyle w:val="VerbatimChar"/>
+                <w:sz w:val="17"/>
+              </w:rPr>
+              <w:t xml:space="preserve">components</w:t>
+            </w:r>
+          </w:p>
+        </w:tc>
+        <w:tc>
+          <w:tcPr/>
+          <w:p>
+            <w:pPr>
+              <w:pStyle w:val="Compact"/>
+              <w:jc w:val="left"/>
+            </w:pPr>
+            <w:r>
+              <w:rPr>
+                <w:rStyle w:val="VerbatimChar"/>
+                <w:sz w:val="17"/>
+              </w:rPr>
+              <w:t xml:space="preserve">JSONB</w:t>
+            </w:r>
+          </w:p>
+        </w:tc>
+        <w:tc>
+          <w:tcPr/>
+          <w:p>
+            <w:pPr>
+              <w:pStyle w:val="Compact"/>
+            </w:pPr>
+          </w:p>
+        </w:tc>
+      </w:tr>
+      <w:tr>
+        <w:tc>
+          <w:tcPr/>
+          <w:p>
+            <w:pPr>
+              <w:pStyle w:val="Compact"/>
               <w:jc w:val="left"/>
             </w:pPr>
             <w:r>
@@ -10296,8 +10537,8 @@
         </w:tc>
       </w:tr>
     </w:tbl>
-    <w:bookmarkEnd w:id="35"/>
-    <w:bookmarkStart w:id="36" w:name="Xf08c5fac6d146dfbd969d3549b1b5c53dd98aa2"/>
+    <w:bookmarkEnd w:id="37"/>
+    <w:bookmarkStart w:id="38" w:name="Xf08c5fac6d146dfbd969d3549b1b5c53dd98aa2"/>
     <w:p>
       <w:pPr>
         <w:pStyle w:val="Heading3"/>
@@ -10415,7 +10656,7 @@
               <w:rPr>
                 <w:sz w:val="17"/>
               </w:rPr>
-              <w:t xml:space="preserve">The language model only extracts attributes; ranking is done by a deterministic scoring function in the database. The model never names or ranks a location.</w:t>
+              <w:t xml:space="preserve">The language model only extracts attributes; ranking is done by a deterministic server-side scoring function. The model never names or ranks a location.</w:t>
             </w:r>
           </w:p>
         </w:tc>
@@ -11027,9 +11268,9 @@
         </w:tc>
       </w:tr>
     </w:tbl>
-    <w:bookmarkEnd w:id="36"/>
-    <w:bookmarkEnd w:id="37"/>
-    <w:bookmarkStart w:id="39" w:name="Xd4a7e4930d01b3f2af150543fa31b412e6715be"/>
+    <w:bookmarkEnd w:id="38"/>
+    <w:bookmarkEnd w:id="39"/>
+    <w:bookmarkStart w:id="41" w:name="Xd4a7e4930d01b3f2af150543fa31b412e6715be"/>
     <w:p>
       <w:pPr>
         <w:pStyle w:val="Heading2"/>
@@ -11450,7 +11691,7 @@
         </w:tc>
       </w:tr>
     </w:tbl>
-    <w:bookmarkStart w:id="38" w:name="Xbecd423f5882972d65b0bceed9cc4371cda5552"/>
+    <w:bookmarkStart w:id="40" w:name="Xbecd423f5882972d65b0bceed9cc4371cda5552"/>
     <w:p>
       <w:pPr>
         <w:pStyle w:val="Heading3"/>
@@ -11820,9 +12061,9 @@
         </w:tc>
       </w:tr>
     </w:tbl>
-    <w:bookmarkEnd w:id="38"/>
-    <w:bookmarkEnd w:id="39"/>
-    <w:bookmarkStart w:id="40" w:name="Xd2a645a1673f9c3c0ba35362f9a4e8652055502"/>
+    <w:bookmarkEnd w:id="40"/>
+    <w:bookmarkEnd w:id="41"/>
+    <w:bookmarkStart w:id="42" w:name="Xd2a645a1673f9c3c0ba35362f9a4e8652055502"/>
     <w:p>
       <w:pPr>
         <w:pStyle w:val="Heading2"/>
@@ -12312,8 +12553,8 @@
         </w:tc>
       </w:tr>
     </w:tbl>
-    <w:bookmarkEnd w:id="40"/>
-    <w:bookmarkStart w:id="41" w:name="Xbe7985084ef4dfdbc7e9fba0a235022f75110b0"/>
+    <w:bookmarkEnd w:id="42"/>
+    <w:bookmarkStart w:id="43" w:name="Xbe7985084ef4dfdbc7e9fba0a235022f75110b0"/>
     <w:p>
       <w:pPr>
         <w:pStyle w:val="Heading2"/>
@@ -12593,8 +12834,8 @@
         </w:tc>
       </w:tr>
     </w:tbl>
-    <w:bookmarkEnd w:id="41"/>
-    <w:bookmarkStart w:id="42" w:name="Xf0e84fbc24061432f3671343bf60d40f0e14ddf"/>
+    <w:bookmarkEnd w:id="43"/>
+    <w:bookmarkStart w:id="44" w:name="Xf0e84fbc24061432f3671343bf60d40f0e14ddf"/>
     <w:p>
       <w:pPr>
         <w:pStyle w:val="Heading2"/>
@@ -12607,7 +12848,7 @@
       <w:pPr>
         <w:numPr>
           <w:ilvl w:val="0"/>
-          <w:numId w:val="1010"/>
+          <w:numId w:val="1011"/>
         </w:numPr>
         <w:pStyle w:val="Compact"/>
       </w:pPr>
@@ -12619,7 +12860,7 @@
       <w:pPr>
         <w:numPr>
           <w:ilvl w:val="0"/>
-          <w:numId w:val="1010"/>
+          <w:numId w:val="1011"/>
         </w:numPr>
         <w:pStyle w:val="Compact"/>
       </w:pPr>
@@ -12631,16 +12872,16 @@
       <w:pPr>
         <w:numPr>
           <w:ilvl w:val="0"/>
-          <w:numId w:val="1010"/>
+          <w:numId w:val="1011"/>
         </w:numPr>
         <w:pStyle w:val="Compact"/>
       </w:pPr>
       <w:r>
-        <w:t xml:space="preserve">Test values used until VFDA confirms the scoring weights: the six criteria have equal weight (1/6 each); availability scores open = full, survey_in_progress = half, paused = 0; a result is shown from 40 points; authority contacts are re-verified every 12 months.</w:t>
+        <w:t xml:space="preserve">Scoring weights decided by Group C on 28/10/2026 (Clarifications Q1, VFDA to confirm): scene fit 35, season 15, crew 15, logistics 15, permit 10, availability 10; a criterion with no data scores half its weight (BR-003); availability scores open = full, survey_in_progress = half, paused = 0; province is a filter, not a criterion; a result is shown from 40 points; authority contacts are re-verified every 12 months.</w:t>
       </w:r>
     </w:p>
-    <w:bookmarkEnd w:id="42"/>
-    <w:bookmarkStart w:id="43" w:name="X55a6565c84ac464289a534278fc4074fe00819d"/>
+    <w:bookmarkEnd w:id="44"/>
+    <w:bookmarkStart w:id="45" w:name="X55a6565c84ac464289a534278fc4074fe00819d"/>
     <w:p>
       <w:pPr>
         <w:pStyle w:val="Heading2"/>
@@ -12857,7 +13098,7 @@
               <w:rPr>
                 <w:sz w:val="17"/>
               </w:rPr>
-              <w:t xml:space="preserve">Open</w:t>
+              <w:t xml:space="preserve">Decided (provisional, VFDA to confirm) — see Clarifications</w:t>
             </w:r>
           </w:p>
         </w:tc>
@@ -12889,7 +13130,7 @@
               <w:rPr>
                 <w:sz w:val="17"/>
               </w:rPr>
-              <w:t xml:space="preserve">[NEEDS CLARIFICATION: Who maintains the fixed attribute catalogue (scene types, terrain, era) used by F-M3-12?]</w:t>
+              <w:t xml:space="preserve">[NEEDS CLARIFICATION: Who in VFDA approves the fixed attribute catalogue content and synonym mappings used by F-M3-12? Technical storage is version-controlled application configuration (JSON/TS) in code.]</w:t>
             </w:r>
             <w:r>
               <w:rPr>
@@ -12948,7 +13189,7 @@
               <w:rPr>
                 <w:sz w:val="17"/>
               </w:rPr>
-              <w:t xml:space="preserve">Open</w:t>
+              <w:t xml:space="preserve">Decided (provisional, VFDA to confirm) — see Clarifications</w:t>
             </w:r>
           </w:p>
         </w:tc>
@@ -13091,7 +13332,7 @@
               <w:rPr>
                 <w:sz w:val="17"/>
               </w:rPr>
-              <w:t xml:space="preserve">Open</w:t>
+              <w:t xml:space="preserve">Decided (provisional, VFDA to confirm) — see Clarifications</w:t>
             </w:r>
           </w:p>
         </w:tc>
@@ -13182,7 +13423,7 @@
               <w:rPr>
                 <w:sz w:val="17"/>
               </w:rPr>
-              <w:t xml:space="preserve">Open</w:t>
+              <w:t xml:space="preserve">Decided (provisional, VFDA to confirm) — see Clarifications</w:t>
             </w:r>
           </w:p>
         </w:tc>
@@ -13745,8 +13986,8 @@
         </w:tc>
       </w:tr>
     </w:tbl>
-    <w:bookmarkEnd w:id="43"/>
-    <w:bookmarkStart w:id="45" w:name="Xfe89178ba2c1baf2da96240bc9850b678501375"/>
+    <w:bookmarkEnd w:id="45"/>
+    <w:bookmarkStart w:id="47" w:name="Xfe89178ba2c1baf2da96240bc9850b678501375"/>
     <w:p>
       <w:pPr>
         <w:pStyle w:val="Heading2"/>
@@ -14114,7 +14355,7 @@
         </w:tc>
       </w:tr>
     </w:tbl>
-    <w:bookmarkStart w:id="44" w:name="X0ebe4ea0055657d0fde6dddb3c03c11905d0ce8"/>
+    <w:bookmarkStart w:id="46" w:name="X0ebe4ea0055657d0fde6dddb3c03c11905d0ce8"/>
     <w:p>
       <w:pPr>
         <w:pStyle w:val="Heading3"/>
@@ -14507,10 +14748,134 @@
           </w:p>
         </w:tc>
       </w:tr>
+      <w:tr>
+        <w:tc>
+          <w:tcPr/>
+          <w:p>
+            <w:pPr>
+              <w:pStyle w:val="Compact"/>
+              <w:jc w:val="left"/>
+            </w:pPr>
+            <w:r>
+              <w:rPr>
+                <w:sz w:val="17"/>
+              </w:rPr>
+              <w:t xml:space="preserve">Special scenes filter</w:t>
+            </w:r>
+          </w:p>
+        </w:tc>
+        <w:tc>
+          <w:tcPr/>
+          <w:p>
+            <w:pPr>
+              <w:pStyle w:val="Compact"/>
+              <w:jc w:val="left"/>
+            </w:pPr>
+            <w:r>
+              <w:rPr>
+                <w:sz w:val="17"/>
+              </w:rPr>
+              <w:t xml:space="preserve">special_scenes ENUM[] in DBIZ2 Function List row 48</w:t>
+            </w:r>
+          </w:p>
+        </w:tc>
+        <w:tc>
+          <w:tcPr/>
+          <w:p>
+            <w:pPr>
+              <w:pStyle w:val="Compact"/>
+              <w:jc w:val="left"/>
+            </w:pPr>
+            <w:r>
+              <w:rPr>
+                <w:sz w:val="17"/>
+              </w:rPr>
+              <w:t xml:space="preserve">special_scenes removed; filtering uses 14-value scene_types enum, province/region, crew_size and shoot_month (reconciled with 18-field location template in FR-002)</w:t>
+            </w:r>
+          </w:p>
+        </w:tc>
+        <w:tc>
+          <w:tcPr/>
+          <w:p>
+            <w:pPr>
+              <w:pStyle w:val="Compact"/>
+              <w:jc w:val="left"/>
+            </w:pPr>
+            <w:r>
+              <w:rPr>
+                <w:sz w:val="17"/>
+              </w:rPr>
+              <w:t xml:space="preserve">Reconciled — confirmed by team</w:t>
+            </w:r>
+          </w:p>
+        </w:tc>
+      </w:tr>
+      <w:tr>
+        <w:tc>
+          <w:tcPr/>
+          <w:p>
+            <w:pPr>
+              <w:pStyle w:val="Compact"/>
+              <w:jc w:val="left"/>
+            </w:pPr>
+            <w:r>
+              <w:rPr>
+                <w:sz w:val="17"/>
+              </w:rPr>
+              <w:t xml:space="preserve">Scoring engine location</w:t>
+            </w:r>
+          </w:p>
+        </w:tc>
+        <w:tc>
+          <w:tcPr/>
+          <w:p>
+            <w:pPr>
+              <w:pStyle w:val="Compact"/>
+              <w:jc w:val="left"/>
+            </w:pPr>
+            <w:r>
+              <w:rPr>
+                <w:sz w:val="17"/>
+              </w:rPr>
+              <w:t xml:space="preserve">F-M3-08: database function, 100-point scale over six criteria (Function List row 49)</w:t>
+            </w:r>
+          </w:p>
+        </w:tc>
+        <w:tc>
+          <w:tcPr/>
+          <w:p>
+            <w:pPr>
+              <w:pStyle w:val="Compact"/>
+              <w:jc w:val="left"/>
+            </w:pPr>
+            <w:r>
+              <w:rPr>
+                <w:sz w:val="17"/>
+              </w:rPr>
+              <w:t xml:space="preserve">One deterministic server-side scoring function with weights scene fit 35, season 15, crew 15, logistics 15, permit 10, availability 10; province is a filter (Clarifications Q1, 28/10/2026)</w:t>
+            </w:r>
+          </w:p>
+        </w:tc>
+        <w:tc>
+          <w:tcPr/>
+          <w:p>
+            <w:pPr>
+              <w:pStyle w:val="Compact"/>
+              <w:jc w:val="left"/>
+            </w:pPr>
+            <w:r>
+              <w:rPr>
+                <w:sz w:val="17"/>
+              </w:rPr>
+              <w:t xml:space="preserve">Group C decision — VFDA to confirm weights</w:t>
+            </w:r>
+          </w:p>
+        </w:tc>
+      </w:tr>
     </w:tbl>
-    <w:bookmarkEnd w:id="44"/>
-    <w:bookmarkEnd w:id="45"/>
-    <w:bookmarkStart w:id="46" w:name="completion-checklist"/>
+    <w:bookmarkEnd w:id="46"/>
+    <w:bookmarkEnd w:id="47"/>
+    <w:bookmarkStart w:id="48" w:name="completion-checklist"/>
     <w:p>
       <w:pPr>
         <w:pStyle w:val="Heading2"/>
@@ -14523,7 +14888,7 @@
       <w:pPr>
         <w:numPr>
           <w:ilvl w:val="0"/>
-          <w:numId w:val="1011"/>
+          <w:numId w:val="1012"/>
         </w:numPr>
         <w:pStyle w:val="Compact"/>
       </w:pPr>
@@ -14535,7 +14900,7 @@
       <w:pPr>
         <w:numPr>
           <w:ilvl w:val="0"/>
-          <w:numId w:val="1011"/>
+          <w:numId w:val="1012"/>
         </w:numPr>
         <w:pStyle w:val="Compact"/>
       </w:pPr>
@@ -14547,7 +14912,7 @@
       <w:pPr>
         <w:numPr>
           <w:ilvl w:val="0"/>
-          <w:numId w:val="1011"/>
+          <w:numId w:val="1012"/>
         </w:numPr>
         <w:pStyle w:val="Compact"/>
       </w:pPr>
@@ -14559,7 +14924,7 @@
       <w:pPr>
         <w:numPr>
           <w:ilvl w:val="0"/>
-          <w:numId w:val="1011"/>
+          <w:numId w:val="1012"/>
         </w:numPr>
         <w:pStyle w:val="Compact"/>
       </w:pPr>
@@ -14587,7 +14952,7 @@
       <w:pPr>
         <w:numPr>
           <w:ilvl w:val="0"/>
-          <w:numId w:val="1011"/>
+          <w:numId w:val="1012"/>
         </w:numPr>
         <w:pStyle w:val="Compact"/>
       </w:pPr>
@@ -14599,7 +14964,7 @@
       <w:pPr>
         <w:numPr>
           <w:ilvl w:val="0"/>
-          <w:numId w:val="1011"/>
+          <w:numId w:val="1012"/>
         </w:numPr>
         <w:pStyle w:val="Compact"/>
       </w:pPr>
@@ -14611,7 +14976,7 @@
       <w:pPr>
         <w:numPr>
           <w:ilvl w:val="0"/>
-          <w:numId w:val="1011"/>
+          <w:numId w:val="1012"/>
         </w:numPr>
         <w:pStyle w:val="Compact"/>
       </w:pPr>
@@ -14623,7 +14988,7 @@
       <w:pPr>
         <w:numPr>
           <w:ilvl w:val="0"/>
-          <w:numId w:val="1011"/>
+          <w:numId w:val="1012"/>
         </w:numPr>
         <w:pStyle w:val="Compact"/>
       </w:pPr>
@@ -14650,7 +15015,7 @@
       <w:pPr>
         <w:numPr>
           <w:ilvl w:val="0"/>
-          <w:numId w:val="1011"/>
+          <w:numId w:val="1012"/>
         </w:numPr>
         <w:pStyle w:val="Compact"/>
       </w:pPr>
@@ -14699,8 +15064,8 @@
         <w:t xml:space="preserve">, mapped onto the DBIZ2 Product Design Package. DBIZ3, VJCBI College — FTU. Group C · CINEMATCH.</w:t>
       </w:r>
     </w:p>
-    <w:bookmarkEnd w:id="46"/>
-    <w:bookmarkEnd w:id="47"/>
+    <w:bookmarkEnd w:id="48"/>
+    <w:bookmarkEnd w:id="49"/>
     <w:sectPr>
       <w:pgMar w:bottom="1020" w:left="1020" w:right="1020" w:top="1020"/>
     </w:sectPr>
@@ -14983,34 +15348,7 @@
     <w:abstractNumId w:val="991"/>
   </w:num>
   <w:num w:numId="1004">
-    <w:abstractNumId w:val="99411"/>
-    <w:lvlOverride w:ilvl="0">
-      <w:startOverride w:val="1"/>
-    </w:lvlOverride>
-    <w:lvlOverride w:ilvl="1">
-      <w:startOverride w:val="1"/>
-    </w:lvlOverride>
-    <w:lvlOverride w:ilvl="2">
-      <w:startOverride w:val="1"/>
-    </w:lvlOverride>
-    <w:lvlOverride w:ilvl="3">
-      <w:startOverride w:val="1"/>
-    </w:lvlOverride>
-    <w:lvlOverride w:ilvl="4">
-      <w:startOverride w:val="1"/>
-    </w:lvlOverride>
-    <w:lvlOverride w:ilvl="5">
-      <w:startOverride w:val="1"/>
-    </w:lvlOverride>
-    <w:lvlOverride w:ilvl="6">
-      <w:startOverride w:val="1"/>
-    </w:lvlOverride>
-    <w:lvlOverride w:ilvl="7">
-      <w:startOverride w:val="1"/>
-    </w:lvlOverride>
-    <w:lvlOverride w:ilvl="8">
-      <w:startOverride w:val="1"/>
-    </w:lvlOverride>
+    <w:abstractNumId w:val="991"/>
   </w:num>
   <w:num w:numId="1005">
     <w:abstractNumId w:val="99411"/>
@@ -15133,12 +15471,42 @@
     </w:lvlOverride>
   </w:num>
   <w:num w:numId="1009">
-    <w:abstractNumId w:val="991"/>
+    <w:abstractNumId w:val="99411"/>
+    <w:lvlOverride w:ilvl="0">
+      <w:startOverride w:val="1"/>
+    </w:lvlOverride>
+    <w:lvlOverride w:ilvl="1">
+      <w:startOverride w:val="1"/>
+    </w:lvlOverride>
+    <w:lvlOverride w:ilvl="2">
+      <w:startOverride w:val="1"/>
+    </w:lvlOverride>
+    <w:lvlOverride w:ilvl="3">
+      <w:startOverride w:val="1"/>
+    </w:lvlOverride>
+    <w:lvlOverride w:ilvl="4">
+      <w:startOverride w:val="1"/>
+    </w:lvlOverride>
+    <w:lvlOverride w:ilvl="5">
+      <w:startOverride w:val="1"/>
+    </w:lvlOverride>
+    <w:lvlOverride w:ilvl="6">
+      <w:startOverride w:val="1"/>
+    </w:lvlOverride>
+    <w:lvlOverride w:ilvl="7">
+      <w:startOverride w:val="1"/>
+    </w:lvlOverride>
+    <w:lvlOverride w:ilvl="8">
+      <w:startOverride w:val="1"/>
+    </w:lvlOverride>
   </w:num>
   <w:num w:numId="1010">
     <w:abstractNumId w:val="991"/>
   </w:num>
   <w:num w:numId="1011">
+    <w:abstractNumId w:val="991"/>
+  </w:num>
+  <w:num w:numId="1012">
     <w:abstractNumId w:val="991"/>
   </w:num>
 </w:numbering>
